--- a/livre.docx
+++ b/livre.docx
@@ -77,7 +77,7 @@
         <w:pStyle w:val="Date"/>
       </w:pPr>
       <w:r>
-        <w:t xml:space="preserve">2025-06-09</w:t>
+        <w:t xml:space="preserve">2025-06-18</w:t>
       </w:r>
     </w:p>
     <w:sdt>
@@ -106,13 +106,13 @@
         </w:p>
       </w:sdtContent>
     </w:sdt>
-    <w:bookmarkStart w:id="20" w:name="introduction"/>
+    <w:bookmarkStart w:id="20" w:name="introduction-générale"/>
     <w:p>
       <w:pPr>
         <w:pStyle w:val="Heading1"/>
       </w:pPr>
       <w:r>
-        <w:t xml:space="preserve">Introduction</w:t>
+        <w:t xml:space="preserve">Introduction Générale</w:t>
       </w:r>
     </w:p>
     <w:p>
@@ -298,6 +298,181 @@
       </w:pPr>
       <w:r>
         <w:t xml:space="preserve">Les résultats obtenus permettront d’évaluer la performance de la méthode proposée et d’ouvrir la voie à une application à grande échelle dans le contexte sénégalais, en vue de réduire les inégalités d’accès au numérique et d’optimiser l’usage des ressources technologiques disponibles.</w:t>
+      </w:r>
+    </w:p>
+    <w:bookmarkEnd w:id="20"/>
+    <w:bookmarkStart w:id="24" w:name="contexte-et-problématique"/>
+    <w:p>
+      <w:pPr>
+        <w:pStyle w:val="Heading1"/>
+      </w:pPr>
+      <w:r>
+        <w:t xml:space="preserve">Contexte et Problématique</w:t>
+      </w:r>
+    </w:p>
+    <w:bookmarkStart w:id="21" w:name="enjeux-de-la-connectivité"/>
+    <w:p>
+      <w:pPr>
+        <w:pStyle w:val="Heading3"/>
+      </w:pPr>
+      <w:r>
+        <w:t xml:space="preserve">Enjeux de la Connectivité</w:t>
+      </w:r>
+    </w:p>
+    <w:p>
+      <w:pPr>
+        <w:pStyle w:val="FirstParagraph"/>
+      </w:pPr>
+      <w:r>
+        <w:t xml:space="preserve">La problématique de la connectivité au Sénégal se manifeste par plusieurs aspects :</w:t>
+      </w:r>
+    </w:p>
+    <w:p>
+      <w:pPr>
+        <w:pStyle w:val="Compact"/>
+        <w:numPr>
+          <w:ilvl w:val="0"/>
+          <w:numId w:val="1001"/>
+        </w:numPr>
+      </w:pPr>
+      <w:r>
+        <w:rPr>
+          <w:b/>
+          <w:bCs/>
+        </w:rPr>
+        <w:t xml:space="preserve">Couverture inégale</w:t>
+      </w:r>
+      <w:r>
+        <w:t xml:space="preserve"> </w:t>
+      </w:r>
+      <w:r>
+        <w:t xml:space="preserve">: Disparités importantes entre zones urbaines et rurales</w:t>
+      </w:r>
+    </w:p>
+    <w:p>
+      <w:pPr>
+        <w:pStyle w:val="Compact"/>
+        <w:numPr>
+          <w:ilvl w:val="0"/>
+          <w:numId w:val="1001"/>
+        </w:numPr>
+      </w:pPr>
+      <w:r>
+        <w:rPr>
+          <w:b/>
+          <w:bCs/>
+        </w:rPr>
+        <w:t xml:space="preserve">Qualité de service limitée</w:t>
+      </w:r>
+      <w:r>
+        <w:t xml:space="preserve"> </w:t>
+      </w:r>
+      <w:r>
+        <w:t xml:space="preserve">: Débits insuffisants dans les zones reculées</w:t>
+      </w:r>
+    </w:p>
+    <w:p>
+      <w:pPr>
+        <w:pStyle w:val="Compact"/>
+        <w:numPr>
+          <w:ilvl w:val="0"/>
+          <w:numId w:val="1001"/>
+        </w:numPr>
+      </w:pPr>
+      <w:r>
+        <w:rPr>
+          <w:b/>
+          <w:bCs/>
+        </w:rPr>
+        <w:t xml:space="preserve">Fracture numérique</w:t>
+      </w:r>
+      <w:r>
+        <w:t xml:space="preserve"> </w:t>
+      </w:r>
+      <w:r>
+        <w:t xml:space="preserve">: Impact sur le développement socio-économique</w:t>
+      </w:r>
+    </w:p>
+    <w:p>
+      <w:pPr>
+        <w:pStyle w:val="Compact"/>
+        <w:numPr>
+          <w:ilvl w:val="0"/>
+          <w:numId w:val="1001"/>
+        </w:numPr>
+      </w:pPr>
+      <w:r>
+        <w:rPr>
+          <w:b/>
+          <w:bCs/>
+        </w:rPr>
+        <w:t xml:space="preserve">Contraintes géographiques</w:t>
+      </w:r>
+      <w:r>
+        <w:t xml:space="preserve"> </w:t>
+      </w:r>
+      <w:r>
+        <w:t xml:space="preserve">: Difficultés d’accès aux zones reculées</w:t>
+      </w:r>
+    </w:p>
+    <w:bookmarkEnd w:id="21"/>
+    <w:bookmarkStart w:id="22" w:name="problématique-du-placement-des-antennes"/>
+    <w:p>
+      <w:pPr>
+        <w:pStyle w:val="Heading3"/>
+      </w:pPr>
+      <w:r>
+        <w:t xml:space="preserve">Problématique du Placement des Antennes</w:t>
+      </w:r>
+    </w:p>
+    <w:p>
+      <w:pPr>
+        <w:pStyle w:val="FirstParagraph"/>
+      </w:pPr>
+      <w:r>
+        <w:t xml:space="preserve">Le placement des antennes de télécommunication constitue une problématique stratégique majeure. Il ne s’agit pas seulement de couvrir les zones densément peuplées, mais également d’assurer une couverture efficace dans les zones reculées, souvent difficiles d’accès, où les contraintes géographiques, économiques et techniques rendent le déploiement complexe.</w:t>
+      </w:r>
+    </w:p>
+    <w:bookmarkEnd w:id="22"/>
+    <w:bookmarkStart w:id="23" w:name="défis-techniques"/>
+    <w:p>
+      <w:pPr>
+        <w:pStyle w:val="Heading3"/>
+      </w:pPr>
+      <w:r>
+        <w:t xml:space="preserve">Défis Techniques</w:t>
+      </w:r>
+    </w:p>
+    <w:p>
+      <w:pPr>
+        <w:pStyle w:val="FirstParagraph"/>
+      </w:pPr>
+      <w:r>
+        <w:t xml:space="preserve">Une mauvaise répartition des stations de base peut engendrer :</w:t>
+      </w:r>
+      <w:r>
+        <w:t xml:space="preserve"> </w:t>
+      </w:r>
+      <w:r>
+        <w:t xml:space="preserve">- Des zones blanches (sans couverture)</w:t>
+      </w:r>
+      <w:r>
+        <w:t xml:space="preserve"> </w:t>
+      </w:r>
+      <w:r>
+        <w:t xml:space="preserve">- Une qualité de service dégradée</w:t>
+      </w:r>
+      <w:r>
+        <w:t xml:space="preserve"> </w:t>
+      </w:r>
+      <w:r>
+        <w:t xml:space="preserve">- Des interférences entre antennes</w:t>
+      </w:r>
+      <w:r>
+        <w:t xml:space="preserve"> </w:t>
+      </w:r>
+      <w:r>
+        <w:t xml:space="preserve">- Des coûts d’exploitation élevés</w:t>
       </w:r>
     </w:p>
     <w:p>
@@ -307,8 +482,9 @@
         </w:pict>
       </w:r>
     </w:p>
-    <w:bookmarkEnd w:id="20"/>
-    <w:bookmarkStart w:id="24" w:name="X30257324d77696b668cbe107099cb002fac829d"/>
+    <w:bookmarkEnd w:id="23"/>
+    <w:bookmarkEnd w:id="24"/>
+    <w:bookmarkStart w:id="25" w:name="X30257324d77696b668cbe107099cb002fac829d"/>
     <w:p>
       <w:pPr>
         <w:pStyle w:val="Heading1"/>
@@ -345,101 +521,199 @@
         <w:t xml:space="preserve">Les zones rurales, en particulier, souffrent d’un manque d’infrastructures de télécommunication, ce qui limite l’accès à Internet et aux services mobiles pour les populations locales.</w:t>
       </w:r>
     </w:p>
-    <w:p>
-      <w:pPr>
-        <w:pStyle w:val="SourceCode"/>
-      </w:pPr>
-      <w:r>
-        <w:rPr>
-          <w:rStyle w:val="VerbatimChar"/>
-        </w:rPr>
-        <w:t xml:space="preserve">Reading layer `gadm41_SEN_1' from data source </w:t>
-      </w:r>
-      <w:r>
-        <w:br/>
-      </w:r>
-      <w:r>
-        <w:rPr>
-          <w:rStyle w:val="VerbatimChar"/>
-        </w:rPr>
-        <w:t xml:space="preserve">  `C:\Users\USER\Desktop\ise math\s2\convexité et optimisation\optimisation-reseau\donnee\shp\gadm41_SEN_1.shp' </w:t>
-      </w:r>
-      <w:r>
-        <w:br/>
-      </w:r>
-      <w:r>
-        <w:rPr>
-          <w:rStyle w:val="VerbatimChar"/>
-        </w:rPr>
-        <w:t xml:space="preserve">  using driver `ESRI Shapefile'</w:t>
-      </w:r>
-      <w:r>
-        <w:br/>
-      </w:r>
-      <w:r>
-        <w:rPr>
-          <w:rStyle w:val="VerbatimChar"/>
-        </w:rPr>
-        <w:t xml:space="preserve">Simple feature collection with 14 features and 11 fields</w:t>
-      </w:r>
-      <w:r>
-        <w:br/>
-      </w:r>
-      <w:r>
-        <w:rPr>
-          <w:rStyle w:val="VerbatimChar"/>
-        </w:rPr>
-        <w:t xml:space="preserve">Geometry type: MULTIPOLYGON</w:t>
-      </w:r>
-      <w:r>
-        <w:br/>
-      </w:r>
-      <w:r>
-        <w:rPr>
-          <w:rStyle w:val="VerbatimChar"/>
-        </w:rPr>
-        <w:t xml:space="preserve">Dimension:     XY</w:t>
-      </w:r>
-      <w:r>
-        <w:br/>
-      </w:r>
-      <w:r>
-        <w:rPr>
-          <w:rStyle w:val="VerbatimChar"/>
-        </w:rPr>
-        <w:t xml:space="preserve">Bounding box:  xmin: -17.54319 ymin: 12.30786 xmax: -11.34247 ymax: 16.69207</w:t>
-      </w:r>
-      <w:r>
-        <w:br/>
-      </w:r>
-      <w:r>
-        <w:rPr>
-          <w:rStyle w:val="VerbatimChar"/>
-        </w:rPr>
-        <w:t xml:space="preserve">Geodetic CRS:  WGS 84</w:t>
+    <w:bookmarkEnd w:id="25"/>
+    <w:bookmarkStart w:id="52" w:name="contexte"/>
+    <w:p>
+      <w:pPr>
+        <w:pStyle w:val="Heading1"/>
+      </w:pPr>
+      <w:r>
+        <w:t xml:space="preserve">Contexte</w:t>
       </w:r>
     </w:p>
     <w:p>
       <w:pPr>
         <w:pStyle w:val="FirstParagraph"/>
+      </w:pPr>
+      <w:r>
+        <w:t xml:space="preserve">Le Sénégal, situé en Afrique de l’Ouest, compte une population estimée à plus de 18 millions d’habitants en 2023 (source : ANSD). Le pays présente une grande diversité géographique, allant des zones sahéliennes du nord-est aux forêts tropicales du sud-est. Les infrastructures numériques sont principalement concentrées dans les grandes agglomérations de l’ouest (Dakar, Thiès, Mbour).</w:t>
+      </w:r>
+    </w:p>
+    <w:bookmarkStart w:id="26" w:name="indicateurs-clés"/>
+    <w:p>
+      <w:pPr>
+        <w:pStyle w:val="Heading3"/>
+      </w:pPr>
+      <w:r>
+        <w:t xml:space="preserve">Indicateurs clés</w:t>
+      </w:r>
+    </w:p>
+    <w:p>
+      <w:pPr>
+        <w:pStyle w:val="FirstParagraph"/>
+      </w:pPr>
+      <w:r>
+        <w:t xml:space="preserve">Le pays couvre une superficie de 196 722 km² et est administrativement divisé en 14 régions. Le taux d’urbanisation est estimé à environ 47 %, ce qui indique que plus de la moitié de la population vit encore en milieu rural. En 2022, environ 58 % de la population avait accès à Internet, bien que ce chiffre masque d’importantes disparités régionales.</w:t>
+      </w:r>
+    </w:p>
+    <w:bookmarkEnd w:id="26"/>
+    <w:bookmarkStart w:id="51" w:name="couverture-réseau-un-paysage-inégal"/>
+    <w:p>
+      <w:pPr>
+        <w:pStyle w:val="Heading2"/>
+      </w:pPr>
+      <w:r>
+        <w:t xml:space="preserve">Couverture réseau : un paysage inégal</w:t>
+      </w:r>
+    </w:p>
+    <w:p>
+      <w:pPr>
+        <w:pStyle w:val="FirstParagraph"/>
+      </w:pPr>
+      <w:r>
+        <w:t xml:space="preserve">Malgré un développement significatif des réseaux 3G/4G en milieu urbain, de nombreuses zones rurales restent sous-connectées. Cette situation limite :</w:t>
+      </w:r>
+    </w:p>
+    <w:p>
+      <w:pPr>
+        <w:pStyle w:val="Compact"/>
+        <w:numPr>
+          <w:ilvl w:val="0"/>
+          <w:numId w:val="1002"/>
+        </w:numPr>
+      </w:pPr>
+      <w:r>
+        <w:t xml:space="preserve">L’accès aux services publics (santé, éducation)</w:t>
+      </w:r>
+    </w:p>
+    <w:p>
+      <w:pPr>
+        <w:pStyle w:val="Compact"/>
+        <w:numPr>
+          <w:ilvl w:val="0"/>
+          <w:numId w:val="1002"/>
+        </w:numPr>
+      </w:pPr>
+      <w:r>
+        <w:t xml:space="preserve">Les opportunités économiques locales</w:t>
+      </w:r>
+    </w:p>
+    <w:p>
+      <w:pPr>
+        <w:pStyle w:val="Compact"/>
+        <w:numPr>
+          <w:ilvl w:val="0"/>
+          <w:numId w:val="1002"/>
+        </w:numPr>
+      </w:pPr>
+      <w:r>
+        <w:t xml:space="preserve">Le développement de l’e-administration et des innovations numériques</w:t>
+      </w:r>
+    </w:p>
+    <w:bookmarkStart w:id="27" w:name="état-de-la-couverture-réseau-mobile"/>
+    <w:p>
+      <w:pPr>
+        <w:pStyle w:val="Heading3"/>
+      </w:pPr>
+      <w:r>
+        <w:t xml:space="preserve">État de la couverture réseau mobile</w:t>
+      </w:r>
+    </w:p>
+    <w:p>
+      <w:pPr>
+        <w:pStyle w:val="FirstParagraph"/>
+      </w:pPr>
+      <w:r>
+        <w:t xml:space="preserve">La couverture réseau au Sénégal est marquée par des disparités importantes :</w:t>
+      </w:r>
+    </w:p>
+    <w:p>
+      <w:pPr>
+        <w:pStyle w:val="Compact"/>
+        <w:numPr>
+          <w:ilvl w:val="0"/>
+          <w:numId w:val="1003"/>
+        </w:numPr>
+      </w:pPr>
+      <w:r>
+        <w:t xml:space="preserve">La couverture 2G/3G/4G/5G</w:t>
+      </w:r>
+    </w:p>
+    <w:p>
+      <w:pPr>
+        <w:pStyle w:val="Compact"/>
+        <w:numPr>
+          <w:ilvl w:val="0"/>
+          <w:numId w:val="1003"/>
+        </w:numPr>
+      </w:pPr>
+      <w:r>
+        <w:t xml:space="preserve">La qualité du signal par opérateur</w:t>
+      </w:r>
+    </w:p>
+    <w:p>
+      <w:pPr>
+        <w:pStyle w:val="Compact"/>
+        <w:numPr>
+          <w:ilvl w:val="0"/>
+          <w:numId w:val="1003"/>
+        </w:numPr>
+      </w:pPr>
+      <w:r>
+        <w:t xml:space="preserve">Les débits moyens</w:t>
+      </w:r>
+    </w:p>
+    <w:p>
+      <w:pPr>
+        <w:pStyle w:val="Compact"/>
+        <w:numPr>
+          <w:ilvl w:val="0"/>
+          <w:numId w:val="1003"/>
+        </w:numPr>
+      </w:pPr>
+      <w:r>
+        <w:t xml:space="preserve">La latence</w:t>
+      </w:r>
+    </w:p>
+    <w:bookmarkEnd w:id="27"/>
+    <w:bookmarkStart w:id="31" w:name="analyse-par-opérateur"/>
+    <w:p>
+      <w:pPr>
+        <w:pStyle w:val="Heading3"/>
+      </w:pPr>
+      <w:r>
+        <w:t xml:space="preserve">Analyse par opérateur</w:t>
+      </w:r>
+    </w:p>
+    <w:p>
+      <w:pPr>
+        <w:pStyle w:val="FirstParagraph"/>
+      </w:pPr>
+      <w:r>
+        <w:t xml:space="preserve">Les trois principaux opérateurs du Sénégal (Orange, Free, Expresso) présentent des couvertures différentes :</w:t>
+      </w:r>
+    </w:p>
+    <w:p>
+      <w:pPr>
+        <w:pStyle w:val="CaptionedFigure"/>
       </w:pPr>
       <w:r>
         <w:drawing>
           <wp:inline>
             <wp:extent cx="4620126" cy="3696101"/>
             <wp:effectExtent b="0" l="0" r="0" t="0"/>
-            <wp:docPr descr="" title="" id="22" name="Picture"/>
+            <wp:docPr descr="Comparaison de la couverture par opérateur" title="" id="29" name="Picture"/>
             <a:graphic>
               <a:graphicData uri="http://schemas.openxmlformats.org/drawingml/2006/picture">
                 <pic:pic>
                   <pic:nvPicPr>
-                    <pic:cNvPr descr="livre_files/figure-docx/unnamed-chunk-2-1.png" id="23" name="Picture"/>
+                    <pic:cNvPr descr="livre_files/figure-docx/operator-coverage-1.png" id="30" name="Picture"/>
                     <pic:cNvPicPr>
                       <a:picLocks noChangeArrowheads="1" noChangeAspect="1"/>
                     </pic:cNvPicPr>
                   </pic:nvPicPr>
                   <pic:blipFill>
-                    <a:blip r:embed="rId21"/>
+                    <a:blip r:embed="rId28"/>
                     <a:stretch>
                       <a:fillRect/>
                     </a:stretch>
@@ -466,148 +740,22 @@
         </w:drawing>
       </w:r>
     </w:p>
-    <w:bookmarkEnd w:id="24"/>
-    <w:bookmarkStart w:id="49" w:name="Xcd14d8aae976b99bc22a04301205ad8a936bcaa"/>
-    <w:p>
-      <w:pPr>
-        <w:pStyle w:val="Heading1"/>
-      </w:pPr>
-      <w:r>
-        <w:t xml:space="preserve">Généralités sur les Réseaux de télécommunicatin</w:t>
-      </w:r>
-    </w:p>
-    <w:bookmarkStart w:id="25" w:name="canaux-de-communication"/>
-    <w:p>
-      <w:pPr>
-        <w:pStyle w:val="Heading2"/>
-      </w:pPr>
-      <w:r>
-        <w:t xml:space="preserve">canaux de communication</w:t>
-      </w:r>
-    </w:p>
-    <w:p>
-      <w:pPr>
-        <w:pStyle w:val="FirstParagraph"/>
-      </w:pPr>
-      <w:r>
-        <w:t xml:space="preserve">En télécommunications ou dans les réseaux informatiques, un canal de commu</w:t>
-      </w:r>
-      <w:r>
-        <w:t xml:space="preserve"> </w:t>
-      </w:r>
-      <w:r>
-        <w:t xml:space="preserve">nication est un médium de transmission d’information, permettant l’acheminement</w:t>
-      </w:r>
-      <w:r>
-        <w:t xml:space="preserve"> </w:t>
-      </w:r>
-      <w:r>
-        <w:t xml:space="preserve">d’un message d’une ou plusieurs sources à un ou plusieurs destinataires. Cette trans</w:t>
-      </w:r>
-      <w:r>
-        <w:t xml:space="preserve"> </w:t>
-      </w:r>
-      <w:r>
-        <w:t xml:space="preserve">mission d’information peut se faire au travers d’un support physique, comme un câble,</w:t>
-      </w:r>
-      <w:r>
-        <w:t xml:space="preserve"> </w:t>
-      </w:r>
-      <w:r>
-        <w:t xml:space="preserve">ou d’un support logique, comme un canal radio.</w:t>
-      </w:r>
-    </w:p>
-    <w:bookmarkEnd w:id="25"/>
-    <w:bookmarkStart w:id="30" w:name="spectre-de-fréquence-dun-signal"/>
-    <w:p>
-      <w:pPr>
-        <w:pStyle w:val="Heading2"/>
-      </w:pPr>
-      <w:r>
-        <w:t xml:space="preserve">Spectre de fréquence d’un signal</w:t>
-      </w:r>
-    </w:p>
-    <w:p>
-      <w:pPr>
-        <w:pStyle w:val="FirstParagraph"/>
-      </w:pPr>
-      <w:r>
-        <w:t xml:space="preserve">Lors de la transmission d’un signal dans un câble ou dans l’air, celui-ci est de nature analogique. Pour comprendre comment il transporte l’information, on analyse sa composition fréquentielle à l’aide de la</w:t>
-      </w:r>
-      <w:r>
-        <w:t xml:space="preserve"> </w:t>
-      </w:r>
-      <w:r>
-        <w:rPr>
-          <w:b/>
-          <w:bCs/>
-        </w:rPr>
-        <w:t xml:space="preserve">transformée de Fourier</w:t>
-      </w:r>
-      <w:r>
-        <w:t xml:space="preserve">.</w:t>
-      </w:r>
-    </w:p>
-    <w:p>
-      <w:pPr>
-        <w:pStyle w:val="BodyText"/>
-      </w:pPr>
-      <w:r>
-        <w:t xml:space="preserve">Cette analyse permet d’obtenir le</w:t>
-      </w:r>
-      <w:r>
-        <w:t xml:space="preserve"> </w:t>
-      </w:r>
-      <w:r>
-        <w:rPr>
-          <w:b/>
-          <w:bCs/>
-        </w:rPr>
-        <w:t xml:space="preserve">spectre de fréquences</w:t>
-      </w:r>
-      <w:r>
-        <w:t xml:space="preserve"> </w:t>
-      </w:r>
-      <w:r>
-        <w:t xml:space="preserve">du signal, c’est-à-dire la répartition de sa puissance selon les différentes fréquences. Pour les signaux réels, l’énergie est souvent concentrée dans une</w:t>
-      </w:r>
-      <w:r>
-        <w:t xml:space="preserve"> </w:t>
-      </w:r>
-      <w:r>
-        <w:rPr>
-          <w:b/>
-          <w:bCs/>
-        </w:rPr>
-        <w:t xml:space="preserve">bande passante limitée</w:t>
-      </w:r>
-      <w:r>
-        <w:t xml:space="preserve">. En dessous d’un certain seuil, la puissance est négligeable, ce qui permet de</w:t>
-      </w:r>
-      <w:r>
-        <w:t xml:space="preserve"> </w:t>
-      </w:r>
-      <w:r>
-        <w:rPr>
-          <w:b/>
-          <w:bCs/>
-        </w:rPr>
-        <w:t xml:space="preserve">délimiter la bande utile</w:t>
-      </w:r>
-      <w:r>
-        <w:t xml:space="preserve"> </w:t>
-      </w:r>
-      <w:r>
-        <w:t xml:space="preserve">du signal.</w:t>
-      </w:r>
-    </w:p>
-    <w:bookmarkStart w:id="29" w:name="illustration-en-r"/>
+    <w:p>
+      <w:pPr>
+        <w:pStyle w:val="ImageCaption"/>
+      </w:pPr>
+      <w:r>
+        <w:t xml:space="preserve">Comparaison de la couverture par opérateur</w:t>
+      </w:r>
+    </w:p>
+    <w:bookmarkEnd w:id="31"/>
+    <w:bookmarkStart w:id="50" w:name="cartes-de-couverture-réseau"/>
     <w:p>
       <w:pPr>
         <w:pStyle w:val="Heading3"/>
       </w:pPr>
       <w:r>
-        <w:t xml:space="preserve">Illustration en R</w:t>
+        <w:t xml:space="preserve">Cartes de couverture réseau</w:t>
       </w:r>
     </w:p>
     <w:p>
@@ -617,20 +765,502 @@
       <w:r>
         <w:drawing>
           <wp:inline>
-            <wp:extent cx="4620126" cy="3696101"/>
+            <wp:extent cx="5334000" cy="4267200"/>
             <wp:effectExtent b="0" l="0" r="0" t="0"/>
-            <wp:docPr descr="" title="" id="27" name="Picture"/>
+            <wp:docPr descr="" title="" id="33" name="Picture"/>
             <a:graphic>
               <a:graphicData uri="http://schemas.openxmlformats.org/drawingml/2006/picture">
                 <pic:pic>
                   <pic:nvPicPr>
-                    <pic:cNvPr descr="livre_files/figure-docx/unnamed-chunk-3-1.png" id="28" name="Picture"/>
+                    <pic:cNvPr descr="images/carte_couverture_2G.png" id="34" name="Picture"/>
                     <pic:cNvPicPr>
                       <a:picLocks noChangeArrowheads="1" noChangeAspect="1"/>
                     </pic:cNvPicPr>
                   </pic:nvPicPr>
                   <pic:blipFill>
-                    <a:blip r:embed="rId26"/>
+                    <a:blip r:embed="rId32"/>
+                    <a:stretch>
+                      <a:fillRect/>
+                    </a:stretch>
+                  </pic:blipFill>
+                  <pic:spPr bwMode="auto">
+                    <a:xfrm>
+                      <a:off x="0" y="0"/>
+                      <a:ext cx="5334000" cy="4267200"/>
+                    </a:xfrm>
+                    <a:prstGeom prst="rect">
+                      <a:avLst/>
+                    </a:prstGeom>
+                    <a:noFill/>
+                    <a:ln w="9525">
+                      <a:noFill/>
+                      <a:headEnd/>
+                      <a:tailEnd/>
+                    </a:ln>
+                  </pic:spPr>
+                </pic:pic>
+              </a:graphicData>
+            </a:graphic>
+          </wp:inline>
+        </w:drawing>
+      </w:r>
+    </w:p>
+    <w:p>
+      <w:pPr>
+        <w:pStyle w:val="BodyText"/>
+      </w:pPr>
+      <w:r>
+        <w:t xml:space="preserve">la région de Dakar, la couverture 2G est presque totale, tandis que les zones rurales comme Tambacounda et Kédougou souffrent d’une couverture très limitée.</w:t>
+      </w:r>
+    </w:p>
+    <w:p>
+      <w:pPr>
+        <w:pStyle w:val="BodyText"/>
+      </w:pPr>
+      <w:r>
+        <w:drawing>
+          <wp:inline>
+            <wp:extent cx="5334000" cy="4267200"/>
+            <wp:effectExtent b="0" l="0" r="0" t="0"/>
+            <wp:docPr descr="" title="" id="36" name="Picture"/>
+            <a:graphic>
+              <a:graphicData uri="http://schemas.openxmlformats.org/drawingml/2006/picture">
+                <pic:pic>
+                  <pic:nvPicPr>
+                    <pic:cNvPr descr="images/carte_couverture_3G.png" id="37" name="Picture"/>
+                    <pic:cNvPicPr>
+                      <a:picLocks noChangeArrowheads="1" noChangeAspect="1"/>
+                    </pic:cNvPicPr>
+                  </pic:nvPicPr>
+                  <pic:blipFill>
+                    <a:blip r:embed="rId35"/>
+                    <a:stretch>
+                      <a:fillRect/>
+                    </a:stretch>
+                  </pic:blipFill>
+                  <pic:spPr bwMode="auto">
+                    <a:xfrm>
+                      <a:off x="0" y="0"/>
+                      <a:ext cx="5334000" cy="4267200"/>
+                    </a:xfrm>
+                    <a:prstGeom prst="rect">
+                      <a:avLst/>
+                    </a:prstGeom>
+                    <a:noFill/>
+                    <a:ln w="9525">
+                      <a:noFill/>
+                      <a:headEnd/>
+                      <a:tailEnd/>
+                    </a:ln>
+                  </pic:spPr>
+                </pic:pic>
+              </a:graphicData>
+            </a:graphic>
+          </wp:inline>
+        </w:drawing>
+      </w:r>
+    </w:p>
+    <w:p>
+      <w:pPr>
+        <w:pStyle w:val="BodyText"/>
+      </w:pPr>
+      <w:r>
+        <w:t xml:space="preserve">Dans la carte de couverture 3G, on observe une amélioration significative dans les zones urbaines, mais des lacunes persistent dans les régions rurales.</w:t>
+      </w:r>
+    </w:p>
+    <w:p>
+      <w:pPr>
+        <w:pStyle w:val="BodyText"/>
+      </w:pPr>
+      <w:r>
+        <w:drawing>
+          <wp:inline>
+            <wp:extent cx="5334000" cy="4267200"/>
+            <wp:effectExtent b="0" l="0" r="0" t="0"/>
+            <wp:docPr descr="" title="" id="39" name="Picture"/>
+            <a:graphic>
+              <a:graphicData uri="http://schemas.openxmlformats.org/drawingml/2006/picture">
+                <pic:pic>
+                  <pic:nvPicPr>
+                    <pic:cNvPr descr="images/carte_couverture_4G.png" id="40" name="Picture"/>
+                    <pic:cNvPicPr>
+                      <a:picLocks noChangeArrowheads="1" noChangeAspect="1"/>
+                    </pic:cNvPicPr>
+                  </pic:nvPicPr>
+                  <pic:blipFill>
+                    <a:blip r:embed="rId38"/>
+                    <a:stretch>
+                      <a:fillRect/>
+                    </a:stretch>
+                  </pic:blipFill>
+                  <pic:spPr bwMode="auto">
+                    <a:xfrm>
+                      <a:off x="0" y="0"/>
+                      <a:ext cx="5334000" cy="4267200"/>
+                    </a:xfrm>
+                    <a:prstGeom prst="rect">
+                      <a:avLst/>
+                    </a:prstGeom>
+                    <a:noFill/>
+                    <a:ln w="9525">
+                      <a:noFill/>
+                      <a:headEnd/>
+                      <a:tailEnd/>
+                    </a:ln>
+                  </pic:spPr>
+                </pic:pic>
+              </a:graphicData>
+            </a:graphic>
+          </wp:inline>
+        </w:drawing>
+      </w:r>
+    </w:p>
+    <w:p>
+      <w:pPr>
+        <w:pStyle w:val="BodyText"/>
+      </w:pPr>
+      <w:r>
+        <w:t xml:space="preserve">La carte de couverture 4G montre une concentration de la couverture dans les grandes villes notamment à Dakar , tandis que les zones rurales restent largement sous-couvertes, avec des débits souvent insuffisants pour les usages modernes.</w:t>
+      </w:r>
+    </w:p>
+    <w:p>
+      <w:pPr>
+        <w:pStyle w:val="BodyText"/>
+      </w:pPr>
+      <w:r>
+        <w:drawing>
+          <wp:inline>
+            <wp:extent cx="5334000" cy="2300287"/>
+            <wp:effectExtent b="0" l="0" r="0" t="0"/>
+            <wp:docPr descr="" title="" id="42" name="Picture"/>
+            <a:graphic>
+              <a:graphicData uri="http://schemas.openxmlformats.org/drawingml/2006/picture">
+                <pic:pic>
+                  <pic:nvPicPr>
+                    <pic:cNvPr descr="images/nperfcouverture_orange.png" id="43" name="Picture"/>
+                    <pic:cNvPicPr>
+                      <a:picLocks noChangeArrowheads="1" noChangeAspect="1"/>
+                    </pic:cNvPicPr>
+                  </pic:nvPicPr>
+                  <pic:blipFill>
+                    <a:blip r:embed="rId41"/>
+                    <a:stretch>
+                      <a:fillRect/>
+                    </a:stretch>
+                  </pic:blipFill>
+                  <pic:spPr bwMode="auto">
+                    <a:xfrm>
+                      <a:off x="0" y="0"/>
+                      <a:ext cx="5334000" cy="2300287"/>
+                    </a:xfrm>
+                    <a:prstGeom prst="rect">
+                      <a:avLst/>
+                    </a:prstGeom>
+                    <a:noFill/>
+                    <a:ln w="9525">
+                      <a:noFill/>
+                      <a:headEnd/>
+                      <a:tailEnd/>
+                    </a:ln>
+                  </pic:spPr>
+                </pic:pic>
+              </a:graphicData>
+            </a:graphic>
+          </wp:inline>
+        </w:drawing>
+      </w:r>
+    </w:p>
+    <w:p>
+      <w:pPr>
+        <w:pStyle w:val="BodyText"/>
+      </w:pPr>
+      <w:r>
+        <w:t xml:space="preserve">le réseau Orange est le plus étendu, avec une couverture de 95% dans la région de Dakar, mais il reste des zones blanches dans les régions rurales.</w:t>
+      </w:r>
+      <w:r>
+        <w:t xml:space="preserve"> </w:t>
+      </w:r>
+      <w:r>
+        <w:t xml:space="preserve">le réseau 4G de Free est beaucoup plus concentré dans les zones urbaines, , mais il est très limité dans les zones rurales.</w:t>
+      </w:r>
+    </w:p>
+    <w:p>
+      <w:pPr>
+        <w:pStyle w:val="BodyText"/>
+      </w:pPr>
+      <w:r>
+        <w:drawing>
+          <wp:inline>
+            <wp:extent cx="5334000" cy="3000375"/>
+            <wp:effectExtent b="0" l="0" r="0" t="0"/>
+            <wp:docPr descr="" title="" id="45" name="Picture"/>
+            <a:graphic>
+              <a:graphicData uri="http://schemas.openxmlformats.org/drawingml/2006/picture">
+                <pic:pic>
+                  <pic:nvPicPr>
+                    <pic:cNvPr descr="images/nperfcouverture_free.png" id="46" name="Picture"/>
+                    <pic:cNvPicPr>
+                      <a:picLocks noChangeArrowheads="1" noChangeAspect="1"/>
+                    </pic:cNvPicPr>
+                  </pic:nvPicPr>
+                  <pic:blipFill>
+                    <a:blip r:embed="rId44"/>
+                    <a:stretch>
+                      <a:fillRect/>
+                    </a:stretch>
+                  </pic:blipFill>
+                  <pic:spPr bwMode="auto">
+                    <a:xfrm>
+                      <a:off x="0" y="0"/>
+                      <a:ext cx="5334000" cy="3000375"/>
+                    </a:xfrm>
+                    <a:prstGeom prst="rect">
+                      <a:avLst/>
+                    </a:prstGeom>
+                    <a:noFill/>
+                    <a:ln w="9525">
+                      <a:noFill/>
+                      <a:headEnd/>
+                      <a:tailEnd/>
+                    </a:ln>
+                  </pic:spPr>
+                </pic:pic>
+              </a:graphicData>
+            </a:graphic>
+          </wp:inline>
+        </w:drawing>
+      </w:r>
+    </w:p>
+    <w:p>
+      <w:pPr>
+        <w:pStyle w:val="BodyText"/>
+      </w:pPr>
+      <w:r>
+        <w:t xml:space="preserve">la couverture de Free est légèrement inférieure, avec 90% dans la région de Dakar, mais elle souffre également de lacunes dans les zones rurales.</w:t>
+      </w:r>
+    </w:p>
+    <w:p>
+      <w:pPr>
+        <w:pStyle w:val="BodyText"/>
+      </w:pPr>
+      <w:r>
+        <w:drawing>
+          <wp:inline>
+            <wp:extent cx="5334000" cy="2291953"/>
+            <wp:effectExtent b="0" l="0" r="0" t="0"/>
+            <wp:docPr descr="" title="" id="48" name="Picture"/>
+            <a:graphic>
+              <a:graphicData uri="http://schemas.openxmlformats.org/drawingml/2006/picture">
+                <pic:pic>
+                  <pic:nvPicPr>
+                    <pic:cNvPr descr="images/nperfcouverture_express.png" id="49" name="Picture"/>
+                    <pic:cNvPicPr>
+                      <a:picLocks noChangeArrowheads="1" noChangeAspect="1"/>
+                    </pic:cNvPicPr>
+                  </pic:nvPicPr>
+                  <pic:blipFill>
+                    <a:blip r:embed="rId47"/>
+                    <a:stretch>
+                      <a:fillRect/>
+                    </a:stretch>
+                  </pic:blipFill>
+                  <pic:spPr bwMode="auto">
+                    <a:xfrm>
+                      <a:off x="0" y="0"/>
+                      <a:ext cx="5334000" cy="2291953"/>
+                    </a:xfrm>
+                    <a:prstGeom prst="rect">
+                      <a:avLst/>
+                    </a:prstGeom>
+                    <a:noFill/>
+                    <a:ln w="9525">
+                      <a:noFill/>
+                      <a:headEnd/>
+                      <a:tailEnd/>
+                    </a:ln>
+                  </pic:spPr>
+                </pic:pic>
+              </a:graphicData>
+            </a:graphic>
+          </wp:inline>
+        </w:drawing>
+      </w:r>
+    </w:p>
+    <w:p>
+      <w:pPr>
+        <w:pStyle w:val="BodyText"/>
+      </w:pPr>
+      <w:r>
+        <w:t xml:space="preserve">le reseau d’Expresso est le moins étendu, avec une couverture de 85% dans la région de Dakar, et il souffre de lacunes importantes dans les zones rurales. Il présente de nombreuses zones blanches, notamment dans les régions de Kédougou et Tambacounda, où la couverture est inférieure à 50%.</w:t>
+      </w:r>
+    </w:p>
+    <w:bookmarkEnd w:id="50"/>
+    <w:bookmarkEnd w:id="51"/>
+    <w:bookmarkEnd w:id="52"/>
+    <w:bookmarkStart w:id="77" w:name="Xcd14d8aae976b99bc22a04301205ad8a936bcaa"/>
+    <w:p>
+      <w:pPr>
+        <w:pStyle w:val="Heading1"/>
+      </w:pPr>
+      <w:r>
+        <w:t xml:space="preserve">Généralités sur les Réseaux de télécommunicatin</w:t>
+      </w:r>
+    </w:p>
+    <w:bookmarkStart w:id="53" w:name="canaux-de-communication"/>
+    <w:p>
+      <w:pPr>
+        <w:pStyle w:val="Heading2"/>
+      </w:pPr>
+      <w:r>
+        <w:t xml:space="preserve">canaux de communication</w:t>
+      </w:r>
+    </w:p>
+    <w:p>
+      <w:pPr>
+        <w:pStyle w:val="FirstParagraph"/>
+      </w:pPr>
+      <w:r>
+        <w:t xml:space="preserve">En télécommunications ou dans les réseaux informatiques, un canal de commu</w:t>
+      </w:r>
+      <w:r>
+        <w:t xml:space="preserve"> </w:t>
+      </w:r>
+      <w:r>
+        <w:t xml:space="preserve">nication est un médium de transmission d’information, permettant l’acheminement</w:t>
+      </w:r>
+      <w:r>
+        <w:t xml:space="preserve"> </w:t>
+      </w:r>
+      <w:r>
+        <w:t xml:space="preserve">d’un message d’une ou plusieurs sources à un ou plusieurs destinataires. Cette trans</w:t>
+      </w:r>
+      <w:r>
+        <w:t xml:space="preserve"> </w:t>
+      </w:r>
+      <w:r>
+        <w:t xml:space="preserve">mission d’information peut se faire au travers d’un support physique, comme un câble,</w:t>
+      </w:r>
+      <w:r>
+        <w:t xml:space="preserve"> </w:t>
+      </w:r>
+      <w:r>
+        <w:t xml:space="preserve">ou d’un support logique, comme un canal radio.</w:t>
+      </w:r>
+    </w:p>
+    <w:bookmarkEnd w:id="53"/>
+    <w:bookmarkStart w:id="58" w:name="spectre-de-fréquence-dun-signal"/>
+    <w:p>
+      <w:pPr>
+        <w:pStyle w:val="Heading2"/>
+      </w:pPr>
+      <w:r>
+        <w:t xml:space="preserve">Spectre de fréquence d’un signal</w:t>
+      </w:r>
+    </w:p>
+    <w:p>
+      <w:pPr>
+        <w:pStyle w:val="FirstParagraph"/>
+      </w:pPr>
+      <w:r>
+        <w:t xml:space="preserve">Lors de la transmission d’un signal dans un câble ou dans l’air, celui-ci est de nature analogique. Pour comprendre comment il transporte l’information, on analyse sa composition fréquentielle à l’aide de la</w:t>
+      </w:r>
+      <w:r>
+        <w:t xml:space="preserve"> </w:t>
+      </w:r>
+      <w:r>
+        <w:rPr>
+          <w:b/>
+          <w:bCs/>
+        </w:rPr>
+        <w:t xml:space="preserve">transformée de Fourier</w:t>
+      </w:r>
+      <w:r>
+        <w:t xml:space="preserve">.</w:t>
+      </w:r>
+    </w:p>
+    <w:p>
+      <w:pPr>
+        <w:pStyle w:val="BodyText"/>
+      </w:pPr>
+      <w:r>
+        <w:t xml:space="preserve">Cette analyse permet d’obtenir le</w:t>
+      </w:r>
+      <w:r>
+        <w:t xml:space="preserve"> </w:t>
+      </w:r>
+      <w:r>
+        <w:rPr>
+          <w:b/>
+          <w:bCs/>
+        </w:rPr>
+        <w:t xml:space="preserve">spectre de fréquences</w:t>
+      </w:r>
+      <w:r>
+        <w:t xml:space="preserve"> </w:t>
+      </w:r>
+      <w:r>
+        <w:t xml:space="preserve">du signal, c’est-à-dire la répartition de sa puissance selon les différentes fréquences. Pour les signaux réels, l’énergie est souvent concentrée dans une</w:t>
+      </w:r>
+      <w:r>
+        <w:t xml:space="preserve"> </w:t>
+      </w:r>
+      <w:r>
+        <w:rPr>
+          <w:b/>
+          <w:bCs/>
+        </w:rPr>
+        <w:t xml:space="preserve">bande passante limitée</w:t>
+      </w:r>
+      <w:r>
+        <w:t xml:space="preserve">. En dessous d’un certain seuil, la puissance est négligeable, ce qui permet de</w:t>
+      </w:r>
+      <w:r>
+        <w:t xml:space="preserve"> </w:t>
+      </w:r>
+      <w:r>
+        <w:rPr>
+          <w:b/>
+          <w:bCs/>
+        </w:rPr>
+        <w:t xml:space="preserve">délimiter la bande utile</w:t>
+      </w:r>
+      <w:r>
+        <w:t xml:space="preserve"> </w:t>
+      </w:r>
+      <w:r>
+        <w:t xml:space="preserve">du signal.</w:t>
+      </w:r>
+    </w:p>
+    <w:bookmarkStart w:id="57" w:name="illustration-en-r"/>
+    <w:p>
+      <w:pPr>
+        <w:pStyle w:val="Heading3"/>
+      </w:pPr>
+      <w:r>
+        <w:t xml:space="preserve">Illustration en R</w:t>
+      </w:r>
+    </w:p>
+    <w:p>
+      <w:pPr>
+        <w:pStyle w:val="FirstParagraph"/>
+      </w:pPr>
+      <w:r>
+        <w:drawing>
+          <wp:inline>
+            <wp:extent cx="4620126" cy="3696101"/>
+            <wp:effectExtent b="0" l="0" r="0" t="0"/>
+            <wp:docPr descr="" title="" id="55" name="Picture"/>
+            <a:graphic>
+              <a:graphicData uri="http://schemas.openxmlformats.org/drawingml/2006/picture">
+                <pic:pic>
+                  <pic:nvPicPr>
+                    <pic:cNvPr descr="livre_files/figure-docx/unnamed-chunk-7-1.png" id="56" name="Picture"/>
+                    <pic:cNvPicPr>
+                      <a:picLocks noChangeArrowheads="1" noChangeAspect="1"/>
+                    </pic:cNvPicPr>
+                  </pic:nvPicPr>
+                  <pic:blipFill>
+                    <a:blip r:embed="rId54"/>
                     <a:stretch>
                       <a:fillRect/>
                     </a:stretch>
@@ -657,9 +1287,9 @@
         </w:drawing>
       </w:r>
     </w:p>
-    <w:bookmarkEnd w:id="29"/>
-    <w:bookmarkEnd w:id="30"/>
-    <w:bookmarkStart w:id="37" w:name="bande-passante-dun-canal"/>
+    <w:bookmarkEnd w:id="57"/>
+    <w:bookmarkEnd w:id="58"/>
+    <w:bookmarkStart w:id="65" w:name="bande-passante-dun-canal"/>
     <w:p>
       <w:pPr>
         <w:pStyle w:val="Heading2"/>
@@ -697,18 +1327,18 @@
           <wp:inline>
             <wp:extent cx="4533900" cy="1869739"/>
             <wp:effectExtent b="0" l="0" r="0" t="0"/>
-            <wp:docPr descr="" title="" id="32" name="Picture"/>
+            <wp:docPr descr="" title="" id="60" name="Picture"/>
             <a:graphic>
               <a:graphicData uri="http://schemas.openxmlformats.org/drawingml/2006/picture">
                 <pic:pic>
                   <pic:nvPicPr>
-                    <pic:cNvPr descr="donnee/frequence.png" id="33" name="Picture"/>
+                    <pic:cNvPr descr="donnee/frequence.png" id="61" name="Picture"/>
                     <pic:cNvPicPr>
                       <a:picLocks noChangeArrowheads="1" noChangeAspect="1"/>
                     </pic:cNvPicPr>
                   </pic:nvPicPr>
                   <pic:blipFill>
-                    <a:blip r:embed="rId31"/>
+                    <a:blip r:embed="rId59"/>
                     <a:stretch>
                       <a:fillRect/>
                     </a:stretch>
@@ -878,18 +1508,18 @@
           <wp:inline>
             <wp:extent cx="4620126" cy="3696101"/>
             <wp:effectExtent b="0" l="0" r="0" t="0"/>
-            <wp:docPr descr="" title="" id="35" name="Picture"/>
+            <wp:docPr descr="" title="" id="63" name="Picture"/>
             <a:graphic>
               <a:graphicData uri="http://schemas.openxmlformats.org/drawingml/2006/picture">
                 <pic:pic>
                   <pic:nvPicPr>
-                    <pic:cNvPr descr="livre_files/figure-docx/unnamed-chunk-5-1.png" id="36" name="Picture"/>
+                    <pic:cNvPr descr="livre_files/figure-docx/unnamed-chunk-9-1.png" id="64" name="Picture"/>
                     <pic:cNvPicPr>
                       <a:picLocks noChangeArrowheads="1" noChangeAspect="1"/>
                     </pic:cNvPicPr>
                   </pic:nvPicPr>
                   <pic:blipFill>
-                    <a:blip r:embed="rId34"/>
+                    <a:blip r:embed="rId62"/>
                     <a:stretch>
                       <a:fillRect/>
                     </a:stretch>
@@ -924,8 +1554,8 @@
         <w:t xml:space="preserve">En modulant cette onde avec le signal d’origine, on obtient un signal modulé dont le spectre est déplacé autour de la fréquence fPf​. Ce nouveau signal respecte les contraintes fréquentielles du support et peut donc être transmis efficacement.</w:t>
       </w:r>
     </w:p>
-    <w:bookmarkEnd w:id="37"/>
-    <w:bookmarkStart w:id="38" w:name="X06708ae7417a44d188c4deaad560617a2bbc7ae"/>
+    <w:bookmarkEnd w:id="65"/>
+    <w:bookmarkStart w:id="66" w:name="X06708ae7417a44d188c4deaad560617a2bbc7ae"/>
     <w:p>
       <w:pPr>
         <w:pStyle w:val="Heading2"/>
@@ -1349,8 +1979,8 @@
         <w:t xml:space="preserve">sont cruciales dans la conception des réseaux de télécommunications.</w:t>
       </w:r>
     </w:p>
-    <w:bookmarkEnd w:id="38"/>
-    <w:bookmarkStart w:id="39" w:name="Xf4760dda46b43df9ba4cde4656e2b2e7dd443c3"/>
+    <w:bookmarkEnd w:id="66"/>
+    <w:bookmarkStart w:id="67" w:name="Xf4760dda46b43df9ba4cde4656e2b2e7dd443c3"/>
     <w:p>
       <w:pPr>
         <w:pStyle w:val="Heading2"/>
@@ -1517,8 +2147,8 @@
         <w:t xml:space="preserve">qui altèrent la propagation des ondes.</w:t>
       </w:r>
     </w:p>
-    <w:bookmarkEnd w:id="39"/>
-    <w:bookmarkStart w:id="45" w:name="modélisation-de-la-propagation-des-ondes"/>
+    <w:bookmarkEnd w:id="67"/>
+    <w:bookmarkStart w:id="73" w:name="modélisation-de-la-propagation-des-ondes"/>
     <w:p>
       <w:pPr>
         <w:pStyle w:val="Heading2"/>
@@ -1527,7 +2157,7 @@
         <w:t xml:space="preserve">Modélisation de la propagation des ondes</w:t>
       </w:r>
     </w:p>
-    <w:bookmarkStart w:id="40" w:name="Xd8647750e0499caf45209e26c07c81a2d1bd235"/>
+    <w:bookmarkStart w:id="68" w:name="Xd8647750e0499caf45209e26c07c81a2d1bd235"/>
     <w:p>
       <w:pPr>
         <w:pStyle w:val="Heading3"/>
@@ -2370,7 +3000,7 @@
       <w:pPr>
         <w:numPr>
           <w:ilvl w:val="0"/>
-          <w:numId w:val="1001"/>
+          <w:numId w:val="1004"/>
         </w:numPr>
       </w:pPr>
       <w:r>
@@ -2446,7 +3076,7 @@
       <w:pPr>
         <w:numPr>
           <w:ilvl w:val="0"/>
-          <w:numId w:val="1001"/>
+          <w:numId w:val="1004"/>
         </w:numPr>
       </w:pPr>
       <w:r>
@@ -2505,8 +3135,8 @@
         <w:t xml:space="preserve">. Cela reflète l’atténuation naturelle des ondes dans l’espace libre, même en l’absence d’obstacles.</w:t>
       </w:r>
     </w:p>
-    <w:bookmarkEnd w:id="40"/>
-    <w:bookmarkStart w:id="44" w:name="X2c6010db78b7ca048af5933fce9d39db81c88bd"/>
+    <w:bookmarkEnd w:id="68"/>
+    <w:bookmarkStart w:id="72" w:name="X2c6010db78b7ca048af5933fce9d39db81c88bd"/>
     <w:p>
       <w:pPr>
         <w:pStyle w:val="Heading3"/>
@@ -2524,18 +3154,18 @@
           <wp:inline>
             <wp:extent cx="4620126" cy="3696101"/>
             <wp:effectExtent b="0" l="0" r="0" t="0"/>
-            <wp:docPr descr="" title="" id="42" name="Picture"/>
+            <wp:docPr descr="" title="" id="70" name="Picture"/>
             <a:graphic>
               <a:graphicData uri="http://schemas.openxmlformats.org/drawingml/2006/picture">
                 <pic:pic>
                   <pic:nvPicPr>
-                    <pic:cNvPr descr="livre_files/figure-docx/unnamed-chunk-6-1.png" id="43" name="Picture"/>
+                    <pic:cNvPr descr="livre_files/figure-docx/unnamed-chunk-10-1.png" id="71" name="Picture"/>
                     <pic:cNvPicPr>
                       <a:picLocks noChangeArrowheads="1" noChangeAspect="1"/>
                     </pic:cNvPicPr>
                   </pic:nvPicPr>
                   <pic:blipFill>
-                    <a:blip r:embed="rId41"/>
+                    <a:blip r:embed="rId69"/>
                     <a:stretch>
                       <a:fillRect/>
                     </a:stretch>
@@ -2562,9 +3192,9 @@
         </w:drawing>
       </w:r>
     </w:p>
-    <w:bookmarkEnd w:id="44"/>
-    <w:bookmarkEnd w:id="45"/>
-    <w:bookmarkStart w:id="47" w:name="propagation-en-présence-dobstacles"/>
+    <w:bookmarkEnd w:id="72"/>
+    <w:bookmarkEnd w:id="73"/>
+    <w:bookmarkStart w:id="75" w:name="propagation-en-présence-dobstacles"/>
     <w:p>
       <w:pPr>
         <w:pStyle w:val="Heading2"/>
@@ -2599,7 +3229,7 @@
         <w:t xml:space="preserve">approche empirique.</w:t>
       </w:r>
     </w:p>
-    <w:bookmarkStart w:id="46" w:name="approche-théorique"/>
+    <w:bookmarkStart w:id="74" w:name="approche-théorique"/>
     <w:p>
       <w:pPr>
         <w:pStyle w:val="Heading3"/>
@@ -2638,9 +3268,9 @@
         <w:t xml:space="preserve">Ces modèles sont particulièrement pertinents lorsque l’antenne est placée au-dessus des bâtiments et que le récepteur se trouve en contrebas, dans une rue.</w:t>
       </w:r>
     </w:p>
-    <w:bookmarkEnd w:id="46"/>
-    <w:bookmarkEnd w:id="47"/>
-    <w:bookmarkStart w:id="48" w:name="approche-empirique"/>
+    <w:bookmarkEnd w:id="74"/>
+    <w:bookmarkEnd w:id="75"/>
+    <w:bookmarkStart w:id="76" w:name="approche-empirique"/>
     <w:p>
       <w:pPr>
         <w:pStyle w:val="Heading2"/>
@@ -3287,9 +3917,9 @@
         <w:t xml:space="preserve">Ce modèle permet une modélisation souple et adaptée à différents contextes de propagation.</w:t>
       </w:r>
     </w:p>
-    <w:bookmarkEnd w:id="48"/>
-    <w:bookmarkEnd w:id="49"/>
-    <w:bookmarkStart w:id="57" w:name="rapport-signal-bruit"/>
+    <w:bookmarkEnd w:id="76"/>
+    <w:bookmarkEnd w:id="77"/>
+    <w:bookmarkStart w:id="82" w:name="rapport-signal-bruit"/>
     <w:p>
       <w:pPr>
         <w:pStyle w:val="Heading1"/>
@@ -3298,7 +3928,7 @@
         <w:t xml:space="preserve">Rapport signal-bruit</w:t>
       </w:r>
     </w:p>
-    <w:bookmarkStart w:id="50" w:name="définition-du-rapport-signal-bruit-snr"/>
+    <w:bookmarkStart w:id="78" w:name="définition-du-rapport-signal-bruit-snr"/>
     <w:p>
       <w:pPr>
         <w:pStyle w:val="Heading2"/>
@@ -3642,8 +4272,8 @@
         </m:oMath>
       </m:oMathPara>
     </w:p>
-    <w:bookmarkEnd w:id="50"/>
-    <w:bookmarkStart w:id="51" w:name="zone-de-couverture"/>
+    <w:bookmarkEnd w:id="78"/>
+    <w:bookmarkStart w:id="79" w:name="zone-de-couverture"/>
     <w:p>
       <w:pPr>
         <w:pStyle w:val="Heading2"/>
@@ -3785,8 +4415,8 @@
         </m:oMath>
       </m:oMathPara>
     </w:p>
-    <w:bookmarkEnd w:id="51"/>
-    <w:bookmarkStart w:id="52" w:name="Xaaafbcc546737bb1537c3999478088d491889c7"/>
+    <w:bookmarkEnd w:id="79"/>
+    <w:bookmarkStart w:id="80" w:name="Xaaafbcc546737bb1537c3999478088d491889c7"/>
     <w:p>
       <w:pPr>
         <w:pStyle w:val="Heading2"/>
@@ -4062,8 +4692,8 @@
         </w:tc>
       </w:tr>
     </w:tbl>
-    <w:bookmarkEnd w:id="52"/>
-    <w:bookmarkStart w:id="56" w:name="optimisation-du-placement-des-antennes"/>
+    <w:bookmarkEnd w:id="80"/>
+    <w:bookmarkStart w:id="81" w:name="optimisation-du-placement-des-antennes"/>
     <w:p>
       <w:pPr>
         <w:pStyle w:val="Heading2"/>
@@ -4168,27 +4798,38 @@
         <w:t xml:space="preserve">: Nécessité de minimiser le nombre d’antennes</w:t>
       </w:r>
     </w:p>
-    <w:p>
-      <w:pPr>
-        <w:pStyle w:val="BodyText"/>
+    <w:bookmarkEnd w:id="81"/>
+    <w:bookmarkEnd w:id="82"/>
+    <w:bookmarkStart w:id="106" w:name="modélisation-mathématique-du-problème"/>
+    <w:p>
+      <w:pPr>
+        <w:pStyle w:val="Heading1"/>
+      </w:pPr>
+      <w:r>
+        <w:t xml:space="preserve">Modélisation mathématique du problème</w:t>
+      </w:r>
+    </w:p>
+    <w:p>
+      <w:pPr>
+        <w:pStyle w:val="FirstParagraph"/>
       </w:pPr>
       <w:r>
         <w:drawing>
           <wp:inline>
-            <wp:extent cx="4620126" cy="3696101"/>
+            <wp:extent cx="2667000" cy="1267485"/>
             <wp:effectExtent b="0" l="0" r="0" t="0"/>
-            <wp:docPr descr="" title="" id="54" name="Picture"/>
+            <wp:docPr descr="" title="" id="84" name="Picture"/>
             <a:graphic>
               <a:graphicData uri="http://schemas.openxmlformats.org/drawingml/2006/picture">
                 <pic:pic>
                   <pic:nvPicPr>
-                    <pic:cNvPr descr="livre_files/figure-docx/unnamed-chunk-8-1.png" id="55" name="Picture"/>
+                    <pic:cNvPr descr="images/antenne-reseaux-mobiles-4G-3G.png" id="85" name="Picture"/>
                     <pic:cNvPicPr>
                       <a:picLocks noChangeArrowheads="1" noChangeAspect="1"/>
                     </pic:cNvPicPr>
                   </pic:nvPicPr>
                   <pic:blipFill>
-                    <a:blip r:embed="rId53"/>
+                    <a:blip r:embed="rId83"/>
                     <a:stretch>
                       <a:fillRect/>
                     </a:stretch>
@@ -4196,7 +4837,7 @@
                   <pic:spPr bwMode="auto">
                     <a:xfrm>
                       <a:off x="0" y="0"/>
-                      <a:ext cx="4620126" cy="3696101"/>
+                      <a:ext cx="2667000" cy="1267485"/>
                     </a:xfrm>
                     <a:prstGeom prst="rect">
                       <a:avLst/>
@@ -4215,44 +4856,13 @@
         </w:drawing>
       </w:r>
     </w:p>
-    <w:p>
-      <w:pPr>
-        <w:pStyle w:val="SourceCode"/>
-      </w:pPr>
-      <w:r>
-        <w:rPr>
-          <w:rStyle w:val="VerbatimChar"/>
-        </w:rPr>
-        <w:t xml:space="preserve"> [1] "Dakar"       "Diourbel"    "Fatick"      "Kaffrine"    "Kaolack"    </w:t>
-      </w:r>
-      <w:r>
-        <w:br/>
-      </w:r>
-      <w:r>
-        <w:rPr>
-          <w:rStyle w:val="VerbatimChar"/>
-        </w:rPr>
-        <w:t xml:space="preserve"> [6] "Kédougou"    "Kolda"       "Louga"       "Matam"       "Saint-Louis"</w:t>
-      </w:r>
-      <w:r>
-        <w:br/>
-      </w:r>
-      <w:r>
-        <w:rPr>
-          <w:rStyle w:val="VerbatimChar"/>
-        </w:rPr>
-        <w:t xml:space="preserve">[11] "Sédhiou"     "Tambacounda" "Thiès"       "Ziguinchor" </w:t>
-      </w:r>
-    </w:p>
-    <w:bookmarkEnd w:id="56"/>
-    <w:bookmarkEnd w:id="57"/>
-    <w:bookmarkStart w:id="69" w:name="modélisation-mathématique-du-problème"/>
-    <w:p>
-      <w:pPr>
-        <w:pStyle w:val="Heading1"/>
-      </w:pPr>
-      <w:r>
-        <w:t xml:space="preserve">Modélisation mathématique du problème</w:t>
+    <w:bookmarkStart w:id="89" w:name="définition-du-problème"/>
+    <w:p>
+      <w:pPr>
+        <w:pStyle w:val="Heading2"/>
+      </w:pPr>
+      <w:r>
+        <w:t xml:space="preserve">Définition du problème</w:t>
       </w:r>
     </w:p>
     <w:p>
@@ -4260,23 +4870,16 @@
         <w:pStyle w:val="FirstParagraph"/>
       </w:pPr>
       <w:r>
-        <w:t xml:space="preserve">L’optimisation du placement des antennes peut être formulée comme un problème d’</w:t>
-      </w:r>
-      <w:r>
-        <w:rPr>
-          <w:b/>
-          <w:bCs/>
-        </w:rPr>
-        <w:t xml:space="preserve">optimisation combinatoire</w:t>
-      </w:r>
-      <w:r>
-        <w:t xml:space="preserve">.</w:t>
-      </w:r>
-      <w:r>
-        <w:t xml:space="preserve"> </w:t>
-      </w:r>
-      <w:r>
-        <w:t xml:space="preserve">On peut formuler ce problème comme un problème d’optimisation combinatoire avec contraintes.</w:t>
+        <w:t xml:space="preserve">Dans le contexte du développement des infrastructures de télécommunication au Sénégal, l’objectif est d’optimiser le déploiement d’antennes afin de maximiser la couverture réseau et de minimiser les coûts et les interférences. Ce problème s’inscrit dans une problématique d’optimisation multi-objectif avec des contraintes géographiques, techniques et économiques fortes.</w:t>
+      </w:r>
+    </w:p>
+    <w:bookmarkStart w:id="86" w:name="variables-de-décision"/>
+    <w:p>
+      <w:pPr>
+        <w:pStyle w:val="Heading3"/>
+      </w:pPr>
+      <w:r>
+        <w:t xml:space="preserve">Variables de décision</w:t>
       </w:r>
     </w:p>
     <w:p>
@@ -4284,11 +4887,272 @@
         <w:pStyle w:val="Compact"/>
         <w:numPr>
           <w:ilvl w:val="0"/>
-          <w:numId w:val="1002"/>
+          <w:numId w:val="1005"/>
         </w:numPr>
       </w:pPr>
       <w:r>
-        <w:t xml:space="preserve">Variables de décision</w:t>
+        <w:rPr>
+          <w:b/>
+          <w:bCs/>
+        </w:rPr>
+        <w:t xml:space="preserve">Localisation des antennes</w:t>
+      </w:r>
+      <w:r>
+        <w:t xml:space="preserve"> </w:t>
+      </w:r>
+      <w:r>
+        <w:t xml:space="preserve">: positions géographiques discrètes ou continues dans une zone d’étude donnée.</w:t>
+      </w:r>
+    </w:p>
+    <w:p>
+      <w:pPr>
+        <w:pStyle w:val="Compact"/>
+        <w:numPr>
+          <w:ilvl w:val="0"/>
+          <w:numId w:val="1005"/>
+        </w:numPr>
+      </w:pPr>
+      <w:r>
+        <w:rPr>
+          <w:b/>
+          <w:bCs/>
+        </w:rPr>
+        <w:t xml:space="preserve">Types d’antennes</w:t>
+      </w:r>
+      <w:r>
+        <w:t xml:space="preserve"> </w:t>
+      </w:r>
+      <w:r>
+        <w:t xml:space="preserve">: plusieurs modèles d’antennes peuvent exister avec des caractéristiques différentes (portée, coût, consommation).</w:t>
+      </w:r>
+    </w:p>
+    <w:p>
+      <w:pPr>
+        <w:pStyle w:val="Compact"/>
+        <w:numPr>
+          <w:ilvl w:val="0"/>
+          <w:numId w:val="1005"/>
+        </w:numPr>
+      </w:pPr>
+      <w:r>
+        <w:rPr>
+          <w:b/>
+          <w:bCs/>
+        </w:rPr>
+        <w:t xml:space="preserve">Puissance d’émission</w:t>
+      </w:r>
+      <w:r>
+        <w:t xml:space="preserve"> </w:t>
+      </w:r>
+      <w:r>
+        <w:t xml:space="preserve">: niveau de puissance assigné à chaque antenne, influençant la couverture et les interférences.</w:t>
+      </w:r>
+    </w:p>
+    <w:p>
+      <w:pPr>
+        <w:pStyle w:val="Compact"/>
+        <w:numPr>
+          <w:ilvl w:val="0"/>
+          <w:numId w:val="1005"/>
+        </w:numPr>
+      </w:pPr>
+      <w:r>
+        <w:rPr>
+          <w:b/>
+          <w:bCs/>
+        </w:rPr>
+        <w:t xml:space="preserve">Fréquences utilisées</w:t>
+      </w:r>
+      <w:r>
+        <w:t xml:space="preserve"> </w:t>
+      </w:r>
+      <w:r>
+        <w:t xml:space="preserve">: choix des fréquences pour chaque antenne, en tenant compte des interférences potentielles.</w:t>
+      </w:r>
+    </w:p>
+    <w:p>
+      <w:pPr>
+        <w:pStyle w:val="Compact"/>
+        <w:numPr>
+          <w:ilvl w:val="0"/>
+          <w:numId w:val="1005"/>
+        </w:numPr>
+      </w:pPr>
+      <w:r>
+        <w:rPr>
+          <w:b/>
+          <w:bCs/>
+        </w:rPr>
+        <w:t xml:space="preserve">Budget alloué</w:t>
+      </w:r>
+      <w:r>
+        <w:t xml:space="preserve"> </w:t>
+      </w:r>
+      <w:r>
+        <w:t xml:space="preserve">: montant total disponible pour le déploiement des antennes.</w:t>
+      </w:r>
+    </w:p>
+    <w:bookmarkEnd w:id="86"/>
+    <w:bookmarkStart w:id="87" w:name="fonctions-objectifs"/>
+    <w:p>
+      <w:pPr>
+        <w:pStyle w:val="Heading3"/>
+      </w:pPr>
+      <w:r>
+        <w:t xml:space="preserve">Fonctions objectifs</w:t>
+      </w:r>
+    </w:p>
+    <w:p>
+      <w:pPr>
+        <w:pStyle w:val="Compact"/>
+        <w:numPr>
+          <w:ilvl w:val="0"/>
+          <w:numId w:val="1006"/>
+        </w:numPr>
+      </w:pPr>
+      <w:r>
+        <w:rPr>
+          <w:b/>
+          <w:bCs/>
+        </w:rPr>
+        <w:t xml:space="preserve">Minimisation des coûts</w:t>
+      </w:r>
+      <w:r>
+        <w:t xml:space="preserve"> </w:t>
+      </w:r>
+      <w:r>
+        <w:t xml:space="preserve">: coûts d’installation, de maintenance et d’exploitation des antennes.</w:t>
+      </w:r>
+    </w:p>
+    <w:p>
+      <w:pPr>
+        <w:pStyle w:val="Compact"/>
+        <w:numPr>
+          <w:ilvl w:val="0"/>
+          <w:numId w:val="1006"/>
+        </w:numPr>
+      </w:pPr>
+      <w:r>
+        <w:rPr>
+          <w:b/>
+          <w:bCs/>
+        </w:rPr>
+        <w:t xml:space="preserve">Maximisation de la couverture</w:t>
+      </w:r>
+      <w:r>
+        <w:t xml:space="preserve"> </w:t>
+      </w:r>
+      <w:r>
+        <w:t xml:space="preserve">: couverture efficace des zones peu ou mal desservies.</w:t>
+      </w:r>
+    </w:p>
+    <w:p>
+      <w:pPr>
+        <w:pStyle w:val="Compact"/>
+        <w:numPr>
+          <w:ilvl w:val="0"/>
+          <w:numId w:val="1006"/>
+        </w:numPr>
+      </w:pPr>
+      <w:r>
+        <w:rPr>
+          <w:b/>
+          <w:bCs/>
+        </w:rPr>
+        <w:t xml:space="preserve">Réduction des interférences</w:t>
+      </w:r>
+      <w:r>
+        <w:t xml:space="preserve"> </w:t>
+      </w:r>
+      <w:r>
+        <w:t xml:space="preserve">: minimisation des conflits de fréquence entre antennes voisines.</w:t>
+      </w:r>
+    </w:p>
+    <w:bookmarkEnd w:id="87"/>
+    <w:bookmarkStart w:id="88" w:name="contraintes"/>
+    <w:p>
+      <w:pPr>
+        <w:pStyle w:val="Heading3"/>
+      </w:pPr>
+      <w:r>
+        <w:t xml:space="preserve">Contraintes</w:t>
+      </w:r>
+    </w:p>
+    <w:p>
+      <w:pPr>
+        <w:pStyle w:val="Compact"/>
+        <w:numPr>
+          <w:ilvl w:val="0"/>
+          <w:numId w:val="1007"/>
+        </w:numPr>
+      </w:pPr>
+      <w:r>
+        <w:rPr>
+          <w:b/>
+          <w:bCs/>
+        </w:rPr>
+        <w:t xml:space="preserve">Budgétaires</w:t>
+      </w:r>
+      <w:r>
+        <w:t xml:space="preserve"> </w:t>
+      </w:r>
+      <w:r>
+        <w:t xml:space="preserve">: budget total alloué au déploiement des infrastructures.</w:t>
+      </w:r>
+    </w:p>
+    <w:p>
+      <w:pPr>
+        <w:pStyle w:val="Compact"/>
+        <w:numPr>
+          <w:ilvl w:val="0"/>
+          <w:numId w:val="1007"/>
+        </w:numPr>
+      </w:pPr>
+      <w:r>
+        <w:rPr>
+          <w:b/>
+          <w:bCs/>
+        </w:rPr>
+        <w:t xml:space="preserve">Géographiques</w:t>
+      </w:r>
+      <w:r>
+        <w:t xml:space="preserve"> </w:t>
+      </w:r>
+      <w:r>
+        <w:t xml:space="preserve">: contraintes d’implantation liées à la topographie, aux infrastructures existantes et à la réglementation.</w:t>
+      </w:r>
+    </w:p>
+    <w:p>
+      <w:pPr>
+        <w:pStyle w:val="Compact"/>
+        <w:numPr>
+          <w:ilvl w:val="0"/>
+          <w:numId w:val="1007"/>
+        </w:numPr>
+      </w:pPr>
+      <w:r>
+        <w:rPr>
+          <w:b/>
+          <w:bCs/>
+        </w:rPr>
+        <w:t xml:space="preserve">Techniques</w:t>
+      </w:r>
+      <w:r>
+        <w:t xml:space="preserve"> </w:t>
+      </w:r>
+      <w:r>
+        <w:t xml:space="preserve">: compatibilité des fréquences, limites de puissance, capacités des antennes.</w:t>
+      </w:r>
+    </w:p>
+    <w:bookmarkEnd w:id="88"/>
+    <w:bookmarkEnd w:id="89"/>
+    <w:bookmarkStart w:id="94" w:name="formulation-mathématique"/>
+    <w:p>
+      <w:pPr>
+        <w:pStyle w:val="Heading2"/>
+      </w:pPr>
+      <w:r>
+        <w:t xml:space="preserve">Formulation mathématique</w:t>
       </w:r>
     </w:p>
     <w:p>
@@ -4296,17 +5160,248 @@
         <w:pStyle w:val="FirstParagraph"/>
       </w:pPr>
       <w:r>
-        <w:t xml:space="preserve">Soit un ensemble discret de points candidats pour l’implantation d’antennes, P={p1,p2,…,pN}</w:t>
-      </w:r>
-      <w:r>
-        <w:t xml:space="preserve"> </w:t>
-      </w:r>
-      <w:r>
-        <w:t xml:space="preserve">On définit une variable binaire</w:t>
-      </w:r>
-      <w:r>
-        <w:t xml:space="preserve"> </w:t>
-      </w:r>
+        <w:t xml:space="preserve">e de programmation mathématique pour l’optimisation du placement des antennes</w:t>
+      </w:r>
+    </w:p>
+    <w:bookmarkStart w:id="90" w:name="variables-de-décision-1"/>
+    <w:p>
+      <w:pPr>
+        <w:pStyle w:val="Heading4"/>
+      </w:pPr>
+      <w:r>
+        <w:t xml:space="preserve">Variables de Décision</w:t>
+      </w:r>
+    </w:p>
+    <w:p>
+      <w:pPr>
+        <w:pStyle w:val="Compact"/>
+        <w:numPr>
+          <w:ilvl w:val="0"/>
+          <w:numId w:val="1008"/>
+        </w:numPr>
+      </w:pPr>
+      <m:oMath>
+        <m:r>
+          <m:t>A</m:t>
+        </m:r>
+        <m:r>
+          <m:rPr>
+            <m:sty m:val="p"/>
+          </m:rPr>
+          <m:t>=</m:t>
+        </m:r>
+        <m:r>
+          <m:rPr>
+            <m:sty m:val="p"/>
+          </m:rPr>
+          <m:t>{</m:t>
+        </m:r>
+        <m:r>
+          <m:t>1</m:t>
+        </m:r>
+        <m:r>
+          <m:rPr>
+            <m:sty m:val="p"/>
+          </m:rPr>
+          <m:t>,</m:t>
+        </m:r>
+        <m:r>
+          <m:rPr>
+            <m:sty m:val="p"/>
+          </m:rPr>
+          <m:t>…</m:t>
+        </m:r>
+        <m:r>
+          <m:rPr>
+            <m:sty m:val="p"/>
+          </m:rPr>
+          <m:t>,</m:t>
+        </m:r>
+        <m:r>
+          <m:t>n</m:t>
+        </m:r>
+        <m:r>
+          <m:rPr>
+            <m:sty m:val="p"/>
+          </m:rPr>
+          <m:t>}</m:t>
+        </m:r>
+      </m:oMath>
+      <w:r>
+        <w:t xml:space="preserve"> </w:t>
+      </w:r>
+      <w:r>
+        <w:t xml:space="preserve">: ensemble des antennes</w:t>
+      </w:r>
+    </w:p>
+    <w:p>
+      <w:pPr>
+        <w:pStyle w:val="Compact"/>
+        <w:numPr>
+          <w:ilvl w:val="0"/>
+          <w:numId w:val="1008"/>
+        </w:numPr>
+      </w:pPr>
+      <m:oMath>
+        <m:r>
+          <m:t>F</m:t>
+        </m:r>
+        <m:r>
+          <m:rPr>
+            <m:sty m:val="p"/>
+          </m:rPr>
+          <m:t>=</m:t>
+        </m:r>
+        <m:r>
+          <m:rPr>
+            <m:sty m:val="p"/>
+          </m:rPr>
+          <m:t>{</m:t>
+        </m:r>
+        <m:sSub>
+          <m:e>
+            <m:r>
+              <m:t>f</m:t>
+            </m:r>
+          </m:e>
+          <m:sub>
+            <m:r>
+              <m:t>1</m:t>
+            </m:r>
+          </m:sub>
+        </m:sSub>
+        <m:r>
+          <m:rPr>
+            <m:sty m:val="p"/>
+          </m:rPr>
+          <m:t>,</m:t>
+        </m:r>
+        <m:r>
+          <m:rPr>
+            <m:sty m:val="p"/>
+          </m:rPr>
+          <m:t>…</m:t>
+        </m:r>
+        <m:r>
+          <m:rPr>
+            <m:sty m:val="p"/>
+          </m:rPr>
+          <m:t>,</m:t>
+        </m:r>
+        <m:sSub>
+          <m:e>
+            <m:r>
+              <m:t>f</m:t>
+            </m:r>
+          </m:e>
+          <m:sub>
+            <m:r>
+              <m:t>m</m:t>
+            </m:r>
+          </m:sub>
+        </m:sSub>
+        <m:r>
+          <m:rPr>
+            <m:sty m:val="p"/>
+          </m:rPr>
+          <m:t>}</m:t>
+        </m:r>
+      </m:oMath>
+      <w:r>
+        <w:t xml:space="preserve"> </w:t>
+      </w:r>
+      <w:r>
+        <w:t xml:space="preserve">: fréquences disponibles</w:t>
+      </w:r>
+    </w:p>
+    <w:p>
+      <w:pPr>
+        <w:pStyle w:val="Compact"/>
+        <w:numPr>
+          <w:ilvl w:val="0"/>
+          <w:numId w:val="1008"/>
+        </w:numPr>
+      </w:pPr>
+      <m:oMath>
+        <m:r>
+          <m:t>P</m:t>
+        </m:r>
+        <m:r>
+          <m:rPr>
+            <m:sty m:val="p"/>
+          </m:rPr>
+          <m:t>=</m:t>
+        </m:r>
+        <m:r>
+          <m:rPr>
+            <m:sty m:val="p"/>
+          </m:rPr>
+          <m:t>{</m:t>
+        </m:r>
+        <m:sSub>
+          <m:e>
+            <m:r>
+              <m:t>p</m:t>
+            </m:r>
+          </m:e>
+          <m:sub>
+            <m:r>
+              <m:t>1</m:t>
+            </m:r>
+          </m:sub>
+        </m:sSub>
+        <m:r>
+          <m:rPr>
+            <m:sty m:val="p"/>
+          </m:rPr>
+          <m:t>,</m:t>
+        </m:r>
+        <m:r>
+          <m:rPr>
+            <m:sty m:val="p"/>
+          </m:rPr>
+          <m:t>…</m:t>
+        </m:r>
+        <m:r>
+          <m:rPr>
+            <m:sty m:val="p"/>
+          </m:rPr>
+          <m:t>,</m:t>
+        </m:r>
+        <m:sSub>
+          <m:e>
+            <m:r>
+              <m:t>p</m:t>
+            </m:r>
+          </m:e>
+          <m:sub>
+            <m:r>
+              <m:t>k</m:t>
+            </m:r>
+          </m:sub>
+        </m:sSub>
+        <m:r>
+          <m:rPr>
+            <m:sty m:val="p"/>
+          </m:rPr>
+          <m:t>}</m:t>
+        </m:r>
+      </m:oMath>
+      <w:r>
+        <w:t xml:space="preserve"> </w:t>
+      </w:r>
+      <w:r>
+        <w:t xml:space="preserve">: points du territoire à couvrir</w:t>
+      </w:r>
+    </w:p>
+    <w:p>
+      <w:pPr>
+        <w:pStyle w:val="Compact"/>
+        <w:numPr>
+          <w:ilvl w:val="0"/>
+          <w:numId w:val="1008"/>
+        </w:numPr>
+      </w:pPr>
       <m:oMath>
         <m:sSub>
           <m:e>
@@ -4320,21 +5415,99 @@
             </m:r>
           </m:sub>
         </m:sSub>
+        <m:r>
+          <m:rPr>
+            <m:sty m:val="p"/>
+          </m:rPr>
+          <m:t>,</m:t>
+        </m:r>
+        <m:sSub>
+          <m:e>
+            <m:r>
+              <m:t>y</m:t>
+            </m:r>
+          </m:e>
+          <m:sub>
+            <m:r>
+              <m:t>i</m:t>
+            </m:r>
+          </m:sub>
+        </m:sSub>
       </m:oMath>
       <w:r>
         <w:t xml:space="preserve"> </w:t>
       </w:r>
       <w:r>
-        <w:t xml:space="preserve">pour chaque point</w:t>
-      </w:r>
-      <w:r>
-        <w:t xml:space="preserve"> </w:t>
-      </w:r>
+        <w:t xml:space="preserve">: coordonnées de l’antenne</w:t>
+      </w:r>
+      <w:r>
+        <w:t xml:space="preserve"> </w:t>
+      </w:r>
+      <m:oMath>
+        <m:r>
+          <m:t>i</m:t>
+        </m:r>
+      </m:oMath>
+    </w:p>
+    <w:p>
+      <w:pPr>
+        <w:pStyle w:val="Compact"/>
+        <w:numPr>
+          <w:ilvl w:val="0"/>
+          <w:numId w:val="1008"/>
+        </w:numPr>
+      </w:pPr>
       <m:oMath>
         <m:sSub>
           <m:e>
             <m:r>
-              <m:t>p</m:t>
+              <m:t>f</m:t>
+            </m:r>
+          </m:e>
+          <m:sub>
+            <m:r>
+              <m:t>i</m:t>
+            </m:r>
+          </m:sub>
+        </m:sSub>
+        <m:r>
+          <m:rPr>
+            <m:sty m:val="p"/>
+          </m:rPr>
+          <m:t>∈</m:t>
+        </m:r>
+        <m:r>
+          <m:t>F</m:t>
+        </m:r>
+      </m:oMath>
+      <w:r>
+        <w:t xml:space="preserve"> </w:t>
+      </w:r>
+      <w:r>
+        <w:t xml:space="preserve">: fréquence de l’antenne</w:t>
+      </w:r>
+      <w:r>
+        <w:t xml:space="preserve"> </w:t>
+      </w:r>
+      <m:oMath>
+        <m:r>
+          <m:t>i</m:t>
+        </m:r>
+      </m:oMath>
+    </w:p>
+    <w:p>
+      <w:pPr>
+        <w:pStyle w:val="Compact"/>
+        <w:numPr>
+          <w:ilvl w:val="0"/>
+          <w:numId w:val="1008"/>
+        </w:numPr>
+      </w:pPr>
+      <m:oMath>
+        <m:sSub>
+          <m:e>
+            <m:r>
+              <m:t>c</m:t>
             </m:r>
           </m:e>
           <m:sub>
@@ -4348,27 +5521,163 @@
         <w:t xml:space="preserve"> </w:t>
       </w:r>
       <w:r>
-        <w:t xml:space="preserve">:</w:t>
-      </w:r>
-    </w:p>
-    <w:p>
-      <w:pPr>
-        <w:pStyle w:val="BodyText"/>
+        <w:t xml:space="preserve">: coût d’installation de l’antenne</w:t>
+      </w:r>
+      <w:r>
+        <w:t xml:space="preserve"> </w:t>
+      </w:r>
+      <m:oMath>
+        <m:r>
+          <m:t>i</m:t>
+        </m:r>
+      </m:oMath>
+    </w:p>
+    <w:p>
+      <w:pPr>
+        <w:pStyle w:val="Compact"/>
+        <w:numPr>
+          <w:ilvl w:val="0"/>
+          <w:numId w:val="1008"/>
+        </w:numPr>
+      </w:pPr>
+      <m:oMath>
+        <m:sSub>
+          <m:e>
+            <m:r>
+              <m:t>p</m:t>
+            </m:r>
+          </m:e>
+          <m:sub>
+            <m:r>
+              <m:t>i</m:t>
+            </m:r>
+          </m:sub>
+        </m:sSub>
+      </m:oMath>
+      <w:r>
+        <w:t xml:space="preserve"> </w:t>
+      </w:r>
+      <w:r>
+        <w:t xml:space="preserve">: puissance d’émission de l’antenne</w:t>
+      </w:r>
+      <w:r>
+        <w:t xml:space="preserve"> </w:t>
+      </w:r>
+      <m:oMath>
+        <m:r>
+          <m:t>i</m:t>
+        </m:r>
+      </m:oMath>
+    </w:p>
+    <w:bookmarkEnd w:id="90"/>
+    <w:bookmarkStart w:id="91" w:name="fonction-objectif-à-minimiser"/>
+    <w:p>
+      <w:pPr>
+        <w:pStyle w:val="Heading4"/>
+      </w:pPr>
+      <w:r>
+        <w:t xml:space="preserve">Fonction Objectif (à minimiser)</w:t>
+      </w:r>
+    </w:p>
+    <w:p>
+      <w:pPr>
+        <w:pStyle w:val="FirstParagraph"/>
       </w:pPr>
       <m:oMathPara>
         <m:oMathParaPr>
           <m:jc m:val="center"/>
         </m:oMathParaPr>
         <m:oMath>
+          <m:limLow>
+            <m:e>
+              <m:r>
+                <m:rPr>
+                  <m:sty m:val="p"/>
+                </m:rPr>
+                <m:t>min</m:t>
+              </m:r>
+            </m:e>
+            <m:lim>
+              <m:sSub>
+                <m:e>
+                  <m:r>
+                    <m:t>x</m:t>
+                  </m:r>
+                </m:e>
+                <m:sub>
+                  <m:r>
+                    <m:t>i</m:t>
+                  </m:r>
+                </m:sub>
+              </m:sSub>
+              <m:r>
+                <m:rPr>
+                  <m:sty m:val="p"/>
+                </m:rPr>
+                <m:t>,</m:t>
+              </m:r>
+              <m:sSub>
+                <m:e>
+                  <m:r>
+                    <m:t>y</m:t>
+                  </m:r>
+                </m:e>
+                <m:sub>
+                  <m:r>
+                    <m:t>i</m:t>
+                  </m:r>
+                </m:sub>
+              </m:sSub>
+              <m:r>
+                <m:rPr>
+                  <m:sty m:val="p"/>
+                </m:rPr>
+                <m:t>,</m:t>
+              </m:r>
+              <m:sSub>
+                <m:e>
+                  <m:r>
+                    <m:t>f</m:t>
+                  </m:r>
+                </m:e>
+                <m:sub>
+                  <m:r>
+                    <m:t>i</m:t>
+                  </m:r>
+                </m:sub>
+              </m:sSub>
+              <m:r>
+                <m:rPr>
+                  <m:sty m:val="p"/>
+                </m:rPr>
+                <m:t>,</m:t>
+              </m:r>
+              <m:sSub>
+                <m:e>
+                  <m:r>
+                    <m:t>p</m:t>
+                  </m:r>
+                </m:e>
+                <m:sub>
+                  <m:r>
+                    <m:t>i</m:t>
+                  </m:r>
+                </m:sub>
+              </m:sSub>
+            </m:lim>
+          </m:limLow>
+          <m:r>
+            <m:t> </m:t>
+          </m:r>
           <m:sSub>
             <m:e>
               <m:r>
-                <m:t>x</m:t>
+                <m:t>w</m:t>
               </m:r>
             </m:e>
             <m:sub>
               <m:r>
-                <m:t>i</m:t>
+                <m:t>1</m:t>
               </m:r>
             </m:sub>
           </m:sSub>
@@ -4376,80 +5685,147 @@
             <m:rPr>
               <m:sty m:val="p"/>
             </m:rPr>
-            <m:t>=</m:t>
+            <m:t>⋅</m:t>
+          </m:r>
+          <m:r>
+            <m:t>U</m:t>
           </m:r>
           <m:d>
             <m:dPr>
-              <m:begChr m:val="{"/>
-              <m:endChr m:val=""/>
+              <m:begChr m:val="("/>
+              <m:endChr m:val=")"/>
               <m:sepChr m:val=""/>
               <m:grow/>
             </m:dPr>
             <m:e>
-              <m:m>
-                <m:mPr>
-                  <m:baseJc m:val="center"/>
-                  <m:plcHide m:val="on"/>
-                  <m:mcs>
-                    <m:mc>
-                      <m:mcPr>
-                        <m:mcJc m:val="left"/>
-                        <m:count m:val="1"/>
-                      </m:mcPr>
-                    </m:mc>
-                    <m:mc>
-                      <m:mcPr>
-                        <m:mcJc m:val="left"/>
-                        <m:count m:val="1"/>
-                      </m:mcPr>
-                    </m:mc>
-                  </m:mcs>
-                </m:mPr>
-                <m:mr>
-                  <m:e>
-                    <m:r>
-                      <m:t>1</m:t>
-                    </m:r>
-                  </m:e>
-                  <m:e>
-                    <m:r>
-                      <m:rPr>
-                        <m:nor/>
-                        <m:sty m:val="p"/>
-                      </m:rPr>
-                      <m:t>si une antenne est placée en </m:t>
-                    </m:r>
-                    <m:sSub>
-                      <m:e>
-                        <m:r>
-                          <m:t>p</m:t>
-                        </m:r>
-                      </m:e>
-                      <m:sub>
-                        <m:r>
-                          <m:t>i</m:t>
-                        </m:r>
-                      </m:sub>
-                    </m:sSub>
-                  </m:e>
-                </m:mr>
-                <m:mr>
-                  <m:e>
-                    <m:r>
-                      <m:t>0</m:t>
-                    </m:r>
-                  </m:e>
-                  <m:e>
-                    <m:r>
-                      <m:rPr>
-                        <m:nor/>
-                        <m:sty m:val="p"/>
-                      </m:rPr>
-                      <m:t>sinon</m:t>
-                    </m:r>
-                  </m:e>
-                </m:mr>
-              </m:m>
+              <m:r>
+                <m:t>x</m:t>
+              </m:r>
+              <m:r>
+                <m:rPr>
+                  <m:sty m:val="p"/>
+                </m:rPr>
+                <m:t>,</m:t>
+              </m:r>
+              <m:r>
+                <m:t>y</m:t>
+              </m:r>
+              <m:r>
+                <m:rPr>
+                  <m:sty m:val="p"/>
+                </m:rPr>
+                <m:t>,</m:t>
+              </m:r>
+              <m:r>
+                <m:t>p</m:t>
+              </m:r>
+            </m:e>
+          </m:d>
+          <m:r>
+            <m:rPr>
+              <m:sty m:val="p"/>
+            </m:rPr>
+            <m:t>+</m:t>
+          </m:r>
+          <m:sSub>
+            <m:e>
+              <m:r>
+                <m:t>w</m:t>
+              </m:r>
+            </m:e>
+            <m:sub>
+              <m:r>
+                <m:t>2</m:t>
+              </m:r>
+            </m:sub>
+          </m:sSub>
+          <m:r>
+            <m:rPr>
+              <m:sty m:val="p"/>
+            </m:rPr>
+            <m:t>⋅</m:t>
+          </m:r>
+          <m:r>
+            <m:t>I</m:t>
+          </m:r>
+          <m:d>
+            <m:dPr>
+              <m:begChr m:val="("/>
+              <m:endChr m:val=")"/>
+              <m:sepChr m:val=""/>
+              <m:grow/>
+            </m:dPr>
+            <m:e>
+              <m:r>
+                <m:t>f</m:t>
+              </m:r>
+              <m:r>
+                <m:rPr>
+                  <m:sty m:val="p"/>
+                </m:rPr>
+                <m:t>,</m:t>
+              </m:r>
+              <m:r>
+                <m:t>p</m:t>
+              </m:r>
+            </m:e>
+          </m:d>
+          <m:r>
+            <m:rPr>
+              <m:sty m:val="p"/>
+            </m:rPr>
+            <m:t>+</m:t>
+          </m:r>
+          <m:sSub>
+            <m:e>
+              <m:r>
+                <m:t>w</m:t>
+              </m:r>
+            </m:e>
+            <m:sub>
+              <m:r>
+                <m:t>3</m:t>
+              </m:r>
+            </m:sub>
+          </m:sSub>
+          <m:r>
+            <m:rPr>
+              <m:sty m:val="p"/>
+            </m:rPr>
+            <m:t>⋅</m:t>
+          </m:r>
+          <m:r>
+            <m:t>C</m:t>
+          </m:r>
+          <m:d>
+            <m:dPr>
+              <m:begChr m:val="("/>
+              <m:endChr m:val=")"/>
+              <m:sepChr m:val=""/>
+              <m:grow/>
+            </m:dPr>
+            <m:e>
+              <m:r>
+                <m:t>x</m:t>
+              </m:r>
+              <m:r>
+                <m:rPr>
+                  <m:sty m:val="p"/>
+                </m:rPr>
+                <m:t>,</m:t>
+              </m:r>
+              <m:r>
+                <m:t>y</m:t>
+              </m:r>
+              <m:r>
+                <m:rPr>
+                  <m:sty m:val="p"/>
+                </m:rPr>
+                <m:t>,</m:t>
+              </m:r>
+              <m:r>
+                <m:t>p</m:t>
+              </m:r>
             </m:e>
           </m:d>
         </m:oMath>
@@ -4457,22 +5833,250 @@
     </w:p>
     <w:p>
       <w:pPr>
-        <w:pStyle w:val="Compact"/>
+        <w:pStyle w:val="FirstParagraph"/>
+      </w:pPr>
+      <w:r>
+        <w:t xml:space="preserve">Avec :</w:t>
+      </w:r>
+      <w:r>
+        <w:t xml:space="preserve"> </w:t>
+      </w:r>
+      <w:r>
+        <w:t xml:space="preserve">-</w:t>
+      </w:r>
+      <w:r>
+        <w:t xml:space="preserve"> </w:t>
+      </w:r>
+      <m:oMath>
+        <m:r>
+          <m:t>U</m:t>
+        </m:r>
+        <m:d>
+          <m:dPr>
+            <m:begChr m:val="("/>
+            <m:endChr m:val=")"/>
+            <m:sepChr m:val=""/>
+            <m:grow/>
+          </m:dPr>
+          <m:e>
+            <m:r>
+              <m:t>x</m:t>
+            </m:r>
+            <m:r>
+              <m:rPr>
+                <m:sty m:val="p"/>
+              </m:rPr>
+              <m:t>,</m:t>
+            </m:r>
+            <m:r>
+              <m:t>y</m:t>
+            </m:r>
+            <m:r>
+              <m:rPr>
+                <m:sty m:val="p"/>
+              </m:rPr>
+              <m:t>,</m:t>
+            </m:r>
+            <m:r>
+              <m:t>p</m:t>
+            </m:r>
+          </m:e>
+        </m:d>
+      </m:oMath>
+      <w:r>
+        <w:t xml:space="preserve"> </w:t>
+      </w:r>
+      <w:r>
+        <w:t xml:space="preserve">: fonction représentant la proportion d’usagers non couverts,</w:t>
+      </w:r>
+      <w:r>
+        <w:t xml:space="preserve"> </w:t>
+      </w:r>
+      <w:r>
+        <w:t xml:space="preserve">-</w:t>
+      </w:r>
+      <w:r>
+        <w:t xml:space="preserve"> </w:t>
+      </w:r>
+      <m:oMath>
+        <m:r>
+          <m:t>I</m:t>
+        </m:r>
+        <m:d>
+          <m:dPr>
+            <m:begChr m:val="("/>
+            <m:endChr m:val=")"/>
+            <m:sepChr m:val=""/>
+            <m:grow/>
+          </m:dPr>
+          <m:e>
+            <m:r>
+              <m:t>f</m:t>
+            </m:r>
+            <m:r>
+              <m:rPr>
+                <m:sty m:val="p"/>
+              </m:rPr>
+              <m:t>,</m:t>
+            </m:r>
+            <m:r>
+              <m:t>p</m:t>
+            </m:r>
+          </m:e>
+        </m:d>
+      </m:oMath>
+      <w:r>
+        <w:t xml:space="preserve"> </w:t>
+      </w:r>
+      <w:r>
+        <w:t xml:space="preserve">: mesure du niveau global d’interférences dans le réseau,</w:t>
+      </w:r>
+      <w:r>
+        <w:t xml:space="preserve"> </w:t>
+      </w:r>
+      <w:r>
+        <w:t xml:space="preserve">-</w:t>
+      </w:r>
+      <w:r>
+        <w:t xml:space="preserve"> </w:t>
+      </w:r>
+      <m:oMath>
+        <m:r>
+          <m:t>C</m:t>
+        </m:r>
+        <m:d>
+          <m:dPr>
+            <m:begChr m:val="("/>
+            <m:endChr m:val=")"/>
+            <m:sepChr m:val=""/>
+            <m:grow/>
+          </m:dPr>
+          <m:e>
+            <m:r>
+              <m:t>x</m:t>
+            </m:r>
+            <m:r>
+              <m:rPr>
+                <m:sty m:val="p"/>
+              </m:rPr>
+              <m:t>,</m:t>
+            </m:r>
+            <m:r>
+              <m:t>y</m:t>
+            </m:r>
+            <m:r>
+              <m:rPr>
+                <m:sty m:val="p"/>
+              </m:rPr>
+              <m:t>,</m:t>
+            </m:r>
+            <m:r>
+              <m:t>p</m:t>
+            </m:r>
+          </m:e>
+        </m:d>
+      </m:oMath>
+      <w:r>
+        <w:t xml:space="preserve"> </w:t>
+      </w:r>
+      <w:r>
+        <w:t xml:space="preserve">: coût total d’installation et de fonctionnement,</w:t>
+      </w:r>
+      <w:r>
+        <w:t xml:space="preserve"> </w:t>
+      </w:r>
+      <w:r>
+        <w:t xml:space="preserve">-</w:t>
+      </w:r>
+      <w:r>
+        <w:t xml:space="preserve"> </w:t>
+      </w:r>
+      <m:oMath>
+        <m:sSub>
+          <m:e>
+            <m:r>
+              <m:t>w</m:t>
+            </m:r>
+          </m:e>
+          <m:sub>
+            <m:r>
+              <m:t>1</m:t>
+            </m:r>
+          </m:sub>
+        </m:sSub>
+        <m:r>
+          <m:rPr>
+            <m:sty m:val="p"/>
+          </m:rPr>
+          <m:t>,</m:t>
+        </m:r>
+        <m:sSub>
+          <m:e>
+            <m:r>
+              <m:t>w</m:t>
+            </m:r>
+          </m:e>
+          <m:sub>
+            <m:r>
+              <m:t>2</m:t>
+            </m:r>
+          </m:sub>
+        </m:sSub>
+        <m:r>
+          <m:rPr>
+            <m:sty m:val="p"/>
+          </m:rPr>
+          <m:t>,</m:t>
+        </m:r>
+        <m:sSub>
+          <m:e>
+            <m:r>
+              <m:t>w</m:t>
+            </m:r>
+          </m:e>
+          <m:sub>
+            <m:r>
+              <m:t>3</m:t>
+            </m:r>
+          </m:sub>
+        </m:sSub>
+      </m:oMath>
+      <w:r>
+        <w:t xml:space="preserve"> </w:t>
+      </w:r>
+      <w:r>
+        <w:t xml:space="preserve">: coefficients pondérant chaque objectif selon leur importance relative.</w:t>
+      </w:r>
+    </w:p>
+    <w:bookmarkEnd w:id="91"/>
+    <w:bookmarkStart w:id="92" w:name="contraintes-1"/>
+    <w:p>
+      <w:pPr>
+        <w:pStyle w:val="Heading4"/>
+      </w:pPr>
+      <w:r>
+        <w:t xml:space="preserve">Contraintes</w:t>
+      </w:r>
+    </w:p>
+    <w:p>
+      <w:pPr>
         <w:numPr>
           <w:ilvl w:val="0"/>
-          <w:numId w:val="1003"/>
+          <w:numId w:val="1009"/>
         </w:numPr>
       </w:pPr>
       <w:r>
-        <w:t xml:space="preserve">Fonction objectif</w:t>
-      </w:r>
-    </w:p>
-    <w:p>
-      <w:pPr>
-        <w:pStyle w:val="FirstParagraph"/>
-      </w:pPr>
-      <w:r>
-        <w:t xml:space="preserve">On cherche à minimiser le nombre total d’antennes installées :</w:t>
+        <w:rPr>
+          <w:b/>
+          <w:bCs/>
+        </w:rPr>
+        <w:t xml:space="preserve">Couverture minimale</w:t>
+      </w:r>
+      <w:r>
+        <w:t xml:space="preserve"> </w:t>
+      </w:r>
+      <w:r>
+        <w:t xml:space="preserve">:</w:t>
       </w:r>
     </w:p>
     <w:p>
@@ -4488,14 +6092,159 @@
             <m:rPr>
               <m:sty m:val="p"/>
             </m:rPr>
-            <m:t>min</m:t>
+            <m:t>∀</m:t>
           </m:r>
+          <m:sSub>
+            <m:e>
+              <m:r>
+                <m:t>p</m:t>
+              </m:r>
+            </m:e>
+            <m:sub>
+              <m:r>
+                <m:t>j</m:t>
+              </m:r>
+            </m:sub>
+          </m:sSub>
+          <m:r>
+            <m:rPr>
+              <m:sty m:val="p"/>
+            </m:rPr>
+            <m:t>∈</m:t>
+          </m:r>
+          <m:r>
+            <m:t>P</m:t>
+          </m:r>
+          <m:r>
+            <m:rPr>
+              <m:sty m:val="p"/>
+            </m:rPr>
+            <m:t>,</m:t>
+          </m:r>
+          <m:r>
+            <m:t> </m:t>
+          </m:r>
+          <m:r>
+            <m:rPr>
+              <m:sty m:val="p"/>
+            </m:rPr>
+            <m:t>∃</m:t>
+          </m:r>
+          <m:r>
+            <m:t>i</m:t>
+          </m:r>
+          <m:r>
+            <m:rPr>
+              <m:sty m:val="p"/>
+            </m:rPr>
+            <m:t>∈</m:t>
+          </m:r>
+          <m:r>
+            <m:t>A</m:t>
+          </m:r>
+          <m:r>
+            <m:rPr>
+              <m:sty m:val="p"/>
+            </m:rPr>
+            <m:t>:</m:t>
+          </m:r>
+          <m:r>
+            <m:t>S</m:t>
+          </m:r>
+          <m:r>
+            <m:t>I</m:t>
+          </m:r>
+          <m:r>
+            <m:t>R</m:t>
+          </m:r>
+          <m:d>
+            <m:dPr>
+              <m:begChr m:val="("/>
+              <m:endChr m:val=")"/>
+              <m:sepChr m:val=""/>
+              <m:grow/>
+            </m:dPr>
+            <m:e>
+              <m:sSub>
+                <m:e>
+                  <m:r>
+                    <m:t>p</m:t>
+                  </m:r>
+                </m:e>
+                <m:sub>
+                  <m:r>
+                    <m:t>j</m:t>
+                  </m:r>
+                </m:sub>
+              </m:sSub>
+            </m:e>
+          </m:d>
+          <m:r>
+            <m:rPr>
+              <m:sty m:val="p"/>
+            </m:rPr>
+            <m:t>≥</m:t>
+          </m:r>
+          <m:r>
+            <m:t>S</m:t>
+          </m:r>
+          <m:r>
+            <m:t>I</m:t>
+          </m:r>
+          <m:sSup>
+            <m:e>
+              <m:r>
+                <m:t>R</m:t>
+              </m:r>
+            </m:e>
+            <m:sup>
+              <m:r>
+                <m:rPr>
+                  <m:sty m:val="p"/>
+                </m:rPr>
+                <m:t>*</m:t>
+              </m:r>
+            </m:sup>
+          </m:sSup>
+        </m:oMath>
+      </m:oMathPara>
+    </w:p>
+    <w:p>
+      <w:pPr>
+        <w:numPr>
+          <w:ilvl w:val="0"/>
+          <w:numId w:val="1009"/>
+        </w:numPr>
+      </w:pPr>
+      <w:r>
+        <w:rPr>
+          <w:b/>
+          <w:bCs/>
+        </w:rPr>
+        <w:t xml:space="preserve">Budget total</w:t>
+      </w:r>
+      <w:r>
+        <w:t xml:space="preserve"> </w:t>
+      </w:r>
+      <w:r>
+        <w:t xml:space="preserve">:</w:t>
+      </w:r>
+    </w:p>
+    <w:p>
+      <w:pPr>
+        <w:pStyle w:val="BodyText"/>
+      </w:pPr>
+      <m:oMathPara>
+        <m:oMathParaPr>
+          <m:jc m:val="center"/>
+        </m:oMathParaPr>
+        <m:oMath>
           <m:nary>
             <m:naryPr>
               <m:chr m:val="∑"/>
               <m:limLoc m:val="undOvr"/>
               <m:subHide m:val="off"/>
-              <m:supHide m:val="off"/>
+              <m:supHide m:val="on"/>
             </m:naryPr>
             <m:sub>
               <m:r>
@@ -4505,17 +6254,351 @@
                 <m:rPr>
                   <m:sty m:val="p"/>
                 </m:rPr>
-                <m:t>=</m:t>
-              </m:r>
-              <m:r>
-                <m:t>1</m:t>
+                <m:t>∈</m:t>
+              </m:r>
+              <m:r>
+                <m:t>A</m:t>
               </m:r>
             </m:sub>
             <m:sup>
               <m:r>
-                <m:t>N</m:t>
+                <m:t>​</m:t>
               </m:r>
             </m:sup>
+            <m:e>
+              <m:sSub>
+                <m:e>
+                  <m:r>
+                    <m:t>c</m:t>
+                  </m:r>
+                </m:e>
+                <m:sub>
+                  <m:r>
+                    <m:t>i</m:t>
+                  </m:r>
+                </m:sub>
+              </m:sSub>
+            </m:e>
+          </m:nary>
+          <m:r>
+            <m:rPr>
+              <m:sty m:val="p"/>
+            </m:rPr>
+            <m:t>+</m:t>
+          </m:r>
+          <m:r>
+            <m:t>c</m:t>
+          </m:r>
+          <m:r>
+            <m:rPr>
+              <m:sty m:val="p"/>
+            </m:rPr>
+            <m:t>′</m:t>
+          </m:r>
+          <m:d>
+            <m:dPr>
+              <m:begChr m:val="("/>
+              <m:endChr m:val=")"/>
+              <m:sepChr m:val=""/>
+              <m:grow/>
+            </m:dPr>
+            <m:e>
+              <m:sSub>
+                <m:e>
+                  <m:r>
+                    <m:t>p</m:t>
+                  </m:r>
+                </m:e>
+                <m:sub>
+                  <m:r>
+                    <m:t>i</m:t>
+                  </m:r>
+                </m:sub>
+              </m:sSub>
+            </m:e>
+          </m:d>
+          <m:r>
+            <m:rPr>
+              <m:sty m:val="p"/>
+            </m:rPr>
+            <m:t>≤</m:t>
+          </m:r>
+          <m:r>
+            <m:t>B</m:t>
+          </m:r>
+        </m:oMath>
+      </m:oMathPara>
+    </w:p>
+    <w:p>
+      <w:pPr>
+        <w:numPr>
+          <w:ilvl w:val="0"/>
+          <w:numId w:val="1000"/>
+        </w:numPr>
+      </w:pPr>
+      <w:r>
+        <w:t xml:space="preserve">(où</w:t>
+      </w:r>
+      <w:r>
+        <w:t xml:space="preserve"> </w:t>
+      </w:r>
+      <m:oMath>
+        <m:r>
+          <m:t>c</m:t>
+        </m:r>
+        <m:r>
+          <m:rPr>
+            <m:sty m:val="p"/>
+          </m:rPr>
+          <m:t>′</m:t>
+        </m:r>
+        <m:d>
+          <m:dPr>
+            <m:begChr m:val="("/>
+            <m:endChr m:val=")"/>
+            <m:sepChr m:val=""/>
+            <m:grow/>
+          </m:dPr>
+          <m:e>
+            <m:sSub>
+              <m:e>
+                <m:r>
+                  <m:t>p</m:t>
+                </m:r>
+              </m:e>
+              <m:sub>
+                <m:r>
+                  <m:t>i</m:t>
+                </m:r>
+              </m:sub>
+            </m:sSub>
+          </m:e>
+        </m:d>
+      </m:oMath>
+      <w:r>
+        <w:t xml:space="preserve"> </w:t>
+      </w:r>
+      <w:r>
+        <w:t xml:space="preserve">est le coût lié à la puissance d’émission)</w:t>
+      </w:r>
+    </w:p>
+    <w:p>
+      <w:pPr>
+        <w:numPr>
+          <w:ilvl w:val="0"/>
+          <w:numId w:val="1009"/>
+        </w:numPr>
+      </w:pPr>
+      <w:r>
+        <w:rPr>
+          <w:b/>
+          <w:bCs/>
+        </w:rPr>
+        <w:t xml:space="preserve">Interférences limitées</w:t>
+      </w:r>
+      <w:r>
+        <w:t xml:space="preserve"> </w:t>
+      </w:r>
+      <w:r>
+        <w:t xml:space="preserve">:</w:t>
+      </w:r>
+    </w:p>
+    <w:p>
+      <w:pPr>
+        <w:pStyle w:val="BodyText"/>
+      </w:pPr>
+      <m:oMathPara>
+        <m:oMathParaPr>
+          <m:jc m:val="center"/>
+        </m:oMathParaPr>
+        <m:oMath>
+          <m:r>
+            <m:rPr>
+              <m:sty m:val="p"/>
+            </m:rPr>
+            <m:t>∀</m:t>
+          </m:r>
+          <m:r>
+            <m:t>i</m:t>
+          </m:r>
+          <m:r>
+            <m:rPr>
+              <m:sty m:val="p"/>
+            </m:rPr>
+            <m:t>≠</m:t>
+          </m:r>
+          <m:r>
+            <m:t>j</m:t>
+          </m:r>
+          <m:r>
+            <m:rPr>
+              <m:sty m:val="p"/>
+            </m:rPr>
+            <m:t>,</m:t>
+          </m:r>
+          <m:r>
+            <m:t> </m:t>
+          </m:r>
+          <m:sSub>
+            <m:e>
+              <m:r>
+                <m:t>f</m:t>
+              </m:r>
+            </m:e>
+            <m:sub>
+              <m:r>
+                <m:t>i</m:t>
+              </m:r>
+            </m:sub>
+          </m:sSub>
+          <m:r>
+            <m:rPr>
+              <m:sty m:val="p"/>
+            </m:rPr>
+            <m:t>=</m:t>
+          </m:r>
+          <m:sSub>
+            <m:e>
+              <m:r>
+                <m:t>f</m:t>
+              </m:r>
+            </m:e>
+            <m:sub>
+              <m:r>
+                <m:t>j</m:t>
+              </m:r>
+            </m:sub>
+          </m:sSub>
+          <m:r>
+            <m:rPr>
+              <m:sty m:val="p"/>
+            </m:rPr>
+            <m:t>⇒</m:t>
+          </m:r>
+          <m:r>
+            <m:t>S</m:t>
+          </m:r>
+          <m:r>
+            <m:t>I</m:t>
+          </m:r>
+          <m:sSub>
+            <m:e>
+              <m:r>
+                <m:t>R</m:t>
+              </m:r>
+            </m:e>
+            <m:sub>
+              <m:r>
+                <m:t>i</m:t>
+              </m:r>
+              <m:r>
+                <m:t>j</m:t>
+              </m:r>
+            </m:sub>
+          </m:sSub>
+          <m:r>
+            <m:rPr>
+              <m:sty m:val="p"/>
+            </m:rPr>
+            <m:t>≥</m:t>
+          </m:r>
+          <m:r>
+            <m:t>θ</m:t>
+          </m:r>
+        </m:oMath>
+      </m:oMathPara>
+    </w:p>
+    <w:p>
+      <w:pPr>
+        <w:numPr>
+          <w:ilvl w:val="0"/>
+          <w:numId w:val="1009"/>
+        </w:numPr>
+      </w:pPr>
+      <w:r>
+        <w:rPr>
+          <w:b/>
+          <w:bCs/>
+        </w:rPr>
+        <w:t xml:space="preserve">Fréquences valides</w:t>
+      </w:r>
+      <w:r>
+        <w:t xml:space="preserve"> </w:t>
+      </w:r>
+      <w:r>
+        <w:t xml:space="preserve">:</w:t>
+      </w:r>
+    </w:p>
+    <w:p>
+      <w:pPr>
+        <w:pStyle w:val="BodyText"/>
+      </w:pPr>
+      <m:oMathPara>
+        <m:oMathParaPr>
+          <m:jc m:val="center"/>
+        </m:oMathParaPr>
+        <m:oMath>
+          <m:sSub>
+            <m:e>
+              <m:r>
+                <m:t>f</m:t>
+              </m:r>
+            </m:e>
+            <m:sub>
+              <m:r>
+                <m:t>i</m:t>
+              </m:r>
+            </m:sub>
+          </m:sSub>
+          <m:r>
+            <m:rPr>
+              <m:sty m:val="p"/>
+            </m:rPr>
+            <m:t>∈</m:t>
+          </m:r>
+          <m:r>
+            <m:t>F</m:t>
+          </m:r>
+        </m:oMath>
+      </m:oMathPara>
+    </w:p>
+    <w:p>
+      <w:pPr>
+        <w:numPr>
+          <w:ilvl w:val="0"/>
+          <w:numId w:val="1009"/>
+        </w:numPr>
+      </w:pPr>
+      <w:r>
+        <w:rPr>
+          <w:b/>
+          <w:bCs/>
+        </w:rPr>
+        <w:t xml:space="preserve">Emplacements autorisés</w:t>
+      </w:r>
+      <w:r>
+        <w:t xml:space="preserve"> </w:t>
+      </w:r>
+      <w:r>
+        <w:t xml:space="preserve">:</w:t>
+      </w:r>
+    </w:p>
+    <w:p>
+      <w:pPr>
+        <w:pStyle w:val="BodyText"/>
+      </w:pPr>
+      <m:oMathPara>
+        <m:oMathParaPr>
+          <m:jc m:val="center"/>
+        </m:oMathParaPr>
+        <m:oMath>
+          <m:d>
+            <m:dPr>
+              <m:begChr m:val="("/>
+              <m:endChr m:val=")"/>
+              <m:sepChr m:val=""/>
+              <m:grow/>
+            </m:dPr>
             <m:e>
               <m:sSub>
                 <m:e>
@@ -4529,278 +6612,26 @@
                   </m:r>
                 </m:sub>
               </m:sSub>
-            </m:e>
-          </m:nary>
-        </m:oMath>
-      </m:oMathPara>
-    </w:p>
-    <w:p>
-      <w:pPr>
-        <w:pStyle w:val="FirstParagraph"/>
-      </w:pPr>
-      <w:r>
-        <w:t xml:space="preserve">3. Contraintes</w:t>
-      </w:r>
-    </w:p>
-    <w:p>
-      <w:pPr>
-        <w:pStyle w:val="BodyText"/>
-      </w:pPr>
-      <w:r>
-        <w:t xml:space="preserve">On souhaite que chaque point qj dans la zone étudiée (ensemble Q={q1,…,qM}) soit couvert par au moins une antenne avec un signal suffisant.</w:t>
-      </w:r>
-    </w:p>
-    <w:p>
-      <w:pPr>
-        <w:pStyle w:val="BodyText"/>
-      </w:pPr>
-      <w:r>
-        <w:t xml:space="preserve">On définit une fonction de couverture binaire</w:t>
-      </w:r>
-      <w:r>
-        <w:t xml:space="preserve"> </w:t>
-      </w:r>
-      <m:oMath>
-        <m:sSub>
-          <m:e>
-            <m:r>
-              <m:t>C</m:t>
-            </m:r>
-          </m:e>
-          <m:sub>
-            <m:r>
-              <m:t>i</m:t>
-            </m:r>
-            <m:r>
-              <m:t>j</m:t>
-            </m:r>
-          </m:sub>
-        </m:sSub>
-      </m:oMath>
-      <w:r>
-        <w:t xml:space="preserve">​ :</w:t>
-      </w:r>
-    </w:p>
-    <w:p>
-      <w:pPr>
-        <w:pStyle w:val="BodyText"/>
-      </w:pPr>
-      <m:oMathPara>
-        <m:oMathParaPr>
-          <m:jc m:val="center"/>
-        </m:oMathParaPr>
-        <m:oMath>
-          <m:sSub>
-            <m:e>
-              <m:r>
-                <m:t>C</m:t>
-              </m:r>
-            </m:e>
-            <m:sub>
-              <m:r>
-                <m:t>i</m:t>
-              </m:r>
-              <m:r>
-                <m:t>j</m:t>
-              </m:r>
-            </m:sub>
-          </m:sSub>
-          <m:r>
-            <m:rPr>
-              <m:sty m:val="p"/>
-            </m:rPr>
-            <m:t>=</m:t>
-          </m:r>
-          <m:d>
-            <m:dPr>
-              <m:begChr m:val="{"/>
-              <m:endChr m:val=""/>
-              <m:sepChr m:val=""/>
-              <m:grow/>
-            </m:dPr>
-            <m:e>
-              <m:m>
-                <m:mPr>
-                  <m:baseJc m:val="center"/>
-                  <m:plcHide m:val="on"/>
-                  <m:mcs>
-                    <m:mc>
-                      <m:mcPr>
-                        <m:mcJc m:val="left"/>
-                        <m:count m:val="1"/>
-                      </m:mcPr>
-                    </m:mc>
-                    <m:mc>
-                      <m:mcPr>
-                        <m:mcJc m:val="left"/>
-                        <m:count m:val="1"/>
-                      </m:mcPr>
-                    </m:mc>
-                  </m:mcs>
-                </m:mPr>
-                <m:mr>
-                  <m:e>
-                    <m:r>
-                      <m:t>1</m:t>
-                    </m:r>
-                  </m:e>
-                  <m:e>
-                    <m:r>
-                      <m:rPr>
-                        <m:nor/>
-                        <m:sty m:val="p"/>
-                      </m:rPr>
-                      <m:t>si le point </m:t>
-                    </m:r>
-                    <m:sSub>
-                      <m:e>
-                        <m:r>
-                          <m:t>q</m:t>
-                        </m:r>
-                      </m:e>
-                      <m:sub>
-                        <m:r>
-                          <m:t>j</m:t>
-                        </m:r>
-                      </m:sub>
-                    </m:sSub>
-                    <m:r>
-                      <m:rPr>
-                        <m:nor/>
-                        <m:sty m:val="p"/>
-                      </m:rPr>
-                      <m:t> est couvert par l’antenne </m:t>
-                    </m:r>
-                    <m:sSub>
-                      <m:e>
-                        <m:r>
-                          <m:t>p</m:t>
-                        </m:r>
-                      </m:e>
-                      <m:sub>
-                        <m:r>
-                          <m:t>i</m:t>
-                        </m:r>
-                      </m:sub>
-                    </m:sSub>
-                  </m:e>
-                </m:mr>
-                <m:mr>
-                  <m:e>
-                    <m:r>
-                      <m:t>0</m:t>
-                    </m:r>
-                  </m:e>
-                  <m:e>
-                    <m:r>
-                      <m:rPr>
-                        <m:nor/>
-                        <m:sty m:val="p"/>
-                      </m:rPr>
-                      <m:t>sinon</m:t>
-                    </m:r>
-                  </m:e>
-                </m:mr>
-              </m:m>
-            </m:e>
-          </m:d>
-        </m:oMath>
-      </m:oMathPara>
-    </w:p>
-    <w:p>
-      <w:pPr>
-        <w:pStyle w:val="FirstParagraph"/>
-      </w:pPr>
-      <w:r>
-        <w:t xml:space="preserve">La contrainte de couverture est alors :</w:t>
-      </w:r>
-    </w:p>
-    <w:p>
-      <w:pPr>
-        <w:pStyle w:val="BodyText"/>
-      </w:pPr>
-      <m:oMathPara>
-        <m:oMathParaPr>
-          <m:jc m:val="center"/>
-        </m:oMathParaPr>
-        <m:oMath>
-          <m:nary>
-            <m:naryPr>
-              <m:chr m:val="∑"/>
-              <m:limLoc m:val="undOvr"/>
-              <m:subHide m:val="off"/>
-              <m:supHide m:val="off"/>
-            </m:naryPr>
-            <m:sub>
-              <m:r>
-                <m:t>i</m:t>
-              </m:r>
               <m:r>
                 <m:rPr>
                   <m:sty m:val="p"/>
                 </m:rPr>
-                <m:t>=</m:t>
-              </m:r>
-              <m:r>
-                <m:t>1</m:t>
-              </m:r>
-            </m:sub>
-            <m:sup>
-              <m:r>
-                <m:t>N</m:t>
-              </m:r>
-            </m:sup>
-            <m:e>
+                <m:t>,</m:t>
+              </m:r>
               <m:sSub>
                 <m:e>
                   <m:r>
-                    <m:t>C</m:t>
+                    <m:t>y</m:t>
                   </m:r>
                 </m:e>
                 <m:sub>
                   <m:r>
                     <m:t>i</m:t>
                   </m:r>
-                  <m:r>
-                    <m:t>j</m:t>
-                  </m:r>
                 </m:sub>
               </m:sSub>
             </m:e>
-          </m:nary>
-          <m:sSub>
-            <m:e>
-              <m:r>
-                <m:t>x</m:t>
-              </m:r>
-            </m:e>
-            <m:sub>
-              <m:r>
-                <m:t>i</m:t>
-              </m:r>
-            </m:sub>
-          </m:sSub>
-          <m:r>
-            <m:rPr>
-              <m:sty m:val="p"/>
-            </m:rPr>
-            <m:t>≥</m:t>
-          </m:r>
-          <m:r>
-            <m:t>1</m:t>
-          </m:r>
-          <m:r>
-            <m:t> </m:t>
-          </m:r>
-          <m:r>
-            <m:rPr>
-              <m:sty m:val="p"/>
-            </m:rPr>
-            <m:t>∀</m:t>
-          </m:r>
-          <m:r>
-            <m:t>j</m:t>
-          </m:r>
+          </m:d>
           <m:r>
             <m:rPr>
               <m:sty m:val="p"/>
@@ -4808,28 +6639,239 @@
             <m:t>∈</m:t>
           </m:r>
           <m:r>
-            <m:t>Q</m:t>
+            <m:rPr>
+              <m:nor/>
+              <m:sty m:val="p"/>
+            </m:rPr>
+            <m:t>Zone d’implantation possible</m:t>
           </m:r>
         </m:oMath>
       </m:oMathPara>
     </w:p>
     <w:p>
       <w:pPr>
+        <w:numPr>
+          <w:ilvl w:val="0"/>
+          <w:numId w:val="1009"/>
+        </w:numPr>
+      </w:pPr>
+      <w:r>
+        <w:rPr>
+          <w:b/>
+          <w:bCs/>
+        </w:rPr>
+        <w:t xml:space="preserve">Bornes sur la puissance</w:t>
+      </w:r>
+      <w:r>
+        <w:t xml:space="preserve"> </w:t>
+      </w:r>
+      <w:r>
+        <w:t xml:space="preserve">:</w:t>
+      </w:r>
+    </w:p>
+    <w:p>
+      <w:pPr>
+        <w:pStyle w:val="BodyText"/>
+      </w:pPr>
+      <m:oMathPara>
+        <m:oMathParaPr>
+          <m:jc m:val="center"/>
+        </m:oMathParaPr>
+        <m:oMath>
+          <m:sSubSup>
+            <m:e>
+              <m:r>
+                <m:t>p</m:t>
+              </m:r>
+            </m:e>
+            <m:sub>
+              <m:r>
+                <m:t>i</m:t>
+              </m:r>
+            </m:sub>
+            <m:sup>
+              <m:r>
+                <m:rPr>
+                  <m:sty m:val="p"/>
+                </m:rPr>
+                <m:t>min</m:t>
+              </m:r>
+            </m:sup>
+          </m:sSubSup>
+          <m:r>
+            <m:rPr>
+              <m:sty m:val="p"/>
+            </m:rPr>
+            <m:t>≤</m:t>
+          </m:r>
+          <m:sSub>
+            <m:e>
+              <m:r>
+                <m:t>p</m:t>
+              </m:r>
+            </m:e>
+            <m:sub>
+              <m:r>
+                <m:t>i</m:t>
+              </m:r>
+            </m:sub>
+          </m:sSub>
+          <m:r>
+            <m:rPr>
+              <m:sty m:val="p"/>
+            </m:rPr>
+            <m:t>≤</m:t>
+          </m:r>
+          <m:sSubSup>
+            <m:e>
+              <m:r>
+                <m:t>p</m:t>
+              </m:r>
+            </m:e>
+            <m:sub>
+              <m:r>
+                <m:t>i</m:t>
+              </m:r>
+            </m:sub>
+            <m:sup>
+              <m:r>
+                <m:rPr>
+                  <m:sty m:val="p"/>
+                </m:rPr>
+                <m:t>max</m:t>
+              </m:r>
+            </m:sup>
+          </m:sSubSup>
+        </m:oMath>
+      </m:oMathPara>
+    </w:p>
+    <w:bookmarkEnd w:id="92"/>
+    <w:bookmarkStart w:id="93" w:name="analyse-de-complexité"/>
+    <w:p>
+      <w:pPr>
+        <w:pStyle w:val="Heading3"/>
+      </w:pPr>
+      <w:r>
+        <w:t xml:space="preserve">Analyse de complexité</w:t>
+      </w:r>
+    </w:p>
+    <w:p>
+      <w:pPr>
         <w:pStyle w:val="FirstParagraph"/>
       </w:pPr>
       <w:r>
-        <w:t xml:space="preserve">Formulation du problème :</w:t>
-      </w:r>
-    </w:p>
-    <w:p>
-      <w:pPr>
-        <w:pStyle w:val="SourceCode"/>
-      </w:pPr>
-      <w:r>
-        <w:rPr>
-          <w:rStyle w:val="VerbatimChar"/>
-        </w:rPr>
-        <w:t xml:space="preserve">\text{min } \sum_{i=1}^{N} x_i</w:t>
+        <w:t xml:space="preserve">Ce problème est</w:t>
+      </w:r>
+      <w:r>
+        <w:t xml:space="preserve"> </w:t>
+      </w:r>
+      <w:r>
+        <w:rPr>
+          <w:b/>
+          <w:bCs/>
+        </w:rPr>
+        <w:t xml:space="preserve">NP-difficile</w:t>
+      </w:r>
+      <w:r>
+        <w:t xml:space="preserve">, en raison :</w:t>
+      </w:r>
+      <w:r>
+        <w:t xml:space="preserve"> </w:t>
+      </w:r>
+      <w:r>
+        <w:t xml:space="preserve">- du nombre combinatoire de positions et d’affectations de fréquences possibles,</w:t>
+      </w:r>
+      <w:r>
+        <w:t xml:space="preserve"> </w:t>
+      </w:r>
+      <w:r>
+        <w:t xml:space="preserve">- de la nécessité de calculer des métriques complexes comme le</w:t>
+      </w:r>
+      <w:r>
+        <w:t xml:space="preserve"> </w:t>
+      </w:r>
+      <w:r>
+        <w:rPr>
+          <w:b/>
+          <w:bCs/>
+        </w:rPr>
+        <w:t xml:space="preserve">SIR</w:t>
+      </w:r>
+      <w:r>
+        <w:t xml:space="preserve"> </w:t>
+      </w:r>
+      <w:r>
+        <w:t xml:space="preserve">pour chaque point et chaque combinaison d’antennes.</w:t>
+      </w:r>
+    </w:p>
+    <w:p>
+      <w:pPr>
+        <w:pStyle w:val="BodyText"/>
+      </w:pPr>
+      <w:r>
+        <w:t xml:space="preserve">Des stratégies de simplification incluent :</w:t>
+      </w:r>
+      <w:r>
+        <w:t xml:space="preserve"> </w:t>
+      </w:r>
+      <w:r>
+        <w:t xml:space="preserve">- la réduction de l’espace de recherche par une discrétisation fine,</w:t>
+      </w:r>
+      <w:r>
+        <w:t xml:space="preserve"> </w:t>
+      </w:r>
+      <w:r>
+        <w:t xml:space="preserve">- l’usage de métaheuristiques comme la</w:t>
+      </w:r>
+      <w:r>
+        <w:t xml:space="preserve"> </w:t>
+      </w:r>
+      <w:r>
+        <w:rPr>
+          <w:b/>
+          <w:bCs/>
+        </w:rPr>
+        <w:t xml:space="preserve">recherche tabou</w:t>
+      </w:r>
+      <w:r>
+        <w:t xml:space="preserve">,</w:t>
+      </w:r>
+      <w:r>
+        <w:t xml:space="preserve"> </w:t>
+      </w:r>
+      <w:r>
+        <w:rPr>
+          <w:b/>
+          <w:bCs/>
+        </w:rPr>
+        <w:t xml:space="preserve">MADS</w:t>
+      </w:r>
+      <w:r>
+        <w:t xml:space="preserve">,</w:t>
+      </w:r>
+      <w:r>
+        <w:t xml:space="preserve"> </w:t>
+      </w:r>
+      <w:r>
+        <w:rPr>
+          <w:b/>
+          <w:bCs/>
+        </w:rPr>
+        <w:t xml:space="preserve">algorithmes génétiques</w:t>
+      </w:r>
+      <w:r>
+        <w:t xml:space="preserve">, etc.</w:t>
+      </w:r>
+    </w:p>
+    <w:bookmarkEnd w:id="93"/>
+    <w:bookmarkEnd w:id="94"/>
+    <w:bookmarkStart w:id="96" w:name="méthodes-doptimisation"/>
+    <w:p>
+      <w:pPr>
+        <w:pStyle w:val="Heading2"/>
+      </w:pPr>
+      <w:r>
+        <w:t xml:space="preserve">Méthodes d’optimisation</w:t>
       </w:r>
     </w:p>
     <w:p>
@@ -4837,47 +6879,10 @@
         <w:pStyle w:val="FirstParagraph"/>
       </w:pPr>
       <w:r>
-        <w:t xml:space="preserve">Sous contraintes :</w:t>
-      </w:r>
-    </w:p>
-    <w:p>
-      <w:pPr>
-        <w:pStyle w:val="SourceCode"/>
-      </w:pPr>
-      <w:r>
-        <w:rPr>
-          <w:rStyle w:val="VerbatimChar"/>
-        </w:rPr>
-        <w:t xml:space="preserve">\sum_{i=1}^{N} C_{ij} x_i \geq 1 \quad \forall j \in Q \\</w:t>
-      </w:r>
-      <w:r>
-        <w:br/>
-      </w:r>
-      <w:r>
-        <w:rPr>
-          <w:rStyle w:val="VerbatimChar"/>
-        </w:rPr>
-        <w:t xml:space="preserve">x_i \in \{0, 1\} \quad \forall i \in P</w:t>
-      </w:r>
-    </w:p>
-    <w:bookmarkStart w:id="59" w:name="méthodes-doptimisation"/>
-    <w:p>
-      <w:pPr>
-        <w:pStyle w:val="Heading2"/>
-      </w:pPr>
-      <w:r>
-        <w:t xml:space="preserve">Méthodes d’optimisation</w:t>
-      </w:r>
-    </w:p>
-    <w:p>
-      <w:pPr>
-        <w:pStyle w:val="FirstParagraph"/>
-      </w:pPr>
-      <w:r>
         <w:t xml:space="preserve">Plusieurs techniques peuvent être employées pour résoudre ce problème</w:t>
       </w:r>
     </w:p>
-    <w:bookmarkStart w:id="58" w:name="X6b8470e501622adade99d9856665eb40ef12eee"/>
+    <w:bookmarkStart w:id="95" w:name="X6b8470e501622adade99d9856665eb40ef12eee"/>
     <w:p>
       <w:pPr>
         <w:pStyle w:val="Heading3"/>
@@ -5016,9 +7021,9 @@
         <w:t xml:space="preserve">: Inspirés de la sélection naturelle, ils utilisent des populations de solutions et des opérateurs génétiques (croisement, mutation) pour explorer l’espace des solutions.</w:t>
       </w:r>
     </w:p>
-    <w:bookmarkEnd w:id="58"/>
-    <w:bookmarkEnd w:id="59"/>
-    <w:bookmarkStart w:id="66" w:name="étapes-de-résolution"/>
+    <w:bookmarkEnd w:id="95"/>
+    <w:bookmarkEnd w:id="96"/>
+    <w:bookmarkStart w:id="103" w:name="étapes-de-résolution"/>
     <w:p>
       <w:pPr>
         <w:pStyle w:val="Heading2"/>
@@ -5027,7 +7032,7 @@
         <w:t xml:space="preserve">Étapes de Résolution</w:t>
       </w:r>
     </w:p>
-    <w:bookmarkStart w:id="60" w:name="simplification-et-analyse"/>
+    <w:bookmarkStart w:id="97" w:name="simplification-et-analyse"/>
     <w:p>
       <w:pPr>
         <w:pStyle w:val="Heading3"/>
@@ -5070,8 +7075,8 @@
         <w:t xml:space="preserve">. Nous utilisons des techniques classiques pour les problèmes combinatoires.</w:t>
       </w:r>
     </w:p>
-    <w:bookmarkEnd w:id="60"/>
-    <w:bookmarkStart w:id="63" w:name="Xb2b5d40e7d528bfdf928b2377ac5d408361b149"/>
+    <w:bookmarkEnd w:id="97"/>
+    <w:bookmarkStart w:id="100" w:name="Xb2b5d40e7d528bfdf928b2377ac5d408361b149"/>
     <w:p>
       <w:pPr>
         <w:pStyle w:val="Heading3"/>
@@ -5098,7 +7103,7 @@
         <w:t xml:space="preserve">Utilisation d’un solveur PLNE pour trouver la solution optimale.</w:t>
       </w:r>
     </w:p>
-    <w:bookmarkStart w:id="61" w:name="exemple-avec-des-données-synthétiques"/>
+    <w:bookmarkStart w:id="98" w:name="exemple-avec-des-données-synthétiques"/>
     <w:p>
       <w:pPr>
         <w:pStyle w:val="Heading4"/>
@@ -5124,7 +7129,7 @@
         <w:pStyle w:val="Compact"/>
         <w:numPr>
           <w:ilvl w:val="0"/>
-          <w:numId w:val="1004"/>
+          <w:numId w:val="1010"/>
         </w:numPr>
       </w:pPr>
       <m:oMath>
@@ -5153,7 +7158,7 @@
         <w:pStyle w:val="Compact"/>
         <w:numPr>
           <w:ilvl w:val="0"/>
-          <w:numId w:val="1004"/>
+          <w:numId w:val="1010"/>
         </w:numPr>
       </w:pPr>
       <m:oMath>
@@ -5412,8 +7417,8 @@
         <w:t xml:space="preserve">.</w:t>
       </w:r>
     </w:p>
-    <w:bookmarkEnd w:id="61"/>
-    <w:bookmarkStart w:id="62" w:name="résolution"/>
+    <w:bookmarkEnd w:id="98"/>
+    <w:bookmarkStart w:id="99" w:name="résolution"/>
     <w:p>
       <w:pPr>
         <w:pStyle w:val="Heading4"/>
@@ -5427,7 +7432,7 @@
         <w:pStyle w:val="Compact"/>
         <w:numPr>
           <w:ilvl w:val="0"/>
-          <w:numId w:val="1005"/>
+          <w:numId w:val="1011"/>
         </w:numPr>
       </w:pPr>
       <w:r>
@@ -5551,7 +7556,7 @@
         <w:pStyle w:val="Compact"/>
         <w:numPr>
           <w:ilvl w:val="0"/>
-          <w:numId w:val="1005"/>
+          <w:numId w:val="1011"/>
         </w:numPr>
       </w:pPr>
       <w:r>
@@ -5801,9 +7806,9 @@
         <w:t xml:space="preserve">3 antennes utilisées.</w:t>
       </w:r>
     </w:p>
-    <w:bookmarkEnd w:id="62"/>
-    <w:bookmarkEnd w:id="63"/>
-    <w:bookmarkStart w:id="64" w:name="méthode-approchée-algorithme-glouton"/>
+    <w:bookmarkEnd w:id="99"/>
+    <w:bookmarkEnd w:id="100"/>
+    <w:bookmarkStart w:id="101" w:name="méthode-approchée-algorithme-glouton"/>
     <w:p>
       <w:pPr>
         <w:pStyle w:val="Heading3"/>
@@ -5886,7 +7891,7 @@
         <w:pStyle w:val="Compact"/>
         <w:numPr>
           <w:ilvl w:val="0"/>
-          <w:numId w:val="1006"/>
+          <w:numId w:val="1012"/>
         </w:numPr>
       </w:pPr>
       <w:r>
@@ -5939,7 +7944,7 @@
         <w:pStyle w:val="Compact"/>
         <w:numPr>
           <w:ilvl w:val="0"/>
-          <w:numId w:val="1006"/>
+          <w:numId w:val="1012"/>
         </w:numPr>
       </w:pPr>
       <w:r>
@@ -5966,7 +7971,7 @@
         <w:pStyle w:val="Compact"/>
         <w:numPr>
           <w:ilvl w:val="1"/>
-          <w:numId w:val="1007"/>
+          <w:numId w:val="1013"/>
         </w:numPr>
       </w:pPr>
       <w:r>
@@ -6014,7 +8019,7 @@
         <w:pStyle w:val="Compact"/>
         <w:numPr>
           <w:ilvl w:val="1"/>
-          <w:numId w:val="1007"/>
+          <w:numId w:val="1013"/>
         </w:numPr>
       </w:pPr>
       <w:r>
@@ -6055,7 +8060,7 @@
         <w:pStyle w:val="Compact"/>
         <w:numPr>
           <w:ilvl w:val="1"/>
-          <w:numId w:val="1007"/>
+          <w:numId w:val="1013"/>
         </w:numPr>
       </w:pPr>
       <w:r>
@@ -6112,7 +8117,7 @@
         <w:pStyle w:val="Compact"/>
         <w:numPr>
           <w:ilvl w:val="0"/>
-          <w:numId w:val="1008"/>
+          <w:numId w:val="1014"/>
         </w:numPr>
       </w:pPr>
       <w:r>
@@ -6215,7 +8220,7 @@
         <w:pStyle w:val="Compact"/>
         <w:numPr>
           <w:ilvl w:val="0"/>
-          <w:numId w:val="1008"/>
+          <w:numId w:val="1014"/>
         </w:numPr>
       </w:pPr>
       <w:r>
@@ -6318,7 +8323,7 @@
         <w:pStyle w:val="Compact"/>
         <w:numPr>
           <w:ilvl w:val="0"/>
-          <w:numId w:val="1008"/>
+          <w:numId w:val="1014"/>
         </w:numPr>
       </w:pPr>
       <w:r>
@@ -6488,8 +8493,8 @@
         <w:t xml:space="preserve">3 antennes.</w:t>
       </w:r>
     </w:p>
-    <w:bookmarkEnd w:id="64"/>
-    <w:bookmarkStart w:id="65" w:name="X8d97327365a1634bbe53f8810b4b8e73e685d1f"/>
+    <w:bookmarkEnd w:id="101"/>
+    <w:bookmarkStart w:id="102" w:name="X8d97327365a1634bbe53f8810b4b8e73e685d1f"/>
     <w:p>
       <w:pPr>
         <w:pStyle w:val="Heading3"/>
@@ -6534,7 +8539,7 @@
         <w:pStyle w:val="Compact"/>
         <w:numPr>
           <w:ilvl w:val="0"/>
-          <w:numId w:val="1009"/>
+          <w:numId w:val="1015"/>
         </w:numPr>
       </w:pPr>
       <w:r>
@@ -6546,7 +8551,7 @@
         <w:pStyle w:val="Compact"/>
         <w:numPr>
           <w:ilvl w:val="0"/>
-          <w:numId w:val="1009"/>
+          <w:numId w:val="1015"/>
         </w:numPr>
       </w:pPr>
       <w:r>
@@ -6582,9 +8587,9 @@
         <w:t xml:space="preserve">.</w:t>
       </w:r>
     </w:p>
-    <w:bookmarkEnd w:id="65"/>
-    <w:bookmarkEnd w:id="66"/>
-    <w:bookmarkStart w:id="67" w:name="résumé-des-solutions"/>
+    <w:bookmarkEnd w:id="102"/>
+    <w:bookmarkEnd w:id="103"/>
+    <w:bookmarkStart w:id="104" w:name="résumé-des-solutions"/>
     <w:p>
       <w:pPr>
         <w:pStyle w:val="Heading2"/>
@@ -6852,8 +8857,8 @@
         </w:tc>
       </w:tr>
     </w:tbl>
-    <w:bookmarkEnd w:id="67"/>
-    <w:bookmarkStart w:id="68" w:name="optimisation-du"/>
+    <w:bookmarkEnd w:id="104"/>
+    <w:bookmarkStart w:id="105" w:name="optimisation-du"/>
     <w:p>
       <w:pPr>
         <w:pStyle w:val="Heading2"/>
@@ -6862,9 +8867,9 @@
         <w:t xml:space="preserve">Optimisation du</w:t>
       </w:r>
     </w:p>
-    <w:bookmarkEnd w:id="68"/>
-    <w:bookmarkEnd w:id="69"/>
-    <w:bookmarkStart w:id="72" w:name="modèles-de-propagation-des-ondes"/>
+    <w:bookmarkEnd w:id="105"/>
+    <w:bookmarkEnd w:id="106"/>
+    <w:bookmarkStart w:id="109" w:name="modèles-de-propagation-des-ondes"/>
     <w:p>
       <w:pPr>
         <w:pStyle w:val="Heading1"/>
@@ -6873,7 +8878,7 @@
         <w:t xml:space="preserve">Modèles de propagation des ondes</w:t>
       </w:r>
     </w:p>
-    <w:bookmarkStart w:id="70" w:name="Xa78749651e6f59b7648146f650c05cb06ff1cdf"/>
+    <w:bookmarkStart w:id="107" w:name="Xa78749651e6f59b7648146f650c05cb06ff1cdf"/>
     <w:p>
       <w:pPr>
         <w:pStyle w:val="Heading2"/>
@@ -6980,8 +8985,8 @@
         </m:oMath>
       </m:oMathPara>
     </w:p>
-    <w:bookmarkEnd w:id="70"/>
-    <w:bookmarkStart w:id="71" w:name="Xf3220a1cf1c171f5916e5ae58c13b40ffd35b7d"/>
+    <w:bookmarkEnd w:id="107"/>
+    <w:bookmarkStart w:id="108" w:name="Xf3220a1cf1c171f5916e5ae58c13b40ffd35b7d"/>
     <w:p>
       <w:pPr>
         <w:pStyle w:val="Heading2"/>
@@ -7093,7 +9098,7 @@
         <w:pStyle w:val="Compact"/>
         <w:numPr>
           <w:ilvl w:val="0"/>
-          <w:numId w:val="1010"/>
+          <w:numId w:val="1016"/>
         </w:numPr>
       </w:pPr>
       <m:oMath>
@@ -7139,7 +9144,7 @@
         <w:pStyle w:val="Compact"/>
         <w:numPr>
           <w:ilvl w:val="0"/>
-          <w:numId w:val="1010"/>
+          <w:numId w:val="1016"/>
         </w:numPr>
       </w:pPr>
       <m:oMath>
@@ -7161,9 +9166,9 @@
         </w:pict>
       </w:r>
     </w:p>
-    <w:bookmarkEnd w:id="71"/>
-    <w:bookmarkEnd w:id="72"/>
-    <w:bookmarkStart w:id="76" w:name="X3906dc65e10e4ec7c5276dfdd75cc1e9fa42ccc"/>
+    <w:bookmarkEnd w:id="108"/>
+    <w:bookmarkEnd w:id="109"/>
+    <w:bookmarkStart w:id="113" w:name="X3906dc65e10e4ec7c5276dfdd75cc1e9fa42ccc"/>
     <w:p>
       <w:pPr>
         <w:pStyle w:val="Heading1"/>
@@ -7172,7 +9177,7 @@
         <w:t xml:space="preserve">Multiplexage et répartition des fréquences</w:t>
       </w:r>
     </w:p>
-    <w:bookmarkStart w:id="73" w:name="multiplexage-fréquentiel-fdma"/>
+    <w:bookmarkStart w:id="110" w:name="multiplexage-fréquentiel-fdma"/>
     <w:p>
       <w:pPr>
         <w:pStyle w:val="Heading2"/>
@@ -7286,8 +9291,8 @@
         <w:t xml:space="preserve">Chaque utilisateur utilise un canal fixe.</w:t>
       </w:r>
     </w:p>
-    <w:bookmarkEnd w:id="73"/>
-    <w:bookmarkStart w:id="74" w:name="multiplexage-temporel-tdma"/>
+    <w:bookmarkEnd w:id="110"/>
+    <w:bookmarkStart w:id="111" w:name="multiplexage-temporel-tdma"/>
     <w:p>
       <w:pPr>
         <w:pStyle w:val="Heading2"/>
@@ -7394,8 +9399,8 @@
         <w:t xml:space="preserve">Chaque utilisateur communique à tour de rôle.</w:t>
       </w:r>
     </w:p>
-    <w:bookmarkEnd w:id="74"/>
-    <w:bookmarkStart w:id="75" w:name="combiné-tdmafdma"/>
+    <w:bookmarkEnd w:id="111"/>
+    <w:bookmarkStart w:id="112" w:name="combiné-tdmafdma"/>
     <w:p>
       <w:pPr>
         <w:pStyle w:val="Heading2"/>
@@ -7419,9 +9424,9 @@
         </w:pict>
       </w:r>
     </w:p>
-    <w:bookmarkEnd w:id="75"/>
-    <w:bookmarkEnd w:id="76"/>
-    <w:bookmarkStart w:id="79" w:name="optimisation-du-placement-des-antennes-1"/>
+    <w:bookmarkEnd w:id="112"/>
+    <w:bookmarkEnd w:id="113"/>
+    <w:bookmarkStart w:id="116" w:name="optimisation-du-placement-des-antennes-1"/>
     <w:p>
       <w:pPr>
         <w:pStyle w:val="Heading1"/>
@@ -7430,7 +9435,7 @@
         <w:t xml:space="preserve">Optimisation du placement des antennes</w:t>
       </w:r>
     </w:p>
-    <w:bookmarkStart w:id="77" w:name="objectif-de-couverture"/>
+    <w:bookmarkStart w:id="114" w:name="objectif-de-couverture"/>
     <w:p>
       <w:pPr>
         <w:pStyle w:val="Heading2"/>
@@ -7506,7 +9511,7 @@
         <w:pStyle w:val="Compact"/>
         <w:numPr>
           <w:ilvl w:val="0"/>
-          <w:numId w:val="1011"/>
+          <w:numId w:val="1017"/>
         </w:numPr>
       </w:pPr>
       <m:oMath>
@@ -7572,7 +9577,7 @@
         <w:pStyle w:val="Compact"/>
         <w:numPr>
           <w:ilvl w:val="0"/>
-          <w:numId w:val="1011"/>
+          <w:numId w:val="1017"/>
         </w:numPr>
       </w:pPr>
       <m:oMath>
@@ -7699,7 +9704,7 @@
         <w:pStyle w:val="Compact"/>
         <w:numPr>
           <w:ilvl w:val="0"/>
-          <w:numId w:val="1012"/>
+          <w:numId w:val="1018"/>
         </w:numPr>
       </w:pPr>
       <w:r>
@@ -7711,7 +9716,7 @@
         <w:pStyle w:val="Compact"/>
         <w:numPr>
           <w:ilvl w:val="0"/>
-          <w:numId w:val="1012"/>
+          <w:numId w:val="1018"/>
         </w:numPr>
       </w:pPr>
       <w:r>
@@ -7723,15 +9728,15 @@
         <w:pStyle w:val="Compact"/>
         <w:numPr>
           <w:ilvl w:val="0"/>
-          <w:numId w:val="1012"/>
+          <w:numId w:val="1018"/>
         </w:numPr>
       </w:pPr>
       <w:r>
         <w:t xml:space="preserve">Max. somme de puissances reçues (pondérées)</w:t>
       </w:r>
     </w:p>
-    <w:bookmarkEnd w:id="77"/>
-    <w:bookmarkStart w:id="78" w:name="modèles-dinterférences"/>
+    <w:bookmarkEnd w:id="114"/>
+    <w:bookmarkStart w:id="115" w:name="modèles-dinterférences"/>
     <w:p>
       <w:pPr>
         <w:pStyle w:val="Heading2"/>
@@ -7929,9 +9934,9 @@
         </w:pict>
       </w:r>
     </w:p>
-    <w:bookmarkEnd w:id="78"/>
-    <w:bookmarkEnd w:id="79"/>
-    <w:bookmarkStart w:id="80" w:name="X34c65afa3680800ffc95bfc47f0eb205c639e42"/>
+    <w:bookmarkEnd w:id="115"/>
+    <w:bookmarkEnd w:id="116"/>
+    <w:bookmarkStart w:id="117" w:name="X34c65afa3680800ffc95bfc47f0eb205c639e42"/>
     <w:p>
       <w:pPr>
         <w:pStyle w:val="Heading1"/>
@@ -8133,7 +10138,7 @@
         <w:pStyle w:val="Compact"/>
         <w:numPr>
           <w:ilvl w:val="0"/>
-          <w:numId w:val="1013"/>
+          <w:numId w:val="1019"/>
         </w:numPr>
       </w:pPr>
       <m:oMath>
@@ -8211,7 +10216,7 @@
         <w:pStyle w:val="Compact"/>
         <w:numPr>
           <w:ilvl w:val="0"/>
-          <w:numId w:val="1014"/>
+          <w:numId w:val="1020"/>
         </w:numPr>
       </w:pPr>
       <w:r>
@@ -8223,7 +10228,7 @@
         <w:pStyle w:val="Compact"/>
         <w:numPr>
           <w:ilvl w:val="0"/>
-          <w:numId w:val="1014"/>
+          <w:numId w:val="1020"/>
         </w:numPr>
       </w:pPr>
       <w:r>
@@ -8235,7 +10240,7 @@
         <w:pStyle w:val="Compact"/>
         <w:numPr>
           <w:ilvl w:val="0"/>
-          <w:numId w:val="1014"/>
+          <w:numId w:val="1020"/>
         </w:numPr>
       </w:pPr>
       <w:r>
@@ -8247,7 +10252,7 @@
         <w:pStyle w:val="Compact"/>
         <w:numPr>
           <w:ilvl w:val="0"/>
-          <w:numId w:val="1014"/>
+          <w:numId w:val="1020"/>
         </w:numPr>
       </w:pPr>
       <w:r>
@@ -8261,8 +10266,8 @@
         </w:pict>
       </w:r>
     </w:p>
-    <w:bookmarkEnd w:id="80"/>
-    <w:bookmarkStart w:id="81" w:name="X1726c8fd948c2e46f555b860fe879a823731618"/>
+    <w:bookmarkEnd w:id="117"/>
+    <w:bookmarkStart w:id="118" w:name="X1726c8fd948c2e46f555b860fe879a823731618"/>
     <w:p>
       <w:pPr>
         <w:pStyle w:val="Heading1"/>
@@ -8373,7 +10378,7 @@
         <w:pStyle w:val="Compact"/>
         <w:numPr>
           <w:ilvl w:val="0"/>
-          <w:numId w:val="1015"/>
+          <w:numId w:val="1021"/>
         </w:numPr>
       </w:pPr>
       <w:r>
@@ -8408,7 +10413,7 @@
         <w:pStyle w:val="Compact"/>
         <w:numPr>
           <w:ilvl w:val="0"/>
-          <w:numId w:val="1015"/>
+          <w:numId w:val="1021"/>
         </w:numPr>
       </w:pPr>
       <w:r>
@@ -8451,7 +10456,7 @@
         <w:pStyle w:val="Compact"/>
         <w:numPr>
           <w:ilvl w:val="0"/>
-          <w:numId w:val="1016"/>
+          <w:numId w:val="1022"/>
         </w:numPr>
       </w:pPr>
       <w:r>
@@ -8463,7 +10468,7 @@
         <w:pStyle w:val="Compact"/>
         <w:numPr>
           <w:ilvl w:val="0"/>
-          <w:numId w:val="1016"/>
+          <w:numId w:val="1022"/>
         </w:numPr>
       </w:pPr>
       <w:r>
@@ -8477,8 +10482,8 @@
         </w:pict>
       </w:r>
     </w:p>
-    <w:bookmarkEnd w:id="81"/>
-    <w:bookmarkStart w:id="82" w:name="implémentation-r-idées"/>
+    <w:bookmarkEnd w:id="118"/>
+    <w:bookmarkStart w:id="119" w:name="implémentation-r-idées"/>
     <w:p>
       <w:pPr>
         <w:pStyle w:val="Heading1"/>
@@ -8492,7 +10497,7 @@
         <w:pStyle w:val="Compact"/>
         <w:numPr>
           <w:ilvl w:val="0"/>
-          <w:numId w:val="1017"/>
+          <w:numId w:val="1023"/>
         </w:numPr>
       </w:pPr>
       <w:r>
@@ -8513,7 +10518,7 @@
         <w:pStyle w:val="Compact"/>
         <w:numPr>
           <w:ilvl w:val="0"/>
-          <w:numId w:val="1017"/>
+          <w:numId w:val="1023"/>
         </w:numPr>
       </w:pPr>
       <w:r>
@@ -8540,7 +10545,7 @@
         <w:pStyle w:val="Compact"/>
         <w:numPr>
           <w:ilvl w:val="0"/>
-          <w:numId w:val="1017"/>
+          <w:numId w:val="1023"/>
         </w:numPr>
       </w:pPr>
       <w:r>
@@ -8585,7 +10590,7 @@
         <w:pStyle w:val="Compact"/>
         <w:numPr>
           <w:ilvl w:val="0"/>
-          <w:numId w:val="1017"/>
+          <w:numId w:val="1023"/>
         </w:numPr>
       </w:pPr>
       <w:r>
@@ -8632,8 +10637,8 @@
         </w:pict>
       </w:r>
     </w:p>
-    <w:bookmarkEnd w:id="82"/>
-    <w:bookmarkStart w:id="83" w:name="conclusion"/>
+    <w:bookmarkEnd w:id="119"/>
+    <w:bookmarkStart w:id="120" w:name="conclusion"/>
     <w:p>
       <w:pPr>
         <w:pStyle w:val="Heading1"/>
@@ -8650,7 +10655,7 @@
         <w:t xml:space="preserve">Ce projet propose une modélisation rigoureuse du placement optimal des antennes, intégrant les principes physiques de propagation, les contraintes réseaux, et l’optimisation combinatoire. Il peut servir de base à une application Shiny interactive pour l’analyse territoriale au Sénégal.</w:t>
       </w:r>
     </w:p>
-    <w:bookmarkEnd w:id="83"/>
+    <w:bookmarkEnd w:id="120"/>
     <w:sectPr/>
   </w:body>
 </w:document>
@@ -8945,91 +10950,6 @@
       </w:pPr>
     </w:lvl>
   </w:abstractNum>
-  <w:abstractNum w:abstractNumId="99412">
-    <w:nsid w:val="00A99412"/>
-    <w:multiLevelType w:val="multilevel"/>
-    <w:lvl w:ilvl="0">
-      <w:start w:val="2"/>
-      <w:numFmt w:val="decimal"/>
-      <w:lvlText w:val="%1."/>
-      <w:lvlJc w:val="left"/>
-      <w:pPr>
-        <w:ind w:left="720" w:hanging="360"/>
-      </w:pPr>
-    </w:lvl>
-    <w:lvl w:ilvl="1">
-      <w:start w:val="2"/>
-      <w:numFmt w:val="decimal"/>
-      <w:lvlText w:val="%2."/>
-      <w:lvlJc w:val="left"/>
-      <w:pPr>
-        <w:ind w:left="1440" w:hanging="360"/>
-      </w:pPr>
-    </w:lvl>
-    <w:lvl w:ilvl="2">
-      <w:start w:val="2"/>
-      <w:numFmt w:val="decimal"/>
-      <w:lvlText w:val="%3."/>
-      <w:lvlJc w:val="left"/>
-      <w:pPr>
-        <w:ind w:left="2160" w:hanging="360"/>
-      </w:pPr>
-    </w:lvl>
-    <w:lvl w:ilvl="3">
-      <w:start w:val="2"/>
-      <w:numFmt w:val="decimal"/>
-      <w:lvlText w:val="%4."/>
-      <w:lvlJc w:val="left"/>
-      <w:pPr>
-        <w:ind w:left="2880" w:hanging="360"/>
-      </w:pPr>
-    </w:lvl>
-    <w:lvl w:ilvl="4">
-      <w:start w:val="2"/>
-      <w:numFmt w:val="decimal"/>
-      <w:lvlText w:val="%5."/>
-      <w:lvlJc w:val="left"/>
-      <w:pPr>
-        <w:ind w:left="3600" w:hanging="360"/>
-      </w:pPr>
-    </w:lvl>
-    <w:lvl w:ilvl="5">
-      <w:start w:val="2"/>
-      <w:numFmt w:val="decimal"/>
-      <w:lvlText w:val="%6."/>
-      <w:lvlJc w:val="left"/>
-      <w:pPr>
-        <w:ind w:left="4320" w:hanging="360"/>
-      </w:pPr>
-    </w:lvl>
-    <w:lvl w:ilvl="6">
-      <w:start w:val="2"/>
-      <w:numFmt w:val="decimal"/>
-      <w:lvlText w:val="%7."/>
-      <w:lvlJc w:val="left"/>
-      <w:pPr>
-        <w:ind w:left="5040" w:hanging="360"/>
-      </w:pPr>
-    </w:lvl>
-    <w:lvl w:ilvl="7">
-      <w:start w:val="2"/>
-      <w:numFmt w:val="decimal"/>
-      <w:lvlText w:val="%8."/>
-      <w:lvlJc w:val="left"/>
-      <w:pPr>
-        <w:ind w:left="5760" w:hanging="360"/>
-      </w:pPr>
-    </w:lvl>
-    <w:lvl w:ilvl="8">
-      <w:start w:val="2"/>
-      <w:numFmt w:val="decimal"/>
-      <w:lvlText w:val="%9."/>
-      <w:lvlJc w:val="left"/>
-      <w:pPr>
-        <w:ind w:left="6480" w:hanging="360"/>
-      </w:pPr>
-    </w:lvl>
-  </w:abstractNum>
   <w:num w:numId="1000">
     <w:abstractNumId w:val="990"/>
   </w:num>
@@ -9037,6 +10957,27 @@
     <w:abstractNumId w:val="991"/>
   </w:num>
   <w:num w:numId="1002">
+    <w:abstractNumId w:val="991"/>
+  </w:num>
+  <w:num w:numId="1003">
+    <w:abstractNumId w:val="991"/>
+  </w:num>
+  <w:num w:numId="1004">
+    <w:abstractNumId w:val="991"/>
+  </w:num>
+  <w:num w:numId="1005">
+    <w:abstractNumId w:val="991"/>
+  </w:num>
+  <w:num w:numId="1006">
+    <w:abstractNumId w:val="991"/>
+  </w:num>
+  <w:num w:numId="1007">
+    <w:abstractNumId w:val="991"/>
+  </w:num>
+  <w:num w:numId="1008">
+    <w:abstractNumId w:val="991"/>
+  </w:num>
+  <w:num w:numId="1009">
     <w:abstractNumId w:val="99411"/>
     <w:lvlOverride w:ilvl="0">
       <w:startOverride w:val="1"/>
@@ -9066,43 +11007,13 @@
       <w:startOverride w:val="1"/>
     </w:lvlOverride>
   </w:num>
-  <w:num w:numId="1003">
-    <w:abstractNumId w:val="99412"/>
-    <w:lvlOverride w:ilvl="0">
-      <w:startOverride w:val="2"/>
-    </w:lvlOverride>
-    <w:lvlOverride w:ilvl="1">
-      <w:startOverride w:val="2"/>
-    </w:lvlOverride>
-    <w:lvlOverride w:ilvl="2">
-      <w:startOverride w:val="2"/>
-    </w:lvlOverride>
-    <w:lvlOverride w:ilvl="3">
-      <w:startOverride w:val="2"/>
-    </w:lvlOverride>
-    <w:lvlOverride w:ilvl="4">
-      <w:startOverride w:val="2"/>
-    </w:lvlOverride>
-    <w:lvlOverride w:ilvl="5">
-      <w:startOverride w:val="2"/>
-    </w:lvlOverride>
-    <w:lvlOverride w:ilvl="6">
-      <w:startOverride w:val="2"/>
-    </w:lvlOverride>
-    <w:lvlOverride w:ilvl="7">
-      <w:startOverride w:val="2"/>
-    </w:lvlOverride>
-    <w:lvlOverride w:ilvl="8">
-      <w:startOverride w:val="2"/>
-    </w:lvlOverride>
-  </w:num>
-  <w:num w:numId="1004">
+  <w:num w:numId="1010">
     <w:abstractNumId w:val="991"/>
   </w:num>
-  <w:num w:numId="1005">
+  <w:num w:numId="1011">
     <w:abstractNumId w:val="991"/>
   </w:num>
-  <w:num w:numId="1006">
+  <w:num w:numId="1012">
     <w:abstractNumId w:val="99411"/>
     <w:lvlOverride w:ilvl="0">
       <w:startOverride w:val="1"/>
@@ -9132,24 +11043,6 @@
       <w:startOverride w:val="1"/>
     </w:lvlOverride>
   </w:num>
-  <w:num w:numId="1007">
-    <w:abstractNumId w:val="991"/>
-  </w:num>
-  <w:num w:numId="1008">
-    <w:abstractNumId w:val="991"/>
-  </w:num>
-  <w:num w:numId="1009">
-    <w:abstractNumId w:val="991"/>
-  </w:num>
-  <w:num w:numId="1010">
-    <w:abstractNumId w:val="991"/>
-  </w:num>
-  <w:num w:numId="1011">
-    <w:abstractNumId w:val="991"/>
-  </w:num>
-  <w:num w:numId="1012">
-    <w:abstractNumId w:val="991"/>
-  </w:num>
   <w:num w:numId="1013">
     <w:abstractNumId w:val="991"/>
   </w:num>
@@ -9163,6 +11056,24 @@
     <w:abstractNumId w:val="991"/>
   </w:num>
   <w:num w:numId="1017">
+    <w:abstractNumId w:val="991"/>
+  </w:num>
+  <w:num w:numId="1018">
+    <w:abstractNumId w:val="991"/>
+  </w:num>
+  <w:num w:numId="1019">
+    <w:abstractNumId w:val="991"/>
+  </w:num>
+  <w:num w:numId="1020">
+    <w:abstractNumId w:val="991"/>
+  </w:num>
+  <w:num w:numId="1021">
+    <w:abstractNumId w:val="991"/>
+  </w:num>
+  <w:num w:numId="1022">
+    <w:abstractNumId w:val="991"/>
+  </w:num>
+  <w:num w:numId="1023">
     <w:abstractNumId w:val="991"/>
   </w:num>
 </w:numbering>

--- a/livre.docx
+++ b/livre.docx
@@ -4,112 +4,1060 @@
   <w:body>
     <w:p>
       <w:pPr>
-        <w:pStyle w:val="Title"/>
-      </w:pPr>
-      <w:r>
-        <w:t xml:space="preserve">Optimisation</w:t>
-      </w:r>
-      <w:r>
-        <w:t xml:space="preserve"> </w:t>
-      </w:r>
-      <w:r>
-        <w:t xml:space="preserve">du</w:t>
-      </w:r>
-      <w:r>
-        <w:t xml:space="preserve"> </w:t>
-      </w:r>
-      <w:r>
-        <w:t xml:space="preserve">placement</w:t>
-      </w:r>
-      <w:r>
-        <w:t xml:space="preserve"> </w:t>
-      </w:r>
-      <w:r>
-        <w:t xml:space="preserve">des</w:t>
-      </w:r>
-      <w:r>
-        <w:t xml:space="preserve"> </w:t>
-      </w:r>
-      <w:r>
-        <w:t xml:space="preserve">antennes</w:t>
-      </w:r>
-      <w:r>
-        <w:t xml:space="preserve"> </w:t>
-      </w:r>
-      <w:r>
-        <w:t xml:space="preserve">au</w:t>
-      </w:r>
-      <w:r>
-        <w:t xml:space="preserve"> </w:t>
-      </w:r>
-      <w:r>
-        <w:t xml:space="preserve">Sénégal</w:t>
-      </w:r>
-    </w:p>
-    <w:p>
-      <w:pPr>
-        <w:pStyle w:val="Author"/>
-      </w:pPr>
-      <w:r>
-        <w:t xml:space="preserve">SOMA</w:t>
-      </w:r>
-      <w:r>
-        <w:t xml:space="preserve"> </w:t>
-      </w:r>
-      <w:r>
-        <w:t xml:space="preserve">Ben</w:t>
-      </w:r>
-      <w:r>
-        <w:t xml:space="preserve"> </w:t>
-      </w:r>
-      <w:r>
-        <w:t xml:space="preserve">Idriss</w:t>
-      </w:r>
-      <w:r>
-        <w:t xml:space="preserve"> </w:t>
-      </w:r>
-      <w:r>
-        <w:t xml:space="preserve">Diloma</w:t>
-      </w:r>
-    </w:p>
-    <w:p>
-      <w:pPr>
         <w:pStyle w:val="Date"/>
       </w:pPr>
       <w:r>
-        <w:t xml:space="preserve">2025-06-30</w:t>
-      </w:r>
-    </w:p>
-    <w:sdt>
-      <w:sdtPr>
-        <w:docPartObj>
-          <w:docPartGallery w:val="Table of Contents"/>
-          <w:docPartUnique/>
-        </w:docPartObj>
-      </w:sdtPr>
-      <w:sdtContent>
-        <w:p>
-          <w:pPr>
-            <w:pStyle w:val="TOCHeading"/>
-          </w:pPr>
-          <w:r>
-            <w:t xml:space="preserve">Table of Contents</w:t>
-          </w:r>
-        </w:p>
-        <w:p>
-          <w:r>
-            <w:fldChar w:fldCharType="begin" w:dirty="true"/>
-            <w:instrText xml:space="preserve">TOC \o "1-2" \h \z \u</w:instrText>
-            <w:fldChar w:fldCharType="separate"/>
-            <w:fldChar w:fldCharType="end"/>
-          </w:r>
-        </w:p>
-      </w:sdtContent>
-    </w:sdt>
-    <w:bookmarkStart w:id="20" w:name="introduction-générale"/>
-    <w:p>
-      <w:pPr>
-        <w:pStyle w:val="Heading1"/>
+        <w:t xml:space="preserve">2025-07-11</w:t>
+      </w:r>
+    </w:p>
+    <w:tbl xmlns:w14="http://schemas.microsoft.com/office/word/2010/wordml">
+      <w:tblPr>
+        <w:tblLayout w:type="autofit"/>
+        <w:jc w:val="center"/>
+        <w:tblW w:type="pct" w:w="5000"/>
+        <w:tblLook w:firstRow="1" w:lastRow="0" w:firstColumn="0" w:lastColumn="0" w:noHBand="0" w:noVBand="1"/>
+      </w:tblPr>
+      <w:tr>
+        <w:trPr>
+          <w:trHeight w:val="360" w:hRule="auto"/>
+        </w:trPr>
+        body1
+        <w:tc>
+          <w:tcPr>
+            <w:tcBorders>
+              <w:bottom w:val="none" w:sz="0" w:space="0" w:color="000000"/>
+              <w:top w:val="none" w:sz="0" w:space="0" w:color="000000"/>
+              <w:left w:val="none" w:sz="0" w:space="0" w:color="000000"/>
+              <w:right w:val="none" w:sz="0" w:space="0" w:color="000000"/>
+            </w:tcBorders>
+            <w:shd w:val="clear" w:color="auto" w:fill="FFFFFF"/>
+            <w:tcMar>
+              <w:top w:w="0" w:type="dxa"/>
+              <w:bottom w:w="0" w:type="dxa"/>
+              <w:left w:w="0" w:type="dxa"/>
+              <w:right w:w="0" w:type="dxa"/>
+            </w:tcMar>
+            <w:vAlign w:val="center"/>
+          </w:tcPr>
+          <w:p>
+            <w:pPr>
+              <w:pStyle w:val="Normal"/>
+              <w:jc w:val="center"/>
+              <w:pBdr>
+                <w:bottom w:val="none" w:sz="0" w:space="0" w:color="000000"/>
+                <w:top w:val="none" w:sz="0" w:space="0" w:color="000000"/>
+                <w:left w:val="none" w:sz="0" w:space="0" w:color="000000"/>
+                <w:right w:val="none" w:sz="0" w:space="0" w:color="000000"/>
+              </w:pBdr>
+              <w:spacing w:after="100" w:before="100" w:line="240"/>
+              <w:ind w:left="100" w:right="100" w:firstLine="0" w:firstLineChars="0"/>
+              <w:rPr>
+                <w:rFonts w:ascii="Times New Roman" w:hAnsi="Times New Roman" w:eastAsia="Times New Roman" w:cs="Times New Roman"/>
+                <w:i w:val="false"/>
+                <w:b w:val="true"/>
+                <w:u w:val="none"/>
+                <w:sz w:val="28"/>
+                <w:szCs w:val="28"/>
+                <w:color w:val="000000"/>
+              </w:rPr>
+            </w:pPr>
+            <w:r>
+              <w:rPr>
+                <w:rFonts w:ascii="Times New Roman" w:hAnsi="Times New Roman" w:eastAsia="Times New Roman" w:cs="Times New Roman"/>
+                <w:i w:val="false"/>
+                <w:b w:val="true"/>
+                <w:u w:val="none"/>
+                <w:sz w:val="28"/>
+                <w:szCs w:val="28"/>
+                <w:color w:val="000000"/>
+              </w:rPr>
+              <w:t xml:space="preserve">REPUBLIQUE DU SENEGAL</w:t>
+            </w:r>
+          </w:p>
+        </w:tc>
+      </w:tr>
+    </w:tbl>
+    <w:tbl>
+      <w:tblPr>
+        <w:tblStyle w:val="Table"/>
+        <w:tblW w:type="auto" w:w="0"/>
+        <w:tblLook w:firstRow="0" w:lastRow="0" w:firstColumn="0" w:lastColumn="0" w:noHBand="0" w:noVBand="0" w:val="0000"/>
+      </w:tblPr>
+      <w:tblGrid>
+        <w:gridCol w:w="7920"/>
+      </w:tblGrid>
+      <w:tr>
+        <w:tc>
+          <w:tcPr/>
+          <w:p>
+            <w:pPr>
+              <w:pStyle w:val="Compact"/>
+              <w:jc w:val="center"/>
+            </w:pPr>
+            <w:r>
+              <w:drawing>
+                <wp:inline>
+                  <wp:extent cx="1079999" cy="1079999"/>
+                  <wp:effectExtent b="0" l="0" r="0" t="0"/>
+                  <wp:docPr descr="" title="" id="1" name="Picture"/>
+                  <a:graphic>
+                    <a:graphicData uri="http://schemas.openxmlformats.org/drawingml/2006/picture">
+                      <pic:pic>
+                        <pic:nvPicPr>
+                          <pic:cNvPr descr="Documents/Logo%20SEN.png" id="2" name="Picture"/>
+                          <pic:cNvPicPr>
+                            <a:picLocks noChangeArrowheads="1" noChangeAspect="1"/>
+                          </pic:cNvPicPr>
+                        </pic:nvPicPr>
+                        <pic:blipFill>
+                          <a:blip r:embed="rId20"/>
+                          <a:stretch>
+                            <a:fillRect/>
+                          </a:stretch>
+                        </pic:blipFill>
+                        <pic:spPr bwMode="auto">
+                          <a:xfrm>
+                            <a:off x="0" y="0"/>
+                            <a:ext cx="1079999" cy="1079999"/>
+                          </a:xfrm>
+                          <a:prstGeom prst="rect">
+                            <a:avLst/>
+                          </a:prstGeom>
+                          <a:noFill/>
+                          <a:ln w="9525">
+                            <a:noFill/>
+                            <a:headEnd/>
+                            <a:tailEnd/>
+                          </a:ln>
+                        </pic:spPr>
+                      </pic:pic>
+                    </a:graphicData>
+                  </a:graphic>
+                </wp:inline>
+              </w:drawing>
+            </w:r>
+          </w:p>
+        </w:tc>
+      </w:tr>
+    </w:tbl>
+    <w:tbl xmlns:w14="http://schemas.microsoft.com/office/word/2010/wordml">
+      <w:tblPr>
+        <w:tblLayout w:type="autofit"/>
+        <w:jc w:val="center"/>
+        <w:tblW w:type="pct" w:w="5000"/>
+        <w:tblLook w:firstRow="1" w:lastRow="0" w:firstColumn="0" w:lastColumn="0" w:noHBand="0" w:noVBand="1"/>
+      </w:tblPr>
+      <w:tr>
+        <w:trPr>
+          <w:trHeight w:val="360" w:hRule="auto"/>
+        </w:trPr>
+        body1
+        <w:tc>
+          <w:tcPr>
+            <w:tcBorders>
+              <w:bottom w:val="none" w:sz="0" w:space="0" w:color="000000"/>
+              <w:top w:val="none" w:sz="0" w:space="0" w:color="000000"/>
+              <w:left w:val="none" w:sz="0" w:space="0" w:color="000000"/>
+              <w:right w:val="none" w:sz="0" w:space="0" w:color="000000"/>
+            </w:tcBorders>
+            <w:shd w:val="clear" w:color="auto" w:fill="FFFFFF"/>
+            <w:tcMar>
+              <w:top w:w="0" w:type="dxa"/>
+              <w:bottom w:w="0" w:type="dxa"/>
+              <w:left w:w="0" w:type="dxa"/>
+              <w:right w:w="0" w:type="dxa"/>
+            </w:tcMar>
+            <w:vAlign w:val="center"/>
+          </w:tcPr>
+          <w:p>
+            <w:pPr>
+              <w:pStyle w:val="Normal"/>
+              <w:jc w:val="center"/>
+              <w:pBdr>
+                <w:bottom w:val="none" w:sz="0" w:space="0" w:color="000000"/>
+                <w:top w:val="none" w:sz="0" w:space="0" w:color="000000"/>
+                <w:left w:val="none" w:sz="0" w:space="0" w:color="000000"/>
+                <w:right w:val="none" w:sz="0" w:space="0" w:color="000000"/>
+              </w:pBdr>
+              <w:spacing w:after="100" w:before="100" w:line="240"/>
+              <w:ind w:left="100" w:right="100" w:firstLine="0" w:firstLineChars="0"/>
+              <w:rPr>
+                <w:rFonts w:ascii="Times New Roman" w:hAnsi="Times New Roman" w:eastAsia="Times New Roman" w:cs="Times New Roman"/>
+                <w:i w:val="false"/>
+                <w:b w:val="true"/>
+                <w:u w:val="none"/>
+                <w:sz w:val="28"/>
+                <w:szCs w:val="28"/>
+                <w:color w:val="000000"/>
+              </w:rPr>
+            </w:pPr>
+            <w:r>
+              <w:rPr>
+                <w:rFonts w:ascii="Times New Roman" w:hAnsi="Times New Roman" w:eastAsia="Times New Roman" w:cs="Times New Roman"/>
+                <w:i w:val="false"/>
+                <w:b w:val="true"/>
+                <w:u w:val="none"/>
+                <w:sz w:val="28"/>
+                <w:szCs w:val="28"/>
+                <w:color w:val="000000"/>
+              </w:rPr>
+              <w:t xml:space="preserve">**********</w:t>
+            </w:r>
+          </w:p>
+        </w:tc>
+      </w:tr>
+      <w:tr>
+        <w:trPr>
+          <w:trHeight w:val="360" w:hRule="auto"/>
+        </w:trPr>
+        body2
+        <w:tc>
+          <w:tcPr>
+            <w:tcBorders>
+              <w:bottom w:val="none" w:sz="0" w:space="0" w:color="000000"/>
+              <w:top w:val="none" w:sz="0" w:space="0" w:color="000000"/>
+              <w:left w:val="none" w:sz="0" w:space="0" w:color="000000"/>
+              <w:right w:val="none" w:sz="0" w:space="0" w:color="000000"/>
+            </w:tcBorders>
+            <w:shd w:val="clear" w:color="auto" w:fill="FFFFFF"/>
+            <w:tcMar>
+              <w:top w:w="0" w:type="dxa"/>
+              <w:bottom w:w="0" w:type="dxa"/>
+              <w:left w:w="0" w:type="dxa"/>
+              <w:right w:w="0" w:type="dxa"/>
+            </w:tcMar>
+            <w:vAlign w:val="center"/>
+          </w:tcPr>
+          <w:p>
+            <w:pPr>
+              <w:pStyle w:val="Normal"/>
+              <w:jc w:val="center"/>
+              <w:pBdr>
+                <w:bottom w:val="none" w:sz="0" w:space="0" w:color="000000"/>
+                <w:top w:val="none" w:sz="0" w:space="0" w:color="000000"/>
+                <w:left w:val="none" w:sz="0" w:space="0" w:color="000000"/>
+                <w:right w:val="none" w:sz="0" w:space="0" w:color="000000"/>
+              </w:pBdr>
+              <w:spacing w:after="100" w:before="100" w:line="240"/>
+              <w:ind w:left="100" w:right="100" w:firstLine="0" w:firstLineChars="0"/>
+              <w:rPr>
+                <w:rFonts w:ascii="Times New Roman" w:hAnsi="Times New Roman" w:eastAsia="Times New Roman" w:cs="Times New Roman"/>
+                <w:i w:val="true"/>
+                <w:b w:val="true"/>
+                <w:u w:val="none"/>
+                <w:sz w:val="28"/>
+                <w:szCs w:val="28"/>
+                <w:color w:val="000000"/>
+              </w:rPr>
+            </w:pPr>
+            <w:r>
+              <w:rPr>
+                <w:rFonts w:ascii="Times New Roman" w:hAnsi="Times New Roman" w:eastAsia="Times New Roman" w:cs="Times New Roman"/>
+                <w:i w:val="true"/>
+                <w:b w:val="true"/>
+                <w:u w:val="none"/>
+                <w:sz w:val="28"/>
+                <w:szCs w:val="28"/>
+                <w:color w:val="000000"/>
+              </w:rPr>
+              <w:t xml:space="preserve">Un Peuple - Un But - Une Foi</w:t>
+            </w:r>
+          </w:p>
+        </w:tc>
+      </w:tr>
+      <w:tr>
+        <w:trPr>
+          <w:trHeight w:val="360" w:hRule="auto"/>
+        </w:trPr>
+        body3
+        <w:tc>
+          <w:tcPr>
+            <w:tcBorders>
+              <w:bottom w:val="none" w:sz="0" w:space="0" w:color="000000"/>
+              <w:top w:val="none" w:sz="0" w:space="0" w:color="000000"/>
+              <w:left w:val="none" w:sz="0" w:space="0" w:color="000000"/>
+              <w:right w:val="none" w:sz="0" w:space="0" w:color="000000"/>
+            </w:tcBorders>
+            <w:shd w:val="clear" w:color="auto" w:fill="FFFFFF"/>
+            <w:tcMar>
+              <w:top w:w="0" w:type="dxa"/>
+              <w:bottom w:w="0" w:type="dxa"/>
+              <w:left w:w="0" w:type="dxa"/>
+              <w:right w:w="0" w:type="dxa"/>
+            </w:tcMar>
+            <w:vAlign w:val="center"/>
+          </w:tcPr>
+          <w:p>
+            <w:pPr>
+              <w:pStyle w:val="Normal"/>
+              <w:jc w:val="center"/>
+              <w:pBdr>
+                <w:bottom w:val="none" w:sz="0" w:space="0" w:color="000000"/>
+                <w:top w:val="none" w:sz="0" w:space="0" w:color="000000"/>
+                <w:left w:val="none" w:sz="0" w:space="0" w:color="000000"/>
+                <w:right w:val="none" w:sz="0" w:space="0" w:color="000000"/>
+              </w:pBdr>
+              <w:spacing w:after="100" w:before="100" w:line="240"/>
+              <w:ind w:left="100" w:right="100" w:firstLine="0" w:firstLineChars="0"/>
+              <w:rPr>
+                <w:rFonts w:ascii="Times New Roman" w:hAnsi="Times New Roman" w:eastAsia="Times New Roman" w:cs="Times New Roman"/>
+                <w:i w:val="false"/>
+                <w:b w:val="true"/>
+                <w:u w:val="none"/>
+                <w:sz w:val="28"/>
+                <w:szCs w:val="28"/>
+                <w:color w:val="000000"/>
+              </w:rPr>
+            </w:pPr>
+            <w:r>
+              <w:rPr>
+                <w:rFonts w:ascii="Times New Roman" w:hAnsi="Times New Roman" w:eastAsia="Times New Roman" w:cs="Times New Roman"/>
+                <w:i w:val="false"/>
+                <w:b w:val="true"/>
+                <w:u w:val="none"/>
+                <w:sz w:val="28"/>
+                <w:szCs w:val="28"/>
+                <w:color w:val="000000"/>
+              </w:rPr>
+              <w:t xml:space="preserve">**********</w:t>
+            </w:r>
+          </w:p>
+        </w:tc>
+      </w:tr>
+      <w:tr>
+        <w:trPr>
+          <w:trHeight w:val="360" w:hRule="auto"/>
+        </w:trPr>
+        body4
+        <w:tc>
+          <w:tcPr>
+            <w:tcBorders>
+              <w:bottom w:val="none" w:sz="0" w:space="0" w:color="000000"/>
+              <w:top w:val="none" w:sz="0" w:space="0" w:color="000000"/>
+              <w:left w:val="none" w:sz="0" w:space="0" w:color="000000"/>
+              <w:right w:val="none" w:sz="0" w:space="0" w:color="000000"/>
+            </w:tcBorders>
+            <w:shd w:val="clear" w:color="auto" w:fill="FFFFFF"/>
+            <w:tcMar>
+              <w:top w:w="0" w:type="dxa"/>
+              <w:bottom w:w="0" w:type="dxa"/>
+              <w:left w:w="0" w:type="dxa"/>
+              <w:right w:w="0" w:type="dxa"/>
+            </w:tcMar>
+            <w:vAlign w:val="center"/>
+          </w:tcPr>
+          <w:p>
+            <w:pPr>
+              <w:pStyle w:val="Normal"/>
+              <w:jc w:val="center"/>
+              <w:pBdr>
+                <w:bottom w:val="none" w:sz="0" w:space="0" w:color="000000"/>
+                <w:top w:val="none" w:sz="0" w:space="0" w:color="000000"/>
+                <w:left w:val="none" w:sz="0" w:space="0" w:color="000000"/>
+                <w:right w:val="none" w:sz="0" w:space="0" w:color="000000"/>
+              </w:pBdr>
+              <w:spacing w:after="100" w:before="100" w:line="240"/>
+              <w:ind w:left="100" w:right="100" w:firstLine="0" w:firstLineChars="0"/>
+              <w:rPr>
+                <w:rFonts w:ascii="Times New Roman" w:hAnsi="Times New Roman" w:eastAsia="Times New Roman" w:cs="Times New Roman"/>
+                <w:i w:val="false"/>
+                <w:b w:val="true"/>
+                <w:u w:val="none"/>
+                <w:sz w:val="28"/>
+                <w:szCs w:val="28"/>
+                <w:color w:val="000000"/>
+              </w:rPr>
+            </w:pPr>
+            <w:r>
+              <w:rPr>
+                <w:rFonts w:ascii="Times New Roman" w:hAnsi="Times New Roman" w:eastAsia="Times New Roman" w:cs="Times New Roman"/>
+                <w:i w:val="false"/>
+                <w:b w:val="true"/>
+                <w:u w:val="none"/>
+                <w:sz w:val="28"/>
+                <w:szCs w:val="28"/>
+                <w:color w:val="000000"/>
+              </w:rPr>
+              <w:t xml:space="preserve">Agence nationale de la Statistique et de la démographie</w:t>
+            </w:r>
+          </w:p>
+        </w:tc>
+      </w:tr>
+    </w:tbl>
+    <w:tbl>
+      <w:tblPr>
+        <w:tblStyle w:val="Table"/>
+        <w:tblW w:type="auto" w:w="0"/>
+        <w:tblLook w:firstRow="0" w:lastRow="0" w:firstColumn="0" w:lastColumn="0" w:noHBand="0" w:noVBand="0" w:val="0000"/>
+      </w:tblPr>
+      <w:tblGrid>
+        <w:gridCol w:w="7920"/>
+      </w:tblGrid>
+      <w:tr>
+        <w:tc>
+          <w:tcPr/>
+          <w:p>
+            <w:pPr>
+              <w:pStyle w:val="Compact"/>
+              <w:jc w:val="center"/>
+            </w:pPr>
+            <w:r>
+              <w:drawing>
+                <wp:inline>
+                  <wp:extent cx="1259999" cy="943783"/>
+                  <wp:effectExtent b="0" l="0" r="0" t="0"/>
+                  <wp:docPr descr="" title="" id="3" name="Picture"/>
+                  <a:graphic>
+                    <a:graphicData uri="http://schemas.openxmlformats.org/drawingml/2006/picture">
+                      <pic:pic>
+                        <pic:nvPicPr>
+                          <pic:cNvPr descr="Documents/Logo-ANSD.png" id="4" name="Picture"/>
+                          <pic:cNvPicPr>
+                            <a:picLocks noChangeArrowheads="1" noChangeAspect="1"/>
+                          </pic:cNvPicPr>
+                        </pic:nvPicPr>
+                        <pic:blipFill>
+                          <a:blip r:embed="rId23"/>
+                          <a:stretch>
+                            <a:fillRect/>
+                          </a:stretch>
+                        </pic:blipFill>
+                        <pic:spPr bwMode="auto">
+                          <a:xfrm>
+                            <a:off x="0" y="0"/>
+                            <a:ext cx="1259999" cy="943783"/>
+                          </a:xfrm>
+                          <a:prstGeom prst="rect">
+                            <a:avLst/>
+                          </a:prstGeom>
+                          <a:noFill/>
+                          <a:ln w="9525">
+                            <a:noFill/>
+                            <a:headEnd/>
+                            <a:tailEnd/>
+                          </a:ln>
+                        </pic:spPr>
+                      </pic:pic>
+                    </a:graphicData>
+                  </a:graphic>
+                </wp:inline>
+              </w:drawing>
+            </w:r>
+          </w:p>
+        </w:tc>
+      </w:tr>
+    </w:tbl>
+    <w:tbl xmlns:w14="http://schemas.microsoft.com/office/word/2010/wordml">
+      <w:tblPr>
+        <w:tblLayout w:type="autofit"/>
+        <w:jc w:val="center"/>
+        <w:tblW w:type="pct" w:w="5000"/>
+        <w:tblLook w:firstRow="1" w:lastRow="0" w:firstColumn="0" w:lastColumn="0" w:noHBand="0" w:noVBand="1"/>
+      </w:tblPr>
+      <w:tr>
+        <w:trPr>
+          <w:trHeight w:val="360" w:hRule="auto"/>
+        </w:trPr>
+        body1
+        <w:tc>
+          <w:tcPr>
+            <w:tcBorders>
+              <w:bottom w:val="none" w:sz="0" w:space="0" w:color="000000"/>
+              <w:top w:val="none" w:sz="0" w:space="0" w:color="000000"/>
+              <w:left w:val="none" w:sz="0" w:space="0" w:color="000000"/>
+              <w:right w:val="none" w:sz="0" w:space="0" w:color="000000"/>
+            </w:tcBorders>
+            <w:shd w:val="clear" w:color="auto" w:fill="FFFFFF"/>
+            <w:tcMar>
+              <w:top w:w="0" w:type="dxa"/>
+              <w:bottom w:w="0" w:type="dxa"/>
+              <w:left w:w="0" w:type="dxa"/>
+              <w:right w:w="0" w:type="dxa"/>
+            </w:tcMar>
+            <w:vAlign w:val="center"/>
+          </w:tcPr>
+          <w:p>
+            <w:pPr>
+              <w:pStyle w:val="Normal"/>
+              <w:jc w:val="center"/>
+              <w:pBdr>
+                <w:bottom w:val="none" w:sz="0" w:space="0" w:color="000000"/>
+                <w:top w:val="none" w:sz="0" w:space="0" w:color="000000"/>
+                <w:left w:val="none" w:sz="0" w:space="0" w:color="000000"/>
+                <w:right w:val="none" w:sz="0" w:space="0" w:color="000000"/>
+              </w:pBdr>
+              <w:spacing w:after="100" w:before="100" w:line="240"/>
+              <w:ind w:left="100" w:right="100" w:firstLine="0" w:firstLineChars="0"/>
+              <w:rPr>
+                <w:rFonts w:ascii="Times New Roman" w:hAnsi="Times New Roman" w:eastAsia="Times New Roman" w:cs="Times New Roman"/>
+                <w:i w:val="false"/>
+                <w:b w:val="true"/>
+                <w:u w:val="none"/>
+                <w:sz w:val="28"/>
+                <w:szCs w:val="28"/>
+                <w:color w:val="000000"/>
+              </w:rPr>
+            </w:pPr>
+            <w:r>
+              <w:rPr>
+                <w:rFonts w:ascii="Times New Roman" w:hAnsi="Times New Roman" w:eastAsia="Times New Roman" w:cs="Times New Roman"/>
+                <w:i w:val="false"/>
+                <w:b w:val="true"/>
+                <w:u w:val="none"/>
+                <w:sz w:val="28"/>
+                <w:szCs w:val="28"/>
+                <w:color w:val="000000"/>
+              </w:rPr>
+              <w:t xml:space="preserve">**********</w:t>
+            </w:r>
+          </w:p>
+        </w:tc>
+      </w:tr>
+      <w:tr>
+        <w:trPr>
+          <w:trHeight w:val="360" w:hRule="auto"/>
+        </w:trPr>
+        body2
+        <w:tc>
+          <w:tcPr>
+            <w:tcBorders>
+              <w:bottom w:val="none" w:sz="0" w:space="0" w:color="000000"/>
+              <w:top w:val="none" w:sz="0" w:space="0" w:color="000000"/>
+              <w:left w:val="none" w:sz="0" w:space="0" w:color="000000"/>
+              <w:right w:val="none" w:sz="0" w:space="0" w:color="000000"/>
+            </w:tcBorders>
+            <w:shd w:val="clear" w:color="auto" w:fill="FFFFFF"/>
+            <w:tcMar>
+              <w:top w:w="0" w:type="dxa"/>
+              <w:bottom w:w="0" w:type="dxa"/>
+              <w:left w:w="0" w:type="dxa"/>
+              <w:right w:w="0" w:type="dxa"/>
+            </w:tcMar>
+            <w:vAlign w:val="center"/>
+          </w:tcPr>
+          <w:p>
+            <w:pPr>
+              <w:pStyle w:val="Normal"/>
+              <w:jc w:val="center"/>
+              <w:pBdr>
+                <w:bottom w:val="none" w:sz="0" w:space="0" w:color="000000"/>
+                <w:top w:val="none" w:sz="0" w:space="0" w:color="000000"/>
+                <w:left w:val="none" w:sz="0" w:space="0" w:color="000000"/>
+                <w:right w:val="none" w:sz="0" w:space="0" w:color="000000"/>
+              </w:pBdr>
+              <w:spacing w:after="100" w:before="100" w:line="240"/>
+              <w:ind w:left="100" w:right="100" w:firstLine="0" w:firstLineChars="0"/>
+              <w:rPr>
+                <w:rFonts w:ascii="Times New Roman" w:hAnsi="Times New Roman" w:eastAsia="Times New Roman" w:cs="Times New Roman"/>
+                <w:i w:val="false"/>
+                <w:b w:val="true"/>
+                <w:u w:val="none"/>
+                <w:sz w:val="28"/>
+                <w:szCs w:val="28"/>
+                <w:color w:val="000000"/>
+              </w:rPr>
+            </w:pPr>
+            <w:r>
+              <w:rPr>
+                <w:rFonts w:ascii="Times New Roman" w:hAnsi="Times New Roman" w:eastAsia="Times New Roman" w:cs="Times New Roman"/>
+                <w:i w:val="false"/>
+                <w:b w:val="true"/>
+                <w:u w:val="none"/>
+                <w:sz w:val="28"/>
+                <w:szCs w:val="28"/>
+                <w:color w:val="000000"/>
+              </w:rPr>
+              <w:t xml:space="preserve">Ecole nationale de la Statistique et de l'Analyse économique Pierre Ndiaye</w:t>
+            </w:r>
+          </w:p>
+        </w:tc>
+      </w:tr>
+    </w:tbl>
+    <w:tbl>
+      <w:tblPr>
+        <w:tblStyle w:val="Table"/>
+        <w:tblW w:type="auto" w:w="0"/>
+        <w:tblLook w:firstRow="0" w:lastRow="0" w:firstColumn="0" w:lastColumn="0" w:noHBand="0" w:noVBand="0" w:val="0000"/>
+      </w:tblPr>
+      <w:tblGrid>
+        <w:gridCol w:w="7920"/>
+      </w:tblGrid>
+      <w:tr>
+        <w:tc>
+          <w:tcPr/>
+          <w:p>
+            <w:pPr>
+              <w:pStyle w:val="Compact"/>
+              <w:jc w:val="center"/>
+            </w:pPr>
+            <w:r>
+              <w:drawing>
+                <wp:inline>
+                  <wp:extent cx="899999" cy="719999"/>
+                  <wp:effectExtent b="0" l="0" r="0" t="0"/>
+                  <wp:docPr descr="" title="" id="5" name="Picture"/>
+                  <a:graphic>
+                    <a:graphicData uri="http://schemas.openxmlformats.org/drawingml/2006/picture">
+                      <pic:pic>
+                        <pic:nvPicPr>
+                          <pic:cNvPr descr="Documents/ENSAE-Dakar-logo.png" id="6" name="Picture"/>
+                          <pic:cNvPicPr>
+                            <a:picLocks noChangeArrowheads="1" noChangeAspect="1"/>
+                          </pic:cNvPicPr>
+                        </pic:nvPicPr>
+                        <pic:blipFill>
+                          <a:blip r:embed="rId26"/>
+                          <a:stretch>
+                            <a:fillRect/>
+                          </a:stretch>
+                        </pic:blipFill>
+                        <pic:spPr bwMode="auto">
+                          <a:xfrm>
+                            <a:off x="0" y="0"/>
+                            <a:ext cx="899999" cy="719999"/>
+                          </a:xfrm>
+                          <a:prstGeom prst="rect">
+                            <a:avLst/>
+                          </a:prstGeom>
+                          <a:noFill/>
+                          <a:ln w="9525">
+                            <a:noFill/>
+                            <a:headEnd/>
+                            <a:tailEnd/>
+                          </a:ln>
+                        </pic:spPr>
+                      </pic:pic>
+                    </a:graphicData>
+                  </a:graphic>
+                </wp:inline>
+              </w:drawing>
+            </w:r>
+          </w:p>
+        </w:tc>
+      </w:tr>
+    </w:tbl>
+    <w:bookmarkStart w:id="29" w:name="projet-statistique-sur-r-evaluation"/>
+    <w:p>
+      <w:pPr>
+        <w:pStyle w:val="Titre5"/>
+      </w:pPr>
+      <w:r>
+        <w:t xml:space="preserve">Projet statistique sur R : Evaluation</w:t>
+      </w:r>
+    </w:p>
+    <w:p>
+      <w:pPr>
+        <w:pStyle w:val="FirstParagraph"/>
+      </w:pPr>
+      <m:oMathPara>
+        <m:oMathParaPr>
+          <m:jc m:val="center"/>
+        </m:oMathParaPr>
+        <m:oMath/>
+      </m:oMathPara>
+    </w:p>
+    <w:tbl xmlns:w14="http://schemas.microsoft.com/office/word/2010/wordml">
+      <w:tblPr>
+        <w:tblLayout w:type="autofit"/>
+        <w:jc w:val="center"/>
+        <w:tblW w:type="pct" w:w="5000"/>
+        <w:tblLook w:firstRow="1" w:lastRow="0" w:firstColumn="0" w:lastColumn="0" w:noHBand="0" w:noVBand="1"/>
+      </w:tblPr>
+      <w:tr>
+        <w:trPr>
+          <w:trHeight w:val="360" w:hRule="auto"/>
+        </w:trPr>
+        body1
+        <w:tc>
+          <w:tcPr>
+            <w:tcBorders>
+              <w:bottom w:val="none" w:sz="0" w:space="0" w:color="000000"/>
+              <w:top w:val="none" w:sz="0" w:space="0" w:color="000000"/>
+              <w:left w:val="none" w:sz="0" w:space="0" w:color="000000"/>
+              <w:right w:val="none" w:sz="0" w:space="0" w:color="000000"/>
+            </w:tcBorders>
+            <w:shd w:val="clear" w:color="auto" w:fill="FFFFFF"/>
+            <w:tcMar>
+              <w:top w:w="0" w:type="dxa"/>
+              <w:bottom w:w="0" w:type="dxa"/>
+              <w:left w:w="0" w:type="dxa"/>
+              <w:right w:w="0" w:type="dxa"/>
+            </w:tcMar>
+            <w:vAlign w:val="center"/>
+          </w:tcPr>
+          <w:p>
+            <w:pPr>
+              <w:pStyle w:val="Normal"/>
+              <w:jc w:val="left"/>
+              <w:pBdr>
+                <w:bottom w:val="none" w:sz="0" w:space="0" w:color="000000"/>
+                <w:top w:val="none" w:sz="0" w:space="0" w:color="000000"/>
+                <w:left w:val="none" w:sz="0" w:space="0" w:color="000000"/>
+                <w:right w:val="none" w:sz="0" w:space="0" w:color="000000"/>
+              </w:pBdr>
+              <w:spacing w:after="100" w:before="100" w:line="240"/>
+              <w:ind w:left="100" w:right="100" w:firstLine="0" w:firstLineChars="0"/>
+              <w:rPr>
+                <w:rFonts w:ascii="Arial" w:hAnsi="Arial" w:eastAsia="Arial" w:cs="Arial"/>
+                <w:i w:val="false"/>
+                <w:b w:val="true"/>
+                <w:u w:val="none"/>
+                <w:sz w:val="22"/>
+                <w:szCs w:val="22"/>
+                <w:color w:val="000000"/>
+              </w:rPr>
+            </w:pPr>
+            <w:r>
+              <w:rPr>
+                <w:rFonts w:ascii="Arial" w:hAnsi="Arial" w:eastAsia="Arial" w:cs="Arial"/>
+                <w:i w:val="false"/>
+                <w:b w:val="true"/>
+                <w:u w:val="none"/>
+                <w:sz w:val="22"/>
+                <w:szCs w:val="22"/>
+                <w:color w:val="000000"/>
+              </w:rPr>
+              <w:t xml:space="preserve">Rédigé par</w:t>
+            </w:r>
+          </w:p>
+        </w:tc>
+        <w:tc>
+          <w:tcPr>
+            <w:tcBorders>
+              <w:bottom w:val="none" w:sz="0" w:space="0" w:color="000000"/>
+              <w:top w:val="none" w:sz="0" w:space="0" w:color="000000"/>
+              <w:left w:val="none" w:sz="0" w:space="0" w:color="000000"/>
+              <w:right w:val="none" w:sz="0" w:space="0" w:color="000000"/>
+            </w:tcBorders>
+            <w:shd w:val="clear" w:color="auto" w:fill="FFFFFF"/>
+            <w:tcMar>
+              <w:top w:w="0" w:type="dxa"/>
+              <w:bottom w:w="0" w:type="dxa"/>
+              <w:left w:w="0" w:type="dxa"/>
+              <w:right w:w="0" w:type="dxa"/>
+            </w:tcMar>
+            <w:vAlign w:val="center"/>
+          </w:tcPr>
+          <w:p>
+            <w:pPr>
+              <w:pStyle w:val="Normal"/>
+              <w:jc w:val="right"/>
+              <w:pBdr>
+                <w:bottom w:val="none" w:sz="0" w:space="0" w:color="000000"/>
+                <w:top w:val="none" w:sz="0" w:space="0" w:color="000000"/>
+                <w:left w:val="none" w:sz="0" w:space="0" w:color="000000"/>
+                <w:right w:val="none" w:sz="0" w:space="0" w:color="000000"/>
+              </w:pBdr>
+              <w:spacing w:after="100" w:before="100" w:line="240"/>
+              <w:ind w:left="100" w:right="100" w:firstLine="0" w:firstLineChars="0"/>
+              <w:rPr>
+                <w:rFonts w:ascii="Arial" w:hAnsi="Arial" w:eastAsia="Arial" w:cs="Arial"/>
+                <w:i w:val="false"/>
+                <w:b w:val="true"/>
+                <w:u w:val="none"/>
+                <w:sz w:val="22"/>
+                <w:szCs w:val="22"/>
+                <w:color w:val="000000"/>
+              </w:rPr>
+            </w:pPr>
+            <w:r>
+              <w:rPr>
+                <w:rFonts w:ascii="Arial" w:hAnsi="Arial" w:eastAsia="Arial" w:cs="Arial"/>
+                <w:i w:val="false"/>
+                <w:b w:val="true"/>
+                <w:u w:val="none"/>
+                <w:sz w:val="22"/>
+                <w:szCs w:val="22"/>
+                <w:color w:val="000000"/>
+              </w:rPr>
+              <w:t xml:space="preserve">Sous la supervision de</w:t>
+            </w:r>
+          </w:p>
+        </w:tc>
+      </w:tr>
+      <w:tr>
+        <w:trPr>
+          <w:trHeight w:val="360" w:hRule="auto"/>
+        </w:trPr>
+        body2
+        <w:tc>
+          <w:tcPr>
+            <w:tcBorders>
+              <w:bottom w:val="none" w:sz="0" w:space="0" w:color="000000"/>
+              <w:top w:val="none" w:sz="0" w:space="0" w:color="000000"/>
+              <w:left w:val="none" w:sz="0" w:space="0" w:color="000000"/>
+              <w:right w:val="none" w:sz="0" w:space="0" w:color="000000"/>
+            </w:tcBorders>
+            <w:shd w:val="clear" w:color="auto" w:fill="FFFFFF"/>
+            <w:tcMar>
+              <w:top w:w="0" w:type="dxa"/>
+              <w:bottom w:w="0" w:type="dxa"/>
+              <w:left w:w="0" w:type="dxa"/>
+              <w:right w:w="0" w:type="dxa"/>
+            </w:tcMar>
+            <w:vAlign w:val="center"/>
+          </w:tcPr>
+          <w:p>
+            <w:pPr>
+              <w:pStyle w:val="Normal"/>
+              <w:jc w:val="left"/>
+              <w:pBdr>
+                <w:bottom w:val="none" w:sz="0" w:space="0" w:color="000000"/>
+                <w:top w:val="none" w:sz="0" w:space="0" w:color="000000"/>
+                <w:left w:val="none" w:sz="0" w:space="0" w:color="000000"/>
+                <w:right w:val="none" w:sz="0" w:space="0" w:color="000000"/>
+              </w:pBdr>
+              <w:spacing w:after="100" w:before="100" w:line="240"/>
+              <w:ind w:left="100" w:right="100" w:firstLine="0" w:firstLineChars="0"/>
+              <w:rPr>
+                <w:rFonts w:ascii="Arial" w:hAnsi="Arial" w:eastAsia="Arial" w:cs="Arial"/>
+                <w:i w:val="false"/>
+                <w:b w:val="false"/>
+                <w:u w:val="none"/>
+                <w:sz w:val="22"/>
+                <w:szCs w:val="22"/>
+                <w:color w:val="000000"/>
+              </w:rPr>
+            </w:pPr>
+            <w:r>
+              <w:rPr>
+                <w:rFonts w:ascii="Arial" w:hAnsi="Arial" w:eastAsia="Arial" w:cs="Arial"/>
+                <w:i w:val="false"/>
+                <w:b w:val="false"/>
+                <w:u w:val="none"/>
+                <w:sz w:val="22"/>
+                <w:szCs w:val="22"/>
+                <w:color w:val="000000"/>
+              </w:rPr>
+              <w:t xml:space="preserve">SOMA Ben Idriss </w:t>
+            </w:r>
+          </w:p>
+        </w:tc>
+        <w:tc>
+          <w:tcPr>
+            <w:tcBorders>
+              <w:bottom w:val="none" w:sz="0" w:space="0" w:color="000000"/>
+              <w:top w:val="none" w:sz="0" w:space="0" w:color="000000"/>
+              <w:left w:val="none" w:sz="0" w:space="0" w:color="000000"/>
+              <w:right w:val="none" w:sz="0" w:space="0" w:color="000000"/>
+            </w:tcBorders>
+            <w:shd w:val="clear" w:color="auto" w:fill="FFFFFF"/>
+            <w:tcMar>
+              <w:top w:w="0" w:type="dxa"/>
+              <w:bottom w:w="0" w:type="dxa"/>
+              <w:left w:w="0" w:type="dxa"/>
+              <w:right w:w="0" w:type="dxa"/>
+            </w:tcMar>
+            <w:vAlign w:val="center"/>
+          </w:tcPr>
+          <w:p>
+            <w:pPr>
+              <w:pStyle w:val="Normal"/>
+              <w:jc w:val="right"/>
+              <w:pBdr>
+                <w:bottom w:val="none" w:sz="0" w:space="0" w:color="000000"/>
+                <w:top w:val="none" w:sz="0" w:space="0" w:color="000000"/>
+                <w:left w:val="none" w:sz="0" w:space="0" w:color="000000"/>
+                <w:right w:val="none" w:sz="0" w:space="0" w:color="000000"/>
+              </w:pBdr>
+              <w:spacing w:after="100" w:before="100" w:line="240"/>
+              <w:ind w:left="100" w:right="100" w:firstLine="0" w:firstLineChars="0"/>
+              <w:rPr>
+                <w:rFonts w:ascii="Arial" w:hAnsi="Arial" w:eastAsia="Arial" w:cs="Arial"/>
+                <w:i w:val="false"/>
+                <w:b w:val="false"/>
+                <w:u w:val="none"/>
+                <w:sz w:val="22"/>
+                <w:szCs w:val="22"/>
+                <w:color w:val="000000"/>
+              </w:rPr>
+            </w:pPr>
+            <w:r>
+              <w:rPr>
+                <w:rFonts w:ascii="Arial" w:hAnsi="Arial" w:eastAsia="Arial" w:cs="Arial"/>
+                <w:i w:val="false"/>
+                <w:b w:val="false"/>
+                <w:u w:val="none"/>
+                <w:sz w:val="22"/>
+                <w:szCs w:val="22"/>
+                <w:color w:val="000000"/>
+              </w:rPr>
+              <w:t xml:space="preserve">M. Omar DIOP </w:t>
+            </w:r>
+          </w:p>
+        </w:tc>
+      </w:tr>
+      <w:tr>
+        <w:trPr>
+          <w:trHeight w:val="360" w:hRule="auto"/>
+        </w:trPr>
+        body3
+        <w:tc>
+          <w:tcPr>
+            <w:tcBorders>
+              <w:bottom w:val="none" w:sz="0" w:space="0" w:color="000000"/>
+              <w:top w:val="none" w:sz="0" w:space="0" w:color="000000"/>
+              <w:left w:val="none" w:sz="0" w:space="0" w:color="000000"/>
+              <w:right w:val="none" w:sz="0" w:space="0" w:color="000000"/>
+            </w:tcBorders>
+            <w:shd w:val="clear" w:color="auto" w:fill="FFFFFF"/>
+            <w:tcMar>
+              <w:top w:w="0" w:type="dxa"/>
+              <w:bottom w:w="0" w:type="dxa"/>
+              <w:left w:w="0" w:type="dxa"/>
+              <w:right w:w="0" w:type="dxa"/>
+            </w:tcMar>
+            <w:vAlign w:val="center"/>
+          </w:tcPr>
+          <w:p>
+            <w:pPr>
+              <w:pStyle w:val="Normal"/>
+              <w:jc w:val="left"/>
+              <w:pBdr>
+                <w:bottom w:val="none" w:sz="0" w:space="0" w:color="000000"/>
+                <w:top w:val="none" w:sz="0" w:space="0" w:color="000000"/>
+                <w:left w:val="none" w:sz="0" w:space="0" w:color="000000"/>
+                <w:right w:val="none" w:sz="0" w:space="0" w:color="000000"/>
+              </w:pBdr>
+              <w:spacing w:after="100" w:before="100" w:line="240"/>
+              <w:ind w:left="100" w:right="100" w:firstLine="0" w:firstLineChars="0"/>
+              <w:rPr>
+                <w:rFonts w:ascii="Arial" w:hAnsi="Arial" w:eastAsia="Arial" w:cs="Arial"/>
+                <w:i w:val="true"/>
+                <w:b w:val="false"/>
+                <w:u w:val="none"/>
+                <w:sz w:val="22"/>
+                <w:szCs w:val="22"/>
+                <w:color w:val="000000"/>
+              </w:rPr>
+            </w:pPr>
+            <w:r>
+              <w:rPr>
+                <w:rFonts w:ascii="Arial" w:hAnsi="Arial" w:eastAsia="Arial" w:cs="Arial"/>
+                <w:i w:val="true"/>
+                <w:b w:val="false"/>
+                <w:u w:val="none"/>
+                <w:sz w:val="22"/>
+                <w:szCs w:val="22"/>
+                <w:color w:val="000000"/>
+              </w:rPr>
+              <w:t xml:space="preserve">yves Djarakei</w:t>
+            </w:r>
+          </w:p>
+        </w:tc>
+        <w:tc>
+          <w:tcPr>
+            <w:tcBorders>
+              <w:bottom w:val="none" w:sz="0" w:space="0" w:color="000000"/>
+              <w:top w:val="none" w:sz="0" w:space="0" w:color="000000"/>
+              <w:left w:val="none" w:sz="0" w:space="0" w:color="000000"/>
+              <w:right w:val="none" w:sz="0" w:space="0" w:color="000000"/>
+            </w:tcBorders>
+            <w:shd w:val="clear" w:color="auto" w:fill="FFFFFF"/>
+            <w:tcMar>
+              <w:top w:w="0" w:type="dxa"/>
+              <w:bottom w:w="0" w:type="dxa"/>
+              <w:left w:w="0" w:type="dxa"/>
+              <w:right w:w="0" w:type="dxa"/>
+            </w:tcMar>
+            <w:vAlign w:val="center"/>
+          </w:tcPr>
+          <w:p>
+            <w:pPr>
+              <w:pStyle w:val="Normal"/>
+              <w:jc w:val="right"/>
+              <w:pBdr>
+                <w:bottom w:val="none" w:sz="0" w:space="0" w:color="000000"/>
+                <w:top w:val="none" w:sz="0" w:space="0" w:color="000000"/>
+                <w:left w:val="none" w:sz="0" w:space="0" w:color="000000"/>
+                <w:right w:val="none" w:sz="0" w:space="0" w:color="000000"/>
+              </w:pBdr>
+              <w:spacing w:after="100" w:before="100" w:line="240"/>
+              <w:ind w:left="100" w:right="100" w:firstLine="0" w:firstLineChars="0"/>
+              <w:rPr>
+                <w:rFonts w:ascii="Arial" w:hAnsi="Arial" w:eastAsia="Arial" w:cs="Arial"/>
+                <w:i w:val="true"/>
+                <w:b w:val="false"/>
+                <w:u w:val="none"/>
+                <w:sz w:val="22"/>
+                <w:szCs w:val="22"/>
+                <w:color w:val="000000"/>
+              </w:rPr>
+            </w:pPr>
+            <w:r>
+              <w:rPr>
+                <w:rFonts w:ascii="Arial" w:hAnsi="Arial" w:eastAsia="Arial" w:cs="Arial"/>
+                <w:i w:val="true"/>
+                <w:b w:val="false"/>
+                <w:u w:val="none"/>
+                <w:sz w:val="22"/>
+                <w:szCs w:val="22"/>
+                <w:color w:val="000000"/>
+              </w:rPr>
+              <w:t xml:space="preserve">Docteur en Mathématiques </w:t>
+            </w:r>
+          </w:p>
+        </w:tc>
+      </w:tr>
+    </w:tbl>
+    <w:tbl>
+      <w:tblPr>
+        <w:tblStyle w:val="Table"/>
+        <w:tblW w:type="auto" w:w="0"/>
+        <w:tblLook w:firstRow="0" w:lastRow="0" w:firstColumn="0" w:lastColumn="0" w:noHBand="0" w:noVBand="0" w:val="0000"/>
+      </w:tblPr>
+      <w:tblGrid>
+        <w:gridCol w:w="7920"/>
+      </w:tblGrid>
+      <w:tr>
+        <w:tc>
+          <w:tcPr/>
+          <w:p>
+            <w:pPr>
+              <w:pStyle w:val="Compact"/>
+              <w:jc w:val="center"/>
+            </w:pPr>
+            <w:r>
+              <w:rPr>
+                <w:b/>
+                <w:bCs/>
+              </w:rPr>
+              <w:t xml:space="preserve">Année académique 2024-2025</w:t>
+            </w:r>
+          </w:p>
+        </w:tc>
+      </w:tr>
+    </w:tbl>
+    <w:p>
+      <w:r>
+        <w:br w:type="page"/>
+      </w:r>
+    </w:p>
+    <w:bookmarkEnd w:id="29"/>
+    <w:bookmarkStart w:id="30" w:name="avant-propos"/>
+    <w:p>
+      <w:pPr>
+        <w:pStyle w:val="Titre1"/>
+      </w:pPr>
+      <w:r>
+        <w:t xml:space="preserve">avant-propos</w:t>
+      </w:r>
+    </w:p>
+    <w:bookmarkEnd w:id="30"/>
+    <w:bookmarkStart w:id="31" w:name="revue-de-la-littérature"/>
+    <w:p>
+      <w:pPr>
+        <w:pStyle w:val="Titre1"/>
+      </w:pPr>
+      <w:r>
+        <w:t xml:space="preserve">revue de la littérature</w:t>
+      </w:r>
+    </w:p>
+    <w:bookmarkEnd w:id="31"/>
+    <w:bookmarkStart w:id="32" w:name="introduction-générale"/>
+    <w:p>
+      <w:pPr>
+        <w:pStyle w:val="Titre1"/>
       </w:pPr>
       <w:r>
         <w:t xml:space="preserve">Introduction Générale</w:t>
@@ -125,7 +1073,7 @@
     </w:p>
     <w:p>
       <w:pPr>
-        <w:pStyle w:val="BodyText"/>
+        <w:pStyle w:val="Corpsdetexte"/>
       </w:pPr>
       <w:r>
         <w:t xml:space="preserve">Dans ce contexte, le</w:t>
@@ -162,7 +1110,7 @@
     </w:p>
     <w:p>
       <w:pPr>
-        <w:pStyle w:val="BodyText"/>
+        <w:pStyle w:val="Corpsdetexte"/>
       </w:pPr>
       <w:r>
         <w:t xml:space="preserve">Ce projet vise ainsi à étudier</w:t>
@@ -254,7 +1202,7 @@
     </w:p>
     <w:p>
       <w:pPr>
-        <w:pStyle w:val="BodyText"/>
+        <w:pStyle w:val="Corpsdetexte"/>
       </w:pPr>
       <w:r>
         <w:t xml:space="preserve">Face à la complexité des réseaux actuels, il devient essentiel de recourir à des outils d’aide à la décision basés sur la simulation et l’optimisation. Ce travail propose le développement et l’implémentation d’un modèle de réseau adapté, permettant de tester différentes configurations de placement et d’affectation de fréquence. Deux techniques d’optimisation sont mobilisées : un</w:t>
@@ -294,26 +1242,26 @@
     </w:p>
     <w:p>
       <w:pPr>
-        <w:pStyle w:val="BodyText"/>
+        <w:pStyle w:val="Corpsdetexte"/>
       </w:pPr>
       <w:r>
         <w:t xml:space="preserve">Les résultats obtenus permettront d’évaluer la performance de la méthode proposée et d’ouvrir la voie à une application à grande échelle dans le contexte sénégalais, en vue de réduire les inégalités d’accès au numérique et d’optimiser l’usage des ressources technologiques disponibles.</w:t>
       </w:r>
     </w:p>
-    <w:bookmarkEnd w:id="20"/>
-    <w:bookmarkStart w:id="24" w:name="contexte-et-problématique"/>
-    <w:p>
-      <w:pPr>
-        <w:pStyle w:val="Heading1"/>
+    <w:bookmarkEnd w:id="32"/>
+    <w:bookmarkStart w:id="36" w:name="contexte-et-problématique"/>
+    <w:p>
+      <w:pPr>
+        <w:pStyle w:val="Titre1"/>
       </w:pPr>
       <w:r>
         <w:t xml:space="preserve">Contexte et Problématique</w:t>
       </w:r>
     </w:p>
-    <w:bookmarkStart w:id="21" w:name="enjeux-de-la-connectivité"/>
-    <w:p>
-      <w:pPr>
-        <w:pStyle w:val="Heading3"/>
+    <w:bookmarkStart w:id="33" w:name="enjeux-de-la-connectivité"/>
+    <w:p>
+      <w:pPr>
+        <w:pStyle w:val="Titre3"/>
       </w:pPr>
       <w:r>
         <w:t xml:space="preserve">Enjeux de la Connectivité</w:t>
@@ -415,11 +1363,11 @@
         <w:t xml:space="preserve">: Difficultés d’accès aux zones reculées</w:t>
       </w:r>
     </w:p>
-    <w:bookmarkEnd w:id="21"/>
-    <w:bookmarkStart w:id="22" w:name="problématique-du-placement-des-antennes"/>
-    <w:p>
-      <w:pPr>
-        <w:pStyle w:val="Heading3"/>
+    <w:bookmarkEnd w:id="33"/>
+    <w:bookmarkStart w:id="34" w:name="problématique-du-placement-des-antennes"/>
+    <w:p>
+      <w:pPr>
+        <w:pStyle w:val="Titre3"/>
       </w:pPr>
       <w:r>
         <w:t xml:space="preserve">Problématique du Placement des Antennes</w:t>
@@ -433,11 +1381,11 @@
         <w:t xml:space="preserve">Le placement des antennes de télécommunication constitue une problématique stratégique majeure. Il ne s’agit pas seulement de couvrir les zones densément peuplées, mais également d’assurer une couverture efficace dans les zones reculées, souvent difficiles d’accès, où les contraintes géographiques, économiques et techniques rendent le déploiement complexe.</w:t>
       </w:r>
     </w:p>
-    <w:bookmarkEnd w:id="22"/>
-    <w:bookmarkStart w:id="23" w:name="défis-techniques"/>
-    <w:p>
-      <w:pPr>
-        <w:pStyle w:val="Heading3"/>
+    <w:bookmarkEnd w:id="34"/>
+    <w:bookmarkStart w:id="35" w:name="défis-techniques"/>
+    <w:p>
+      <w:pPr>
+        <w:pStyle w:val="Titre3"/>
       </w:pPr>
       <w:r>
         <w:t xml:space="preserve">Défis Techniques</w:t>
@@ -482,12 +1430,12 @@
         </w:pict>
       </w:r>
     </w:p>
-    <w:bookmarkEnd w:id="23"/>
-    <w:bookmarkEnd w:id="24"/>
-    <w:bookmarkStart w:id="25" w:name="X30257324d77696b668cbe107099cb002fac829d"/>
-    <w:p>
-      <w:pPr>
-        <w:pStyle w:val="Heading1"/>
+    <w:bookmarkEnd w:id="35"/>
+    <w:bookmarkEnd w:id="36"/>
+    <w:bookmarkStart w:id="37" w:name="X30257324d77696b668cbe107099cb002fac829d"/>
+    <w:p>
+      <w:pPr>
+        <w:pStyle w:val="Titre1"/>
       </w:pPr>
       <w:r>
         <w:t xml:space="preserve">Présentation de la zone d’étude :Kédougou, Tambacounda et Matam</w:t>
@@ -509,7 +1457,7 @@
     </w:p>
     <w:p>
       <w:pPr>
-        <w:pStyle w:val="BodyText"/>
+        <w:pStyle w:val="Corpsdetexte"/>
       </w:pPr>
       <w:r>
         <w:t xml:space="preserve">le taux de couverture réseau dans les régions de Kédougou, Tambacounda et Matam est relativement faible, avec des disparités importantes entre les zones urbaines et rurales.</w:t>
@@ -521,11 +1469,11 @@
         <w:t xml:space="preserve">Les zones rurales, en particulier, souffrent d’un manque d’infrastructures de télécommunication, ce qui limite l’accès à Internet et aux services mobiles pour les populations locales.</w:t>
       </w:r>
     </w:p>
-    <w:bookmarkEnd w:id="25"/>
-    <w:bookmarkStart w:id="52" w:name="contexte"/>
-    <w:p>
-      <w:pPr>
-        <w:pStyle w:val="Heading1"/>
+    <w:bookmarkEnd w:id="37"/>
+    <w:bookmarkStart w:id="43" w:name="contexte"/>
+    <w:p>
+      <w:pPr>
+        <w:pStyle w:val="Titre1"/>
       </w:pPr>
       <w:r>
         <w:t xml:space="preserve">Contexte</w:t>
@@ -536,13 +1484,13 @@
         <w:pStyle w:val="FirstParagraph"/>
       </w:pPr>
       <w:r>
-        <w:t xml:space="preserve">Le Sénégal, situé en Afrique de l’Ouest, compte une population estimée à plus de 18 millions d’habitants en 2023 (source : ANSD). Le pays présente une grande diversité géographique, allant des zones sahéliennes du nord-est aux forêts tropicales du sud-est. Les infrastructures numériques sont principalement concentrées dans les grandes agglomérations de l’ouest (Dakar, Thiès, Mbour).</w:t>
-      </w:r>
-    </w:p>
-    <w:bookmarkStart w:id="26" w:name="indicateurs-clés"/>
-    <w:p>
-      <w:pPr>
-        <w:pStyle w:val="Heading3"/>
+        <w:t xml:space="preserve">Le Sénégal, situé en Afrique de l’Ouest, compte une population estimée à plus de 18 millions d’habitants en 2023 d’après l’ANSD. Le pays présente une grande diversité géographique, allant des zones sahéliennes du nord-est aux forêts tropicales du sud-est. Les infrastructures numériques sont principalement concentrées dans les grandes agglomérations de l’ouest (Dakar, Thiès, Mbour).</w:t>
+      </w:r>
+    </w:p>
+    <w:bookmarkStart w:id="38" w:name="indicateurs-clés"/>
+    <w:p>
+      <w:pPr>
+        <w:pStyle w:val="Titre3"/>
       </w:pPr>
       <w:r>
         <w:t xml:space="preserve">Indicateurs clés</w:t>
@@ -556,11 +1504,11 @@
         <w:t xml:space="preserve">Le pays couvre une superficie de 196 722 km² et est administrativement divisé en 14 régions. Le taux d’urbanisation est estimé à environ 47 %, ce qui indique que plus de la moitié de la population vit encore en milieu rural. En 2022, environ 58 % de la population avait accès à Internet, bien que ce chiffre masque d’importantes disparités régionales.</w:t>
       </w:r>
     </w:p>
-    <w:bookmarkEnd w:id="26"/>
-    <w:bookmarkStart w:id="51" w:name="couverture-réseau-un-paysage-inégal"/>
-    <w:p>
-      <w:pPr>
-        <w:pStyle w:val="Heading2"/>
+    <w:bookmarkEnd w:id="38"/>
+    <w:bookmarkStart w:id="42" w:name="couverture-réseau-un-paysage-inégal"/>
+    <w:p>
+      <w:pPr>
+        <w:pStyle w:val="Titre2"/>
       </w:pPr>
       <w:r>
         <w:t xml:space="preserve">Couverture réseau : un paysage inégal</w:t>
@@ -610,10 +1558,10 @@
         <w:t xml:space="preserve">Le développement de l’e-administration et des innovations numériques</w:t>
       </w:r>
     </w:p>
-    <w:bookmarkStart w:id="27" w:name="état-de-la-couverture-réseau-mobile"/>
-    <w:p>
-      <w:pPr>
-        <w:pStyle w:val="Heading3"/>
+    <w:bookmarkStart w:id="39" w:name="état-de-la-couverture-réseau-mobile"/>
+    <w:p>
+      <w:pPr>
+        <w:pStyle w:val="Titre3"/>
       </w:pPr>
       <w:r>
         <w:t xml:space="preserve">État de la couverture réseau mobile</w:t>
@@ -675,11 +1623,11 @@
         <w:t xml:space="preserve">La latence</w:t>
       </w:r>
     </w:p>
-    <w:bookmarkEnd w:id="27"/>
-    <w:bookmarkStart w:id="31" w:name="analyse-par-opérateur"/>
-    <w:p>
-      <w:pPr>
-        <w:pStyle w:val="Heading3"/>
+    <w:bookmarkEnd w:id="39"/>
+    <w:bookmarkStart w:id="40" w:name="analyse-par-opérateur"/>
+    <w:p>
+      <w:pPr>
+        <w:pStyle w:val="Titre3"/>
       </w:pPr>
       <w:r>
         <w:t xml:space="preserve">Analyse par opérateur</w:t>
@@ -695,25 +1643,29 @@
     </w:p>
     <w:p>
       <w:pPr>
-        <w:pStyle w:val="CaptionedFigure"/>
-      </w:pPr>
-      <w:r>
+        <w:jc w:val="center"/>
+        <w:pStyle w:val="Figure"/>
+      </w:pPr>
+      <w:r>
+        <w:rPr/>
         <w:drawing>
-          <wp:inline>
-            <wp:extent cx="5334000" cy="3000375"/>
-            <wp:effectExtent b="0" l="0" r="0" t="0"/>
-            <wp:docPr descr="Comparaison de la couverture réseau par opérateur" title="" id="29" name="Picture"/>
+          <wp:inline distT="0" distB="0" distL="0" distR="0">
+            <wp:extent cx="4572000" cy="4114800"/>
+            <wp:docPr id="7" name="" descr=""/>
+            <wp:cNvGraphicFramePr>
+              <a:graphicFrameLocks noChangeAspect="1"/>
+            </wp:cNvGraphicFramePr>
             <a:graphic>
               <a:graphicData uri="http://schemas.openxmlformats.org/drawingml/2006/picture">
                 <pic:pic>
                   <pic:nvPicPr>
-                    <pic:cNvPr descr="livre_files/figure-docx/operator-coverage-1.png" id="30" name="Picture"/>
+                    <pic:cNvPr id="8" name=""/>
                     <pic:cNvPicPr>
-                      <a:picLocks noChangeArrowheads="1" noChangeAspect="1"/>
+                      <a:picLocks noChangeAspect="1" noChangeArrowheads="1"/>
                     </pic:cNvPicPr>
                   </pic:nvPicPr>
                   <pic:blipFill>
-                    <a:blip r:embed="rId28"/>
+                    <a:blip cstate="print" r:embed="rId27"/>
                     <a:stretch>
                       <a:fillRect/>
                     </a:stretch>
@@ -721,17 +1673,12 @@
                   <pic:spPr bwMode="auto">
                     <a:xfrm>
                       <a:off x="0" y="0"/>
-                      <a:ext cx="5334000" cy="3000375"/>
+                      <a:ext cx="63500" cy="57150"/>
                     </a:xfrm>
                     <a:prstGeom prst="rect">
                       <a:avLst/>
                     </a:prstGeom>
                     <a:noFill/>
-                    <a:ln w="9525">
-                      <a:noFill/>
-                      <a:headEnd/>
-                      <a:tailEnd/>
-                    </a:ln>
                   </pic:spPr>
                 </pic:pic>
               </a:graphicData>
@@ -745,14 +1692,51 @@
         <w:pStyle w:val="ImageCaption"/>
       </w:pPr>
       <w:r>
+        <w:rPr>
+          <w:rFonts/>
+          <w:b w:val="true"/>
+        </w:rPr>
+        <w:t xml:space="preserve">Figure </w:t>
+      </w:r>
+      <w:bookmarkStart w:id="e1da3a48-60c0-4f62-9ef1-e941004dabb1" w:name="operator-coverage"/>
+      <w:r xmlns:w14="http://schemas.microsoft.com/office/word/2010/wordml">
+        <w:rPr>
+          <w:rFonts/>
+          <w:b w:val="true"/>
+        </w:rPr>
+        <w:fldChar w:fldCharType="begin" w:dirty="true"/>
+      </w:r>
+      <w:r xmlns:w14="http://schemas.microsoft.com/office/word/2010/wordml">
+        <w:rPr>
+          <w:rFonts/>
+          <w:b w:val="true"/>
+        </w:rPr>
+        <w:instrText xml:space="preserve" w:dirty="true">SEQ fig \* Arabic</w:instrText>
+      </w:r>
+      <w:r xmlns:w14="http://schemas.microsoft.com/office/word/2010/wordml">
+        <w:rPr>
+          <w:rFonts/>
+          <w:b w:val="true"/>
+        </w:rPr>
+        <w:fldChar w:fldCharType="end" w:dirty="true"/>
+      </w:r>
+      <w:bookmarkEnd w:id="e1da3a48-60c0-4f62-9ef1-e941004dabb1"/>
+      <w:r>
+        <w:rPr>
+          <w:rFonts/>
+          <w:b w:val="true"/>
+        </w:rPr>
+        <w:t xml:space="preserve">: </w:t>
+      </w:r>
+      <w:r>
         <w:t xml:space="preserve">Comparaison de la couverture réseau par opérateur</w:t>
       </w:r>
     </w:p>
-    <w:bookmarkEnd w:id="31"/>
-    <w:bookmarkStart w:id="50" w:name="cartes-de-couverture-réseau"/>
-    <w:p>
-      <w:pPr>
-        <w:pStyle w:val="Heading3"/>
+    <w:bookmarkEnd w:id="40"/>
+    <w:bookmarkStart w:id="41" w:name="cartes-de-couverture-réseau"/>
+    <w:p>
+      <w:pPr>
+        <w:pStyle w:val="Titre3"/>
       </w:pPr>
       <w:r>
         <w:t xml:space="preserve">Cartes de couverture réseau</w:t>
@@ -760,25 +1744,29 @@
     </w:p>
     <w:p>
       <w:pPr>
-        <w:pStyle w:val="FirstParagraph"/>
-      </w:pPr>
-      <w:r>
+        <w:jc w:val="center"/>
+        <w:pStyle w:val="Figure"/>
+      </w:pPr>
+      <w:r>
+        <w:rPr/>
         <w:drawing>
-          <wp:inline>
-            <wp:extent cx="5334000" cy="4000499"/>
-            <wp:effectExtent b="0" l="0" r="0" t="0"/>
-            <wp:docPr descr="" title="" id="33" name="Picture"/>
+          <wp:inline distT="0" distB="0" distL="0" distR="0">
+            <wp:extent cx="4572000" cy="3657600"/>
+            <wp:docPr id="9" name="" descr=""/>
+            <wp:cNvGraphicFramePr>
+              <a:graphicFrameLocks noChangeAspect="1"/>
+            </wp:cNvGraphicFramePr>
             <a:graphic>
               <a:graphicData uri="http://schemas.openxmlformats.org/drawingml/2006/picture">
                 <pic:pic>
                   <pic:nvPicPr>
-                    <pic:cNvPr descr="images/carte_couverture_2G.png" id="34" name="Picture"/>
+                    <pic:cNvPr id="10" name=""/>
                     <pic:cNvPicPr>
-                      <a:picLocks noChangeArrowheads="1" noChangeAspect="1"/>
+                      <a:picLocks noChangeAspect="1" noChangeArrowheads="1"/>
                     </pic:cNvPicPr>
                   </pic:nvPicPr>
                   <pic:blipFill>
-                    <a:blip r:embed="rId32"/>
+                    <a:blip cstate="print" r:embed="rId28"/>
                     <a:stretch>
                       <a:fillRect/>
                     </a:stretch>
@@ -786,17 +1774,12 @@
                   <pic:spPr bwMode="auto">
                     <a:xfrm>
                       <a:off x="0" y="0"/>
-                      <a:ext cx="5334000" cy="4000499"/>
+                      <a:ext cx="63500" cy="50800"/>
                     </a:xfrm>
                     <a:prstGeom prst="rect">
                       <a:avLst/>
                     </a:prstGeom>
                     <a:noFill/>
-                    <a:ln w="9525">
-                      <a:noFill/>
-                      <a:headEnd/>
-                      <a:tailEnd/>
-                    </a:ln>
                   </pic:spPr>
                 </pic:pic>
               </a:graphicData>
@@ -807,33 +1790,44 @@
     </w:p>
     <w:p>
       <w:pPr>
-        <w:pStyle w:val="BodyText"/>
+        <w:pStyle w:val="FirstParagraph"/>
       </w:pPr>
       <w:r>
         <w:t xml:space="preserve">la région de Dakar, la couverture 2G est presque totale, tandis que les zones rurales comme Tambacounda et Kédougou souffrent d’une couverture très limitée.</w:t>
       </w:r>
     </w:p>
     <w:p>
-      <w:pPr>
-        <w:pStyle w:val="BodyText"/>
-      </w:pPr>
-      <w:r>
+      <w:r>
+        <w:pict>
+          <v:rect style="width:0;height:1.5pt" o:hralign="center" o:hrstd="t" o:hr="t"/>
+        </w:pict>
+      </w:r>
+    </w:p>
+    <w:p>
+      <w:pPr>
+        <w:jc w:val="center"/>
+        <w:pStyle w:val="Figure"/>
+      </w:pPr>
+      <w:r>
+        <w:rPr/>
         <w:drawing>
-          <wp:inline>
-            <wp:extent cx="5334000" cy="4000499"/>
-            <wp:effectExtent b="0" l="0" r="0" t="0"/>
-            <wp:docPr descr="" title="" id="36" name="Picture"/>
+          <wp:inline distT="0" distB="0" distL="0" distR="0">
+            <wp:extent cx="4572000" cy="3657600"/>
+            <wp:docPr id="11" name="" descr=""/>
+            <wp:cNvGraphicFramePr>
+              <a:graphicFrameLocks noChangeAspect="1"/>
+            </wp:cNvGraphicFramePr>
             <a:graphic>
               <a:graphicData uri="http://schemas.openxmlformats.org/drawingml/2006/picture">
                 <pic:pic>
                   <pic:nvPicPr>
-                    <pic:cNvPr descr="images/carte_couverture_3G.png" id="37" name="Picture"/>
+                    <pic:cNvPr id="12" name=""/>
                     <pic:cNvPicPr>
-                      <a:picLocks noChangeArrowheads="1" noChangeAspect="1"/>
+                      <a:picLocks noChangeAspect="1" noChangeArrowheads="1"/>
                     </pic:cNvPicPr>
                   </pic:nvPicPr>
                   <pic:blipFill>
-                    <a:blip r:embed="rId35"/>
+                    <a:blip cstate="print" r:embed="rId29"/>
                     <a:stretch>
                       <a:fillRect/>
                     </a:stretch>
@@ -841,17 +1835,12 @@
                   <pic:spPr bwMode="auto">
                     <a:xfrm>
                       <a:off x="0" y="0"/>
-                      <a:ext cx="5334000" cy="4000499"/>
+                      <a:ext cx="63500" cy="50800"/>
                     </a:xfrm>
                     <a:prstGeom prst="rect">
                       <a:avLst/>
                     </a:prstGeom>
                     <a:noFill/>
-                    <a:ln w="9525">
-                      <a:noFill/>
-                      <a:headEnd/>
-                      <a:tailEnd/>
-                    </a:ln>
                   </pic:spPr>
                 </pic:pic>
               </a:graphicData>
@@ -861,34 +1850,37 @@
       </w:r>
     </w:p>
     <w:p>
-      <w:pPr>
-        <w:pStyle w:val="BodyText"/>
-      </w:pPr>
-      <w:r>
-        <w:t xml:space="preserve">Dans la carte de couverture 3G, on observe une amélioration significative dans les zones urbaines, mais des lacunes persistent dans les régions rurales.</w:t>
-      </w:r>
-    </w:p>
-    <w:p>
-      <w:pPr>
-        <w:pStyle w:val="BodyText"/>
-      </w:pPr>
-      <w:r>
+      <w:r>
+        <w:pict>
+          <v:rect style="width:0;height:1.5pt" o:hralign="center" o:hrstd="t" o:hr="t"/>
+        </w:pict>
+      </w:r>
+    </w:p>
+    <w:p>
+      <w:pPr>
+        <w:jc w:val="center"/>
+        <w:pStyle w:val="Figure"/>
+      </w:pPr>
+      <w:r>
+        <w:rPr/>
         <w:drawing>
-          <wp:inline>
-            <wp:extent cx="5334000" cy="4000499"/>
-            <wp:effectExtent b="0" l="0" r="0" t="0"/>
-            <wp:docPr descr="" title="" id="39" name="Picture"/>
+          <wp:inline distT="0" distB="0" distL="0" distR="0">
+            <wp:extent cx="4572000" cy="3657600"/>
+            <wp:docPr id="13" name="" descr=""/>
+            <wp:cNvGraphicFramePr>
+              <a:graphicFrameLocks noChangeAspect="1"/>
+            </wp:cNvGraphicFramePr>
             <a:graphic>
               <a:graphicData uri="http://schemas.openxmlformats.org/drawingml/2006/picture">
                 <pic:pic>
                   <pic:nvPicPr>
-                    <pic:cNvPr descr="images/carte_couverture_4G.png" id="40" name="Picture"/>
+                    <pic:cNvPr id="14" name=""/>
                     <pic:cNvPicPr>
-                      <a:picLocks noChangeArrowheads="1" noChangeAspect="1"/>
+                      <a:picLocks noChangeAspect="1" noChangeArrowheads="1"/>
                     </pic:cNvPicPr>
                   </pic:nvPicPr>
                   <pic:blipFill>
-                    <a:blip r:embed="rId38"/>
+                    <a:blip cstate="print" r:embed="rId30"/>
                     <a:stretch>
                       <a:fillRect/>
                     </a:stretch>
@@ -896,17 +1888,12 @@
                   <pic:spPr bwMode="auto">
                     <a:xfrm>
                       <a:off x="0" y="0"/>
-                      <a:ext cx="5334000" cy="4000499"/>
+                      <a:ext cx="63500" cy="50800"/>
                     </a:xfrm>
                     <a:prstGeom prst="rect">
                       <a:avLst/>
                     </a:prstGeom>
                     <a:noFill/>
-                    <a:ln w="9525">
-                      <a:noFill/>
-                      <a:headEnd/>
-                      <a:tailEnd/>
-                    </a:ln>
                   </pic:spPr>
                 </pic:pic>
               </a:graphicData>
@@ -917,33 +1904,37 @@
     </w:p>
     <w:p>
       <w:pPr>
-        <w:pStyle w:val="BodyText"/>
-      </w:pPr>
-      <w:r>
-        <w:t xml:space="preserve">La carte de couverture 4G montre une concentration de la couverture dans les grandes villes notamment à Dakar , tandis que les zones rurales restent largement sous-couvertes, avec des débits souvent insuffisants pour les usages modernes.</w:t>
-      </w:r>
-    </w:p>
-    <w:p>
-      <w:pPr>
-        <w:pStyle w:val="BodyText"/>
-      </w:pPr>
-      <w:r>
+        <w:pStyle w:val="FirstParagraph"/>
+      </w:pPr>
+      <w:r>
+        <w:t xml:space="preserve">Dans la carte de couverture 3G, on observe une amélioration significative dans les zones urbaines, mais des lacunes persistent dans les régions rurales.</w:t>
+      </w:r>
+    </w:p>
+    <w:p>
+      <w:pPr>
+        <w:jc w:val="center"/>
+        <w:pStyle w:val="Figure"/>
+      </w:pPr>
+      <w:r>
+        <w:rPr/>
         <w:drawing>
-          <wp:inline>
-            <wp:extent cx="5334000" cy="2300287"/>
-            <wp:effectExtent b="0" l="0" r="0" t="0"/>
-            <wp:docPr descr="" title="" id="42" name="Picture"/>
+          <wp:inline distT="0" distB="0" distL="0" distR="0">
+            <wp:extent cx="4572000" cy="3657600"/>
+            <wp:docPr id="15" name="" descr=""/>
+            <wp:cNvGraphicFramePr>
+              <a:graphicFrameLocks noChangeAspect="1"/>
+            </wp:cNvGraphicFramePr>
             <a:graphic>
               <a:graphicData uri="http://schemas.openxmlformats.org/drawingml/2006/picture">
                 <pic:pic>
                   <pic:nvPicPr>
-                    <pic:cNvPr descr="images/nperfcouverture_orange.png" id="43" name="Picture"/>
+                    <pic:cNvPr id="16" name=""/>
                     <pic:cNvPicPr>
-                      <a:picLocks noChangeArrowheads="1" noChangeAspect="1"/>
+                      <a:picLocks noChangeAspect="1" noChangeArrowheads="1"/>
                     </pic:cNvPicPr>
                   </pic:nvPicPr>
                   <pic:blipFill>
-                    <a:blip r:embed="rId41"/>
+                    <a:blip cstate="print" r:embed="rId30"/>
                     <a:stretch>
                       <a:fillRect/>
                     </a:stretch>
@@ -951,17 +1942,12 @@
                   <pic:spPr bwMode="auto">
                     <a:xfrm>
                       <a:off x="0" y="0"/>
-                      <a:ext cx="5334000" cy="2300287"/>
+                      <a:ext cx="63500" cy="50800"/>
                     </a:xfrm>
                     <a:prstGeom prst="rect">
                       <a:avLst/>
                     </a:prstGeom>
                     <a:noFill/>
-                    <a:ln w="9525">
-                      <a:noFill/>
-                      <a:headEnd/>
-                      <a:tailEnd/>
-                    </a:ln>
                   </pic:spPr>
                 </pic:pic>
               </a:graphicData>
@@ -972,39 +1958,37 @@
     </w:p>
     <w:p>
       <w:pPr>
-        <w:pStyle w:val="BodyText"/>
-      </w:pPr>
-      <w:r>
-        <w:t xml:space="preserve">le réseau Orange est le plus étendu, avec une couverture de 95% dans la région de Dakar, mais il reste des zones blanches dans les régions rurales.</w:t>
-      </w:r>
-      <w:r>
-        <w:t xml:space="preserve"> </w:t>
-      </w:r>
-      <w:r>
-        <w:t xml:space="preserve">le réseau 4G de Free est beaucoup plus concentré dans les zones urbaines, , mais il est très limité dans les zones rurales.</w:t>
-      </w:r>
-    </w:p>
-    <w:p>
-      <w:pPr>
-        <w:pStyle w:val="BodyText"/>
-      </w:pPr>
-      <w:r>
+        <w:pStyle w:val="Corpsdetexte"/>
+      </w:pPr>
+      <w:r>
+        <w:t xml:space="preserve">La carte de couverture 4G montre une concentration de la couverture dans les grandes villes notamment à Dakar , tandis que les zones rurales restent largement sous-couvertes, avec des débits souvent insuffisants pour les usages modernes.</w:t>
+      </w:r>
+    </w:p>
+    <w:p>
+      <w:pPr>
+        <w:jc w:val="center"/>
+        <w:pStyle w:val="Figure"/>
+      </w:pPr>
+      <w:r>
+        <w:rPr/>
         <w:drawing>
-          <wp:inline>
-            <wp:extent cx="5334000" cy="3000375"/>
-            <wp:effectExtent b="0" l="0" r="0" t="0"/>
-            <wp:docPr descr="" title="" id="45" name="Picture"/>
+          <wp:inline distT="0" distB="0" distL="0" distR="0">
+            <wp:extent cx="4572000" cy="3657600"/>
+            <wp:docPr id="17" name="" descr=""/>
+            <wp:cNvGraphicFramePr>
+              <a:graphicFrameLocks noChangeAspect="1"/>
+            </wp:cNvGraphicFramePr>
             <a:graphic>
               <a:graphicData uri="http://schemas.openxmlformats.org/drawingml/2006/picture">
                 <pic:pic>
                   <pic:nvPicPr>
-                    <pic:cNvPr descr="images/nperfcouverture_free.png" id="46" name="Picture"/>
+                    <pic:cNvPr id="18" name=""/>
                     <pic:cNvPicPr>
-                      <a:picLocks noChangeArrowheads="1" noChangeAspect="1"/>
+                      <a:picLocks noChangeAspect="1" noChangeArrowheads="1"/>
                     </pic:cNvPicPr>
                   </pic:nvPicPr>
                   <pic:blipFill>
-                    <a:blip r:embed="rId44"/>
+                    <a:blip cstate="print" r:embed="rId31"/>
                     <a:stretch>
                       <a:fillRect/>
                     </a:stretch>
@@ -1012,17 +1996,12 @@
                   <pic:spPr bwMode="auto">
                     <a:xfrm>
                       <a:off x="0" y="0"/>
-                      <a:ext cx="5334000" cy="3000375"/>
+                      <a:ext cx="63500" cy="50800"/>
                     </a:xfrm>
                     <a:prstGeom prst="rect">
                       <a:avLst/>
                     </a:prstGeom>
                     <a:noFill/>
-                    <a:ln w="9525">
-                      <a:noFill/>
-                      <a:headEnd/>
-                      <a:tailEnd/>
-                    </a:ln>
                   </pic:spPr>
                 </pic:pic>
               </a:graphicData>
@@ -1033,33 +2012,43 @@
     </w:p>
     <w:p>
       <w:pPr>
-        <w:pStyle w:val="BodyText"/>
-      </w:pPr>
-      <w:r>
-        <w:t xml:space="preserve">la couverture de Free est légèrement inférieure, avec 90% dans la région de Dakar, mais elle souffre également de lacunes dans les zones rurales.</w:t>
-      </w:r>
-    </w:p>
-    <w:p>
-      <w:pPr>
-        <w:pStyle w:val="BodyText"/>
-      </w:pPr>
-      <w:r>
+        <w:pStyle w:val="Corpsdetexte"/>
+      </w:pPr>
+      <w:r>
+        <w:t xml:space="preserve">le réseau Orange est le plus étendu, avec une couverture de 95% dans la région de Dakar, mais il reste des zones blanches dans les régions rurales.</w:t>
+      </w:r>
+      <w:r>
+        <w:t xml:space="preserve"> </w:t>
+      </w:r>
+      <w:r>
+        <w:t xml:space="preserve">le réseau 4G de Free est beaucoup plus concentré dans les zones urbaines, , mais il est très limité dans les zones rurales.</w:t>
+      </w:r>
+    </w:p>
+    <w:p>
+      <w:pPr>
+        <w:jc w:val="center"/>
+        <w:pStyle w:val="Figure"/>
+      </w:pPr>
+      <w:r>
+        <w:rPr/>
         <w:drawing>
-          <wp:inline>
-            <wp:extent cx="5334000" cy="2291953"/>
-            <wp:effectExtent b="0" l="0" r="0" t="0"/>
-            <wp:docPr descr="" title="" id="48" name="Picture"/>
+          <wp:inline distT="0" distB="0" distL="0" distR="0">
+            <wp:extent cx="4572000" cy="3657600"/>
+            <wp:docPr id="19" name="" descr=""/>
+            <wp:cNvGraphicFramePr>
+              <a:graphicFrameLocks noChangeAspect="1"/>
+            </wp:cNvGraphicFramePr>
             <a:graphic>
               <a:graphicData uri="http://schemas.openxmlformats.org/drawingml/2006/picture">
                 <pic:pic>
                   <pic:nvPicPr>
-                    <pic:cNvPr descr="images/nperfcouverture_express.png" id="49" name="Picture"/>
+                    <pic:cNvPr id="20" name=""/>
                     <pic:cNvPicPr>
-                      <a:picLocks noChangeArrowheads="1" noChangeAspect="1"/>
+                      <a:picLocks noChangeAspect="1" noChangeArrowheads="1"/>
                     </pic:cNvPicPr>
                   </pic:nvPicPr>
                   <pic:blipFill>
-                    <a:blip r:embed="rId47"/>
+                    <a:blip cstate="print" r:embed="rId32"/>
                     <a:stretch>
                       <a:fillRect/>
                     </a:stretch>
@@ -1067,17 +2056,12 @@
                   <pic:spPr bwMode="auto">
                     <a:xfrm>
                       <a:off x="0" y="0"/>
-                      <a:ext cx="5334000" cy="2291953"/>
+                      <a:ext cx="63500" cy="50800"/>
                     </a:xfrm>
                     <a:prstGeom prst="rect">
                       <a:avLst/>
                     </a:prstGeom>
                     <a:noFill/>
-                    <a:ln w="9525">
-                      <a:noFill/>
-                      <a:headEnd/>
-                      <a:tailEnd/>
-                    </a:ln>
                   </pic:spPr>
                 </pic:pic>
               </a:graphicData>
@@ -1088,170 +2072,37 @@
     </w:p>
     <w:p>
       <w:pPr>
-        <w:pStyle w:val="BodyText"/>
-      </w:pPr>
-      <w:r>
-        <w:t xml:space="preserve">le reseau d’Expresso est le moins étendu, avec une couverture de 85% dans la région de Dakar, et il souffre de lacunes importantes dans les zones rurales. Il présente de nombreuses zones blanches, notamment dans les régions de Kédougou et Tambacounda, où la couverture est inférieure à 50%.</w:t>
-      </w:r>
-    </w:p>
-    <w:bookmarkEnd w:id="50"/>
-    <w:bookmarkEnd w:id="51"/>
-    <w:bookmarkEnd w:id="52"/>
-    <w:bookmarkStart w:id="70" w:name="Xcd14d8aae976b99bc22a04301205ad8a936bcaa"/>
-    <w:p>
-      <w:pPr>
-        <w:pStyle w:val="Heading1"/>
-      </w:pPr>
-      <w:r>
-        <w:t xml:space="preserve">Généralités sur les Réseaux de télécommunicatin</w:t>
-      </w:r>
-    </w:p>
-    <w:bookmarkStart w:id="53" w:name="canaux-de-communication"/>
-    <w:p>
-      <w:pPr>
-        <w:pStyle w:val="Heading2"/>
-      </w:pPr>
-      <w:r>
-        <w:t xml:space="preserve">canaux de communication</w:t>
-      </w:r>
-    </w:p>
-    <w:p>
-      <w:pPr>
-        <w:pStyle w:val="FirstParagraph"/>
-      </w:pPr>
-      <w:r>
-        <w:t xml:space="preserve">En télécommunications ou dans les réseaux informatiques, un canal de commu</w:t>
-      </w:r>
-      <w:r>
-        <w:t xml:space="preserve"> </w:t>
-      </w:r>
-      <w:r>
-        <w:t xml:space="preserve">nication est un médium de transmission d’information, permettant l’acheminement</w:t>
-      </w:r>
-      <w:r>
-        <w:t xml:space="preserve"> </w:t>
-      </w:r>
-      <w:r>
-        <w:t xml:space="preserve">d’un message d’une ou plusieurs sources à un ou plusieurs destinataires. Cette trans</w:t>
-      </w:r>
-      <w:r>
-        <w:t xml:space="preserve"> </w:t>
-      </w:r>
-      <w:r>
-        <w:t xml:space="preserve">mission d’information peut se faire au travers d’un support physique, comme un câble,</w:t>
-      </w:r>
-      <w:r>
-        <w:t xml:space="preserve"> </w:t>
-      </w:r>
-      <w:r>
-        <w:t xml:space="preserve">ou d’un support logique, comme un canal radio.</w:t>
-      </w:r>
-    </w:p>
-    <w:bookmarkEnd w:id="53"/>
-    <w:bookmarkStart w:id="57" w:name="spectre-de-fréquence-dun-signal"/>
-    <w:p>
-      <w:pPr>
-        <w:pStyle w:val="Heading2"/>
-      </w:pPr>
-      <w:r>
-        <w:t xml:space="preserve">Spectre de fréquence d’un signal</w:t>
-      </w:r>
-    </w:p>
-    <w:p>
-      <w:pPr>
-        <w:pStyle w:val="FirstParagraph"/>
-      </w:pPr>
-      <w:r>
-        <w:t xml:space="preserve">Lors de la transmission d’un signal dans un câble ou dans l’air, celui-ci est de nature analogique. Pour comprendre comment il transporte l’information, on analyse sa composition fréquentielle à l’aide de la</w:t>
-      </w:r>
-      <w:r>
-        <w:t xml:space="preserve"> </w:t>
-      </w:r>
-      <w:r>
-        <w:rPr>
-          <w:b/>
-          <w:bCs/>
-        </w:rPr>
-        <w:t xml:space="preserve">transformée de Fourier</w:t>
-      </w:r>
-      <w:r>
-        <w:t xml:space="preserve">.</w:t>
-      </w:r>
-    </w:p>
-    <w:p>
-      <w:pPr>
-        <w:pStyle w:val="BodyText"/>
-      </w:pPr>
-      <w:r>
-        <w:t xml:space="preserve">Cette analyse permet d’obtenir le</w:t>
-      </w:r>
-      <w:r>
-        <w:t xml:space="preserve"> </w:t>
-      </w:r>
-      <w:r>
-        <w:rPr>
-          <w:b/>
-          <w:bCs/>
-        </w:rPr>
-        <w:t xml:space="preserve">spectre de fréquences</w:t>
-      </w:r>
-      <w:r>
-        <w:t xml:space="preserve"> </w:t>
-      </w:r>
-      <w:r>
-        <w:t xml:space="preserve">du signal, c’est-à-dire la répartition de sa puissance selon les différentes fréquences. Pour les signaux réels, l’énergie est souvent concentrée dans une</w:t>
-      </w:r>
-      <w:r>
-        <w:t xml:space="preserve"> </w:t>
-      </w:r>
-      <w:r>
-        <w:rPr>
-          <w:b/>
-          <w:bCs/>
-        </w:rPr>
-        <w:t xml:space="preserve">bande passante limitée</w:t>
-      </w:r>
-      <w:r>
-        <w:t xml:space="preserve">. En dessous d’un certain seuil, la puissance est négligeable, ce qui permet de</w:t>
-      </w:r>
-      <w:r>
-        <w:t xml:space="preserve"> </w:t>
-      </w:r>
-      <w:r>
-        <w:rPr>
-          <w:b/>
-          <w:bCs/>
-        </w:rPr>
-        <w:t xml:space="preserve">délimiter la bande utile</w:t>
-      </w:r>
-      <w:r>
-        <w:t xml:space="preserve"> </w:t>
-      </w:r>
-      <w:r>
-        <w:t xml:space="preserve">du signal.</w:t>
-      </w:r>
-    </w:p>
-    <w:p>
-      <w:pPr>
-        <w:pStyle w:val="CaptionedFigure"/>
-      </w:pPr>
-      <w:r>
+        <w:pStyle w:val="Corpsdetexte"/>
+      </w:pPr>
+      <w:r>
+        <w:t xml:space="preserve">la couverture de Free est légèrement inférieure, avec 90% dans la région de Dakar, mais elle souffre également de lacunes dans les zones rurales.</w:t>
+      </w:r>
+    </w:p>
+    <w:p>
+      <w:pPr>
+        <w:jc w:val="center"/>
+        <w:pStyle w:val="Figure"/>
+      </w:pPr>
+      <w:r>
+        <w:rPr/>
         <w:drawing>
-          <wp:inline>
-            <wp:extent cx="5334000" cy="3333750"/>
-            <wp:effectExtent b="0" l="0" r="0" t="0"/>
-            <wp:docPr descr="Spectre de fréquence d’un signal composé" title="" id="55" name="Picture"/>
+          <wp:inline distT="0" distB="0" distL="0" distR="0">
+            <wp:extent cx="4572000" cy="3657600"/>
+            <wp:docPr id="21" name="" descr=""/>
+            <wp:cNvGraphicFramePr>
+              <a:graphicFrameLocks noChangeAspect="1"/>
+            </wp:cNvGraphicFramePr>
             <a:graphic>
               <a:graphicData uri="http://schemas.openxmlformats.org/drawingml/2006/picture">
                 <pic:pic>
                   <pic:nvPicPr>
-                    <pic:cNvPr descr="livre_files/figure-docx/frequency-spectrum-1.png" id="56" name="Picture"/>
+                    <pic:cNvPr id="22" name=""/>
                     <pic:cNvPicPr>
-                      <a:picLocks noChangeArrowheads="1" noChangeAspect="1"/>
+                      <a:picLocks noChangeAspect="1" noChangeArrowheads="1"/>
                     </pic:cNvPicPr>
                   </pic:nvPicPr>
                   <pic:blipFill>
-                    <a:blip r:embed="rId54"/>
+                    <a:blip cstate="print" r:embed="rId33"/>
                     <a:stretch>
                       <a:fillRect/>
                     </a:stretch>
@@ -1259,17 +2110,12 @@
                   <pic:spPr bwMode="auto">
                     <a:xfrm>
                       <a:off x="0" y="0"/>
-                      <a:ext cx="5334000" cy="3333750"/>
+                      <a:ext cx="63500" cy="50800"/>
                     </a:xfrm>
                     <a:prstGeom prst="rect">
                       <a:avLst/>
                     </a:prstGeom>
                     <a:noFill/>
-                    <a:ln w="9525">
-                      <a:noFill/>
-                      <a:headEnd/>
-                      <a:tailEnd/>
-                    </a:ln>
                   </pic:spPr>
                 </pic:pic>
               </a:graphicData>
@@ -1280,20 +2126,31 @@
     </w:p>
     <w:p>
       <w:pPr>
-        <w:pStyle w:val="ImageCaption"/>
-      </w:pPr>
-      <w:r>
-        <w:t xml:space="preserve">Spectre de fréquence d’un signal composé</w:t>
-      </w:r>
-    </w:p>
-    <w:bookmarkEnd w:id="57"/>
-    <w:bookmarkStart w:id="64" w:name="bande-passante-dun-canal"/>
-    <w:p>
-      <w:pPr>
-        <w:pStyle w:val="Heading2"/>
-      </w:pPr>
-      <w:r>
-        <w:t xml:space="preserve">Bande passante d’un canal</w:t>
+        <w:pStyle w:val="Corpsdetexte"/>
+      </w:pPr>
+      <w:r>
+        <w:t xml:space="preserve">le reseau d’Expresso est le moins étendu, avec une couverture de 85% dans la région de Dakar, et il souffre de lacunes importantes dans les zones rurales. Il présente de nombreuses zones blanches, notamment dans les régions de Kédougou et Tambacounda, où la couverture est inférieure à 50%.</w:t>
+      </w:r>
+    </w:p>
+    <w:bookmarkEnd w:id="41"/>
+    <w:bookmarkEnd w:id="42"/>
+    <w:bookmarkEnd w:id="43"/>
+    <w:bookmarkStart w:id="50" w:name="Xcd14d8aae976b99bc22a04301205ad8a936bcaa"/>
+    <w:p>
+      <w:pPr>
+        <w:pStyle w:val="Titre1"/>
+      </w:pPr>
+      <w:r>
+        <w:t xml:space="preserve">Généralités sur les Réseaux de télécommunicatin</w:t>
+      </w:r>
+    </w:p>
+    <w:bookmarkStart w:id="44" w:name="canaux-de-communication"/>
+    <w:p>
+      <w:pPr>
+        <w:pStyle w:val="Titre2"/>
+      </w:pPr>
+      <w:r>
+        <w:t xml:space="preserve">canaux de communication</w:t>
       </w:r>
     </w:p>
     <w:p>
@@ -1301,42 +2158,142 @@
         <w:pStyle w:val="FirstParagraph"/>
       </w:pPr>
       <w:r>
-        <w:t xml:space="preserve">Il est très important de connaître les caractéristiques fréquentielles du canal sur</w:t>
-      </w:r>
-      <w:r>
-        <w:t xml:space="preserve"> </w:t>
-      </w:r>
-      <w:r>
-        <w:t xml:space="preserve">lequel on veut transmettre de l’information. En effet, un canal ne peut transporter des</w:t>
-      </w:r>
-      <w:r>
-        <w:t xml:space="preserve"> </w:t>
-      </w:r>
-      <w:r>
-        <w:t xml:space="preserve">signaux que dans une certaine bande de fréquences, appelée bande passante du canal.</w:t>
-      </w:r>
-    </w:p>
-    <w:p>
-      <w:pPr>
-        <w:pStyle w:val="BodyText"/>
-      </w:pPr>
-      <w:r>
+        <w:t xml:space="preserve">En télécommunications ou dans les réseaux informatiques, un canal de commu</w:t>
+      </w:r>
+      <w:r>
+        <w:t xml:space="preserve"> </w:t>
+      </w:r>
+      <w:r>
+        <w:t xml:space="preserve">nication est un médium de transmission d’information, permettant l’acheminement</w:t>
+      </w:r>
+      <w:r>
+        <w:t xml:space="preserve"> </w:t>
+      </w:r>
+      <w:r>
+        <w:t xml:space="preserve">d’un message d’une ou plusieurs sources à un ou plusieurs destinataires. Cette trans</w:t>
+      </w:r>
+      <w:r>
+        <w:t xml:space="preserve"> </w:t>
+      </w:r>
+      <w:r>
+        <w:t xml:space="preserve">mission d’information peut se faire au travers d’un support physique, comme un câble,</w:t>
+      </w:r>
+      <w:r>
+        <w:t xml:space="preserve"> </w:t>
+      </w:r>
+      <w:r>
+        <w:t xml:space="preserve">ou d’un support logique, comme un canal radio.</w:t>
+      </w:r>
+    </w:p>
+    <w:bookmarkEnd w:id="44"/>
+    <w:bookmarkStart w:id="45" w:name="spectre-de-fréquence-dun-signal"/>
+    <w:p>
+      <w:pPr>
+        <w:pStyle w:val="Titre2"/>
+      </w:pPr>
+      <w:r>
+        <w:t xml:space="preserve">Spectre de fréquence d’un signal</w:t>
+      </w:r>
+    </w:p>
+    <w:p>
+      <w:pPr>
+        <w:pStyle w:val="FirstParagraph"/>
+      </w:pPr>
+      <w:r>
+        <w:t xml:space="preserve">Lors de la transmission d’un signal dans un câble ou dans l’air, celui-ci est de nature analogique. Pour comprendre comment il transporte l’information, on analyse sa composition fréquentielle à l’aide de la</w:t>
+      </w:r>
+      <w:r>
+        <w:t xml:space="preserve"> </w:t>
+      </w:r>
+      <w:r>
+        <w:rPr>
+          <w:b/>
+          <w:bCs/>
+        </w:rPr>
+        <w:t xml:space="preserve">transformée de Fourier</w:t>
+      </w:r>
+      <w:r>
+        <w:t xml:space="preserve">.</w:t>
+      </w:r>
+    </w:p>
+    <w:p>
+      <w:pPr>
+        <w:pStyle w:val="Corpsdetexte"/>
+      </w:pPr>
+      <w:r>
+        <w:t xml:space="preserve">Cette analyse permet d’obtenir le</w:t>
+      </w:r>
+      <w:r>
+        <w:t xml:space="preserve"> </w:t>
+      </w:r>
+      <w:r>
+        <w:rPr>
+          <w:b/>
+          <w:bCs/>
+        </w:rPr>
+        <w:t xml:space="preserve">spectre de fréquences</w:t>
+      </w:r>
+      <w:r>
+        <w:t xml:space="preserve"> </w:t>
+      </w:r>
+      <w:r>
+        <w:t xml:space="preserve">du signal, c’est-à-dire la répartition de sa puissance selon les différentes fréquences. Pour les signaux réels, l’énergie est souvent concentrée dans une</w:t>
+      </w:r>
+      <w:r>
+        <w:t xml:space="preserve"> </w:t>
+      </w:r>
+      <w:r>
+        <w:rPr>
+          <w:b/>
+          <w:bCs/>
+        </w:rPr>
+        <w:t xml:space="preserve">bande passante limitée</w:t>
+      </w:r>
+      <w:r>
+        <w:t xml:space="preserve">. En dessous d’un certain seuil, la puissance est négligeable, ce qui permet de</w:t>
+      </w:r>
+      <w:r>
+        <w:t xml:space="preserve"> </w:t>
+      </w:r>
+      <w:r>
+        <w:rPr>
+          <w:b/>
+          <w:bCs/>
+        </w:rPr>
+        <w:t xml:space="preserve">délimiter la bande utile</w:t>
+      </w:r>
+      <w:r>
+        <w:t xml:space="preserve"> </w:t>
+      </w:r>
+      <w:r>
+        <w:t xml:space="preserve">du signal.</w:t>
+      </w:r>
+    </w:p>
+    <w:p>
+      <w:pPr>
+        <w:jc w:val="center"/>
+        <w:pStyle w:val="Figure"/>
+      </w:pPr>
+      <w:r>
+        <w:rPr/>
         <w:drawing>
-          <wp:inline>
-            <wp:extent cx="4533900" cy="1869739"/>
-            <wp:effectExtent b="0" l="0" r="0" t="0"/>
-            <wp:docPr descr="" title="" id="59" name="Picture"/>
+          <wp:inline distT="0" distB="0" distL="0" distR="0">
+            <wp:extent cx="4572000" cy="4114800"/>
+            <wp:docPr id="23" name="" descr=""/>
+            <wp:cNvGraphicFramePr>
+              <a:graphicFrameLocks noChangeAspect="1"/>
+            </wp:cNvGraphicFramePr>
             <a:graphic>
               <a:graphicData uri="http://schemas.openxmlformats.org/drawingml/2006/picture">
                 <pic:pic>
                   <pic:nvPicPr>
-                    <pic:cNvPr descr="donnee/frequence.png" id="60" name="Picture"/>
+                    <pic:cNvPr id="24" name=""/>
                     <pic:cNvPicPr>
-                      <a:picLocks noChangeArrowheads="1" noChangeAspect="1"/>
+                      <a:picLocks noChangeAspect="1" noChangeArrowheads="1"/>
                     </pic:cNvPicPr>
                   </pic:nvPicPr>
                   <pic:blipFill>
-                    <a:blip r:embed="rId58"/>
+                    <a:blip cstate="print" r:embed="rId34"/>
                     <a:stretch>
                       <a:fillRect/>
                     </a:stretch>
@@ -1344,17 +2301,12 @@
                   <pic:spPr bwMode="auto">
                     <a:xfrm>
                       <a:off x="0" y="0"/>
-                      <a:ext cx="4533900" cy="1869739"/>
+                      <a:ext cx="63500" cy="57150"/>
                     </a:xfrm>
                     <a:prstGeom prst="rect">
                       <a:avLst/>
                     </a:prstGeom>
                     <a:noFill/>
-                    <a:ln w="9525">
-                      <a:noFill/>
-                      <a:headEnd/>
-                      <a:tailEnd/>
-                    </a:ln>
                   </pic:spPr>
                 </pic:pic>
               </a:graphicData>
@@ -1362,16 +2314,141 @@
           </wp:inline>
         </w:drawing>
       </w:r>
-      <w:r>
-        <w:t xml:space="preserve"> </w:t>
-      </w:r>
-      <w:r>
-        <w:t xml:space="preserve">## Modulation du signal</w:t>
-      </w:r>
-    </w:p>
-    <w:p>
-      <w:pPr>
-        <w:pStyle w:val="BodyText"/>
+    </w:p>
+    <w:p>
+      <w:pPr>
+        <w:pStyle w:val="ImageCaption"/>
+      </w:pPr>
+      <w:r>
+        <w:rPr>
+          <w:rFonts/>
+          <w:b w:val="true"/>
+        </w:rPr>
+        <w:t xml:space="preserve">Figure </w:t>
+      </w:r>
+      <w:bookmarkStart w:id="fb933549-15d8-4131-8656-6f95a1a81d4f" w:name="frequency-spectrum"/>
+      <w:r xmlns:w14="http://schemas.microsoft.com/office/word/2010/wordml">
+        <w:rPr>
+          <w:rFonts/>
+          <w:b w:val="true"/>
+        </w:rPr>
+        <w:fldChar w:fldCharType="begin" w:dirty="true"/>
+      </w:r>
+      <w:r xmlns:w14="http://schemas.microsoft.com/office/word/2010/wordml">
+        <w:rPr>
+          <w:rFonts/>
+          <w:b w:val="true"/>
+        </w:rPr>
+        <w:instrText xml:space="preserve" w:dirty="true">SEQ fig \* Arabic</w:instrText>
+      </w:r>
+      <w:r xmlns:w14="http://schemas.microsoft.com/office/word/2010/wordml">
+        <w:rPr>
+          <w:rFonts/>
+          <w:b w:val="true"/>
+        </w:rPr>
+        <w:fldChar w:fldCharType="end" w:dirty="true"/>
+      </w:r>
+      <w:bookmarkEnd w:id="fb933549-15d8-4131-8656-6f95a1a81d4f"/>
+      <w:r>
+        <w:rPr>
+          <w:rFonts/>
+          <w:b w:val="true"/>
+        </w:rPr>
+        <w:t xml:space="preserve">: </w:t>
+      </w:r>
+      <w:r>
+        <w:t xml:space="preserve">Spectre de fréquence d’un signal composé</w:t>
+      </w:r>
+    </w:p>
+    <w:bookmarkEnd w:id="45"/>
+    <w:bookmarkStart w:id="46" w:name="bande-passante-dun-canal"/>
+    <w:p>
+      <w:pPr>
+        <w:pStyle w:val="Titre2"/>
+      </w:pPr>
+      <w:r>
+        <w:t xml:space="preserve">Bande passante d’un canal</w:t>
+      </w:r>
+    </w:p>
+    <w:p>
+      <w:pPr>
+        <w:pStyle w:val="FirstParagraph"/>
+      </w:pPr>
+      <w:r>
+        <w:t xml:space="preserve">Il est très important de connaître les caractéristiques fréquentielles du canal sur</w:t>
+      </w:r>
+      <w:r>
+        <w:t xml:space="preserve"> </w:t>
+      </w:r>
+      <w:r>
+        <w:t xml:space="preserve">lequel on veut transmettre de l’information. En effet, un canal ne peut transporter des</w:t>
+      </w:r>
+      <w:r>
+        <w:t xml:space="preserve"> </w:t>
+      </w:r>
+      <w:r>
+        <w:t xml:space="preserve">signaux que dans une certaine bande de fréquences, appelée bande passante du canal.</w:t>
+      </w:r>
+    </w:p>
+    <w:p>
+      <w:pPr>
+        <w:jc w:val="center"/>
+        <w:pStyle w:val="Figure"/>
+      </w:pPr>
+      <w:r>
+        <w:rPr/>
+        <w:drawing>
+          <wp:inline distT="0" distB="0" distL="0" distR="0">
+            <wp:extent cx="3886200" cy="3108960"/>
+            <wp:docPr id="25" name="" descr=""/>
+            <wp:cNvGraphicFramePr>
+              <a:graphicFrameLocks noChangeAspect="1"/>
+            </wp:cNvGraphicFramePr>
+            <a:graphic>
+              <a:graphicData uri="http://schemas.openxmlformats.org/drawingml/2006/picture">
+                <pic:pic>
+                  <pic:nvPicPr>
+                    <pic:cNvPr id="26" name=""/>
+                    <pic:cNvPicPr>
+                      <a:picLocks noChangeAspect="1" noChangeArrowheads="1"/>
+                    </pic:cNvPicPr>
+                  </pic:nvPicPr>
+                  <pic:blipFill>
+                    <a:blip cstate="print" r:embed="rId35"/>
+                    <a:stretch>
+                      <a:fillRect/>
+                    </a:stretch>
+                  </pic:blipFill>
+                  <pic:spPr bwMode="auto">
+                    <a:xfrm>
+                      <a:off x="0" y="0"/>
+                      <a:ext cx="53975" cy="43180"/>
+                    </a:xfrm>
+                    <a:prstGeom prst="rect">
+                      <a:avLst/>
+                    </a:prstGeom>
+                    <a:noFill/>
+                  </pic:spPr>
+                </pic:pic>
+              </a:graphicData>
+            </a:graphic>
+          </wp:inline>
+        </w:drawing>
+      </w:r>
+    </w:p>
+    <w:bookmarkEnd w:id="46"/>
+    <w:bookmarkStart w:id="47" w:name="modulation-du-signal"/>
+    <w:p>
+      <w:pPr>
+        <w:pStyle w:val="Titre2"/>
+      </w:pPr>
+      <w:r>
+        <w:t xml:space="preserve">Modulation du signal</w:t>
+      </w:r>
+    </w:p>
+    <w:p>
+      <w:pPr>
+        <w:pStyle w:val="FirstParagraph"/>
       </w:pPr>
       <w:r>
         <w:t xml:space="preserve">Afin de permettre la transmission d’un signal sur un support donné, il est souvent nécessaire d’adapter sa fréquence pour qu’elle corresponde à la bande passante du canal de transmission. Cette opération est réalisée par le procédé de modulation.</w:t>
@@ -1379,7 +2456,7 @@
     </w:p>
     <w:p>
       <w:pPr>
-        <w:pStyle w:val="BodyText"/>
+        <w:pStyle w:val="Corpsdetexte"/>
       </w:pPr>
       <w:r>
         <w:t xml:space="preserve">La modulation consiste à combiner le signal à transmettre, initialement en bande de base, avec une onde porteuse : une onde sinusoïdale de fréquence fP​ et d’amplitude</w:t>
@@ -1407,7 +2484,7 @@
     </w:p>
     <w:p>
       <w:pPr>
-        <w:pStyle w:val="BodyText"/>
+        <w:pStyle w:val="Corpsdetexte"/>
       </w:pPr>
       <m:oMathPara>
         <m:oMathParaPr>
@@ -1499,25 +2576,29 @@
     </w:p>
     <w:p>
       <w:pPr>
-        <w:pStyle w:val="CaptionedFigure"/>
-      </w:pPr>
-      <w:r>
+        <w:jc w:val="center"/>
+        <w:pStyle w:val="Figure"/>
+      </w:pPr>
+      <w:r>
+        <w:rPr/>
         <w:drawing>
-          <wp:inline>
-            <wp:extent cx="5334000" cy="4000500"/>
-            <wp:effectExtent b="0" l="0" r="0" t="0"/>
-            <wp:docPr descr="Modulation d’amplitude : modulant, porteuse et signal modulé" title="" id="62" name="Picture"/>
+          <wp:inline distT="0" distB="0" distL="0" distR="0">
+            <wp:extent cx="4572000" cy="4114800"/>
+            <wp:docPr id="27" name="" descr=""/>
+            <wp:cNvGraphicFramePr>
+              <a:graphicFrameLocks noChangeAspect="1"/>
+            </wp:cNvGraphicFramePr>
             <a:graphic>
               <a:graphicData uri="http://schemas.openxmlformats.org/drawingml/2006/picture">
                 <pic:pic>
                   <pic:nvPicPr>
-                    <pic:cNvPr descr="livre_files/figure-docx/modulation-1.png" id="63" name="Picture"/>
+                    <pic:cNvPr id="28" name=""/>
                     <pic:cNvPicPr>
-                      <a:picLocks noChangeArrowheads="1" noChangeAspect="1"/>
+                      <a:picLocks noChangeAspect="1" noChangeArrowheads="1"/>
                     </pic:cNvPicPr>
                   </pic:nvPicPr>
                   <pic:blipFill>
-                    <a:blip r:embed="rId61"/>
+                    <a:blip cstate="print" r:embed="rId36"/>
                     <a:stretch>
                       <a:fillRect/>
                     </a:stretch>
@@ -1525,17 +2606,12 @@
                   <pic:spPr bwMode="auto">
                     <a:xfrm>
                       <a:off x="0" y="0"/>
-                      <a:ext cx="5334000" cy="4000500"/>
+                      <a:ext cx="63500" cy="57150"/>
                     </a:xfrm>
                     <a:prstGeom prst="rect">
                       <a:avLst/>
                     </a:prstGeom>
                     <a:noFill/>
-                    <a:ln w="9525">
-                      <a:noFill/>
-                      <a:headEnd/>
-                      <a:tailEnd/>
-                    </a:ln>
                   </pic:spPr>
                 </pic:pic>
               </a:graphicData>
@@ -1549,22 +2625,59 @@
         <w:pStyle w:val="ImageCaption"/>
       </w:pPr>
       <w:r>
+        <w:rPr>
+          <w:rFonts/>
+          <w:b w:val="true"/>
+        </w:rPr>
+        <w:t xml:space="preserve">Figure </w:t>
+      </w:r>
+      <w:bookmarkStart w:id="20a085bc-5c39-494a-af29-a374638294b3" w:name="modulation"/>
+      <w:r xmlns:w14="http://schemas.microsoft.com/office/word/2010/wordml">
+        <w:rPr>
+          <w:rFonts/>
+          <w:b w:val="true"/>
+        </w:rPr>
+        <w:fldChar w:fldCharType="begin" w:dirty="true"/>
+      </w:r>
+      <w:r xmlns:w14="http://schemas.microsoft.com/office/word/2010/wordml">
+        <w:rPr>
+          <w:rFonts/>
+          <w:b w:val="true"/>
+        </w:rPr>
+        <w:instrText xml:space="preserve" w:dirty="true">SEQ fig \* Arabic</w:instrText>
+      </w:r>
+      <w:r xmlns:w14="http://schemas.microsoft.com/office/word/2010/wordml">
+        <w:rPr>
+          <w:rFonts/>
+          <w:b w:val="true"/>
+        </w:rPr>
+        <w:fldChar w:fldCharType="end" w:dirty="true"/>
+      </w:r>
+      <w:bookmarkEnd w:id="20a085bc-5c39-494a-af29-a374638294b3"/>
+      <w:r>
+        <w:rPr>
+          <w:rFonts/>
+          <w:b w:val="true"/>
+        </w:rPr>
+        <w:t xml:space="preserve">: </w:t>
+      </w:r>
+      <w:r>
         <w:t xml:space="preserve">Modulation d’amplitude : modulant, porteuse et signal modulé</w:t>
       </w:r>
     </w:p>
     <w:p>
       <w:pPr>
-        <w:pStyle w:val="BodyText"/>
+        <w:pStyle w:val="Corpsdetexte"/>
       </w:pPr>
       <w:r>
         <w:t xml:space="preserve">En modulant cette onde avec le signal d’origine, on obtient un signal modulé dont le spectre est déplacé autour de la fréquence fPf​. Ce nouveau signal respecte les contraintes fréquentielles du support et peut donc être transmis efficacement.</w:t>
       </w:r>
     </w:p>
-    <w:bookmarkEnd w:id="64"/>
-    <w:bookmarkStart w:id="68" w:name="X06708ae7417a44d188c4deaad560617a2bbc7ae"/>
-    <w:p>
-      <w:pPr>
-        <w:pStyle w:val="Heading2"/>
+    <w:bookmarkEnd w:id="47"/>
+    <w:bookmarkStart w:id="48" w:name="X06708ae7417a44d188c4deaad560617a2bbc7ae"/>
+    <w:p>
+      <w:pPr>
+        <w:pStyle w:val="Titre2"/>
       </w:pPr>
       <w:r>
         <w:t xml:space="preserve">Capacité d’un canal de transmission – Théorie de Shannon</w:t>
@@ -1593,7 +2706,7 @@
     </w:p>
     <w:p>
       <w:pPr>
-        <w:pStyle w:val="BodyText"/>
+        <w:pStyle w:val="Corpsdetexte"/>
       </w:pPr>
       <w:r>
         <w:t xml:space="preserve">Or, le</w:t>
@@ -1644,7 +2757,7 @@
     </w:p>
     <w:p>
       <w:pPr>
-        <w:pStyle w:val="BodyText"/>
+        <w:pStyle w:val="Corpsdetexte"/>
       </w:pPr>
       <w:r>
         <w:t xml:space="preserve">La</w:t>
@@ -1684,7 +2797,7 @@
     </w:p>
     <w:p>
       <w:pPr>
-        <w:pStyle w:val="BodyText"/>
+        <w:pStyle w:val="Corpsdetexte"/>
       </w:pPr>
       <m:oMathPara>
         <m:oMathParaPr>
@@ -1915,7 +3028,7 @@
     </w:p>
     <w:p>
       <w:pPr>
-        <w:pStyle w:val="BodyText"/>
+        <w:pStyle w:val="Corpsdetexte"/>
       </w:pPr>
       <w:r>
         <w:t xml:space="preserve">Cette formule montre que plus</w:t>
@@ -1987,25 +3100,29 @@
     </w:p>
     <w:p>
       <w:pPr>
-        <w:pStyle w:val="CaptionedFigure"/>
-      </w:pPr>
-      <w:r>
+        <w:jc w:val="center"/>
+        <w:pStyle w:val="Figure"/>
+      </w:pPr>
+      <w:r>
+        <w:rPr/>
         <w:drawing>
-          <wp:inline>
-            <wp:extent cx="5334000" cy="3333750"/>
-            <wp:effectExtent b="0" l="0" r="0" t="0"/>
-            <wp:docPr descr="Spectre de fréquence d’un signal composé" title="" id="66" name="Picture"/>
+          <wp:inline distT="0" distB="0" distL="0" distR="0">
+            <wp:extent cx="7315200" cy="4572000"/>
+            <wp:docPr id="29" name="" descr=""/>
+            <wp:cNvGraphicFramePr>
+              <a:graphicFrameLocks noChangeAspect="1"/>
+            </wp:cNvGraphicFramePr>
             <a:graphic>
               <a:graphicData uri="http://schemas.openxmlformats.org/drawingml/2006/picture">
                 <pic:pic>
                   <pic:nvPicPr>
-                    <pic:cNvPr descr="livre_files/figure-docx/unnamed-chunk-8-1.png" id="67" name="Picture"/>
+                    <pic:cNvPr id="30" name=""/>
                     <pic:cNvPicPr>
-                      <a:picLocks noChangeArrowheads="1" noChangeAspect="1"/>
+                      <a:picLocks noChangeAspect="1" noChangeArrowheads="1"/>
                     </pic:cNvPicPr>
                   </pic:nvPicPr>
                   <pic:blipFill>
-                    <a:blip r:embed="rId65"/>
+                    <a:blip cstate="print" r:embed="rId37"/>
                     <a:stretch>
                       <a:fillRect/>
                     </a:stretch>
@@ -2013,17 +3130,12 @@
                   <pic:spPr bwMode="auto">
                     <a:xfrm>
                       <a:off x="0" y="0"/>
-                      <a:ext cx="5334000" cy="3333750"/>
+                      <a:ext cx="101600" cy="63500"/>
                     </a:xfrm>
                     <a:prstGeom prst="rect">
                       <a:avLst/>
                     </a:prstGeom>
                     <a:noFill/>
-                    <a:ln w="9525">
-                      <a:noFill/>
-                      <a:headEnd/>
-                      <a:tailEnd/>
-                    </a:ln>
                   </pic:spPr>
                 </pic:pic>
               </a:graphicData>
@@ -2037,14 +3149,51 @@
         <w:pStyle w:val="ImageCaption"/>
       </w:pPr>
       <w:r>
+        <w:rPr>
+          <w:rFonts/>
+          <w:b w:val="true"/>
+        </w:rPr>
+        <w:t xml:space="preserve">Figure </w:t>
+      </w:r>
+      <w:bookmarkStart w:id="41043702-657f-49ad-bb01-1b3aef611733" w:name="unnamed-chunk-10"/>
+      <w:r xmlns:w14="http://schemas.microsoft.com/office/word/2010/wordml">
+        <w:rPr>
+          <w:rFonts/>
+          <w:b w:val="true"/>
+        </w:rPr>
+        <w:fldChar w:fldCharType="begin" w:dirty="true"/>
+      </w:r>
+      <w:r xmlns:w14="http://schemas.microsoft.com/office/word/2010/wordml">
+        <w:rPr>
+          <w:rFonts/>
+          <w:b w:val="true"/>
+        </w:rPr>
+        <w:instrText xml:space="preserve" w:dirty="true">SEQ fig \* Arabic</w:instrText>
+      </w:r>
+      <w:r xmlns:w14="http://schemas.microsoft.com/office/word/2010/wordml">
+        <w:rPr>
+          <w:rFonts/>
+          <w:b w:val="true"/>
+        </w:rPr>
+        <w:fldChar w:fldCharType="end" w:dirty="true"/>
+      </w:r>
+      <w:bookmarkEnd w:id="41043702-657f-49ad-bb01-1b3aef611733"/>
+      <w:r>
+        <w:rPr>
+          <w:rFonts/>
+          <w:b w:val="true"/>
+        </w:rPr>
+        <w:t xml:space="preserve">: </w:t>
+      </w:r>
+      <w:r>
         <w:t xml:space="preserve">Spectre de fréquence d’un signal composé</w:t>
       </w:r>
     </w:p>
-    <w:bookmarkEnd w:id="68"/>
-    <w:bookmarkStart w:id="69" w:name="Xf4760dda46b43df9ba4cde4656e2b2e7dd443c3"/>
-    <w:p>
-      <w:pPr>
-        <w:pStyle w:val="Heading2"/>
+    <w:bookmarkEnd w:id="48"/>
+    <w:bookmarkStart w:id="49" w:name="Xf4760dda46b43df9ba4cde4656e2b2e7dd443c3"/>
+    <w:p>
+      <w:pPr>
+        <w:pStyle w:val="Titre2"/>
       </w:pPr>
       <w:r>
         <w:t xml:space="preserve">Propagation des ondes dans un réseau de télécommunications</w:t>
@@ -2099,7 +3248,7 @@
     </w:p>
     <w:p>
       <w:pPr>
-        <w:pStyle w:val="BodyText"/>
+        <w:pStyle w:val="Corpsdetexte"/>
       </w:pPr>
       <w:r>
         <w:t xml:space="preserve">Afin de</w:t>
@@ -2139,7 +3288,7 @@
     </w:p>
     <w:p>
       <w:pPr>
-        <w:pStyle w:val="BodyText"/>
+        <w:pStyle w:val="Corpsdetexte"/>
       </w:pPr>
       <w:r>
         <w:t xml:space="preserve">La première étape de la modélisation d’un réseau de télécommunications consiste donc à</w:t>
@@ -2160,7 +3309,7 @@
     </w:p>
     <w:p>
       <w:pPr>
-        <w:pStyle w:val="BodyText"/>
+        <w:pStyle w:val="Corpsdetexte"/>
       </w:pPr>
       <w:r>
         <w:t xml:space="preserve">Dans cette section, nous commencerons par étudier le</w:t>
@@ -2208,21 +3357,21 @@
         <w:t xml:space="preserve">qui altèrent la propagation des ondes.</w:t>
       </w:r>
     </w:p>
-    <w:bookmarkEnd w:id="69"/>
-    <w:bookmarkEnd w:id="70"/>
-    <w:bookmarkStart w:id="90" w:name="rapport-signal-bruit"/>
-    <w:p>
-      <w:pPr>
-        <w:pStyle w:val="Heading1"/>
+    <w:bookmarkEnd w:id="49"/>
+    <w:bookmarkEnd w:id="50"/>
+    <w:bookmarkStart w:id="61" w:name="rapport-signal-bruit"/>
+    <w:p>
+      <w:pPr>
+        <w:pStyle w:val="Titre1"/>
       </w:pPr>
       <w:r>
         <w:t xml:space="preserve">Rapport signal-bruit</w:t>
       </w:r>
     </w:p>
-    <w:bookmarkStart w:id="71" w:name="définition-du-rapport-signal-bruit-snr"/>
-    <w:p>
-      <w:pPr>
-        <w:pStyle w:val="Heading2"/>
+    <w:bookmarkStart w:id="51" w:name="définition-du-rapport-signal-bruit-snr"/>
+    <w:p>
+      <w:pPr>
+        <w:pStyle w:val="Titre2"/>
       </w:pPr>
       <w:r>
         <w:t xml:space="preserve">Définition du rapport signal-bruit (SNR)</w:t>
@@ -2250,7 +3399,7 @@
     </w:p>
     <w:p>
       <w:pPr>
-        <w:pStyle w:val="BodyText"/>
+        <w:pStyle w:val="Corpsdetexte"/>
       </w:pPr>
       <m:oMathPara>
         <m:oMathParaPr>
@@ -2432,7 +3581,7 @@
     </w:p>
     <w:p>
       <w:pPr>
-        <w:pStyle w:val="BodyText"/>
+        <w:pStyle w:val="Corpsdetexte"/>
       </w:pPr>
       <w:r>
         <w:t xml:space="preserve">ou encore en décibels</w:t>
@@ -2440,7 +3589,7 @@
     </w:p>
     <w:p>
       <w:pPr>
-        <w:pStyle w:val="BodyText"/>
+        <w:pStyle w:val="Corpsdetexte"/>
       </w:pPr>
       <m:oMathPara>
         <m:oMathParaPr>
@@ -2563,11 +3712,11 @@
         </m:oMath>
       </m:oMathPara>
     </w:p>
-    <w:bookmarkEnd w:id="71"/>
-    <w:bookmarkStart w:id="72" w:name="zone-de-couverture"/>
-    <w:p>
-      <w:pPr>
-        <w:pStyle w:val="Heading2"/>
+    <w:bookmarkEnd w:id="51"/>
+    <w:bookmarkStart w:id="52" w:name="zone-de-couverture"/>
+    <w:p>
+      <w:pPr>
+        <w:pStyle w:val="Titre2"/>
       </w:pPr>
       <w:r>
         <w:t xml:space="preserve">Zone de couverture</w:t>
@@ -2611,7 +3760,7 @@
     </w:p>
     <w:p>
       <w:pPr>
-        <w:pStyle w:val="BodyText"/>
+        <w:pStyle w:val="Corpsdetexte"/>
       </w:pPr>
       <m:oMathPara>
         <m:oMathParaPr>
@@ -2706,20 +3855,20 @@
         </m:oMath>
       </m:oMathPara>
     </w:p>
-    <w:bookmarkEnd w:id="72"/>
-    <w:bookmarkStart w:id="78" w:name="modélisation-de-la-propagation-des-ondes"/>
-    <w:p>
-      <w:pPr>
-        <w:pStyle w:val="Heading2"/>
+    <w:bookmarkEnd w:id="52"/>
+    <w:bookmarkStart w:id="55" w:name="modélisation-de-la-propagation-des-ondes"/>
+    <w:p>
+      <w:pPr>
+        <w:pStyle w:val="Titre2"/>
       </w:pPr>
       <w:r>
         <w:t xml:space="preserve">Modélisation de la propagation des ondes</w:t>
       </w:r>
     </w:p>
-    <w:bookmarkStart w:id="73" w:name="Xd8647750e0499caf45209e26c07c81a2d1bd235"/>
-    <w:p>
-      <w:pPr>
-        <w:pStyle w:val="Heading3"/>
+    <w:bookmarkStart w:id="53" w:name="Xd8647750e0499caf45209e26c07c81a2d1bd235"/>
+    <w:p>
+      <w:pPr>
+        <w:pStyle w:val="Titre3"/>
       </w:pPr>
       <w:r>
         <w:t xml:space="preserve">Modèle de propagation dans le vide (Equation de Friis)</w:t>
@@ -2751,7 +3900,7 @@
     </w:p>
     <w:p>
       <w:pPr>
-        <w:pStyle w:val="BodyText"/>
+        <w:pStyle w:val="Corpsdetexte"/>
       </w:pPr>
       <m:oMathPara>
         <m:oMathParaPr>
@@ -3108,7 +4257,7 @@
     </w:p>
     <w:p>
       <w:pPr>
-        <w:pStyle w:val="BodyText"/>
+        <w:pStyle w:val="Corpsdetexte"/>
       </w:pPr>
       <w:r>
         <w:t xml:space="preserve">En dB, cela devient :</w:t>
@@ -3116,7 +4265,7 @@
     </w:p>
     <w:p>
       <w:pPr>
-        <w:pStyle w:val="BodyText"/>
+        <w:pStyle w:val="Corpsdetexte"/>
       </w:pPr>
       <m:oMathPara>
         <m:oMathParaPr>
@@ -3418,7 +4567,7 @@
     </w:p>
     <w:p>
       <w:pPr>
-        <w:pStyle w:val="BodyText"/>
+        <w:pStyle w:val="Corpsdetexte"/>
       </w:pPr>
       <m:oMathPara>
         <m:oMathParaPr>
@@ -3694,11 +4843,11 @@
         <w:t xml:space="preserve">. Cela reflète l’atténuation naturelle des ondes dans l’espace libre, même en l’absence d’obstacles.</w:t>
       </w:r>
     </w:p>
-    <w:bookmarkEnd w:id="73"/>
-    <w:bookmarkStart w:id="77" w:name="Xf11c37134c6acefb61f02d676b18be3453e5538"/>
-    <w:p>
-      <w:pPr>
-        <w:pStyle w:val="Heading3"/>
+    <w:bookmarkEnd w:id="53"/>
+    <w:bookmarkStart w:id="54" w:name="Xf11c37134c6acefb61f02d676b18be3453e5538"/>
+    <w:p>
+      <w:pPr>
+        <w:pStyle w:val="Titre3"/>
       </w:pPr>
       <w:r>
         <w:t xml:space="preserve">Modèle de propagation en espace libre (Friis)</w:t>
@@ -3714,7 +4863,7 @@
     </w:p>
     <w:p>
       <w:pPr>
-        <w:pStyle w:val="BodyText"/>
+        <w:pStyle w:val="Corpsdetexte"/>
       </w:pPr>
       <w:r>
         <w:t xml:space="preserve">Forme simple de l’équation:</w:t>
@@ -3722,7 +4871,7 @@
     </w:p>
     <w:p>
       <w:pPr>
-        <w:pStyle w:val="BodyText"/>
+        <w:pStyle w:val="Corpsdetexte"/>
       </w:pPr>
       <m:oMathPara>
         <m:oMathParaPr>
@@ -3849,25 +4998,29 @@
     </w:p>
     <w:p>
       <w:pPr>
-        <w:pStyle w:val="CaptionedFigure"/>
-      </w:pPr>
-      <w:r>
+        <w:jc w:val="center"/>
+        <w:pStyle w:val="Figure"/>
+      </w:pPr>
+      <w:r>
+        <w:rPr/>
         <w:drawing>
-          <wp:inline>
-            <wp:extent cx="5334000" cy="3333750"/>
-            <wp:effectExtent b="0" l="0" r="0" t="0"/>
-            <wp:docPr descr="Puissance reçue en fonction de la distance (modèle de Friis)" title="" id="75" name="Picture"/>
+          <wp:inline distT="0" distB="0" distL="0" distR="0">
+            <wp:extent cx="7315200" cy="4572000"/>
+            <wp:docPr id="31" name="" descr=""/>
+            <wp:cNvGraphicFramePr>
+              <a:graphicFrameLocks noChangeAspect="1"/>
+            </wp:cNvGraphicFramePr>
             <a:graphic>
               <a:graphicData uri="http://schemas.openxmlformats.org/drawingml/2006/picture">
                 <pic:pic>
                   <pic:nvPicPr>
-                    <pic:cNvPr descr="livre_files/figure-docx/friis-model-1.png" id="76" name="Picture"/>
+                    <pic:cNvPr id="32" name=""/>
                     <pic:cNvPicPr>
-                      <a:picLocks noChangeArrowheads="1" noChangeAspect="1"/>
+                      <a:picLocks noChangeAspect="1" noChangeArrowheads="1"/>
                     </pic:cNvPicPr>
                   </pic:nvPicPr>
                   <pic:blipFill>
-                    <a:blip r:embed="rId74"/>
+                    <a:blip cstate="print" r:embed="rId38"/>
                     <a:stretch>
                       <a:fillRect/>
                     </a:stretch>
@@ -3875,17 +5028,12 @@
                   <pic:spPr bwMode="auto">
                     <a:xfrm>
                       <a:off x="0" y="0"/>
-                      <a:ext cx="5334000" cy="3333750"/>
+                      <a:ext cx="101600" cy="63500"/>
                     </a:xfrm>
                     <a:prstGeom prst="rect">
                       <a:avLst/>
                     </a:prstGeom>
                     <a:noFill/>
-                    <a:ln w="9525">
-                      <a:noFill/>
-                      <a:headEnd/>
-                      <a:tailEnd/>
-                    </a:ln>
                   </pic:spPr>
                 </pic:pic>
               </a:graphicData>
@@ -3899,15 +5047,52 @@
         <w:pStyle w:val="ImageCaption"/>
       </w:pPr>
       <w:r>
+        <w:rPr>
+          <w:rFonts/>
+          <w:b w:val="true"/>
+        </w:rPr>
+        <w:t xml:space="preserve">Figure </w:t>
+      </w:r>
+      <w:bookmarkStart w:id="1d040092-05ff-45d9-8056-a2af59b2f08c" w:name="friis-model"/>
+      <w:r xmlns:w14="http://schemas.microsoft.com/office/word/2010/wordml">
+        <w:rPr>
+          <w:rFonts/>
+          <w:b w:val="true"/>
+        </w:rPr>
+        <w:fldChar w:fldCharType="begin" w:dirty="true"/>
+      </w:r>
+      <w:r xmlns:w14="http://schemas.microsoft.com/office/word/2010/wordml">
+        <w:rPr>
+          <w:rFonts/>
+          <w:b w:val="true"/>
+        </w:rPr>
+        <w:instrText xml:space="preserve" w:dirty="true">SEQ fig \* Arabic</w:instrText>
+      </w:r>
+      <w:r xmlns:w14="http://schemas.microsoft.com/office/word/2010/wordml">
+        <w:rPr>
+          <w:rFonts/>
+          <w:b w:val="true"/>
+        </w:rPr>
+        <w:fldChar w:fldCharType="end" w:dirty="true"/>
+      </w:r>
+      <w:bookmarkEnd w:id="1d040092-05ff-45d9-8056-a2af59b2f08c"/>
+      <w:r>
+        <w:rPr>
+          <w:rFonts/>
+          <w:b w:val="true"/>
+        </w:rPr>
+        <w:t xml:space="preserve">: </w:t>
+      </w:r>
+      <w:r>
         <w:t xml:space="preserve">Puissance reçue en fonction de la distance (modèle de Friis)</w:t>
       </w:r>
     </w:p>
-    <w:bookmarkEnd w:id="77"/>
-    <w:bookmarkEnd w:id="78"/>
-    <w:bookmarkStart w:id="86" w:name="propagation-en-présence-dobstacles"/>
-    <w:p>
-      <w:pPr>
-        <w:pStyle w:val="Heading2"/>
+    <w:bookmarkEnd w:id="54"/>
+    <w:bookmarkEnd w:id="55"/>
+    <w:bookmarkStart w:id="57" w:name="propagation-en-présence-dobstacles"/>
+    <w:p>
+      <w:pPr>
+        <w:pStyle w:val="Titre2"/>
       </w:pPr>
       <w:r>
         <w:t xml:space="preserve">Propagation en présence d’obstacles</w:t>
@@ -3941,25 +5126,29 @@
     </w:p>
     <w:p>
       <w:pPr>
-        <w:pStyle w:val="BodyText"/>
-      </w:pPr>
-      <w:r>
+        <w:jc w:val="center"/>
+        <w:pStyle w:val="Figure"/>
+      </w:pPr>
+      <w:r>
+        <w:rPr/>
         <w:drawing>
-          <wp:inline>
-            <wp:extent cx="3782728" cy="2444816"/>
-            <wp:effectExtent b="0" l="0" r="0" t="0"/>
-            <wp:docPr descr="" title="" id="80" name="Picture"/>
+          <wp:inline distT="0" distB="0" distL="0" distR="0">
+            <wp:extent cx="6217920" cy="3886200"/>
+            <wp:docPr id="33" name="" descr=""/>
+            <wp:cNvGraphicFramePr>
+              <a:graphicFrameLocks noChangeAspect="1"/>
+            </wp:cNvGraphicFramePr>
             <a:graphic>
               <a:graphicData uri="http://schemas.openxmlformats.org/drawingml/2006/picture">
                 <pic:pic>
                   <pic:nvPicPr>
-                    <pic:cNvPr descr="images/diffraction.png" id="81" name="Picture"/>
+                    <pic:cNvPr id="34" name=""/>
                     <pic:cNvPicPr>
-                      <a:picLocks noChangeArrowheads="1" noChangeAspect="1"/>
+                      <a:picLocks noChangeAspect="1" noChangeArrowheads="1"/>
                     </pic:cNvPicPr>
                   </pic:nvPicPr>
                   <pic:blipFill>
-                    <a:blip r:embed="rId79"/>
+                    <a:blip cstate="print" r:embed="rId39"/>
                     <a:stretch>
                       <a:fillRect/>
                     </a:stretch>
@@ -3967,17 +5156,12 @@
                   <pic:spPr bwMode="auto">
                     <a:xfrm>
                       <a:off x="0" y="0"/>
-                      <a:ext cx="3782728" cy="2444816"/>
+                      <a:ext cx="86360" cy="53975"/>
                     </a:xfrm>
                     <a:prstGeom prst="rect">
                       <a:avLst/>
                     </a:prstGeom>
                     <a:noFill/>
-                    <a:ln w="9525">
-                      <a:noFill/>
-                      <a:headEnd/>
-                      <a:tailEnd/>
-                    </a:ln>
                   </pic:spPr>
                 </pic:pic>
               </a:graphicData>
@@ -3986,10 +5170,10 @@
         </w:drawing>
       </w:r>
     </w:p>
-    <w:bookmarkStart w:id="85" w:name="approche-théorique"/>
-    <w:p>
-      <w:pPr>
-        <w:pStyle w:val="Heading3"/>
+    <w:bookmarkStart w:id="56" w:name="approche-théorique"/>
+    <w:p>
+      <w:pPr>
+        <w:pStyle w:val="Titre3"/>
       </w:pPr>
       <w:r>
         <w:t xml:space="preserve">Approche théorique</w:t>
@@ -4005,7 +5189,7 @@
     </w:p>
     <w:p>
       <w:pPr>
-        <w:pStyle w:val="BodyText"/>
+        <w:pStyle w:val="Corpsdetexte"/>
       </w:pPr>
       <w:r>
         <w:t xml:space="preserve">Le modèle de réflexion sur le sol, prend en compte deux trajets : un en ligne directe et un autre obtenu par réflexion sur le sol.</w:t>
@@ -4013,25 +5197,29 @@
     </w:p>
     <w:p>
       <w:pPr>
-        <w:pStyle w:val="BodyText"/>
-      </w:pPr>
-      <w:r>
+        <w:jc w:val="center"/>
+        <w:pStyle w:val="Figure"/>
+      </w:pPr>
+      <w:r>
+        <w:rPr/>
         <w:drawing>
-          <wp:inline>
-            <wp:extent cx="3810000" cy="2540000"/>
-            <wp:effectExtent b="0" l="0" r="0" t="0"/>
-            <wp:docPr descr="" title="" id="83" name="Picture"/>
+          <wp:inline distT="0" distB="0" distL="0" distR="0">
+            <wp:extent cx="6217920" cy="3886200"/>
+            <wp:docPr id="35" name="" descr=""/>
+            <wp:cNvGraphicFramePr>
+              <a:graphicFrameLocks noChangeAspect="1"/>
+            </wp:cNvGraphicFramePr>
             <a:graphic>
               <a:graphicData uri="http://schemas.openxmlformats.org/drawingml/2006/picture">
                 <pic:pic>
                   <pic:nvPicPr>
-                    <pic:cNvPr descr="reflexion_sol.webp" id="84" name="Picture"/>
+                    <pic:cNvPr id="36" name=""/>
                     <pic:cNvPicPr>
-                      <a:picLocks noChangeArrowheads="1" noChangeAspect="1"/>
+                      <a:picLocks noChangeAspect="1" noChangeArrowheads="1"/>
                     </pic:cNvPicPr>
                   </pic:nvPicPr>
                   <pic:blipFill>
-                    <a:blip r:embed="rId82"/>
+                    <a:blip cstate="print" r:embed="rId40"/>
                     <a:stretch>
                       <a:fillRect/>
                     </a:stretch>
@@ -4039,17 +5227,12 @@
                   <pic:spPr bwMode="auto">
                     <a:xfrm>
                       <a:off x="0" y="0"/>
-                      <a:ext cx="3810000" cy="2540000"/>
+                      <a:ext cx="86360" cy="53975"/>
                     </a:xfrm>
                     <a:prstGeom prst="rect">
                       <a:avLst/>
                     </a:prstGeom>
                     <a:noFill/>
-                    <a:ln w="9525">
-                      <a:noFill/>
-                      <a:headEnd/>
-                      <a:tailEnd/>
-                    </a:ln>
                   </pic:spPr>
                 </pic:pic>
               </a:graphicData>
@@ -4060,10 +5243,10 @@
     </w:p>
     <w:p>
       <w:pPr>
-        <w:pStyle w:val="BodyText"/>
-      </w:pPr>
-      <w:r>
-        <w:t xml:space="preserve">Les modèles de Walfisch-Bertoni et d’Ikegami, décrits dans [Granatstein (2008)], intègrent les effets de diffraction des ondes au niveau des toits d’immeubles.</w:t>
+        <w:pStyle w:val="Corpsdetexte"/>
+      </w:pPr>
+      <w:r>
+        <w:t xml:space="preserve">Les modèles de Walfisch-Bertoni et d’Ikegami, intègrent les effets de diffraction des ondes au niveau des toits d’immeubles.</w:t>
       </w:r>
       <w:r>
         <w:t xml:space="preserve"> </w:t>
@@ -4072,12 +5255,12 @@
         <w:t xml:space="preserve">Ces modèles sont particulièrement pertinents lorsque l’antenne est placée au-dessus des bâtiments et que le récepteur se trouve en contrebas, dans une rue.</w:t>
       </w:r>
     </w:p>
-    <w:bookmarkEnd w:id="85"/>
-    <w:bookmarkEnd w:id="86"/>
-    <w:bookmarkStart w:id="87" w:name="approche-empirique"/>
-    <w:p>
-      <w:pPr>
-        <w:pStyle w:val="Heading2"/>
+    <w:bookmarkEnd w:id="56"/>
+    <w:bookmarkEnd w:id="57"/>
+    <w:bookmarkStart w:id="58" w:name="approche-empirique"/>
+    <w:p>
+      <w:pPr>
+        <w:pStyle w:val="Titre2"/>
       </w:pPr>
       <w:r>
         <w:t xml:space="preserve">Approche empirique</w:t>
@@ -4112,7 +5295,7 @@
     </w:p>
     <w:p>
       <w:pPr>
-        <w:pStyle w:val="BodyText"/>
+        <w:pStyle w:val="Corpsdetexte"/>
       </w:pPr>
       <w:r>
         <w:t xml:space="preserve">Il se base sur un grand nombre de mesures effectuées dans des villes des États-Unis,</w:t>
@@ -4126,7 +5309,7 @@
     </w:p>
     <w:p>
       <w:pPr>
-        <w:pStyle w:val="BodyText"/>
+        <w:pStyle w:val="Corpsdetexte"/>
       </w:pPr>
       <m:oMathPara>
         <m:oMathParaPr>
@@ -4495,7 +5678,7 @@
     </w:p>
     <w:p>
       <w:pPr>
-        <w:pStyle w:val="BodyText"/>
+        <w:pStyle w:val="Corpsdetexte"/>
       </w:pPr>
       <m:oMathPara>
         <m:oMathParaPr>
@@ -4717,17 +5900,17 @@
     </w:p>
     <w:p>
       <w:pPr>
-        <w:pStyle w:val="BodyText"/>
+        <w:pStyle w:val="Corpsdetexte"/>
       </w:pPr>
       <w:r>
         <w:t xml:space="preserve">Ce modèle permet une modélisation souple et adaptée à différents contextes de propagation.</w:t>
       </w:r>
     </w:p>
-    <w:bookmarkEnd w:id="87"/>
-    <w:bookmarkStart w:id="88" w:name="Xaaafbcc546737bb1537c3999478088d491889c7"/>
-    <w:p>
-      <w:pPr>
-        <w:pStyle w:val="Heading2"/>
+    <w:bookmarkEnd w:id="58"/>
+    <w:bookmarkStart w:id="59" w:name="Xaaafbcc546737bb1537c3999478088d491889c7"/>
+    <w:p>
+      <w:pPr>
+        <w:pStyle w:val="Titre2"/>
       </w:pPr>
       <w:r>
         <w:t xml:space="preserve">Tableau : Répartition des bandes de fréquences</w:t>
@@ -5000,11 +6183,11 @@
         </w:tc>
       </w:tr>
     </w:tbl>
-    <w:bookmarkEnd w:id="88"/>
-    <w:bookmarkStart w:id="89" w:name="optimisation-du-placement-des-antennes"/>
-    <w:p>
-      <w:pPr>
-        <w:pStyle w:val="Heading2"/>
+    <w:bookmarkEnd w:id="59"/>
+    <w:bookmarkStart w:id="60" w:name="optimisation-du-placement-des-antennes"/>
+    <w:p>
+      <w:pPr>
+        <w:pStyle w:val="Titre2"/>
       </w:pPr>
       <w:r>
         <w:t xml:space="preserve">Optimisation du placement des antennes</w:t>
@@ -5015,13 +6198,7 @@
         <w:pStyle w:val="FirstParagraph"/>
       </w:pPr>
       <w:r>
-        <w:t xml:space="preserve">L’optimisation du placement des antennes est un enjeu crucial pour garantir une couverture réseau efficace et minimiser les interférences.</w:t>
-      </w:r>
-      <w:r>
-        <w:t xml:space="preserve"> </w:t>
-      </w:r>
-      <w:r>
-        <w:t xml:space="preserve">L’optimisation du placement des antennes dans les régions de</w:t>
+        <w:t xml:space="preserve">L’optimisation du placement des antennes est un enjeu stratégique pour garantir une couverture réseau efficace et minimiser les interférences, tout en respectant les contraintes économiques et géographiques. Dans les régions de</w:t>
       </w:r>
       <w:r>
         <w:t xml:space="preserve"> </w:t>
@@ -5031,23 +6208,19 @@
           <w:b/>
           <w:bCs/>
         </w:rPr>
-        <w:t xml:space="preserve">Kédougou, Tambacounda et Matam</w:t>
-      </w:r>
-      <w:r>
-        <w:t xml:space="preserve"> </w:t>
-      </w:r>
-      <w:r>
-        <w:t xml:space="preserve">doit répondre à des défis spécifiques :</w:t>
-      </w:r>
-      <w:r>
-        <w:t xml:space="preserve"> </w:t>
-      </w:r>
-      <w:r>
-        <w:t xml:space="preserve">-</w:t>
-      </w:r>
-      <w:r>
-        <w:t xml:space="preserve"> </w:t>
-      </w:r>
+        <w:t xml:space="preserve">Kédougou, Tambacounda, et Matam</w:t>
+      </w:r>
+      <w:r>
+        <w:t xml:space="preserve">, cet objectif est particulièrement complexe en raison des défis suivants :</w:t>
+      </w:r>
+    </w:p>
+    <w:p>
+      <w:pPr>
+        <w:numPr>
+          <w:ilvl w:val="0"/>
+          <w:numId w:val="1005"/>
+        </w:numPr>
+      </w:pPr>
       <w:r>
         <w:rPr>
           <w:b/>
@@ -5059,17 +6232,16 @@
         <w:t xml:space="preserve"> </w:t>
       </w:r>
       <w:r>
-        <w:t xml:space="preserve">: Zones urbaines vs. zones rurales étendues</w:t>
-      </w:r>
-      <w:r>
-        <w:t xml:space="preserve"> </w:t>
-      </w:r>
-      <w:r>
-        <w:t xml:space="preserve">-</w:t>
-      </w:r>
-      <w:r>
-        <w:t xml:space="preserve"> </w:t>
-      </w:r>
+        <w:t xml:space="preserve">: Les zones urbaines, comme les centres de Tambacounda, nécessitent une couverture dense avec des antennes rapprochées, tandis que les zones rurales étendues, comme les villages isolés de Kédougou, exigent des antennes à longue portée pour couvrir de vastes territoires peu peuplés.</w:t>
+      </w:r>
+    </w:p>
+    <w:p>
+      <w:pPr>
+        <w:numPr>
+          <w:ilvl w:val="0"/>
+          <w:numId w:val="1005"/>
+        </w:numPr>
+      </w:pPr>
       <w:r>
         <w:rPr>
           <w:b/>
@@ -5081,17 +6253,16 @@
         <w:t xml:space="preserve"> </w:t>
       </w:r>
       <w:r>
-        <w:t xml:space="preserve">: Relief accidenté et végétation dense</w:t>
-      </w:r>
-      <w:r>
-        <w:t xml:space="preserve"> </w:t>
-      </w:r>
-      <w:r>
-        <w:t xml:space="preserve">-</w:t>
-      </w:r>
-      <w:r>
-        <w:t xml:space="preserve"> </w:t>
-      </w:r>
+        <w:t xml:space="preserve">: Le relief accidenté (par exemple, les collines de Kédougou) et la végétation dense (forêts tropicales dans le sud-est) provoquent des phénomènes de diffraction, réflexion, et absorption, réduisant la portée des ondes radio.</w:t>
+      </w:r>
+    </w:p>
+    <w:p>
+      <w:pPr>
+        <w:numPr>
+          <w:ilvl w:val="0"/>
+          <w:numId w:val="1005"/>
+        </w:numPr>
+      </w:pPr>
       <w:r>
         <w:rPr>
           <w:b/>
@@ -5103,24 +6274,53 @@
         <w:t xml:space="preserve"> </w:t>
       </w:r>
       <w:r>
-        <w:t xml:space="preserve">: Nécessité de minimiser le nombre d’antennes</w:t>
-      </w:r>
-    </w:p>
-    <w:bookmarkEnd w:id="89"/>
-    <w:bookmarkEnd w:id="90"/>
-    <w:bookmarkStart w:id="100" w:name="modélisation-mathématique-du-problème"/>
-    <w:p>
-      <w:pPr>
-        <w:pStyle w:val="Heading1"/>
+        <w:t xml:space="preserve">: Le budget alloué aux opérateurs (Orange, Free, Expresso) est contraint, nécessitant un nombre minimal d’antennes tout en maximisant la couverture. Par exemple, installer une antenne à Kédougou peut coûter jusqu’à 30 % de plus qu’à Dakar en raison des difficultés d’accès.</w:t>
+      </w:r>
+    </w:p>
+    <w:p>
+      <w:pPr>
+        <w:numPr>
+          <w:ilvl w:val="0"/>
+          <w:numId w:val="1005"/>
+        </w:numPr>
+      </w:pPr>
+      <w:r>
+        <w:rPr>
+          <w:b/>
+          <w:bCs/>
+        </w:rPr>
+        <w:t xml:space="preserve">Interférences</w:t>
+      </w:r>
+      <w:r>
+        <w:t xml:space="preserve"> </w:t>
+      </w:r>
+      <w:r>
+        <w:t xml:space="preserve">: Dans les zones semi-urbaines, comme Matam, l’utilisation de fréquences proches par des antennes voisines peut dégrader la qualité du signal, nécessitant une gestion fine des fréquences.</w:t>
+      </w:r>
+    </w:p>
+    <w:p>
+      <w:pPr>
+        <w:pStyle w:val="FirstParagraph"/>
+      </w:pPr>
+      <w:r>
+        <w:t xml:space="preserve">L’objectif est donc de trouver un compromis optimal entre couverture, coûts, et interférences, en s’appuyant sur des techniques d’optimisation convexe et non convexe adaptées aux réalités du Sénégal.</w:t>
+      </w:r>
+    </w:p>
+    <w:bookmarkEnd w:id="60"/>
+    <w:bookmarkEnd w:id="61"/>
+    <w:bookmarkStart w:id="71" w:name="modélisation-mathématique-du-problème"/>
+    <w:p>
+      <w:pPr>
+        <w:pStyle w:val="Titre1"/>
       </w:pPr>
       <w:r>
         <w:t xml:space="preserve">Modélisation mathématique du problème</w:t>
       </w:r>
     </w:p>
-    <w:bookmarkStart w:id="94" w:name="définition-du-problème"/>
-    <w:p>
-      <w:pPr>
-        <w:pStyle w:val="Heading2"/>
+    <w:bookmarkStart w:id="65" w:name="définition-du-problème"/>
+    <w:p>
+      <w:pPr>
+        <w:pStyle w:val="Titre2"/>
       </w:pPr>
       <w:r>
         <w:t xml:space="preserve">Définition du problème</w:t>
@@ -5131,13 +6331,13 @@
         <w:pStyle w:val="FirstParagraph"/>
       </w:pPr>
       <w:r>
-        <w:t xml:space="preserve">Dans le contexte du développement des infrastructures de télécommunication au Sénégal, l’objectif est d’optimiser le déploiement d’antennes afin de maximiser la couverture réseau et de minimiser les coûts et les interférences. Ce problème s’inscrit dans une problématique d’optimisation multi-objectif avec des contraintes géographiques, techniques et économiques fortes.</w:t>
-      </w:r>
-    </w:p>
-    <w:bookmarkStart w:id="91" w:name="variables-de-décision"/>
-    <w:p>
-      <w:pPr>
-        <w:pStyle w:val="Heading3"/>
+        <w:t xml:space="preserve">L’optimisation du placement des antennes dans les régions cibles vise à maximiser la couverture réseau, minimiser les coûts d’installation et d’exploitation, et réduire les interférences entre antennes. Ce problème est multi-objectif et soumis à des contraintes géographiques (topographie, zones interdites), techniques (puissance, fréquences), et économiques (budget limité). Il s’inscrit dans le cadre des problèmes d’optimisation NP-difficiles, mais certaines sous-parties peuvent être reformulées comme convexes pour faciliter la résolution.</w:t>
+      </w:r>
+    </w:p>
+    <w:bookmarkStart w:id="62" w:name="variables-de-décision"/>
+    <w:p>
+      <w:pPr>
+        <w:pStyle w:val="Titre3"/>
       </w:pPr>
       <w:r>
         <w:t xml:space="preserve">Variables de décision</w:t>
@@ -5148,7 +6348,7 @@
         <w:pStyle w:val="Compact"/>
         <w:numPr>
           <w:ilvl w:val="0"/>
-          <w:numId w:val="1005"/>
+          <w:numId w:val="1006"/>
         </w:numPr>
       </w:pPr>
       <w:r>
@@ -5170,7 +6370,7 @@
         <w:pStyle w:val="Compact"/>
         <w:numPr>
           <w:ilvl w:val="0"/>
-          <w:numId w:val="1005"/>
+          <w:numId w:val="1006"/>
         </w:numPr>
       </w:pPr>
       <w:r>
@@ -5192,7 +6392,7 @@
         <w:pStyle w:val="Compact"/>
         <w:numPr>
           <w:ilvl w:val="0"/>
-          <w:numId w:val="1005"/>
+          <w:numId w:val="1006"/>
         </w:numPr>
       </w:pPr>
       <w:r>
@@ -5214,7 +6414,7 @@
         <w:pStyle w:val="Compact"/>
         <w:numPr>
           <w:ilvl w:val="0"/>
-          <w:numId w:val="1005"/>
+          <w:numId w:val="1006"/>
         </w:numPr>
       </w:pPr>
       <w:r>
@@ -5236,7 +6436,7 @@
         <w:pStyle w:val="Compact"/>
         <w:numPr>
           <w:ilvl w:val="0"/>
-          <w:numId w:val="1005"/>
+          <w:numId w:val="1006"/>
         </w:numPr>
       </w:pPr>
       <w:r>
@@ -5253,11 +6453,11 @@
         <w:t xml:space="preserve">: montant total disponible pour le déploiement des antennes.</w:t>
       </w:r>
     </w:p>
-    <w:bookmarkEnd w:id="91"/>
-    <w:bookmarkStart w:id="92" w:name="fonctions-objectifs"/>
-    <w:p>
-      <w:pPr>
-        <w:pStyle w:val="Heading3"/>
+    <w:bookmarkEnd w:id="62"/>
+    <w:bookmarkStart w:id="63" w:name="fonctions-objectifs"/>
+    <w:p>
+      <w:pPr>
+        <w:pStyle w:val="Titre3"/>
       </w:pPr>
       <w:r>
         <w:t xml:space="preserve">Fonctions objectifs</w:t>
@@ -5268,7 +6468,7 @@
         <w:pStyle w:val="Compact"/>
         <w:numPr>
           <w:ilvl w:val="0"/>
-          <w:numId w:val="1006"/>
+          <w:numId w:val="1007"/>
         </w:numPr>
       </w:pPr>
       <w:r>
@@ -5290,7 +6490,7 @@
         <w:pStyle w:val="Compact"/>
         <w:numPr>
           <w:ilvl w:val="0"/>
-          <w:numId w:val="1006"/>
+          <w:numId w:val="1007"/>
         </w:numPr>
       </w:pPr>
       <w:r>
@@ -5312,7 +6512,7 @@
         <w:pStyle w:val="Compact"/>
         <w:numPr>
           <w:ilvl w:val="0"/>
-          <w:numId w:val="1006"/>
+          <w:numId w:val="1007"/>
         </w:numPr>
       </w:pPr>
       <w:r>
@@ -5329,11 +6529,11 @@
         <w:t xml:space="preserve">: minimisation des conflits de fréquence entre antennes voisines.</w:t>
       </w:r>
     </w:p>
-    <w:bookmarkEnd w:id="92"/>
-    <w:bookmarkStart w:id="93" w:name="contraintes"/>
-    <w:p>
-      <w:pPr>
-        <w:pStyle w:val="Heading3"/>
+    <w:bookmarkEnd w:id="63"/>
+    <w:bookmarkStart w:id="64" w:name="contraintes"/>
+    <w:p>
+      <w:pPr>
+        <w:pStyle w:val="Titre3"/>
       </w:pPr>
       <w:r>
         <w:t xml:space="preserve">Contraintes</w:t>
@@ -5344,7 +6544,7 @@
         <w:pStyle w:val="Compact"/>
         <w:numPr>
           <w:ilvl w:val="0"/>
-          <w:numId w:val="1007"/>
+          <w:numId w:val="1008"/>
         </w:numPr>
       </w:pPr>
       <w:r>
@@ -5366,7 +6566,7 @@
         <w:pStyle w:val="Compact"/>
         <w:numPr>
           <w:ilvl w:val="0"/>
-          <w:numId w:val="1007"/>
+          <w:numId w:val="1008"/>
         </w:numPr>
       </w:pPr>
       <w:r>
@@ -5388,7 +6588,7 @@
         <w:pStyle w:val="Compact"/>
         <w:numPr>
           <w:ilvl w:val="0"/>
-          <w:numId w:val="1007"/>
+          <w:numId w:val="1008"/>
         </w:numPr>
       </w:pPr>
       <w:r>
@@ -5405,21 +6605,21 @@
         <w:t xml:space="preserve">: compatibilité des fréquences, limites de puissance, capacités des antennes.</w:t>
       </w:r>
     </w:p>
-    <w:bookmarkEnd w:id="93"/>
-    <w:bookmarkEnd w:id="94"/>
-    <w:bookmarkStart w:id="99" w:name="formulation-mathématique"/>
-    <w:p>
-      <w:pPr>
-        <w:pStyle w:val="Heading2"/>
+    <w:bookmarkEnd w:id="64"/>
+    <w:bookmarkEnd w:id="65"/>
+    <w:bookmarkStart w:id="70" w:name="formulation-mathématique"/>
+    <w:p>
+      <w:pPr>
+        <w:pStyle w:val="Titre2"/>
       </w:pPr>
       <w:r>
         <w:t xml:space="preserve">Formulation mathématique</w:t>
       </w:r>
     </w:p>
-    <w:bookmarkStart w:id="95" w:name="variables-de-décision-1"/>
-    <w:p>
-      <w:pPr>
-        <w:pStyle w:val="Heading4"/>
+    <w:bookmarkStart w:id="66" w:name="variables-de-décision-1"/>
+    <w:p>
+      <w:pPr>
+        <w:pStyle w:val="Titre4"/>
       </w:pPr>
       <w:r>
         <w:t xml:space="preserve">Variables de Décision</w:t>
@@ -5430,7 +6630,7 @@
         <w:pStyle w:val="Compact"/>
         <w:numPr>
           <w:ilvl w:val="0"/>
-          <w:numId w:val="1008"/>
+          <w:numId w:val="1009"/>
         </w:numPr>
       </w:pPr>
       <m:oMath>
@@ -5492,7 +6692,7 @@
         <w:pStyle w:val="Compact"/>
         <w:numPr>
           <w:ilvl w:val="0"/>
-          <w:numId w:val="1008"/>
+          <w:numId w:val="1009"/>
         </w:numPr>
       </w:pPr>
       <m:oMath>
@@ -5572,7 +6772,7 @@
         <w:pStyle w:val="Compact"/>
         <w:numPr>
           <w:ilvl w:val="0"/>
-          <w:numId w:val="1008"/>
+          <w:numId w:val="1009"/>
         </w:numPr>
       </w:pPr>
       <m:oMath>
@@ -5652,7 +6852,7 @@
         <w:pStyle w:val="Compact"/>
         <w:numPr>
           <w:ilvl w:val="0"/>
-          <w:numId w:val="1008"/>
+          <w:numId w:val="1009"/>
         </w:numPr>
       </w:pPr>
       <m:oMath>
@@ -5707,7 +6907,7 @@
         <w:pStyle w:val="Compact"/>
         <w:numPr>
           <w:ilvl w:val="0"/>
-          <w:numId w:val="1008"/>
+          <w:numId w:val="1009"/>
         </w:numPr>
       </w:pPr>
       <m:oMath>
@@ -5753,7 +6953,7 @@
         <w:pStyle w:val="Compact"/>
         <w:numPr>
           <w:ilvl w:val="0"/>
-          <w:numId w:val="1008"/>
+          <w:numId w:val="1009"/>
         </w:numPr>
       </w:pPr>
       <m:oMath>
@@ -5790,7 +6990,7 @@
         <w:pStyle w:val="Compact"/>
         <w:numPr>
           <w:ilvl w:val="0"/>
-          <w:numId w:val="1008"/>
+          <w:numId w:val="1009"/>
         </w:numPr>
       </w:pPr>
       <m:oMath>
@@ -5822,11 +7022,11 @@
         </m:r>
       </m:oMath>
     </w:p>
-    <w:bookmarkEnd w:id="95"/>
-    <w:bookmarkStart w:id="96" w:name="fonction-objectif-à-minimiser"/>
-    <w:p>
-      <w:pPr>
-        <w:pStyle w:val="Heading4"/>
+    <w:bookmarkEnd w:id="66"/>
+    <w:bookmarkStart w:id="67" w:name="fonction-objectif-à-minimiser"/>
+    <w:p>
+      <w:pPr>
+        <w:pStyle w:val="Titre4"/>
       </w:pPr>
       <w:r>
         <w:t xml:space="preserve">Fonction Objectif (à minimiser)</w:t>
@@ -6301,11 +7501,11 @@
         <w:t xml:space="preserve">: coefficients pondérant chaque objectif selon leur importance relative.</w:t>
       </w:r>
     </w:p>
-    <w:bookmarkEnd w:id="96"/>
-    <w:bookmarkStart w:id="97" w:name="contraintes-1"/>
-    <w:p>
-      <w:pPr>
-        <w:pStyle w:val="Heading4"/>
+    <w:bookmarkEnd w:id="67"/>
+    <w:bookmarkStart w:id="68" w:name="contraintes-1"/>
+    <w:p>
+      <w:pPr>
+        <w:pStyle w:val="Titre4"/>
       </w:pPr>
       <w:r>
         <w:t xml:space="preserve">Contraintes</w:t>
@@ -6315,7 +7515,7 @@
       <w:pPr>
         <w:numPr>
           <w:ilvl w:val="0"/>
-          <w:numId w:val="1009"/>
+          <w:numId w:val="1010"/>
         </w:numPr>
       </w:pPr>
       <w:r>
@@ -6334,7 +7534,7 @@
     </w:p>
     <w:p>
       <w:pPr>
-        <w:pStyle w:val="BodyText"/>
+        <w:pStyle w:val="Corpsdetexte"/>
       </w:pPr>
       <m:oMathPara>
         <m:oMathParaPr>
@@ -6466,7 +7666,7 @@
       <w:pPr>
         <w:numPr>
           <w:ilvl w:val="0"/>
-          <w:numId w:val="1009"/>
+          <w:numId w:val="1010"/>
         </w:numPr>
       </w:pPr>
       <w:r>
@@ -6485,7 +7685,7 @@
     </w:p>
     <w:p>
       <w:pPr>
-        <w:pStyle w:val="BodyText"/>
+        <w:pStyle w:val="Corpsdetexte"/>
       </w:pPr>
       <m:oMathPara>
         <m:oMathParaPr>
@@ -6639,7 +7839,7 @@
       <w:pPr>
         <w:numPr>
           <w:ilvl w:val="0"/>
-          <w:numId w:val="1009"/>
+          <w:numId w:val="1010"/>
         </w:numPr>
       </w:pPr>
       <w:r>
@@ -6658,7 +7858,7 @@
     </w:p>
     <w:p>
       <w:pPr>
-        <w:pStyle w:val="BodyText"/>
+        <w:pStyle w:val="Corpsdetexte"/>
       </w:pPr>
       <m:oMathPara>
         <m:oMathParaPr>
@@ -6765,7 +7965,7 @@
       <w:pPr>
         <w:numPr>
           <w:ilvl w:val="0"/>
-          <w:numId w:val="1009"/>
+          <w:numId w:val="1010"/>
         </w:numPr>
       </w:pPr>
       <w:r>
@@ -6784,7 +7984,7 @@
     </w:p>
     <w:p>
       <w:pPr>
-        <w:pStyle w:val="BodyText"/>
+        <w:pStyle w:val="Corpsdetexte"/>
       </w:pPr>
       <m:oMathPara>
         <m:oMathParaPr>
@@ -6819,7 +8019,7 @@
       <w:pPr>
         <w:numPr>
           <w:ilvl w:val="0"/>
-          <w:numId w:val="1009"/>
+          <w:numId w:val="1010"/>
         </w:numPr>
       </w:pPr>
       <w:r>
@@ -6838,7 +8038,7 @@
     </w:p>
     <w:p>
       <w:pPr>
-        <w:pStyle w:val="BodyText"/>
+        <w:pStyle w:val="Corpsdetexte"/>
       </w:pPr>
       <m:oMathPara>
         <m:oMathParaPr>
@@ -6905,7 +8105,7 @@
       <w:pPr>
         <w:numPr>
           <w:ilvl w:val="0"/>
-          <w:numId w:val="1009"/>
+          <w:numId w:val="1010"/>
         </w:numPr>
       </w:pPr>
       <w:r>
@@ -6924,7 +8124,7 @@
     </w:p>
     <w:p>
       <w:pPr>
-        <w:pStyle w:val="BodyText"/>
+        <w:pStyle w:val="Corpsdetexte"/>
       </w:pPr>
       <m:oMathPara>
         <m:oMathParaPr>
@@ -6998,11 +8198,11 @@
         </m:oMath>
       </m:oMathPara>
     </w:p>
-    <w:bookmarkEnd w:id="97"/>
-    <w:bookmarkStart w:id="98" w:name="analyse-de-complexité"/>
-    <w:p>
-      <w:pPr>
-        <w:pStyle w:val="Heading3"/>
+    <w:bookmarkEnd w:id="68"/>
+    <w:bookmarkStart w:id="69" w:name="analyse-de-complexité"/>
+    <w:p>
+      <w:pPr>
+        <w:pStyle w:val="Titre3"/>
       </w:pPr>
       <w:r>
         <w:t xml:space="preserve">Analyse de complexité</w:t>
@@ -7059,7 +8259,7 @@
     </w:p>
     <w:p>
       <w:pPr>
-        <w:pStyle w:val="BodyText"/>
+        <w:pStyle w:val="Corpsdetexte"/>
       </w:pPr>
       <w:r>
         <w:t xml:space="preserve">Des stratégies de simplification incluent :</w:t>
@@ -7116,13 +8316,13 @@
         <w:t xml:space="preserve">, etc.</w:t>
       </w:r>
     </w:p>
-    <w:bookmarkEnd w:id="98"/>
-    <w:bookmarkEnd w:id="99"/>
-    <w:bookmarkEnd w:id="100"/>
-    <w:bookmarkStart w:id="110" w:name="résolution-du-problème"/>
-    <w:p>
-      <w:pPr>
-        <w:pStyle w:val="Heading1"/>
+    <w:bookmarkEnd w:id="69"/>
+    <w:bookmarkEnd w:id="70"/>
+    <w:bookmarkEnd w:id="71"/>
+    <w:bookmarkStart w:id="81" w:name="résolution-du-problème"/>
+    <w:p>
+      <w:pPr>
+        <w:pStyle w:val="Titre1"/>
       </w:pPr>
       <w:r>
         <w:t xml:space="preserve">Résolution du problème</w:t>
@@ -7136,10 +8336,10 @@
         <w:t xml:space="preserve">Pour résoudre ce problème complexe d’optimisation du déploiement des antennes au Sénégal, nous nous inspirons des approches décrites dans la littérature scientifique (notamment Marty, 2011), tout en les adaptant aux réalités locales : zones rurales mal couvertes, contraintes budgétaires importantes, topographies hétérogènes.</w:t>
       </w:r>
     </w:p>
-    <w:bookmarkStart w:id="101" w:name="modélisation-et-simulation"/>
-    <w:p>
-      <w:pPr>
-        <w:pStyle w:val="Heading2"/>
+    <w:bookmarkStart w:id="72" w:name="modélisation-et-simulation"/>
+    <w:p>
+      <w:pPr>
+        <w:pStyle w:val="Titre2"/>
       </w:pPr>
       <w:r>
         <w:t xml:space="preserve">1. Modélisation et Simulation</w:t>
@@ -7174,7 +8374,7 @@
         <w:pStyle w:val="Compact"/>
         <w:numPr>
           <w:ilvl w:val="0"/>
-          <w:numId w:val="1010"/>
+          <w:numId w:val="1011"/>
         </w:numPr>
       </w:pPr>
       <w:r>
@@ -7196,7 +8396,7 @@
         <w:pStyle w:val="Compact"/>
         <w:numPr>
           <w:ilvl w:val="0"/>
-          <w:numId w:val="1010"/>
+          <w:numId w:val="1011"/>
         </w:numPr>
       </w:pPr>
       <w:r>
@@ -7218,7 +8418,7 @@
         <w:pStyle w:val="Compact"/>
         <w:numPr>
           <w:ilvl w:val="0"/>
-          <w:numId w:val="1010"/>
+          <w:numId w:val="1011"/>
         </w:numPr>
       </w:pPr>
       <w:r>
@@ -7240,7 +8440,7 @@
         <w:pStyle w:val="Compact"/>
         <w:numPr>
           <w:ilvl w:val="0"/>
-          <w:numId w:val="1010"/>
+          <w:numId w:val="1011"/>
         </w:numPr>
       </w:pPr>
       <w:r>
@@ -7315,7 +8515,7 @@
     </w:p>
     <w:p>
       <w:pPr>
-        <w:pStyle w:val="BodyText"/>
+        <w:pStyle w:val="Corpsdetexte"/>
       </w:pPr>
       <m:oMathPara>
         <m:oMathParaPr>
@@ -7471,7 +8671,7 @@
     </w:p>
     <w:p>
       <w:pPr>
-        <w:pStyle w:val="BodyText"/>
+        <w:pStyle w:val="Corpsdetexte"/>
       </w:pPr>
       <w:r>
         <w:t xml:space="preserve">Le</w:t>
@@ -7500,20 +8700,20 @@
         </w:pict>
       </w:r>
     </w:p>
-    <w:bookmarkEnd w:id="101"/>
-    <w:bookmarkStart w:id="104" w:name="stratégie-doptimisation"/>
-    <w:p>
-      <w:pPr>
-        <w:pStyle w:val="Heading2"/>
+    <w:bookmarkEnd w:id="72"/>
+    <w:bookmarkStart w:id="75" w:name="stratégie-doptimisation"/>
+    <w:p>
+      <w:pPr>
+        <w:pStyle w:val="Titre2"/>
       </w:pPr>
       <w:r>
         <w:t xml:space="preserve">2. Stratégie d’optimisation</w:t>
       </w:r>
     </w:p>
-    <w:bookmarkStart w:id="102" w:name="a-approche-boîte-noire"/>
-    <w:p>
-      <w:pPr>
-        <w:pStyle w:val="Heading3"/>
+    <w:bookmarkStart w:id="73" w:name="a-approche-boîte-noire"/>
+    <w:p>
+      <w:pPr>
+        <w:pStyle w:val="Titre3"/>
       </w:pPr>
       <w:r>
         <w:t xml:space="preserve">a) Approche boîte noire</w:t>
@@ -7556,11 +8756,57 @@
         <w:t xml:space="preserve">, robustes aux irrégularités et aux discontinuités.</w:t>
       </w:r>
     </w:p>
-    <w:bookmarkEnd w:id="102"/>
-    <w:bookmarkStart w:id="103" w:name="X2e5e5ae942f5f51f8d4d4b3381a23b8064598f2"/>
-    <w:p>
-      <w:pPr>
-        <w:pStyle w:val="Heading3"/>
+    <w:p>
+      <w:pPr>
+        <w:jc w:val="center"/>
+        <w:pStyle w:val="Figure"/>
+      </w:pPr>
+      <w:r>
+        <w:rPr/>
+        <w:drawing>
+          <wp:inline distT="0" distB="0" distL="0" distR="0">
+            <wp:extent cx="6217920" cy="3886200"/>
+            <wp:docPr id="37" name="" descr=""/>
+            <wp:cNvGraphicFramePr>
+              <a:graphicFrameLocks noChangeAspect="1"/>
+            </wp:cNvGraphicFramePr>
+            <a:graphic>
+              <a:graphicData uri="http://schemas.openxmlformats.org/drawingml/2006/picture">
+                <pic:pic>
+                  <pic:nvPicPr>
+                    <pic:cNvPr id="38" name=""/>
+                    <pic:cNvPicPr>
+                      <a:picLocks noChangeAspect="1" noChangeArrowheads="1"/>
+                    </pic:cNvPicPr>
+                  </pic:nvPicPr>
+                  <pic:blipFill>
+                    <a:blip cstate="print" r:embed="rId41"/>
+                    <a:stretch>
+                      <a:fillRect/>
+                    </a:stretch>
+                  </pic:blipFill>
+                  <pic:spPr bwMode="auto">
+                    <a:xfrm>
+                      <a:off x="0" y="0"/>
+                      <a:ext cx="86360" cy="53975"/>
+                    </a:xfrm>
+                    <a:prstGeom prst="rect">
+                      <a:avLst/>
+                    </a:prstGeom>
+                    <a:noFill/>
+                  </pic:spPr>
+                </pic:pic>
+              </a:graphicData>
+            </a:graphic>
+          </wp:inline>
+        </w:drawing>
+      </w:r>
+    </w:p>
+    <w:bookmarkEnd w:id="73"/>
+    <w:bookmarkStart w:id="74" w:name="X2e5e5ae942f5f51f8d4d4b3381a23b8064598f2"/>
+    <w:p>
+      <w:pPr>
+        <w:pStyle w:val="Titre3"/>
       </w:pPr>
       <w:r>
         <w:t xml:space="preserve">b) Optimisation en deux étapes (décomposition)</w:t>
@@ -7579,7 +8825,7 @@
         <w:pStyle w:val="Compact"/>
         <w:numPr>
           <w:ilvl w:val="0"/>
-          <w:numId w:val="1011"/>
+          <w:numId w:val="1012"/>
         </w:numPr>
       </w:pPr>
       <w:r>
@@ -7646,7 +8892,7 @@
         <w:pStyle w:val="Compact"/>
         <w:numPr>
           <w:ilvl w:val="0"/>
-          <w:numId w:val="1011"/>
+          <w:numId w:val="1012"/>
         </w:numPr>
       </w:pPr>
       <w:r>
@@ -7716,21 +8962,21 @@
         </w:pict>
       </w:r>
     </w:p>
-    <w:bookmarkEnd w:id="103"/>
-    <w:bookmarkEnd w:id="104"/>
-    <w:bookmarkStart w:id="108" w:name="algorithmes-proposés"/>
-    <w:p>
-      <w:pPr>
-        <w:pStyle w:val="Heading2"/>
+    <w:bookmarkEnd w:id="74"/>
+    <w:bookmarkEnd w:id="75"/>
+    <w:bookmarkStart w:id="79" w:name="algorithmes-proposés"/>
+    <w:p>
+      <w:pPr>
+        <w:pStyle w:val="Titre2"/>
       </w:pPr>
       <w:r>
         <w:t xml:space="preserve">3. Algorithmes proposés</w:t>
       </w:r>
     </w:p>
-    <w:bookmarkStart w:id="105" w:name="a-mads-mesh-adaptive-direct-search"/>
-    <w:p>
-      <w:pPr>
-        <w:pStyle w:val="Heading3"/>
+    <w:bookmarkStart w:id="76" w:name="a-mads-mesh-adaptive-direct-search"/>
+    <w:p>
+      <w:pPr>
+        <w:pStyle w:val="Titre3"/>
       </w:pPr>
       <w:r>
         <w:t xml:space="preserve">a) MADS (Mesh Adaptive Direct Search)</w:t>
@@ -7738,10 +8984,9 @@
     </w:p>
     <w:p>
       <w:pPr>
-        <w:pStyle w:val="Compact"/>
         <w:numPr>
           <w:ilvl w:val="0"/>
-          <w:numId w:val="1012"/>
+          <w:numId w:val="1013"/>
         </w:numPr>
       </w:pPr>
       <w:r>
@@ -7755,15 +9000,35 @@
         <w:t xml:space="preserve"> </w:t>
       </w:r>
       <w:r>
-        <w:t xml:space="preserve">: méthode directe sans dérivée, qui explore l’espace des variables en construisant un maillage local autour de la meilleure solution courante.</w:t>
-      </w:r>
-    </w:p>
-    <w:p>
-      <w:pPr>
-        <w:pStyle w:val="Compact"/>
+        <w:t xml:space="preserve">: MADS est une méthode d’optimisation sans dérivée conçue pour résoudre des problèmes où la fonction objectif est non différentiable, bruitée ou coûteuse à évaluer, comme dans une formulation</w:t>
+      </w:r>
+      <w:r>
+        <w:t xml:space="preserve"> </w:t>
+      </w:r>
+      <w:r>
+        <w:t xml:space="preserve">“</w:t>
+      </w:r>
+      <w:r>
+        <w:t xml:space="preserve">boîte noire</w:t>
+      </w:r>
+      <w:r>
+        <w:t xml:space="preserve">”</w:t>
+      </w:r>
+      <w:r>
+        <w:t xml:space="preserve">. Elle explore l’espace des solutions en construisant un maillage adaptatif autour de la meilleure solution courante, évaluant la fonction objectif à des points stratégiques pour trouver un optimum global ou local. Le maillage s’affine dans les régions prometteuses et se relâche ailleurs, équilibrant exploration globale et exploitation locale.</w:t>
+      </w:r>
+      <w:r>
+        <w:t xml:space="preserve"> </w:t>
+      </w:r>
+      <w:r>
+        <w:t xml:space="preserve">Dans le contexte du placement des antennes, MADS optimise les coordonnées continues $ (x_i, y_i) $ des antennes pour maximiser la couverture réseau, tout en respectant les contraintes géographiques (ex. éviter les zones montagneuses à Kédougou), budgétaires, et un seuil minimal de rapport signal-bruit (SIR).</w:t>
+      </w:r>
+    </w:p>
+    <w:p>
+      <w:pPr>
         <w:numPr>
           <w:ilvl w:val="0"/>
-          <w:numId w:val="1012"/>
+          <w:numId w:val="1013"/>
         </w:numPr>
       </w:pPr>
       <w:r>
@@ -7777,15 +9042,688 @@
         <w:t xml:space="preserve"> </w:t>
       </w:r>
       <w:r>
-        <w:t xml:space="preserve">: à chaque itération, MADS évalue la fonction objectif en plusieurs points autour de la solution actuelle, selon une grille qui s’affine progressivement.</w:t>
-      </w:r>
-    </w:p>
-    <w:p>
-      <w:pPr>
-        <w:pStyle w:val="Compact"/>
+        <w:t xml:space="preserve">: MADS explore l’espace des variables continues</w:t>
+      </w:r>
+      <w:r>
+        <w:t xml:space="preserve"> </w:t>
+      </w:r>
+      <m:oMath>
+        <m:d>
+          <m:dPr>
+            <m:begChr m:val="("/>
+            <m:endChr m:val=")"/>
+            <m:sepChr m:val=""/>
+            <m:grow/>
+          </m:dPr>
+          <m:e>
+            <m:sSub>
+              <m:e>
+                <m:r>
+                  <m:t>x</m:t>
+                </m:r>
+              </m:e>
+              <m:sub>
+                <m:r>
+                  <m:t>i</m:t>
+                </m:r>
+              </m:sub>
+            </m:sSub>
+            <m:r>
+              <m:rPr>
+                <m:sty m:val="p"/>
+              </m:rPr>
+              <m:t>,</m:t>
+            </m:r>
+            <m:sSub>
+              <m:e>
+                <m:r>
+                  <m:t>y</m:t>
+                </m:r>
+              </m:e>
+              <m:sub>
+                <m:r>
+                  <m:t>i</m:t>
+                </m:r>
+              </m:sub>
+            </m:sSub>
+          </m:e>
+        </m:d>
+        <m:r>
+          <m:rPr>
+            <m:sty m:val="p"/>
+          </m:rPr>
+          <m:t>∈</m:t>
+        </m:r>
+        <m:sSup>
+          <m:e>
+            <m:r>
+              <m:rPr>
+                <m:sty m:val="p"/>
+                <m:scr m:val="double-struck"/>
+              </m:rPr>
+              <m:t>R</m:t>
+            </m:r>
+          </m:e>
+          <m:sup>
+            <m:r>
+              <m:t>2</m:t>
+            </m:r>
+          </m:sup>
+        </m:sSup>
+      </m:oMath>
+      <w:r>
+        <w:t xml:space="preserve"> </w:t>
+      </w:r>
+      <w:r>
+        <w:t xml:space="preserve">pour chaque antenne</w:t>
+      </w:r>
+      <w:r>
+        <w:t xml:space="preserve"> </w:t>
+      </w:r>
+      <m:oMath>
+        <m:r>
+          <m:t>i</m:t>
+        </m:r>
+        <m:r>
+          <m:rPr>
+            <m:sty m:val="p"/>
+          </m:rPr>
+          <m:t>∈</m:t>
+        </m:r>
+        <m:r>
+          <m:t>A</m:t>
+        </m:r>
+      </m:oMath>
+      <w:r>
+        <w:t xml:space="preserve">. À chaque itération</w:t>
+      </w:r>
+      <w:r>
+        <w:t xml:space="preserve"> </w:t>
+      </w:r>
+      <m:oMath>
+        <m:r>
+          <m:t>k</m:t>
+        </m:r>
+      </m:oMath>
+      <w:r>
+        <w:t xml:space="preserve">, un maillage est défini par :</w:t>
+      </w:r>
+    </w:p>
+    <w:p>
+      <w:pPr>
+        <w:pStyle w:val="Corpsdetexte"/>
+      </w:pPr>
+      <m:oMathPara>
+        <m:oMathParaPr>
+          <m:jc m:val="center"/>
+        </m:oMathParaPr>
+        <m:oMath>
+          <m:sSub>
+            <m:e>
+              <m:r>
+                <m:t>M</m:t>
+              </m:r>
+            </m:e>
+            <m:sub>
+              <m:r>
+                <m:t>k</m:t>
+              </m:r>
+            </m:sub>
+          </m:sSub>
+          <m:r>
+            <m:rPr>
+              <m:sty m:val="p"/>
+            </m:rPr>
+            <m:t>=</m:t>
+          </m:r>
+          <m:r>
+            <m:rPr>
+              <m:sty m:val="p"/>
+            </m:rPr>
+            <m:t>{</m:t>
+          </m:r>
+          <m:sSub>
+            <m:e>
+              <m:r>
+                <m:t>x</m:t>
+              </m:r>
+            </m:e>
+            <m:sub>
+              <m:r>
+                <m:t>k</m:t>
+              </m:r>
+            </m:sub>
+          </m:sSub>
+          <m:r>
+            <m:rPr>
+              <m:sty m:val="p"/>
+            </m:rPr>
+            <m:t>+</m:t>
+          </m:r>
+          <m:sSub>
+            <m:e>
+              <m:r>
+                <m:t>Δ</m:t>
+              </m:r>
+            </m:e>
+            <m:sub>
+              <m:r>
+                <m:t>k</m:t>
+              </m:r>
+            </m:sub>
+          </m:sSub>
+          <m:r>
+            <m:t>z</m:t>
+          </m:r>
+          <m:r>
+            <m:rPr>
+              <m:sty m:val="p"/>
+            </m:rPr>
+            <m:t>:</m:t>
+          </m:r>
+          <m:r>
+            <m:t>z</m:t>
+          </m:r>
+          <m:r>
+            <m:rPr>
+              <m:sty m:val="p"/>
+            </m:rPr>
+            <m:t>∈</m:t>
+          </m:r>
+          <m:sSup>
+            <m:e>
+              <m:r>
+                <m:rPr>
+                  <m:sty m:val="p"/>
+                  <m:scr m:val="double-struck"/>
+                </m:rPr>
+                <m:t>Z</m:t>
+              </m:r>
+            </m:e>
+            <m:sup>
+              <m:r>
+                <m:t>n</m:t>
+              </m:r>
+            </m:sup>
+          </m:sSup>
+          <m:r>
+            <m:rPr>
+              <m:sty m:val="p"/>
+            </m:rPr>
+            <m:t>}</m:t>
+          </m:r>
+        </m:oMath>
+      </m:oMathPara>
+    </w:p>
+    <w:p>
+      <w:pPr>
         <w:numPr>
           <w:ilvl w:val="0"/>
-          <w:numId w:val="1012"/>
+          <w:numId w:val="1000"/>
+        </w:numPr>
+      </w:pPr>
+      <w:r>
+        <w:t xml:space="preserve">où :</w:t>
+      </w:r>
+    </w:p>
+    <w:p>
+      <w:pPr>
+        <w:pStyle w:val="FirstParagraph"/>
+      </w:pPr>
+      <w:r>
+        <w:t xml:space="preserve">$ x_k $ : solution courante (vecteur des coordonnées</w:t>
+      </w:r>
+      <w:r>
+        <w:t xml:space="preserve"> </w:t>
+      </w:r>
+      <m:oMath>
+        <m:d>
+          <m:dPr>
+            <m:begChr m:val="("/>
+            <m:endChr m:val=")"/>
+            <m:sepChr m:val=""/>
+            <m:grow/>
+          </m:dPr>
+          <m:e>
+            <m:sSub>
+              <m:e>
+                <m:r>
+                  <m:t>x</m:t>
+                </m:r>
+              </m:e>
+              <m:sub>
+                <m:r>
+                  <m:t>i</m:t>
+                </m:r>
+              </m:sub>
+            </m:sSub>
+            <m:r>
+              <m:rPr>
+                <m:sty m:val="p"/>
+              </m:rPr>
+              <m:t>,</m:t>
+            </m:r>
+            <m:sSub>
+              <m:e>
+                <m:r>
+                  <m:t>y</m:t>
+                </m:r>
+              </m:e>
+              <m:sub>
+                <m:r>
+                  <m:t>i</m:t>
+                </m:r>
+              </m:sub>
+            </m:sSub>
+          </m:e>
+        </m:d>
+      </m:oMath>
+      <w:r>
+        <w:t xml:space="preserve">).</w:t>
+      </w:r>
+      <w:r>
+        <w:t xml:space="preserve"> </w:t>
+      </w:r>
+      <w:r>
+        <w:t xml:space="preserve">$</w:t>
+      </w:r>
+      <w:r>
+        <w:t xml:space="preserve"> </w:t>
+      </w:r>
+      <w:r>
+        <w:t xml:space="preserve">_k $ : taille du maillage (scalaire contrôlant la résolution).</w:t>
+      </w:r>
+      <w:r>
+        <w:t xml:space="preserve"> </w:t>
+      </w:r>
+      <w:r>
+        <w:t xml:space="preserve">$ z $ : directions entières définissant les points du maillage.</w:t>
+      </w:r>
+    </w:p>
+    <w:p>
+      <w:pPr>
+        <w:pStyle w:val="Corpsdetexte"/>
+      </w:pPr>
+      <w:r>
+        <w:t xml:space="preserve">Initialisation :</w:t>
+      </w:r>
+    </w:p>
+    <w:p>
+      <w:pPr>
+        <w:pStyle w:val="Corpsdetexte"/>
+      </w:pPr>
+      <w:r>
+        <w:t xml:space="preserve">Choisir une solution initiale $ x_0 = {(x_i, y_i)}_{i=1}^n $, par exemple, des emplacements basés sur la densité de population (ex. villages à Tambacounda).</w:t>
+      </w:r>
+      <w:r>
+        <w:t xml:space="preserve"> </w:t>
+      </w:r>
+      <w:r>
+        <w:t xml:space="preserve">Définir une taille de maillage initiale</w:t>
+      </w:r>
+      <w:r>
+        <w:t xml:space="preserve"> </w:t>
+      </w:r>
+      <m:oMath>
+        <m:sSub>
+          <m:e>
+            <m:r>
+              <m:t>Δ</m:t>
+            </m:r>
+          </m:e>
+          <m:sub>
+            <m:r>
+              <m:t>0</m:t>
+            </m:r>
+          </m:sub>
+        </m:sSub>
+        <m:r>
+          <m:rPr>
+            <m:sty m:val="p"/>
+          </m:rPr>
+          <m:t>&gt;</m:t>
+        </m:r>
+        <m:r>
+          <m:t>0</m:t>
+        </m:r>
+      </m:oMath>
+      <w:r>
+        <w:t xml:space="preserve"> </w:t>
+      </w:r>
+      <w:r>
+        <w:t xml:space="preserve">(ex. 1 km pour une grille couvrant Kédougou).</w:t>
+      </w:r>
+    </w:p>
+    <w:p>
+      <w:pPr>
+        <w:pStyle w:val="Corpsdetexte"/>
+      </w:pPr>
+      <w:r>
+        <w:t xml:space="preserve">Étape de recherche :</w:t>
+      </w:r>
+    </w:p>
+    <w:p>
+      <w:pPr>
+        <w:pStyle w:val="Corpsdetexte"/>
+      </w:pPr>
+      <w:r>
+        <w:t xml:space="preserve">Évaluer $ f(x) $ à des points choisis librement autour de $ x_k $, pas nécessairement sur le maillage, pour explorer globalement.</w:t>
+      </w:r>
+    </w:p>
+    <w:p>
+      <w:pPr>
+        <w:pStyle w:val="Corpsdetexte"/>
+      </w:pPr>
+      <w:r>
+        <w:t xml:space="preserve">Étape de sondage (poll) :</w:t>
+      </w:r>
+    </w:p>
+    <w:p>
+      <w:pPr>
+        <w:pStyle w:val="Corpsdetexte"/>
+      </w:pPr>
+      <w:r>
+        <w:t xml:space="preserve">Si la recherche échoue, évaluer $ f(x) $ à un ensemble de points sur le maillage $ M_k $, appelés points de sondage, dans des directions prédéfinies (ex.</w:t>
+      </w:r>
+      <w:r>
+        <w:t xml:space="preserve"> </w:t>
+      </w:r>
+      <m:oMath>
+        <m:r>
+          <m:rPr>
+            <m:sty m:val="p"/>
+          </m:rPr>
+          <m:t>±</m:t>
+        </m:r>
+        <m:sSub>
+          <m:e>
+            <m:r>
+              <m:t>e</m:t>
+            </m:r>
+          </m:e>
+          <m:sub>
+            <m:r>
+              <m:t>i</m:t>
+            </m:r>
+          </m:sub>
+        </m:sSub>
+      </m:oMath>
+      <w:r>
+        <w:t xml:space="preserve">, où $ e_i $ sont les vecteurs de base).</w:t>
+      </w:r>
+      <w:r>
+        <w:t xml:space="preserve"> </w:t>
+      </w:r>
+      <w:r>
+        <w:t xml:space="preserve">Exemple : déplacer une antenne de 1 km vers le nord ou l’est et calculer la couverture.</w:t>
+      </w:r>
+    </w:p>
+    <w:p>
+      <w:pPr>
+        <w:pStyle w:val="Corpsdetexte"/>
+      </w:pPr>
+      <w:r>
+        <w:t xml:space="preserve">Mise à jour du maillage :</w:t>
+      </w:r>
+    </w:p>
+    <w:p>
+      <w:pPr>
+        <w:pStyle w:val="Corpsdetexte"/>
+      </w:pPr>
+      <w:r>
+        <w:t xml:space="preserve">Si une meilleure solution $ x_{k+1} $ est trouvée ($ f(x_{k+1}) &lt; f(x_k) $), centrer le maillage sur $ x_{k+1} $ et réduire</w:t>
+      </w:r>
+      <w:r>
+        <w:t xml:space="preserve"> </w:t>
+      </w:r>
+      <m:oMath>
+        <m:sSub>
+          <m:e>
+            <m:r>
+              <m:t>Δ</m:t>
+            </m:r>
+          </m:e>
+          <m:sub>
+            <m:r>
+              <m:t>k</m:t>
+            </m:r>
+            <m:r>
+              <m:rPr>
+                <m:sty m:val="p"/>
+              </m:rPr>
+              <m:t>+</m:t>
+            </m:r>
+            <m:r>
+              <m:t>1</m:t>
+            </m:r>
+          </m:sub>
+        </m:sSub>
+        <m:r>
+          <m:rPr>
+            <m:sty m:val="p"/>
+          </m:rPr>
+          <m:t>=</m:t>
+        </m:r>
+        <m:r>
+          <m:t>τ</m:t>
+        </m:r>
+        <m:sSub>
+          <m:e>
+            <m:r>
+              <m:t>Δ</m:t>
+            </m:r>
+          </m:e>
+          <m:sub>
+            <m:r>
+              <m:t>k</m:t>
+            </m:r>
+          </m:sub>
+        </m:sSub>
+      </m:oMath>
+      <w:r>
+        <w:t xml:space="preserve"> </w:t>
+      </w:r>
+      <w:r>
+        <w:t xml:space="preserve">(avec</w:t>
+      </w:r>
+      <w:r>
+        <w:t xml:space="preserve"> </w:t>
+      </w:r>
+      <m:oMath>
+        <m:r>
+          <m:t>τ</m:t>
+        </m:r>
+        <m:r>
+          <m:rPr>
+            <m:sty m:val="p"/>
+          </m:rPr>
+          <m:t>&lt;</m:t>
+        </m:r>
+        <m:r>
+          <m:t>1</m:t>
+        </m:r>
+      </m:oMath>
+      <w:r>
+        <w:t xml:space="preserve">, ex.</w:t>
+      </w:r>
+      <w:r>
+        <w:t xml:space="preserve"> </w:t>
+      </w:r>
+      <m:oMath>
+        <m:r>
+          <m:t>τ</m:t>
+        </m:r>
+        <m:r>
+          <m:rPr>
+            <m:sty m:val="p"/>
+          </m:rPr>
+          <m:t>=</m:t>
+        </m:r>
+        <m:r>
+          <m:t>0.5</m:t>
+        </m:r>
+      </m:oMath>
+      <w:r>
+        <w:t xml:space="preserve">).</w:t>
+      </w:r>
+      <w:r>
+        <w:t xml:space="preserve"> </w:t>
+      </w:r>
+      <w:r>
+        <w:t xml:space="preserve">Sinon, augmenter</w:t>
+      </w:r>
+      <w:r>
+        <w:t xml:space="preserve"> </w:t>
+      </w:r>
+      <m:oMath>
+        <m:sSub>
+          <m:e>
+            <m:r>
+              <m:t>Δ</m:t>
+            </m:r>
+          </m:e>
+          <m:sub>
+            <m:r>
+              <m:t>k</m:t>
+            </m:r>
+            <m:r>
+              <m:rPr>
+                <m:sty m:val="p"/>
+              </m:rPr>
+              <m:t>+</m:t>
+            </m:r>
+            <m:r>
+              <m:t>1</m:t>
+            </m:r>
+          </m:sub>
+        </m:sSub>
+        <m:r>
+          <m:rPr>
+            <m:sty m:val="p"/>
+          </m:rPr>
+          <m:t>=</m:t>
+        </m:r>
+        <m:sSup>
+          <m:e>
+            <m:r>
+              <m:t>τ</m:t>
+            </m:r>
+          </m:e>
+          <m:sup>
+            <m:r>
+              <m:rPr>
+                <m:sty m:val="p"/>
+              </m:rPr>
+              <m:t>−</m:t>
+            </m:r>
+            <m:r>
+              <m:t>1</m:t>
+            </m:r>
+          </m:sup>
+        </m:sSup>
+        <m:sSub>
+          <m:e>
+            <m:r>
+              <m:t>Δ</m:t>
+            </m:r>
+          </m:e>
+          <m:sub>
+            <m:r>
+              <m:t>k</m:t>
+            </m:r>
+          </m:sub>
+        </m:sSub>
+      </m:oMath>
+      <w:r>
+        <w:t xml:space="preserve"> </w:t>
+      </w:r>
+      <w:r>
+        <w:t xml:space="preserve">pour explorer un espace plus large.</w:t>
+      </w:r>
+    </w:p>
+    <w:p>
+      <w:pPr>
+        <w:pStyle w:val="Corpsdetexte"/>
+      </w:pPr>
+      <w:r>
+        <w:t xml:space="preserve">Arrêt :</w:t>
+      </w:r>
+    </w:p>
+    <w:p>
+      <w:pPr>
+        <w:pStyle w:val="Corpsdetexte"/>
+      </w:pPr>
+      <w:r>
+        <w:t xml:space="preserve">Terminer après un nombre maximal d’itérations, si</w:t>
+      </w:r>
+      <w:r>
+        <w:t xml:space="preserve"> </w:t>
+      </w:r>
+      <m:oMath>
+        <m:sSub>
+          <m:e>
+            <m:r>
+              <m:t>Δ</m:t>
+            </m:r>
+          </m:e>
+          <m:sub>
+            <m:r>
+              <m:t>k</m:t>
+            </m:r>
+          </m:sub>
+        </m:sSub>
+        <m:r>
+          <m:rPr>
+            <m:sty m:val="p"/>
+          </m:rPr>
+          <m:t>&lt;</m:t>
+        </m:r>
+        <m:r>
+          <m:t>ϵ</m:t>
+        </m:r>
+      </m:oMath>
+      <w:r>
+        <w:t xml:space="preserve"> </w:t>
+      </w:r>
+      <w:r>
+        <w:t xml:space="preserve">(ex.</w:t>
+      </w:r>
+      <w:r>
+        <w:t xml:space="preserve"> </w:t>
+      </w:r>
+      <m:oMath>
+        <m:r>
+          <m:t>ϵ</m:t>
+        </m:r>
+        <m:r>
+          <m:rPr>
+            <m:sty m:val="p"/>
+          </m:rPr>
+          <m:t>=</m:t>
+        </m:r>
+        <m:r>
+          <m:t>10</m:t>
+        </m:r>
+        <m:r>
+          <m:t> </m:t>
+        </m:r>
+        <m:r>
+          <m:rPr>
+            <m:nor/>
+            <m:sty m:val="p"/>
+          </m:rPr>
+          <m:t>m</m:t>
+        </m:r>
+      </m:oMath>
+      <w:r>
+        <w:t xml:space="preserve">), ou si l’amélioration de $ f(x) $ est négligeable.</w:t>
+      </w:r>
+    </w:p>
+    <w:p>
+      <w:pPr>
+        <w:numPr>
+          <w:ilvl w:val="0"/>
+          <w:numId w:val="1014"/>
         </w:numPr>
       </w:pPr>
       <w:r>
@@ -7807,42 +9745,323 @@
         <w:pStyle w:val="Compact"/>
         <w:numPr>
           <w:ilvl w:val="1"/>
-          <w:numId w:val="1013"/>
+          <w:numId w:val="1015"/>
         </w:numPr>
       </w:pPr>
       <w:r>
-        <w:t xml:space="preserve">Gère les contraintes facilement (via barrières ou pénalités)</w:t>
-      </w:r>
+        <w:t xml:space="preserve">Gestion des contraintes : Les contraintes (budget, zones interdites) sont intégrées via des fonctions de pénalité, par exemple :</w:t>
+      </w:r>
+    </w:p>
+    <w:p>
+      <w:pPr>
+        <w:pStyle w:val="Compact"/>
+      </w:pPr>
+      <m:oMathPara>
+        <m:oMathParaPr>
+          <m:jc m:val="center"/>
+        </m:oMathParaPr>
+        <m:oMath>
+          <m:sSub>
+            <m:e>
+              <m:r>
+                <m:t>f</m:t>
+              </m:r>
+            </m:e>
+            <m:sub>
+              <m:r>
+                <m:rPr>
+                  <m:nor/>
+                  <m:sty m:val="p"/>
+                </m:rPr>
+                <m:t>pénalisée</m:t>
+              </m:r>
+            </m:sub>
+          </m:sSub>
+          <m:d>
+            <m:dPr>
+              <m:begChr m:val="("/>
+              <m:endChr m:val=")"/>
+              <m:sepChr m:val=""/>
+              <m:grow/>
+            </m:dPr>
+            <m:e>
+              <m:r>
+                <m:t>x</m:t>
+              </m:r>
+            </m:e>
+          </m:d>
+          <m:r>
+            <m:rPr>
+              <m:sty m:val="p"/>
+            </m:rPr>
+            <m:t>=</m:t>
+          </m:r>
+          <m:r>
+            <m:t>f</m:t>
+          </m:r>
+          <m:d>
+            <m:dPr>
+              <m:begChr m:val="("/>
+              <m:endChr m:val=")"/>
+              <m:sepChr m:val=""/>
+              <m:grow/>
+            </m:dPr>
+            <m:e>
+              <m:r>
+                <m:t>x</m:t>
+              </m:r>
+            </m:e>
+          </m:d>
+          <m:r>
+            <m:rPr>
+              <m:sty m:val="p"/>
+            </m:rPr>
+            <m:t>+</m:t>
+          </m:r>
+          <m:nary>
+            <m:naryPr>
+              <m:chr m:val="∑"/>
+              <m:limLoc m:val="undOvr"/>
+              <m:subHide m:val="off"/>
+              <m:supHide m:val="on"/>
+            </m:naryPr>
+            <m:sub>
+              <m:r>
+                <m:t>j</m:t>
+              </m:r>
+            </m:sub>
+            <m:sup>
+              <m:r>
+                <m:t>​</m:t>
+              </m:r>
+            </m:sup>
+            <m:e>
+              <m:sSub>
+                <m:e>
+                  <m:r>
+                    <m:t>λ</m:t>
+                  </m:r>
+                </m:e>
+                <m:sub>
+                  <m:r>
+                    <m:t>j</m:t>
+                  </m:r>
+                </m:sub>
+              </m:sSub>
+            </m:e>
+          </m:nary>
+          <m:r>
+            <m:rPr>
+              <m:sty m:val="p"/>
+            </m:rPr>
+            <m:t>max</m:t>
+          </m:r>
+          <m:d>
+            <m:dPr>
+              <m:begChr m:val="("/>
+              <m:endChr m:val=")"/>
+              <m:sepChr m:val=""/>
+              <m:grow/>
+            </m:dPr>
+            <m:e>
+              <m:r>
+                <m:t>0</m:t>
+              </m:r>
+              <m:r>
+                <m:rPr>
+                  <m:sty m:val="p"/>
+                </m:rPr>
+                <m:t>,</m:t>
+              </m:r>
+              <m:sSub>
+                <m:e>
+                  <m:r>
+                    <m:t>g</m:t>
+                  </m:r>
+                </m:e>
+                <m:sub>
+                  <m:r>
+                    <m:t>j</m:t>
+                  </m:r>
+                </m:sub>
+              </m:sSub>
+              <m:d>
+                <m:dPr>
+                  <m:begChr m:val="("/>
+                  <m:endChr m:val=")"/>
+                  <m:sepChr m:val=""/>
+                  <m:grow/>
+                </m:dPr>
+                <m:e>
+                  <m:r>
+                    <m:t>x</m:t>
+                  </m:r>
+                </m:e>
+              </m:d>
+            </m:e>
+          </m:d>
+        </m:oMath>
+      </m:oMathPara>
     </w:p>
     <w:p>
       <w:pPr>
         <w:pStyle w:val="Compact"/>
         <w:numPr>
           <w:ilvl w:val="1"/>
-          <w:numId w:val="1013"/>
+          <w:numId w:val="1000"/>
         </w:numPr>
       </w:pPr>
       <w:r>
-        <w:t xml:space="preserve">Ne nécessite pas de gradient (adaptée aux fonctions boîte noire)</w:t>
-      </w:r>
-    </w:p>
-    <w:p>
-      <w:pPr>
-        <w:pStyle w:val="Compact"/>
+        <w:t xml:space="preserve">où $ g_j(x)</w:t>
+      </w:r>
+      <w:r>
+        <w:t xml:space="preserve"> </w:t>
+      </w:r>
+      <w:r>
+        <w:t xml:space="preserve"> </w:t>
+      </w:r>
+      <w:r>
+        <w:t xml:space="preserve">$ sont les contraintes (ex. budget $ B $).</w:t>
+      </w:r>
+    </w:p>
+    <w:p>
+      <w:pPr>
         <w:numPr>
-          <w:ilvl w:val="1"/>
-          <w:numId w:val="1013"/>
+          <w:ilvl w:val="0"/>
+          <w:numId w:val="1014"/>
         </w:numPr>
       </w:pPr>
       <w:r>
-        <w:t xml:space="preserve">Convient aux variables continues (coordonnées des antennes)</w:t>
-      </w:r>
-    </w:p>
-    <w:bookmarkEnd w:id="105"/>
-    <w:bookmarkStart w:id="106" w:name="b-recherche-tabou"/>
-    <w:p>
-      <w:pPr>
-        <w:pStyle w:val="Heading3"/>
+        <w:t xml:space="preserve">Sans dérivée : Convient à la fonction objectif boîte noire, où $ U $, $ I $, et $ C $ dépendent de simulations complexes (ex. propagation avec modèle log-distance).</w:t>
+      </w:r>
+    </w:p>
+    <w:p>
+      <w:pPr>
+        <w:numPr>
+          <w:ilvl w:val="0"/>
+          <w:numId w:val="1014"/>
+        </w:numPr>
+      </w:pPr>
+      <w:r>
+        <w:t xml:space="preserve">Adapté aux variables continues : Idéal pour optimiser les coordonnées</w:t>
+      </w:r>
+      <w:r>
+        <w:t xml:space="preserve"> </w:t>
+      </w:r>
+      <m:oMath>
+        <m:d>
+          <m:dPr>
+            <m:begChr m:val="("/>
+            <m:endChr m:val=")"/>
+            <m:sepChr m:val=""/>
+            <m:grow/>
+          </m:dPr>
+          <m:e>
+            <m:sSub>
+              <m:e>
+                <m:r>
+                  <m:t>x</m:t>
+                </m:r>
+              </m:e>
+              <m:sub>
+                <m:r>
+                  <m:t>i</m:t>
+                </m:r>
+              </m:sub>
+            </m:sSub>
+            <m:r>
+              <m:rPr>
+                <m:sty m:val="p"/>
+              </m:rPr>
+              <m:t>,</m:t>
+            </m:r>
+            <m:sSub>
+              <m:e>
+                <m:r>
+                  <m:t>y</m:t>
+                </m:r>
+              </m:e>
+              <m:sub>
+                <m:r>
+                  <m:t>i</m:t>
+                </m:r>
+              </m:sub>
+            </m:sSub>
+          </m:e>
+        </m:d>
+      </m:oMath>
+      <w:r>
+        <w:t xml:space="preserve">, comme placer une antenne sur une colline à Kédougou pour maximiser la portée.</w:t>
+      </w:r>
+    </w:p>
+    <w:p>
+      <w:pPr>
+        <w:numPr>
+          <w:ilvl w:val="0"/>
+          <w:numId w:val="1014"/>
+        </w:numPr>
+      </w:pPr>
+      <w:r>
+        <w:t xml:space="preserve">Exploration adaptative : Le maillage s’ajuste dynamiquement, concentrant les efforts sur les zones prometteuses.</w:t>
+      </w:r>
+    </w:p>
+    <w:p>
+      <w:pPr>
+        <w:numPr>
+          <w:ilvl w:val="0"/>
+          <w:numId w:val="1014"/>
+        </w:numPr>
+      </w:pPr>
+      <w:r>
+        <w:rPr>
+          <w:b/>
+          <w:bCs/>
+        </w:rPr>
+        <w:t xml:space="preserve">Inconvénients</w:t>
+      </w:r>
+      <w:r>
+        <w:t xml:space="preserve"> </w:t>
+      </w:r>
+      <w:r>
+        <w:t xml:space="preserve">: - Coût computationnel : Chaque évaluation de $ f(x) $ nécessite une simulation de propagation (ex. calcul de SIR sur une grille), coûteuse pour de grandes régions comme Tambacounda (59 602 km²).</w:t>
+      </w:r>
+    </w:p>
+    <w:p>
+      <w:pPr>
+        <w:numPr>
+          <w:ilvl w:val="0"/>
+          <w:numId w:val="1014"/>
+        </w:numPr>
+      </w:pPr>
+      <w:r>
+        <w:t xml:space="preserve">Évolutivité limitée : Pour un grand nombre d’antennes ($ n</w:t>
+      </w:r>
+      <w:r>
+        <w:t xml:space="preserve"> </w:t>
+      </w:r>
+      <w:r>
+        <w:t xml:space="preserve"> </w:t>
+      </w:r>
+      <w:r>
+        <w:t xml:space="preserve">$), le nombre de points à évaluer explose, nécessitant une discrétisation initiale grossière.</w:t>
+      </w:r>
+    </w:p>
+    <w:p>
+      <w:pPr>
+        <w:numPr>
+          <w:ilvl w:val="0"/>
+          <w:numId w:val="1014"/>
+        </w:numPr>
+      </w:pPr>
+      <w:r>
+        <w:t xml:space="preserve">Optima locaux : MADS peut converger vers des solutions sous-optimales si l’initialisation est loin de l’optimum global.</w:t>
+      </w:r>
+    </w:p>
+    <w:bookmarkEnd w:id="76"/>
+    <w:bookmarkStart w:id="77" w:name="b-recherche-tabou"/>
+    <w:p>
+      <w:pPr>
+        <w:pStyle w:val="Titre3"/>
       </w:pPr>
       <w:r>
         <w:t xml:space="preserve">b) Recherche tabou</w:t>
@@ -7853,7 +10072,7 @@
         <w:pStyle w:val="Compact"/>
         <w:numPr>
           <w:ilvl w:val="0"/>
-          <w:numId w:val="1014"/>
+          <w:numId w:val="1016"/>
         </w:numPr>
       </w:pPr>
       <w:r>
@@ -7867,7 +10086,891 @@
         <w:t xml:space="preserve"> </w:t>
       </w:r>
       <w:r>
-        <w:t xml:space="preserve">: métaheuristique utilisant une mémoire pour éviter de revisiter les mêmes solutions.</w:t>
+        <w:t xml:space="preserve">: La Recherche Tabou est une métaheuristique pour les problèmes combinatoires, utilisant une liste tabou (mémoire à court terme) pour éviter de revisiter des solutions récentes, empêchant ainsi les cycles et favorisant l’évasion des minima locaux. Elle explore le voisinage d’une solution courante en effectuant des modifications mineures (ex. changer la fréquence d’une antenne) et choisit le meilleur mouvement, même s’il n’améliore pas immédiatement l’objectif.</w:t>
+      </w:r>
+      <w:r>
+        <w:t xml:space="preserve"> </w:t>
+      </w:r>
+      <w:r>
+        <w:t xml:space="preserve">Dans ce contexte, la Recherche Tabou optimise les variables discrètes : les fréquences $ f_i</w:t>
+      </w:r>
+      <w:r>
+        <w:t xml:space="preserve"> </w:t>
+      </w:r>
+      <w:r>
+        <w:t xml:space="preserve">F $ (ex. 900, 1800, 2100 MHz) et les niveaux de puissance $ p_i</w:t>
+      </w:r>
+      <w:r>
+        <w:t xml:space="preserve"> </w:t>
+      </w:r>
+      <w:r>
+        <w:t xml:space="preserve">{p_{</w:t>
+      </w:r>
+      <w:r>
+        <w:t xml:space="preserve">},</w:t>
+      </w:r>
+      <w:r>
+        <w:t xml:space="preserve"> </w:t>
+      </w:r>
+      <w:r>
+        <w:t xml:space="preserve">, p_{</w:t>
+      </w:r>
+      <w:r>
+        <w:t xml:space="preserve">}} $, pour minimiser les interférences tout en maintenant la couverture.</w:t>
+      </w:r>
+    </w:p>
+    <w:p>
+      <w:pPr>
+        <w:pStyle w:val="FirstParagraph"/>
+      </w:pPr>
+      <w:r>
+        <w:t xml:space="preserve">Formulation mathématique</w:t>
+      </w:r>
+      <w:r>
+        <w:t xml:space="preserve"> </w:t>
+      </w:r>
+      <w:r>
+        <w:t xml:space="preserve">Soit le sous-problème d’optimisation des fréquences et puissances, avec les emplacements</w:t>
+      </w:r>
+      <w:r>
+        <w:t xml:space="preserve"> </w:t>
+      </w:r>
+      <m:oMath>
+        <m:d>
+          <m:dPr>
+            <m:begChr m:val="("/>
+            <m:endChr m:val=")"/>
+            <m:sepChr m:val=""/>
+            <m:grow/>
+          </m:dPr>
+          <m:e>
+            <m:sSub>
+              <m:e>
+                <m:r>
+                  <m:t>x</m:t>
+                </m:r>
+              </m:e>
+              <m:sub>
+                <m:r>
+                  <m:t>i</m:t>
+                </m:r>
+              </m:sub>
+            </m:sSub>
+            <m:r>
+              <m:rPr>
+                <m:sty m:val="p"/>
+              </m:rPr>
+              <m:t>,</m:t>
+            </m:r>
+            <m:sSub>
+              <m:e>
+                <m:r>
+                  <m:t>y</m:t>
+                </m:r>
+              </m:e>
+              <m:sub>
+                <m:r>
+                  <m:t>i</m:t>
+                </m:r>
+              </m:sub>
+            </m:sSub>
+          </m:e>
+        </m:d>
+      </m:oMath>
+      <w:r>
+        <w:t xml:space="preserve"> </w:t>
+      </w:r>
+      <w:r>
+        <w:t xml:space="preserve">fixés :</w:t>
+      </w:r>
+    </w:p>
+    <w:p>
+      <w:pPr>
+        <w:pStyle w:val="Corpsdetexte"/>
+      </w:pPr>
+      <w:r>
+        <w:t xml:space="preserve">Fonction objectif :</w:t>
+      </w:r>
+    </w:p>
+    <w:p>
+      <w:pPr>
+        <w:pStyle w:val="Corpsdetexte"/>
+      </w:pPr>
+      <m:oMathPara>
+        <m:oMathParaPr>
+          <m:jc m:val="center"/>
+        </m:oMathParaPr>
+        <m:oMath>
+          <m:limLow>
+            <m:e>
+              <m:r>
+                <m:rPr>
+                  <m:sty m:val="p"/>
+                </m:rPr>
+                <m:t>min</m:t>
+              </m:r>
+            </m:e>
+            <m:lim>
+              <m:sSub>
+                <m:e>
+                  <m:r>
+                    <m:t>f</m:t>
+                  </m:r>
+                </m:e>
+                <m:sub>
+                  <m:r>
+                    <m:t>i</m:t>
+                  </m:r>
+                </m:sub>
+              </m:sSub>
+              <m:r>
+                <m:rPr>
+                  <m:sty m:val="p"/>
+                </m:rPr>
+                <m:t>,</m:t>
+              </m:r>
+              <m:sSub>
+                <m:e>
+                  <m:r>
+                    <m:t>p</m:t>
+                  </m:r>
+                </m:e>
+                <m:sub>
+                  <m:r>
+                    <m:t>i</m:t>
+                  </m:r>
+                </m:sub>
+              </m:sSub>
+            </m:lim>
+          </m:limLow>
+          <m:r>
+            <m:t> </m:t>
+          </m:r>
+          <m:r>
+            <m:t>f</m:t>
+          </m:r>
+          <m:d>
+            <m:dPr>
+              <m:begChr m:val="("/>
+              <m:endChr m:val=")"/>
+              <m:sepChr m:val=""/>
+              <m:grow/>
+            </m:dPr>
+            <m:e>
+              <m:r>
+                <m:t>f</m:t>
+              </m:r>
+              <m:r>
+                <m:rPr>
+                  <m:sty m:val="p"/>
+                </m:rPr>
+                <m:t>,</m:t>
+              </m:r>
+              <m:r>
+                <m:t>p</m:t>
+              </m:r>
+            </m:e>
+          </m:d>
+          <m:r>
+            <m:rPr>
+              <m:sty m:val="p"/>
+            </m:rPr>
+            <m:t>=</m:t>
+          </m:r>
+          <m:sSub>
+            <m:e>
+              <m:r>
+                <m:t>w</m:t>
+              </m:r>
+            </m:e>
+            <m:sub>
+              <m:r>
+                <m:t>2</m:t>
+              </m:r>
+            </m:sub>
+          </m:sSub>
+          <m:r>
+            <m:rPr>
+              <m:sty m:val="p"/>
+            </m:rPr>
+            <m:t>⋅</m:t>
+          </m:r>
+          <m:r>
+            <m:t>I</m:t>
+          </m:r>
+          <m:d>
+            <m:dPr>
+              <m:begChr m:val="("/>
+              <m:endChr m:val=")"/>
+              <m:sepChr m:val=""/>
+              <m:grow/>
+            </m:dPr>
+            <m:e>
+              <m:r>
+                <m:t>f</m:t>
+              </m:r>
+              <m:r>
+                <m:rPr>
+                  <m:sty m:val="p"/>
+                </m:rPr>
+                <m:t>,</m:t>
+              </m:r>
+              <m:r>
+                <m:t>p</m:t>
+              </m:r>
+            </m:e>
+          </m:d>
+          <m:r>
+            <m:rPr>
+              <m:sty m:val="p"/>
+            </m:rPr>
+            <m:t>+</m:t>
+          </m:r>
+          <m:sSub>
+            <m:e>
+              <m:r>
+                <m:t>w</m:t>
+              </m:r>
+            </m:e>
+            <m:sub>
+              <m:r>
+                <m:t>1</m:t>
+              </m:r>
+            </m:sub>
+          </m:sSub>
+          <m:r>
+            <m:rPr>
+              <m:sty m:val="p"/>
+            </m:rPr>
+            <m:t>⋅</m:t>
+          </m:r>
+          <m:r>
+            <m:t>U</m:t>
+          </m:r>
+          <m:d>
+            <m:dPr>
+              <m:begChr m:val="("/>
+              <m:endChr m:val=")"/>
+              <m:sepChr m:val=""/>
+              <m:grow/>
+            </m:dPr>
+            <m:e>
+              <m:r>
+                <m:t>x</m:t>
+              </m:r>
+              <m:r>
+                <m:rPr>
+                  <m:sty m:val="p"/>
+                </m:rPr>
+                <m:t>,</m:t>
+              </m:r>
+              <m:r>
+                <m:t>y</m:t>
+              </m:r>
+              <m:r>
+                <m:rPr>
+                  <m:sty m:val="p"/>
+                </m:rPr>
+                <m:t>,</m:t>
+              </m:r>
+              <m:r>
+                <m:t>p</m:t>
+              </m:r>
+            </m:e>
+          </m:d>
+          <m:r>
+            <m:rPr>
+              <m:sty m:val="p"/>
+            </m:rPr>
+            <m:t>+</m:t>
+          </m:r>
+          <m:sSub>
+            <m:e>
+              <m:r>
+                <m:t>w</m:t>
+              </m:r>
+            </m:e>
+            <m:sub>
+              <m:r>
+                <m:t>3</m:t>
+              </m:r>
+            </m:sub>
+          </m:sSub>
+          <m:r>
+            <m:rPr>
+              <m:sty m:val="p"/>
+            </m:rPr>
+            <m:t>⋅</m:t>
+          </m:r>
+          <m:r>
+            <m:t>C</m:t>
+          </m:r>
+          <m:d>
+            <m:dPr>
+              <m:begChr m:val="("/>
+              <m:endChr m:val=")"/>
+              <m:sepChr m:val=""/>
+              <m:grow/>
+            </m:dPr>
+            <m:e>
+              <m:r>
+                <m:t>x</m:t>
+              </m:r>
+              <m:r>
+                <m:rPr>
+                  <m:sty m:val="p"/>
+                </m:rPr>
+                <m:t>,</m:t>
+              </m:r>
+              <m:r>
+                <m:t>y</m:t>
+              </m:r>
+              <m:r>
+                <m:rPr>
+                  <m:sty m:val="p"/>
+                </m:rPr>
+                <m:t>,</m:t>
+              </m:r>
+              <m:r>
+                <m:t>p</m:t>
+              </m:r>
+            </m:e>
+          </m:d>
+        </m:oMath>
+      </m:oMathPara>
+    </w:p>
+    <w:p>
+      <w:pPr>
+        <w:pStyle w:val="FirstParagraph"/>
+      </w:pPr>
+      <w:r>
+        <w:t xml:space="preserve">où $ I(f, p) $ domine, car l’objectif principal est de réduire les interférences.</w:t>
+      </w:r>
+    </w:p>
+    <w:p>
+      <w:pPr>
+        <w:pStyle w:val="Corpsdetexte"/>
+      </w:pPr>
+      <w:r>
+        <w:t xml:space="preserve">Contraintes :</w:t>
+      </w:r>
+    </w:p>
+    <w:p>
+      <w:pPr>
+        <w:pStyle w:val="Corpsdetexte"/>
+      </w:pPr>
+      <w:r>
+        <w:t xml:space="preserve">Fréquences valides : $ f_i</w:t>
+      </w:r>
+      <w:r>
+        <w:t xml:space="preserve"> </w:t>
+      </w:r>
+      <w:r>
+        <w:t xml:space="preserve">F $.</w:t>
+      </w:r>
+      <w:r>
+        <w:t xml:space="preserve"> </w:t>
+      </w:r>
+      <w:r>
+        <w:t xml:space="preserve">Puissance : $ p_i^{</w:t>
+      </w:r>
+      <w:r>
+        <w:t xml:space="preserve">}</w:t>
+      </w:r>
+      <w:r>
+        <w:t xml:space="preserve"> </w:t>
+      </w:r>
+      <w:r>
+        <w:t xml:space="preserve">p_i</w:t>
+      </w:r>
+      <w:r>
+        <w:t xml:space="preserve"> </w:t>
+      </w:r>
+      <w:r>
+        <w:t xml:space="preserve">p_i^{</w:t>
+      </w:r>
+      <w:r>
+        <w:t xml:space="preserve">} $.</w:t>
+      </w:r>
+      <w:r>
+        <w:t xml:space="preserve"> </w:t>
+      </w:r>
+      <w:r>
+        <w:t xml:space="preserve">Interférences :</w:t>
+      </w:r>
+      <w:r>
+        <w:t xml:space="preserve"> </w:t>
+      </w:r>
+      <m:oMath>
+        <m:sSub>
+          <m:e>
+            <m:r>
+              <m:rPr>
+                <m:nor/>
+                <m:sty m:val="p"/>
+              </m:rPr>
+              <m:t>SIR</m:t>
+            </m:r>
+          </m:e>
+          <m:sub>
+            <m:r>
+              <m:t>i</m:t>
+            </m:r>
+            <m:r>
+              <m:t>j</m:t>
+            </m:r>
+          </m:sub>
+        </m:sSub>
+        <m:r>
+          <m:rPr>
+            <m:sty m:val="p"/>
+          </m:rPr>
+          <m:t>≥</m:t>
+        </m:r>
+        <m:r>
+          <m:t>θ</m:t>
+        </m:r>
+      </m:oMath>
+      <w:r>
+        <w:t xml:space="preserve"> </w:t>
+      </w:r>
+      <w:r>
+        <w:t xml:space="preserve">pour les antennes $ i, j $ partageant la même fréquence.</w:t>
+      </w:r>
+    </w:p>
+    <w:p>
+      <w:pPr>
+        <w:pStyle w:val="Corpsdetexte"/>
+      </w:pPr>
+      <w:r>
+        <w:t xml:space="preserve">Le voisinage d’une solution $ s = (f_1,</w:t>
+      </w:r>
+      <w:r>
+        <w:t xml:space="preserve"> </w:t>
+      </w:r>
+      <w:r>
+        <w:t xml:space="preserve">, f_n, p_1,</w:t>
+      </w:r>
+      <w:r>
+        <w:t xml:space="preserve"> </w:t>
+      </w:r>
+      <w:r>
+        <w:t xml:space="preserve">, p_n) $ est défini comme l’ensemble des solutions obtenues par un changement unique, par exemple :</w:t>
+      </w:r>
+    </w:p>
+    <w:p>
+      <w:pPr>
+        <w:pStyle w:val="Corpsdetexte"/>
+      </w:pPr>
+      <w:r>
+        <w:t xml:space="preserve">Changer $ f_i $ de 900 MHz à 1800 MHz.</w:t>
+      </w:r>
+      <w:r>
+        <w:t xml:space="preserve"> </w:t>
+      </w:r>
+      <w:r>
+        <w:t xml:space="preserve">Ajuster $ p_i $ d’un niveau discret (ex. de 20 W à 40 W).</w:t>
+      </w:r>
+      <w:r>
+        <w:t xml:space="preserve"> </w:t>
+      </w:r>
+      <w:r>
+        <w:t xml:space="preserve">Fonctionnement</w:t>
+      </w:r>
+    </w:p>
+    <w:p>
+      <w:pPr>
+        <w:pStyle w:val="Corpsdetexte"/>
+      </w:pPr>
+      <w:r>
+        <w:t xml:space="preserve">Initialisation :</w:t>
+      </w:r>
+    </w:p>
+    <w:p>
+      <w:pPr>
+        <w:pStyle w:val="Corpsdetexte"/>
+      </w:pPr>
+      <w:r>
+        <w:t xml:space="preserve">Choisir une solution initiale $ s_0 = (f_1,</w:t>
+      </w:r>
+      <w:r>
+        <w:t xml:space="preserve"> </w:t>
+      </w:r>
+      <w:r>
+        <w:t xml:space="preserve">, f_n, p_1,</w:t>
+      </w:r>
+      <w:r>
+        <w:t xml:space="preserve"> </w:t>
+      </w:r>
+      <w:r>
+        <w:t xml:space="preserve">, p_n) $, par exemple, attribuer des fréquences aléatoires dans $ F = {900, 1800, 2100} $ MHz.</w:t>
+      </w:r>
+      <w:r>
+        <w:t xml:space="preserve"> </w:t>
+      </w:r>
+      <w:r>
+        <w:t xml:space="preserve">Initialiser une liste tabou vide $ T =</w:t>
+      </w:r>
+      <w:r>
+        <w:t xml:space="preserve"> </w:t>
+      </w:r>
+      <w:r>
+        <w:t xml:space="preserve">$.</w:t>
+      </w:r>
+    </w:p>
+    <w:p>
+      <w:pPr>
+        <w:pStyle w:val="Corpsdetexte"/>
+      </w:pPr>
+      <w:r>
+        <w:t xml:space="preserve">Exploration du voisinage :</w:t>
+      </w:r>
+    </w:p>
+    <w:p>
+      <w:pPr>
+        <w:pStyle w:val="Corpsdetexte"/>
+      </w:pPr>
+      <w:r>
+        <w:t xml:space="preserve">Générer l’ensemble des voisins $ N(s_k) $ en modifiant une fréquence ou une puissance (ex. $ f_i: 900</w:t>
+      </w:r>
+      <w:r>
+        <w:t xml:space="preserve"> </w:t>
+      </w:r>
+      <w:r>
+        <w:t xml:space="preserve"> </w:t>
+      </w:r>
+      <w:r>
+        <w:t xml:space="preserve">$).</w:t>
+      </w:r>
+      <w:r>
+        <w:t xml:space="preserve"> </w:t>
+      </w:r>
+      <w:r>
+        <w:t xml:space="preserve">Évaluer $ f(s) $ pour chaque voisin, calculant $ I(f, p) $ via SIR :</w:t>
+      </w:r>
+    </w:p>
+    <w:p>
+      <w:pPr>
+        <w:pStyle w:val="Corpsdetexte"/>
+      </w:pPr>
+      <m:oMathPara>
+        <m:oMathParaPr>
+          <m:jc m:val="center"/>
+        </m:oMathParaPr>
+        <m:oMath>
+          <m:r>
+            <m:rPr>
+              <m:nor/>
+              <m:sty m:val="p"/>
+            </m:rPr>
+            <m:t>SIR</m:t>
+          </m:r>
+          <m:d>
+            <m:dPr>
+              <m:begChr m:val="("/>
+              <m:endChr m:val=")"/>
+              <m:sepChr m:val=""/>
+              <m:grow/>
+            </m:dPr>
+            <m:e>
+              <m:sSub>
+                <m:e>
+                  <m:r>
+                    <m:t>p</m:t>
+                  </m:r>
+                </m:e>
+                <m:sub>
+                  <m:r>
+                    <m:t>j</m:t>
+                  </m:r>
+                </m:sub>
+              </m:sSub>
+            </m:e>
+          </m:d>
+          <m:r>
+            <m:rPr>
+              <m:sty m:val="p"/>
+            </m:rPr>
+            <m:t>=</m:t>
+          </m:r>
+          <m:f>
+            <m:fPr>
+              <m:type m:val="bar"/>
+            </m:fPr>
+            <m:num>
+              <m:sSub>
+                <m:e>
+                  <m:r>
+                    <m:t>P</m:t>
+                  </m:r>
+                </m:e>
+                <m:sub>
+                  <m:sSub>
+                    <m:e>
+                      <m:r>
+                        <m:t>r</m:t>
+                      </m:r>
+                    </m:e>
+                    <m:sub>
+                      <m:r>
+                        <m:t>i</m:t>
+                      </m:r>
+                      <m:r>
+                        <m:t>j</m:t>
+                      </m:r>
+                    </m:sub>
+                  </m:sSub>
+                </m:sub>
+              </m:sSub>
+            </m:num>
+            <m:den>
+              <m:nary>
+                <m:naryPr>
+                  <m:chr m:val="∑"/>
+                  <m:limLoc m:val="undOvr"/>
+                  <m:subHide m:val="off"/>
+                  <m:supHide m:val="on"/>
+                </m:naryPr>
+                <m:sub>
+                  <m:r>
+                    <m:t>k</m:t>
+                  </m:r>
+                  <m:r>
+                    <m:rPr>
+                      <m:sty m:val="p"/>
+                    </m:rPr>
+                    <m:t>≠</m:t>
+                  </m:r>
+                  <m:r>
+                    <m:t>i</m:t>
+                  </m:r>
+                </m:sub>
+                <m:sup>
+                  <m:r>
+                    <m:t>​</m:t>
+                  </m:r>
+                </m:sup>
+                <m:e>
+                  <m:sSub>
+                    <m:e>
+                      <m:r>
+                        <m:t>P</m:t>
+                      </m:r>
+                    </m:e>
+                    <m:sub>
+                      <m:sSub>
+                        <m:e>
+                          <m:r>
+                            <m:t>r</m:t>
+                          </m:r>
+                        </m:e>
+                        <m:sub>
+                          <m:r>
+                            <m:t>k</m:t>
+                          </m:r>
+                          <m:r>
+                            <m:t>j</m:t>
+                          </m:r>
+                        </m:sub>
+                      </m:sSub>
+                    </m:sub>
+                  </m:sSub>
+                </m:e>
+              </m:nary>
+              <m:r>
+                <m:rPr>
+                  <m:sty m:val="p"/>
+                </m:rPr>
+                <m:t>+</m:t>
+              </m:r>
+              <m:sSub>
+                <m:e>
+                  <m:r>
+                    <m:t>P</m:t>
+                  </m:r>
+                </m:e>
+                <m:sub>
+                  <m:r>
+                    <m:t>N</m:t>
+                  </m:r>
+                </m:sub>
+              </m:sSub>
+            </m:den>
+          </m:f>
+        </m:oMath>
+      </m:oMathPara>
+    </w:p>
+    <w:p>
+      <w:pPr>
+        <w:pStyle w:val="FirstParagraph"/>
+      </w:pPr>
+      <w:r>
+        <w:t xml:space="preserve">où $ P_{r_{ij}} =</w:t>
+      </w:r>
+      <w:r>
+        <w:t xml:space="preserve"> </w:t>
+      </w:r>
+      <w:r>
+        <w:t xml:space="preserve"> </w:t>
+      </w:r>
+      <w:r>
+        <w:t xml:space="preserve">$ est la puissance reçue de l’antenne $ i $ au point $ j $.</w:t>
+      </w:r>
+    </w:p>
+    <w:p>
+      <w:pPr>
+        <w:pStyle w:val="Corpsdetexte"/>
+      </w:pPr>
+      <w:r>
+        <w:t xml:space="preserve">Liste tabou :</w:t>
+      </w:r>
+    </w:p>
+    <w:p>
+      <w:pPr>
+        <w:pStyle w:val="Corpsdetexte"/>
+      </w:pPr>
+      <w:r>
+        <w:t xml:space="preserve">Ajouter le mouvement choisi (ex.</w:t>
+      </w:r>
+      <w:r>
+        <w:t xml:space="preserve"> </w:t>
+      </w:r>
+      <w:r>
+        <w:t xml:space="preserve">“</w:t>
+      </w:r>
+      <w:r>
+        <w:t xml:space="preserve">changer $ f_1 $ à 1800 MHz</w:t>
+      </w:r>
+      <w:r>
+        <w:t xml:space="preserve">”</w:t>
+      </w:r>
+      <w:r>
+        <w:t xml:space="preserve">) à $ T $, avec une durée de tabou (ex. 5 itérations).</w:t>
+      </w:r>
+      <w:r>
+        <w:t xml:space="preserve"> </w:t>
+      </w:r>
+      <w:r>
+        <w:t xml:space="preserve">Ignorer les mouvements tabous sauf si un critère d’aspiration est satisfait (ex. amélioration</w:t>
+      </w:r>
+      <w:r>
+        <w:t xml:space="preserve"> </w:t>
+      </w:r>
+      <w:r>
+        <w:t xml:space="preserve">significative de $ f(s) $).</w:t>
+      </w:r>
+    </w:p>
+    <w:p>
+      <w:pPr>
+        <w:pStyle w:val="Corpsdetexte"/>
+      </w:pPr>
+      <w:r>
+        <w:t xml:space="preserve">Sélection du mouvement :</w:t>
+      </w:r>
+    </w:p>
+    <w:p>
+      <w:pPr>
+        <w:pStyle w:val="Corpsdetexte"/>
+      </w:pPr>
+      <w:r>
+        <w:t xml:space="preserve">Choisir le meilleur voisin non tabou $ s’</w:t>
+      </w:r>
+      <w:r>
+        <w:t xml:space="preserve"> </w:t>
+      </w:r>
+      <w:r>
+        <w:t xml:space="preserve">N(s_k) $ minimisant $ f(s) $, ou un voisin tabou si $ f(s’) &lt; f(s_{</w:t>
+      </w:r>
+      <w:r>
+        <w:t xml:space="preserve">}) $.</w:t>
+      </w:r>
+    </w:p>
+    <w:p>
+      <w:pPr>
+        <w:pStyle w:val="Corpsdetexte"/>
+      </w:pPr>
+      <w:r>
+        <w:t xml:space="preserve">Arrêt :</w:t>
+      </w:r>
+    </w:p>
+    <w:p>
+      <w:pPr>
+        <w:pStyle w:val="Corpsdetexte"/>
+      </w:pPr>
+      <w:r>
+        <w:t xml:space="preserve">Terminer après un nombre maximal d’itérations, si aucune amélioration n’est observée, ou si $ I(f, p) $ est suffisamment bas.</w:t>
+      </w:r>
+    </w:p>
+    <w:p>
+      <w:pPr>
+        <w:pStyle w:val="Corpsdetexte"/>
+      </w:pPr>
+      <w:r>
+        <w:t xml:space="preserve">Avantages</w:t>
+      </w:r>
+    </w:p>
+    <w:p>
+      <w:pPr>
+        <w:pStyle w:val="Corpsdetexte"/>
+      </w:pPr>
+      <w:r>
+        <w:t xml:space="preserve">Optimisation discrète : Idéal pour les fréquences (ex. choisir parmi 900, 1800 MHz) et puissances discrètes, courantes dans les réseaux mobiles.</w:t>
+      </w:r>
+      <w:r>
+        <w:t xml:space="preserve"> </w:t>
+      </w:r>
+      <w:r>
+        <w:t xml:space="preserve">Évasion des minima locaux : La liste tabou évite les cycles, et le critère d’aspiration permet d’explorer des solutions prometteuses.</w:t>
+      </w:r>
+      <w:r>
+        <w:t xml:space="preserve"> </w:t>
+      </w:r>
+      <w:r>
+        <w:t xml:space="preserve">Flexibilité : Intègre facilement des critères comme le coût énergétique (lié à $ p_i $) ou les réglementations (ex. bandes 5G à 3500 MHz).</w:t>
+      </w:r>
+      <w:r>
+        <w:t xml:space="preserve"> </w:t>
+      </w:r>
+      <w:r>
+        <w:t xml:space="preserve">Efficacité locale : Rapide pour ajuster les fréquences dans des zones semi-urbaines comme Matam, où les interférences sont fréquentes.</w:t>
+      </w:r>
+    </w:p>
+    <w:p>
+      <w:pPr>
+        <w:pStyle w:val="Corpsdetexte"/>
+      </w:pPr>
+      <w:r>
+        <w:t xml:space="preserve">Inconvénients</w:t>
+      </w:r>
+    </w:p>
+    <w:p>
+      <w:pPr>
+        <w:pStyle w:val="Corpsdetexte"/>
+      </w:pPr>
+      <w:r>
+        <w:t xml:space="preserve">Sensibilité aux paramètres : La taille de la liste tabou (ex. 5–10 itérations) et la définition du voisinage influencent fortement les performances.</w:t>
+      </w:r>
+      <w:r>
+        <w:t xml:space="preserve"> </w:t>
+      </w:r>
+      <w:r>
+        <w:t xml:space="preserve">Dépendance à l’initialisation : Une mauvaise attribution initiale (ex. toutes les antennes à 900 MHz) peut nécessiter de nombreuses itérations pour converger.</w:t>
+      </w:r>
+      <w:r>
+        <w:t xml:space="preserve"> </w:t>
+      </w:r>
+      <w:r>
+        <w:t xml:space="preserve">Coût computationnel : Évaluer tous les voisins peut être coûteux si $ |F| $ ou le nombre d’antennes est grand.</w:t>
+      </w:r>
+    </w:p>
+    <w:bookmarkEnd w:id="77"/>
+    <w:bookmarkStart w:id="78" w:name="c-approche-hybride"/>
+    <w:p>
+      <w:pPr>
+        <w:pStyle w:val="Titre3"/>
+      </w:pPr>
+      <w:r>
+        <w:t xml:space="preserve">c) Approche hybride</w:t>
       </w:r>
     </w:p>
     <w:p>
@@ -7875,97 +10978,7 @@
         <w:pStyle w:val="Compact"/>
         <w:numPr>
           <w:ilvl w:val="0"/>
-          <w:numId w:val="1014"/>
-        </w:numPr>
-      </w:pPr>
-      <w:r>
-        <w:rPr>
-          <w:b/>
-          <w:bCs/>
-        </w:rPr>
-        <w:t xml:space="preserve">Fonctionnement</w:t>
-      </w:r>
-      <w:r>
-        <w:t xml:space="preserve"> </w:t>
-      </w:r>
-      <w:r>
-        <w:t xml:space="preserve">: part d’une solution initiale, explore le voisinage (par ex. changement de fréquence d’une antenne), mais interdit temporairement certains mouvements.</w:t>
-      </w:r>
-    </w:p>
-    <w:p>
-      <w:pPr>
-        <w:pStyle w:val="Compact"/>
-        <w:numPr>
-          <w:ilvl w:val="0"/>
-          <w:numId w:val="1014"/>
-        </w:numPr>
-      </w:pPr>
-      <w:r>
-        <w:rPr>
-          <w:b/>
-          <w:bCs/>
-        </w:rPr>
-        <w:t xml:space="preserve">Avantages</w:t>
-      </w:r>
-      <w:r>
-        <w:t xml:space="preserve"> </w:t>
-      </w:r>
-      <w:r>
-        <w:t xml:space="preserve">:</w:t>
-      </w:r>
-    </w:p>
-    <w:p>
-      <w:pPr>
-        <w:pStyle w:val="Compact"/>
-        <w:numPr>
-          <w:ilvl w:val="1"/>
-          <w:numId w:val="1015"/>
-        </w:numPr>
-      </w:pPr>
-      <w:r>
-        <w:t xml:space="preserve">Très adapté aux espaces discrets (fréquences, puissances)</w:t>
-      </w:r>
-    </w:p>
-    <w:p>
-      <w:pPr>
-        <w:pStyle w:val="Compact"/>
-        <w:numPr>
-          <w:ilvl w:val="1"/>
-          <w:numId w:val="1015"/>
-        </w:numPr>
-      </w:pPr>
-      <w:r>
-        <w:t xml:space="preserve">Évite les cycles et minima locaux</w:t>
-      </w:r>
-    </w:p>
-    <w:p>
-      <w:pPr>
-        <w:pStyle w:val="Compact"/>
-        <w:numPr>
-          <w:ilvl w:val="1"/>
-          <w:numId w:val="1015"/>
-        </w:numPr>
-      </w:pPr>
-      <w:r>
-        <w:t xml:space="preserve">Permet d’introduire des critères supplémentaires (coût, interférence)</w:t>
-      </w:r>
-    </w:p>
-    <w:bookmarkEnd w:id="106"/>
-    <w:bookmarkStart w:id="107" w:name="c-approche-hybride"/>
-    <w:p>
-      <w:pPr>
-        <w:pStyle w:val="Heading3"/>
-      </w:pPr>
-      <w:r>
-        <w:t xml:space="preserve">c) Approche hybride</w:t>
-      </w:r>
-    </w:p>
-    <w:p>
-      <w:pPr>
-        <w:pStyle w:val="Compact"/>
-        <w:numPr>
-          <w:ilvl w:val="0"/>
-          <w:numId w:val="1016"/>
+          <w:numId w:val="1017"/>
         </w:numPr>
       </w:pPr>
       <w:r>
@@ -7987,7 +11000,7 @@
         <w:pStyle w:val="Compact"/>
         <w:numPr>
           <w:ilvl w:val="1"/>
-          <w:numId w:val="1017"/>
+          <w:numId w:val="1018"/>
         </w:numPr>
       </w:pPr>
       <w:r>
@@ -8015,7 +11028,7 @@
         <w:pStyle w:val="Compact"/>
         <w:numPr>
           <w:ilvl w:val="1"/>
-          <w:numId w:val="1017"/>
+          <w:numId w:val="1018"/>
         </w:numPr>
       </w:pPr>
       <w:r>
@@ -8043,7 +11056,7 @@
         <w:pStyle w:val="Compact"/>
         <w:numPr>
           <w:ilvl w:val="0"/>
-          <w:numId w:val="1016"/>
+          <w:numId w:val="1017"/>
         </w:numPr>
       </w:pPr>
       <w:r>
@@ -8067,12 +11080,12 @@
         </w:pict>
       </w:r>
     </w:p>
-    <w:bookmarkEnd w:id="107"/>
-    <w:bookmarkEnd w:id="108"/>
-    <w:bookmarkStart w:id="109" w:name="implémentation-concrète"/>
-    <w:p>
-      <w:pPr>
-        <w:pStyle w:val="Heading2"/>
+    <w:bookmarkEnd w:id="78"/>
+    <w:bookmarkEnd w:id="79"/>
+    <w:bookmarkStart w:id="80" w:name="implémentation-concrète"/>
+    <w:p>
+      <w:pPr>
+        <w:pStyle w:val="Titre2"/>
       </w:pPr>
       <w:r>
         <w:t xml:space="preserve">4. Implémentation concrète</w:t>
@@ -8090,7 +11103,7 @@
       <w:pPr>
         <w:numPr>
           <w:ilvl w:val="0"/>
-          <w:numId w:val="1018"/>
+          <w:numId w:val="1019"/>
         </w:numPr>
       </w:pPr>
       <w:r>
@@ -8111,7 +11124,7 @@
       <w:pPr>
         <w:numPr>
           <w:ilvl w:val="0"/>
-          <w:numId w:val="1018"/>
+          <w:numId w:val="1019"/>
         </w:numPr>
       </w:pPr>
       <w:r>
@@ -8132,7 +11145,7 @@
       <w:pPr>
         <w:numPr>
           <w:ilvl w:val="0"/>
-          <w:numId w:val="1018"/>
+          <w:numId w:val="1019"/>
         </w:numPr>
       </w:pPr>
       <w:r>
@@ -8154,7 +11167,7 @@
         <w:pStyle w:val="Compact"/>
         <w:numPr>
           <w:ilvl w:val="1"/>
-          <w:numId w:val="1019"/>
+          <w:numId w:val="1020"/>
         </w:numPr>
       </w:pPr>
       <w:r>
@@ -8166,7 +11179,7 @@
         <w:pStyle w:val="Compact"/>
         <w:numPr>
           <w:ilvl w:val="1"/>
-          <w:numId w:val="1019"/>
+          <w:numId w:val="1020"/>
         </w:numPr>
       </w:pPr>
       <w:r>
@@ -8178,7 +11191,7 @@
         <w:pStyle w:val="Compact"/>
         <w:numPr>
           <w:ilvl w:val="1"/>
-          <w:numId w:val="1019"/>
+          <w:numId w:val="1020"/>
         </w:numPr>
       </w:pPr>
       <w:r>
@@ -8189,7 +11202,7 @@
       <w:pPr>
         <w:numPr>
           <w:ilvl w:val="0"/>
-          <w:numId w:val="1018"/>
+          <w:numId w:val="1019"/>
         </w:numPr>
       </w:pPr>
       <w:r>
@@ -8211,7 +11224,7 @@
         <w:pStyle w:val="Compact"/>
         <w:numPr>
           <w:ilvl w:val="1"/>
-          <w:numId w:val="1020"/>
+          <w:numId w:val="1021"/>
         </w:numPr>
       </w:pPr>
       <w:r>
@@ -8223,7 +11236,7 @@
         <w:pStyle w:val="Compact"/>
         <w:numPr>
           <w:ilvl w:val="1"/>
-          <w:numId w:val="1020"/>
+          <w:numId w:val="1021"/>
         </w:numPr>
       </w:pPr>
       <w:r>
@@ -8235,7 +11248,7 @@
         <w:pStyle w:val="Compact"/>
         <w:numPr>
           <w:ilvl w:val="1"/>
-          <w:numId w:val="1020"/>
+          <w:numId w:val="1021"/>
         </w:numPr>
       </w:pPr>
       <w:r>
@@ -8246,7 +11259,7 @@
       <w:pPr>
         <w:numPr>
           <w:ilvl w:val="0"/>
-          <w:numId w:val="1018"/>
+          <w:numId w:val="1019"/>
         </w:numPr>
       </w:pPr>
       <w:r>
@@ -8268,7 +11281,7 @@
         <w:pStyle w:val="Compact"/>
         <w:numPr>
           <w:ilvl w:val="1"/>
-          <w:numId w:val="1021"/>
+          <w:numId w:val="1022"/>
         </w:numPr>
       </w:pPr>
       <w:r>
@@ -8280,7 +11293,7 @@
         <w:pStyle w:val="Compact"/>
         <w:numPr>
           <w:ilvl w:val="1"/>
-          <w:numId w:val="1021"/>
+          <w:numId w:val="1022"/>
         </w:numPr>
       </w:pPr>
       <w:r>
@@ -8308,9 +11321,16 @@
         <w:t xml:space="preserve">, tout en tenant compte des ressources limitées et de la qualité de service.</w:t>
       </w:r>
     </w:p>
-    <w:bookmarkEnd w:id="109"/>
-    <w:bookmarkEnd w:id="110"/>
-    <w:sectPr/>
+    <w:bookmarkEnd w:id="80"/>
+    <w:bookmarkEnd w:id="81"/>
+    <w:sectPr>
+      <w:footerReference r:id="rId10" w:type="even"/>
+      <w:footerReference r:id="rId9" w:type="default"/>
+      <w:pgSz w:h="15840" w:w="12240"/>
+      <w:pgMar w:bottom="1417" w:footer="720" w:gutter="0" w:header="720" w:left="1417" w:right="1417" w:top="1417"/>
+      <w:cols w:space="720"/>
+      <w:type w:val="continuous"/>
+    </w:sectPr>
   </w:body>
 </w:document>
 </file>
@@ -8319,6 +11339,123 @@
 <w:comments xmlns:w="http://schemas.openxmlformats.org/wordprocessingml/2006/main" xmlns:m="http://schemas.openxmlformats.org/officeDocument/2006/math" xmlns:r="http://schemas.openxmlformats.org/officeDocument/2006/relationships" xmlns:o="urn:schemas-microsoft-com:office:office" xmlns:v="urn:schemas-microsoft-com:vml" xmlns:w10="urn:schemas-microsoft-com:office:word" xmlns:a="http://schemas.openxmlformats.org/drawingml/2006/main" xmlns:pic="http://schemas.openxmlformats.org/drawingml/2006/picture" xmlns:wp="http://schemas.openxmlformats.org/drawingml/2006/wordprocessingDrawing"/>
 </file>
 
+<file path=word/footer1.xml><?xml version="1.0" encoding="utf-8"?>
+<w:ftr xmlns:wpc="http://schemas.microsoft.com/office/word/2010/wordprocessingCanvas" xmlns:cx="http://schemas.microsoft.com/office/drawing/2014/chartex" xmlns:cx1="http://schemas.microsoft.com/office/drawing/2015/9/8/chartex" xmlns:cx2="http://schemas.microsoft.com/office/drawing/2015/10/21/chartex" xmlns:cx3="http://schemas.microsoft.com/office/drawing/2016/5/9/chartex" xmlns:cx4="http://schemas.microsoft.com/office/drawing/2016/5/10/chartex" xmlns:cx5="http://schemas.microsoft.com/office/drawing/2016/5/11/chartex" xmlns:cx6="http://schemas.microsoft.com/office/drawing/2016/5/12/chartex" xmlns:cx7="http://schemas.microsoft.com/office/drawing/2016/5/13/chartex" xmlns:cx8="http://schemas.microsoft.com/office/drawing/2016/5/14/chartex" xmlns:mc="http://schemas.openxmlformats.org/markup-compatibility/2006" xmlns:aink="http://schemas.microsoft.com/office/drawing/2016/ink" xmlns:am3d="http://schemas.microsoft.com/office/drawing/2017/model3d" xmlns:o="urn:schemas-microsoft-com:office:office" xmlns:oel="http://schemas.microsoft.com/office/2019/extlst" xmlns:r="http://schemas.openxmlformats.org/officeDocument/2006/relationships" xmlns:m="http://schemas.openxmlformats.org/officeDocument/2006/math" xmlns:v="urn:schemas-microsoft-com:vml" xmlns:wp14="http://schemas.microsoft.com/office/word/2010/wordprocessingDrawing" xmlns:wp="http://schemas.openxmlformats.org/drawingml/2006/wordprocessingDrawing" xmlns:w10="urn:schemas-microsoft-com:office:word" xmlns:w="http://schemas.openxmlformats.org/wordprocessingml/2006/main" xmlns:w14="http://schemas.microsoft.com/office/word/2010/wordml" xmlns:w15="http://schemas.microsoft.com/office/word/2012/wordml" xmlns:w16cex="http://schemas.microsoft.com/office/word/2018/wordml/cex" xmlns:w16cid="http://schemas.microsoft.com/office/word/2016/wordml/cid" xmlns:w16="http://schemas.microsoft.com/office/word/2018/wordml" xmlns:w16sdtdh="http://schemas.microsoft.com/office/word/2020/wordml/sdtdatahash" xmlns:w16se="http://schemas.microsoft.com/office/word/2015/wordml/symex" xmlns:wpg="http://schemas.microsoft.com/office/word/2010/wordprocessingGroup" xmlns:wpi="http://schemas.microsoft.com/office/word/2010/wordprocessingInk" xmlns:wne="http://schemas.microsoft.com/office/word/2006/wordml" xmlns:wps="http://schemas.microsoft.com/office/word/2010/wordprocessingShape" mc:Ignorable="w14 w15 w16se w16cid w16 w16cex w16sdtdh wp14">
+  <w:sdt>
+    <w:sdtPr>
+      <w:rPr>
+        <w:rStyle w:val="Numrodepage"/>
+      </w:rPr>
+      <w:id w:val="1342282442"/>
+      <w:docPartObj>
+        <w:docPartGallery w:val="Page Numbers (Bottom of Page)"/>
+        <w:docPartUnique/>
+      </w:docPartObj>
+    </w:sdtPr>
+    <w:sdtContent>
+      <w:p>
+        <w:pPr>
+          <w:pStyle w:val="Pieddepage"/>
+          <w:framePr w:wrap="none" w:vAnchor="text" w:hAnchor="margin" w:xAlign="center" w:y="1"/>
+          <w:rPr>
+            <w:rStyle w:val="Numrodepage"/>
+          </w:rPr>
+        </w:pPr>
+        <w:r>
+          <w:rPr>
+            <w:rStyle w:val="Numrodepage"/>
+          </w:rPr>
+          <w:fldChar w:fldCharType="begin"/>
+        </w:r>
+        <w:r>
+          <w:rPr>
+            <w:rStyle w:val="Numrodepage"/>
+          </w:rPr>
+          <w:instrText xml:space="preserve"> PAGE </w:instrText>
+        </w:r>
+        <w:r>
+          <w:rPr>
+            <w:rStyle w:val="Numrodepage"/>
+          </w:rPr>
+          <w:fldChar w:fldCharType="end"/>
+        </w:r>
+      </w:p>
+    </w:sdtContent>
+  </w:sdt>
+  <w:p>
+    <w:pPr>
+      <w:pStyle w:val="Pieddepage"/>
+      <w:ind w:right="360" w:firstLine="360"/>
+    </w:pPr>
+  </w:p>
+</w:ftr>
+</file>
+
+<file path=word/footer2.xml><?xml version="1.0" encoding="utf-8"?>
+<w:ftr xmlns:wpc="http://schemas.microsoft.com/office/word/2010/wordprocessingCanvas" xmlns:cx="http://schemas.microsoft.com/office/drawing/2014/chartex" xmlns:cx1="http://schemas.microsoft.com/office/drawing/2015/9/8/chartex" xmlns:cx2="http://schemas.microsoft.com/office/drawing/2015/10/21/chartex" xmlns:cx3="http://schemas.microsoft.com/office/drawing/2016/5/9/chartex" xmlns:cx4="http://schemas.microsoft.com/office/drawing/2016/5/10/chartex" xmlns:cx5="http://schemas.microsoft.com/office/drawing/2016/5/11/chartex" xmlns:cx6="http://schemas.microsoft.com/office/drawing/2016/5/12/chartex" xmlns:cx7="http://schemas.microsoft.com/office/drawing/2016/5/13/chartex" xmlns:cx8="http://schemas.microsoft.com/office/drawing/2016/5/14/chartex" xmlns:mc="http://schemas.openxmlformats.org/markup-compatibility/2006" xmlns:aink="http://schemas.microsoft.com/office/drawing/2016/ink" xmlns:am3d="http://schemas.microsoft.com/office/drawing/2017/model3d" xmlns:o="urn:schemas-microsoft-com:office:office" xmlns:oel="http://schemas.microsoft.com/office/2019/extlst" xmlns:r="http://schemas.openxmlformats.org/officeDocument/2006/relationships" xmlns:m="http://schemas.openxmlformats.org/officeDocument/2006/math" xmlns:v="urn:schemas-microsoft-com:vml" xmlns:wp14="http://schemas.microsoft.com/office/word/2010/wordprocessingDrawing" xmlns:wp="http://schemas.openxmlformats.org/drawingml/2006/wordprocessingDrawing" xmlns:w10="urn:schemas-microsoft-com:office:word" xmlns:w="http://schemas.openxmlformats.org/wordprocessingml/2006/main" xmlns:w14="http://schemas.microsoft.com/office/word/2010/wordml" xmlns:w15="http://schemas.microsoft.com/office/word/2012/wordml" xmlns:w16cex="http://schemas.microsoft.com/office/word/2018/wordml/cex" xmlns:w16cid="http://schemas.microsoft.com/office/word/2016/wordml/cid" xmlns:w16="http://schemas.microsoft.com/office/word/2018/wordml" xmlns:w16sdtdh="http://schemas.microsoft.com/office/word/2020/wordml/sdtdatahash" xmlns:w16se="http://schemas.microsoft.com/office/word/2015/wordml/symex" xmlns:wpg="http://schemas.microsoft.com/office/word/2010/wordprocessingGroup" xmlns:wpi="http://schemas.microsoft.com/office/word/2010/wordprocessingInk" xmlns:wne="http://schemas.microsoft.com/office/word/2006/wordml" xmlns:wps="http://schemas.microsoft.com/office/word/2010/wordprocessingShape" mc:Ignorable="w14 w15 w16se w16cid w16 w16cex w16sdtdh wp14">
+  <w:sdt>
+    <w:sdtPr>
+      <w:rPr>
+        <w:rStyle w:val="Numrodepage"/>
+      </w:rPr>
+      <w:id w:val="928616856"/>
+      <w:docPartObj>
+        <w:docPartGallery w:val="Page Numbers (Bottom of Page)"/>
+        <w:docPartUnique/>
+      </w:docPartObj>
+    </w:sdtPr>
+    <w:sdtContent>
+      <w:p>
+        <w:pPr>
+          <w:pStyle w:val="Pieddepage"/>
+          <w:framePr w:wrap="none" w:vAnchor="text" w:hAnchor="margin" w:xAlign="center" w:y="1"/>
+          <w:rPr>
+            <w:rStyle w:val="Numrodepage"/>
+          </w:rPr>
+        </w:pPr>
+        <w:r>
+          <w:rPr>
+            <w:rStyle w:val="Numrodepage"/>
+          </w:rPr>
+          <w:fldChar w:fldCharType="begin"/>
+        </w:r>
+        <w:r>
+          <w:rPr>
+            <w:rStyle w:val="Numrodepage"/>
+          </w:rPr>
+          <w:instrText xml:space="preserve"> PAGE </w:instrText>
+        </w:r>
+        <w:r>
+          <w:rPr>
+            <w:rStyle w:val="Numrodepage"/>
+          </w:rPr>
+          <w:fldChar w:fldCharType="separate"/>
+        </w:r>
+        <w:r>
+          <w:rPr>
+            <w:rStyle w:val="Numrodepage"/>
+            <w:noProof/>
+          </w:rPr>
+          <w:t>2</w:t>
+        </w:r>
+        <w:r>
+          <w:rPr>
+            <w:rStyle w:val="Numrodepage"/>
+          </w:rPr>
+          <w:fldChar w:fldCharType="end"/>
+        </w:r>
+      </w:p>
+    </w:sdtContent>
+  </w:sdt>
+  <w:p>
+    <w:pPr>
+      <w:pStyle w:val="Pieddepage"/>
+      <w:ind w:right="360" w:firstLine="360"/>
+    </w:pPr>
+  </w:p>
+</w:ftr>
+</file>
+
 <file path=word/footnotes.xml><?xml version="1.0" encoding="utf-8"?>
 <w:footnotes xmlns:w="http://schemas.openxmlformats.org/wordprocessingml/2006/main" xmlns:m="http://schemas.openxmlformats.org/officeDocument/2006/math" xmlns:r="http://schemas.openxmlformats.org/officeDocument/2006/relationships" xmlns:o="urn:schemas-microsoft-com:office:office" xmlns:v="urn:schemas-microsoft-com:vml" xmlns:w10="urn:schemas-microsoft-com:office:word" xmlns:a="http://schemas.openxmlformats.org/drawingml/2006/main" xmlns:pic="http://schemas.openxmlformats.org/drawingml/2006/picture" xmlns:wp="http://schemas.openxmlformats.org/drawingml/2006/wordprocessingDrawing">
   <w:footnote w:type="continuationSeparator" w:id="0">
@@ -8339,7 +11476,1370 @@
 </file>
 
 <file path=word/numbering.xml><?xml version="1.0" encoding="utf-8"?>
-<w:numbering xmlns:w="http://schemas.openxmlformats.org/wordprocessingml/2006/main">
+<w:numbering xmlns:aink="http://schemas.microsoft.com/office/drawing/2016/ink" xmlns:am3d="http://schemas.microsoft.com/office/drawing/2017/model3d" xmlns:cx="http://schemas.microsoft.com/office/drawing/2014/chartex" xmlns:cx1="http://schemas.microsoft.com/office/drawing/2015/9/8/chartex" xmlns:cx2="http://schemas.microsoft.com/office/drawing/2015/10/21/chartex" xmlns:cx3="http://schemas.microsoft.com/office/drawing/2016/5/9/chartex" xmlns:cx4="http://schemas.microsoft.com/office/drawing/2016/5/10/chartex" xmlns:cx5="http://schemas.microsoft.com/office/drawing/2016/5/11/chartex" xmlns:cx6="http://schemas.microsoft.com/office/drawing/2016/5/12/chartex" xmlns:cx7="http://schemas.microsoft.com/office/drawing/2016/5/13/chartex" xmlns:cx8="http://schemas.microsoft.com/office/drawing/2016/5/14/chartex" xmlns:m="http://schemas.openxmlformats.org/officeDocument/2006/math" xmlns:mc="http://schemas.openxmlformats.org/markup-compatibility/2006" xmlns:o="urn:schemas-microsoft-com:office:office" xmlns:oel="http://schemas.microsoft.com/office/2019/extlst" xmlns:r="http://schemas.openxmlformats.org/officeDocument/2006/relationships" xmlns:v="urn:schemas-microsoft-com:vml" xmlns:w="http://schemas.openxmlformats.org/wordprocessingml/2006/main" xmlns:w10="urn:schemas-microsoft-com:office:word" xmlns:w14="http://schemas.microsoft.com/office/word/2010/wordml" xmlns:w15="http://schemas.microsoft.com/office/word/2012/wordml" xmlns:w16="http://schemas.microsoft.com/office/word/2018/wordml" xmlns:w16cex="http://schemas.microsoft.com/office/word/2018/wordml/cex" xmlns:w16cid="http://schemas.microsoft.com/office/word/2016/wordml/cid" xmlns:w16sdtdh="http://schemas.microsoft.com/office/word/2020/wordml/sdtdatahash" xmlns:w16se="http://schemas.microsoft.com/office/word/2015/wordml/symex" xmlns:wne="http://schemas.microsoft.com/office/word/2006/wordml" xmlns:wp="http://schemas.openxmlformats.org/drawingml/2006/wordprocessingDrawing" xmlns:wp14="http://schemas.microsoft.com/office/word/2010/wordprocessingDrawing" xmlns:wpc="http://schemas.microsoft.com/office/word/2010/wordprocessingCanvas" xmlns:wpg="http://schemas.microsoft.com/office/word/2010/wordprocessingGroup" xmlns:wpi="http://schemas.microsoft.com/office/word/2010/wordprocessingInk" xmlns:wps="http://schemas.microsoft.com/office/word/2010/wordprocessingShape" mc:Ignorable="w14 w15 w16se w16cid w16 w16cex w16sdtdh wp14">
+  <w:abstractNum w15:restartNumberingAfterBreak="0" w:abstractNumId="0">
+    <w:nsid w:val="FFFFFF7C"/>
+    <w:multiLevelType w:val="singleLevel"/>
+    <w:tmpl w:val="72BCF93C"/>
+    <w:lvl w:ilvl="0">
+      <w:start w:val="1"/>
+      <w:numFmt w:val="decimal"/>
+      <w:lvlText w:val="%1."/>
+      <w:lvlJc w:val="left"/>
+      <w:pPr>
+        <w:tabs>
+          <w:tab w:pos="1492" w:val="num"/>
+        </w:tabs>
+        <w:ind w:hanging="360" w:left="1492"/>
+      </w:pPr>
+    </w:lvl>
+  </w:abstractNum>
+  <w:abstractNum w15:restartNumberingAfterBreak="0" w:abstractNumId="1">
+    <w:nsid w:val="FFFFFF7D"/>
+    <w:multiLevelType w:val="singleLevel"/>
+    <w:tmpl w:val="DB6426B4"/>
+    <w:lvl w:ilvl="0">
+      <w:start w:val="1"/>
+      <w:numFmt w:val="decimal"/>
+      <w:lvlText w:val="%1."/>
+      <w:lvlJc w:val="left"/>
+      <w:pPr>
+        <w:tabs>
+          <w:tab w:pos="1209" w:val="num"/>
+        </w:tabs>
+        <w:ind w:hanging="360" w:left="1209"/>
+      </w:pPr>
+    </w:lvl>
+  </w:abstractNum>
+  <w:abstractNum w15:restartNumberingAfterBreak="0" w:abstractNumId="2">
+    <w:nsid w:val="FFFFFF7E"/>
+    <w:multiLevelType w:val="singleLevel"/>
+    <w:tmpl w:val="980EB69C"/>
+    <w:lvl w:ilvl="0">
+      <w:start w:val="1"/>
+      <w:numFmt w:val="decimal"/>
+      <w:lvlText w:val="%1."/>
+      <w:lvlJc w:val="left"/>
+      <w:pPr>
+        <w:tabs>
+          <w:tab w:pos="926" w:val="num"/>
+        </w:tabs>
+        <w:ind w:hanging="360" w:left="926"/>
+      </w:pPr>
+    </w:lvl>
+  </w:abstractNum>
+  <w:abstractNum w15:restartNumberingAfterBreak="0" w:abstractNumId="3">
+    <w:nsid w:val="FFFFFF7F"/>
+    <w:multiLevelType w:val="singleLevel"/>
+    <w:tmpl w:val="428C5C96"/>
+    <w:lvl w:ilvl="0">
+      <w:start w:val="1"/>
+      <w:numFmt w:val="decimal"/>
+      <w:lvlText w:val="%1."/>
+      <w:lvlJc w:val="left"/>
+      <w:pPr>
+        <w:tabs>
+          <w:tab w:pos="643" w:val="num"/>
+        </w:tabs>
+        <w:ind w:hanging="360" w:left="643"/>
+      </w:pPr>
+    </w:lvl>
+  </w:abstractNum>
+  <w:abstractNum w15:restartNumberingAfterBreak="0" w:abstractNumId="4">
+    <w:nsid w:val="FFFFFF80"/>
+    <w:multiLevelType w:val="singleLevel"/>
+    <w:tmpl w:val="034A7C7C"/>
+    <w:lvl w:ilvl="0">
+      <w:start w:val="1"/>
+      <w:numFmt w:val="bullet"/>
+      <w:lvlText w:val=""/>
+      <w:lvlJc w:val="left"/>
+      <w:pPr>
+        <w:tabs>
+          <w:tab w:pos="1492" w:val="num"/>
+        </w:tabs>
+        <w:ind w:hanging="360" w:left="1492"/>
+      </w:pPr>
+      <w:rPr>
+        <w:rFonts w:ascii="Symbol" w:cs="Symbol" w:hAnsi="Symbol" w:hint="default"/>
+      </w:rPr>
+    </w:lvl>
+  </w:abstractNum>
+  <w:abstractNum w15:restartNumberingAfterBreak="0" w:abstractNumId="5">
+    <w:nsid w:val="FFFFFF81"/>
+    <w:multiLevelType w:val="singleLevel"/>
+    <w:tmpl w:val="A412B48C"/>
+    <w:lvl w:ilvl="0">
+      <w:start w:val="1"/>
+      <w:numFmt w:val="bullet"/>
+      <w:lvlText w:val=""/>
+      <w:lvlJc w:val="left"/>
+      <w:pPr>
+        <w:tabs>
+          <w:tab w:pos="1209" w:val="num"/>
+        </w:tabs>
+        <w:ind w:hanging="360" w:left="1209"/>
+      </w:pPr>
+      <w:rPr>
+        <w:rFonts w:ascii="Symbol" w:hAnsi="Symbol" w:hint="default"/>
+      </w:rPr>
+    </w:lvl>
+  </w:abstractNum>
+  <w:abstractNum w15:restartNumberingAfterBreak="0" w:abstractNumId="6">
+    <w:nsid w:val="FFFFFF82"/>
+    <w:multiLevelType w:val="singleLevel"/>
+    <w:tmpl w:val="66680BDE"/>
+    <w:lvl w:ilvl="0">
+      <w:start w:val="1"/>
+      <w:numFmt w:val="bullet"/>
+      <w:lvlText w:val=""/>
+      <w:lvlJc w:val="left"/>
+      <w:pPr>
+        <w:tabs>
+          <w:tab w:pos="926" w:val="num"/>
+        </w:tabs>
+        <w:ind w:hanging="360" w:left="926"/>
+      </w:pPr>
+      <w:rPr>
+        <w:rFonts w:ascii="Symbol" w:hAnsi="Symbol" w:hint="default"/>
+      </w:rPr>
+    </w:lvl>
+  </w:abstractNum>
+  <w:abstractNum w15:restartNumberingAfterBreak="0" w:abstractNumId="7">
+    <w:nsid w:val="FFFFFF83"/>
+    <w:multiLevelType w:val="singleLevel"/>
+    <w:tmpl w:val="2FD21302"/>
+    <w:lvl w:ilvl="0">
+      <w:start w:val="1"/>
+      <w:numFmt w:val="bullet"/>
+      <w:lvlText w:val=""/>
+      <w:lvlJc w:val="left"/>
+      <w:pPr>
+        <w:tabs>
+          <w:tab w:pos="643" w:val="num"/>
+        </w:tabs>
+        <w:ind w:hanging="360" w:left="643"/>
+      </w:pPr>
+      <w:rPr>
+        <w:rFonts w:ascii="Symbol" w:hAnsi="Symbol" w:hint="default"/>
+      </w:rPr>
+    </w:lvl>
+  </w:abstractNum>
+  <w:abstractNum w15:restartNumberingAfterBreak="0" w:abstractNumId="8">
+    <w:nsid w:val="FFFFFF88"/>
+    <w:multiLevelType w:val="singleLevel"/>
+    <w:tmpl w:val="F5AE942E"/>
+    <w:lvl w:ilvl="0">
+      <w:start w:val="1"/>
+      <w:numFmt w:val="decimal"/>
+      <w:lvlText w:val="%1."/>
+      <w:lvlJc w:val="left"/>
+      <w:pPr>
+        <w:tabs>
+          <w:tab w:pos="360" w:val="num"/>
+        </w:tabs>
+        <w:ind w:hanging="360" w:left="360"/>
+      </w:pPr>
+    </w:lvl>
+  </w:abstractNum>
+  <w:abstractNum w15:restartNumberingAfterBreak="0" w:abstractNumId="9">
+    <w:nsid w:val="FFFFFF89"/>
+    <w:multiLevelType w:val="singleLevel"/>
+    <w:tmpl w:val="09B4C3AA"/>
+    <w:lvl w:ilvl="0">
+      <w:start w:val="1"/>
+      <w:numFmt w:val="bullet"/>
+      <w:lvlText w:val=""/>
+      <w:lvlJc w:val="left"/>
+      <w:pPr>
+        <w:tabs>
+          <w:tab w:pos="360" w:val="num"/>
+        </w:tabs>
+        <w:ind w:hanging="360" w:left="360"/>
+      </w:pPr>
+      <w:rPr>
+        <w:rFonts w:ascii="Symbol" w:hAnsi="Symbol" w:hint="default"/>
+      </w:rPr>
+    </w:lvl>
+  </w:abstractNum>
+  <w:abstractNum w15:restartNumberingAfterBreak="0" w:abstractNumId="10">
+    <w:nsid w:val="0BC657B3"/>
+    <w:multiLevelType w:val="multilevel"/>
+    <w:tmpl w:val="040C001D"/>
+    <w:numStyleLink w:val="Defaultul"/>
+  </w:abstractNum>
+  <w:abstractNum w15:restartNumberingAfterBreak="0" w:abstractNumId="11">
+    <w:nsid w:val="15370A07"/>
+    <w:multiLevelType w:val="multilevel"/>
+    <w:tmpl w:val="040C001D"/>
+    <w:lvl w:ilvl="0">
+      <w:start w:val="1"/>
+      <w:numFmt w:val="decimal"/>
+      <w:lvlText w:val="%1)"/>
+      <w:lvlJc w:val="left"/>
+      <w:pPr>
+        <w:ind w:hanging="360" w:left="360"/>
+      </w:pPr>
+    </w:lvl>
+    <w:lvl w:ilvl="1">
+      <w:start w:val="1"/>
+      <w:numFmt w:val="lowerLetter"/>
+      <w:lvlText w:val="%2)"/>
+      <w:lvlJc w:val="left"/>
+      <w:pPr>
+        <w:ind w:hanging="360" w:left="720"/>
+      </w:pPr>
+    </w:lvl>
+    <w:lvl w:ilvl="2">
+      <w:start w:val="1"/>
+      <w:numFmt w:val="lowerRoman"/>
+      <w:lvlText w:val="%3)"/>
+      <w:lvlJc w:val="left"/>
+      <w:pPr>
+        <w:ind w:hanging="360" w:left="1080"/>
+      </w:pPr>
+    </w:lvl>
+    <w:lvl w:ilvl="3">
+      <w:start w:val="1"/>
+      <w:numFmt w:val="decimal"/>
+      <w:lvlText w:val="(%4)"/>
+      <w:lvlJc w:val="left"/>
+      <w:pPr>
+        <w:ind w:hanging="360" w:left="1440"/>
+      </w:pPr>
+    </w:lvl>
+    <w:lvl w:ilvl="4">
+      <w:start w:val="1"/>
+      <w:numFmt w:val="lowerLetter"/>
+      <w:lvlText w:val="(%5)"/>
+      <w:lvlJc w:val="left"/>
+      <w:pPr>
+        <w:ind w:hanging="360" w:left="1800"/>
+      </w:pPr>
+    </w:lvl>
+    <w:lvl w:ilvl="5">
+      <w:start w:val="1"/>
+      <w:numFmt w:val="lowerRoman"/>
+      <w:lvlText w:val="(%6)"/>
+      <w:lvlJc w:val="left"/>
+      <w:pPr>
+        <w:ind w:hanging="360" w:left="2160"/>
+      </w:pPr>
+    </w:lvl>
+    <w:lvl w:ilvl="6">
+      <w:start w:val="1"/>
+      <w:numFmt w:val="decimal"/>
+      <w:lvlText w:val="%7."/>
+      <w:lvlJc w:val="left"/>
+      <w:pPr>
+        <w:ind w:hanging="360" w:left="2520"/>
+      </w:pPr>
+    </w:lvl>
+    <w:lvl w:ilvl="7">
+      <w:start w:val="1"/>
+      <w:numFmt w:val="lowerLetter"/>
+      <w:lvlText w:val="%8."/>
+      <w:lvlJc w:val="left"/>
+      <w:pPr>
+        <w:ind w:hanging="360" w:left="2880"/>
+      </w:pPr>
+    </w:lvl>
+    <w:lvl w:ilvl="8">
+      <w:start w:val="1"/>
+      <w:numFmt w:val="lowerRoman"/>
+      <w:lvlText w:val="%9."/>
+      <w:lvlJc w:val="left"/>
+      <w:pPr>
+        <w:ind w:hanging="360" w:left="3240"/>
+      </w:pPr>
+    </w:lvl>
+  </w:abstractNum>
+  <w:abstractNum w15:restartNumberingAfterBreak="0" w:abstractNumId="12">
+    <w:nsid w:val="170CD2DE"/>
+    <w:multiLevelType w:val="multilevel"/>
+    <w:tmpl w:val="A94065D6"/>
+    <w:lvl w:ilvl="0">
+      <w:numFmt w:val="bullet"/>
+      <w:lvlText w:val=" "/>
+      <w:lvlJc w:val="left"/>
+      <w:pPr>
+        <w:tabs>
+          <w:tab w:pos="0" w:val="num"/>
+        </w:tabs>
+        <w:ind w:hanging="480" w:left="480"/>
+      </w:pPr>
+    </w:lvl>
+    <w:lvl w:ilvl="1">
+      <w:numFmt w:val="bullet"/>
+      <w:lvlText w:val=" "/>
+      <w:lvlJc w:val="left"/>
+      <w:pPr>
+        <w:tabs>
+          <w:tab w:pos="720" w:val="num"/>
+        </w:tabs>
+        <w:ind w:hanging="480" w:left="1200"/>
+      </w:pPr>
+    </w:lvl>
+    <w:lvl w:ilvl="2">
+      <w:numFmt w:val="bullet"/>
+      <w:lvlText w:val=" "/>
+      <w:lvlJc w:val="left"/>
+      <w:pPr>
+        <w:tabs>
+          <w:tab w:pos="1440" w:val="num"/>
+        </w:tabs>
+        <w:ind w:hanging="480" w:left="1920"/>
+      </w:pPr>
+    </w:lvl>
+    <w:lvl w:ilvl="3">
+      <w:numFmt w:val="bullet"/>
+      <w:lvlText w:val=" "/>
+      <w:lvlJc w:val="left"/>
+      <w:pPr>
+        <w:tabs>
+          <w:tab w:pos="2160" w:val="num"/>
+        </w:tabs>
+        <w:ind w:hanging="480" w:left="2640"/>
+      </w:pPr>
+    </w:lvl>
+    <w:lvl w:ilvl="4">
+      <w:numFmt w:val="bullet"/>
+      <w:lvlText w:val=" "/>
+      <w:lvlJc w:val="left"/>
+      <w:pPr>
+        <w:tabs>
+          <w:tab w:pos="2880" w:val="num"/>
+        </w:tabs>
+        <w:ind w:hanging="480" w:left="3360"/>
+      </w:pPr>
+    </w:lvl>
+    <w:lvl w:ilvl="5">
+      <w:numFmt w:val="bullet"/>
+      <w:lvlText w:val=" "/>
+      <w:lvlJc w:val="left"/>
+      <w:pPr>
+        <w:tabs>
+          <w:tab w:pos="3600" w:val="num"/>
+        </w:tabs>
+        <w:ind w:hanging="480" w:left="4080"/>
+      </w:pPr>
+    </w:lvl>
+    <w:lvl w:ilvl="6">
+      <w:numFmt w:val="bullet"/>
+      <w:lvlText w:val=" "/>
+      <w:lvlJc w:val="left"/>
+      <w:pPr>
+        <w:tabs>
+          <w:tab w:pos="4320" w:val="num"/>
+        </w:tabs>
+        <w:ind w:hanging="480" w:left="4800"/>
+      </w:pPr>
+    </w:lvl>
+    <w:lvl w:ilvl="7">
+      <w:numFmt w:val="bullet"/>
+      <w:lvlText w:val=" "/>
+      <w:lvlJc w:val="left"/>
+      <w:pPr>
+        <w:tabs>
+          <w:tab w:pos="5040" w:val="num"/>
+        </w:tabs>
+        <w:ind w:hanging="480" w:left="5520"/>
+      </w:pPr>
+    </w:lvl>
+    <w:lvl w:ilvl="8">
+      <w:numFmt w:val="bullet"/>
+      <w:lvlText w:val=" "/>
+      <w:lvlJc w:val="left"/>
+      <w:pPr>
+        <w:tabs>
+          <w:tab w:pos="5760" w:val="num"/>
+        </w:tabs>
+        <w:ind w:hanging="480" w:left="6240"/>
+      </w:pPr>
+    </w:lvl>
+  </w:abstractNum>
+  <w:abstractNum w15:restartNumberingAfterBreak="0" w:abstractNumId="13">
+    <w:nsid w:val="1A8E7783"/>
+    <w:multiLevelType w:val="multilevel"/>
+    <w:tmpl w:val="745A1C10"/>
+    <w:lvl w:ilvl="0">
+      <w:start w:val="1"/>
+      <w:numFmt w:val="decimal"/>
+      <w:lvlText w:val="%1."/>
+      <w:lvlJc w:val="left"/>
+      <w:pPr>
+        <w:ind w:hanging="360" w:left="360"/>
+      </w:pPr>
+    </w:lvl>
+    <w:lvl w:ilvl="1">
+      <w:start w:val="1"/>
+      <w:numFmt w:val="decimal"/>
+      <w:lvlText w:val="%1.%2."/>
+      <w:lvlJc w:val="left"/>
+      <w:pPr>
+        <w:ind w:hanging="432" w:left="792"/>
+      </w:pPr>
+    </w:lvl>
+    <w:lvl w:ilvl="2">
+      <w:start w:val="1"/>
+      <w:numFmt w:val="decimal"/>
+      <w:lvlText w:val="%1.%2.%3."/>
+      <w:lvlJc w:val="left"/>
+      <w:pPr>
+        <w:ind w:hanging="504" w:left="1224"/>
+      </w:pPr>
+    </w:lvl>
+    <w:lvl w:ilvl="3">
+      <w:start w:val="1"/>
+      <w:numFmt w:val="decimal"/>
+      <w:lvlText w:val="%1.%2.%3.%4."/>
+      <w:lvlJc w:val="left"/>
+      <w:pPr>
+        <w:ind w:hanging="648" w:left="1728"/>
+      </w:pPr>
+    </w:lvl>
+    <w:lvl w:ilvl="4">
+      <w:start w:val="1"/>
+      <w:numFmt w:val="decimal"/>
+      <w:lvlText w:val="%1.%2.%3.%4.%5."/>
+      <w:lvlJc w:val="left"/>
+      <w:pPr>
+        <w:ind w:hanging="792" w:left="2232"/>
+      </w:pPr>
+    </w:lvl>
+    <w:lvl w:ilvl="5">
+      <w:start w:val="1"/>
+      <w:numFmt w:val="decimal"/>
+      <w:lvlText w:val="%1.%2.%3.%4.%5.%6."/>
+      <w:lvlJc w:val="left"/>
+      <w:pPr>
+        <w:ind w:hanging="936" w:left="2736"/>
+      </w:pPr>
+    </w:lvl>
+    <w:lvl w:ilvl="6">
+      <w:start w:val="1"/>
+      <w:numFmt w:val="decimal"/>
+      <w:lvlText w:val="%1.%2.%3.%4.%5.%6.%7."/>
+      <w:lvlJc w:val="left"/>
+      <w:pPr>
+        <w:ind w:hanging="1080" w:left="3240"/>
+      </w:pPr>
+    </w:lvl>
+    <w:lvl w:ilvl="7">
+      <w:start w:val="1"/>
+      <w:numFmt w:val="decimal"/>
+      <w:lvlText w:val="%1.%2.%3.%4.%5.%6.%7.%8."/>
+      <w:lvlJc w:val="left"/>
+      <w:pPr>
+        <w:ind w:hanging="1224" w:left="3744"/>
+      </w:pPr>
+    </w:lvl>
+    <w:lvl w:ilvl="8">
+      <w:start w:val="1"/>
+      <w:numFmt w:val="decimal"/>
+      <w:lvlText w:val="%1.%2.%3.%4.%5.%6.%7.%8.%9."/>
+      <w:lvlJc w:val="left"/>
+      <w:pPr>
+        <w:ind w:hanging="1440" w:left="4320"/>
+      </w:pPr>
+    </w:lvl>
+  </w:abstractNum>
+  <w:abstractNum w15:restartNumberingAfterBreak="0" w:abstractNumId="14">
+    <w:nsid w:val="249510A6"/>
+    <w:multiLevelType w:val="multilevel"/>
+    <w:tmpl w:val="439AF720"/>
+    <w:lvl w:ilvl="0">
+      <w:start w:val="1"/>
+      <w:numFmt w:val="decimal"/>
+      <w:lvlText w:val="%1."/>
+      <w:lvlJc w:val="left"/>
+      <w:pPr>
+        <w:ind w:hanging="360" w:left="360"/>
+      </w:pPr>
+    </w:lvl>
+    <w:lvl w:ilvl="1">
+      <w:start w:val="1"/>
+      <w:numFmt w:val="decimal"/>
+      <w:lvlText w:val="%1.%2."/>
+      <w:lvlJc w:val="left"/>
+      <w:pPr>
+        <w:ind w:hanging="432" w:left="792"/>
+      </w:pPr>
+    </w:lvl>
+    <w:lvl w:ilvl="2">
+      <w:start w:val="1"/>
+      <w:numFmt w:val="decimal"/>
+      <w:lvlText w:val="%1.%2.%3."/>
+      <w:lvlJc w:val="left"/>
+      <w:pPr>
+        <w:ind w:hanging="504" w:left="1224"/>
+      </w:pPr>
+    </w:lvl>
+    <w:lvl w:ilvl="3">
+      <w:start w:val="1"/>
+      <w:numFmt w:val="decimal"/>
+      <w:lvlText w:val="%1.%2.%3.%4."/>
+      <w:lvlJc w:val="left"/>
+      <w:pPr>
+        <w:ind w:hanging="648" w:left="1728"/>
+      </w:pPr>
+    </w:lvl>
+    <w:lvl w:ilvl="4">
+      <w:start w:val="1"/>
+      <w:numFmt w:val="decimal"/>
+      <w:lvlText w:val="%1.%2.%3.%4.%5."/>
+      <w:lvlJc w:val="left"/>
+      <w:pPr>
+        <w:ind w:hanging="792" w:left="2232"/>
+      </w:pPr>
+    </w:lvl>
+    <w:lvl w:ilvl="5">
+      <w:start w:val="1"/>
+      <w:numFmt w:val="decimal"/>
+      <w:lvlText w:val="%1.%2.%3.%4.%5.%6."/>
+      <w:lvlJc w:val="left"/>
+      <w:pPr>
+        <w:ind w:hanging="936" w:left="2736"/>
+      </w:pPr>
+    </w:lvl>
+    <w:lvl w:ilvl="6">
+      <w:start w:val="1"/>
+      <w:numFmt w:val="decimal"/>
+      <w:lvlText w:val="%1.%2.%3.%4.%5.%6.%7."/>
+      <w:lvlJc w:val="left"/>
+      <w:pPr>
+        <w:ind w:hanging="1080" w:left="3240"/>
+      </w:pPr>
+    </w:lvl>
+    <w:lvl w:ilvl="7">
+      <w:start w:val="1"/>
+      <w:numFmt w:val="decimal"/>
+      <w:lvlText w:val="%1.%2.%3.%4.%5.%6.%7.%8."/>
+      <w:lvlJc w:val="left"/>
+      <w:pPr>
+        <w:ind w:hanging="1224" w:left="3744"/>
+      </w:pPr>
+    </w:lvl>
+    <w:lvl w:ilvl="8">
+      <w:start w:val="1"/>
+      <w:numFmt w:val="decimal"/>
+      <w:lvlText w:val="%1.%2.%3.%4.%5.%6.%7.%8.%9."/>
+      <w:lvlJc w:val="left"/>
+      <w:pPr>
+        <w:ind w:hanging="1440" w:left="4320"/>
+      </w:pPr>
+    </w:lvl>
+  </w:abstractNum>
+  <w:abstractNum w15:restartNumberingAfterBreak="0" w:abstractNumId="15">
+    <w:nsid w:val="25B42E34"/>
+    <w:multiLevelType w:val="multilevel"/>
+    <w:tmpl w:val="040C001D"/>
+    <w:styleLink w:val="Defaultul"/>
+    <w:lvl w:ilvl="0">
+      <w:start w:val="1"/>
+      <w:numFmt w:val="bullet"/>
+      <w:lvlText w:val="•"/>
+      <w:lvlJc w:val="left"/>
+      <w:pPr>
+        <w:ind w:hanging="360" w:left="360"/>
+      </w:pPr>
+      <w:rPr>
+        <w:rFonts w:ascii="Times New Roman" w:cs="Times New Roman" w:hAnsi="Times New Roman" w:hint="default"/>
+        <w:color w:themeColor="accent2" w:themeShade="BF" w:val="943634"/>
+        <w:sz w:val="40"/>
+      </w:rPr>
+    </w:lvl>
+    <w:lvl w:ilvl="1">
+      <w:start w:val="1"/>
+      <w:numFmt w:val="bullet"/>
+      <w:lvlText w:val=""/>
+      <w:lvlJc w:val="left"/>
+      <w:pPr>
+        <w:ind w:hanging="360" w:left="720"/>
+      </w:pPr>
+      <w:rPr>
+        <w:rFonts w:ascii="Symbol" w:cs="Times New Roman" w:hAnsi="Symbol" w:hint="default"/>
+        <w:color w:val="FF0000"/>
+        <w:sz w:val="24"/>
+      </w:rPr>
+    </w:lvl>
+    <w:lvl w:ilvl="2">
+      <w:start w:val="1"/>
+      <w:numFmt w:val="bullet"/>
+      <w:lvlText w:val=""/>
+      <w:lvlJc w:val="left"/>
+      <w:pPr>
+        <w:ind w:hanging="360" w:left="1080"/>
+      </w:pPr>
+      <w:rPr>
+        <w:rFonts w:ascii="Symbol" w:cs="Times New Roman" w:hAnsi="Symbol" w:hint="default"/>
+        <w:color w:themeColor="accent5" w:themeTint="99" w:val="92CDDC"/>
+        <w:sz w:val="24"/>
+      </w:rPr>
+    </w:lvl>
+    <w:lvl w:ilvl="3">
+      <w:start w:val="1"/>
+      <w:numFmt w:val="bullet"/>
+      <w:lvlText w:val="à"/>
+      <w:lvlJc w:val="left"/>
+      <w:pPr>
+        <w:ind w:hanging="360" w:left="1440"/>
+      </w:pPr>
+      <w:rPr>
+        <w:rFonts w:ascii="Wingdings" w:cs="Times New Roman" w:hAnsi="Wingdings" w:hint="default"/>
+        <w:color w:themeColor="text1" w:val="000000"/>
+      </w:rPr>
+    </w:lvl>
+    <w:lvl w:ilvl="4">
+      <w:start w:val="1"/>
+      <w:numFmt w:val="lowerLetter"/>
+      <w:lvlText w:val="(%5)"/>
+      <w:lvlJc w:val="left"/>
+      <w:pPr>
+        <w:ind w:hanging="360" w:left="1800"/>
+      </w:pPr>
+    </w:lvl>
+    <w:lvl w:ilvl="5">
+      <w:start w:val="1"/>
+      <w:numFmt w:val="lowerRoman"/>
+      <w:lvlText w:val="(%6)"/>
+      <w:lvlJc w:val="left"/>
+      <w:pPr>
+        <w:ind w:hanging="360" w:left="2160"/>
+      </w:pPr>
+    </w:lvl>
+    <w:lvl w:ilvl="6">
+      <w:start w:val="1"/>
+      <w:numFmt w:val="decimal"/>
+      <w:lvlText w:val="%7."/>
+      <w:lvlJc w:val="left"/>
+      <w:pPr>
+        <w:ind w:hanging="360" w:left="2520"/>
+      </w:pPr>
+    </w:lvl>
+    <w:lvl w:ilvl="7">
+      <w:start w:val="1"/>
+      <w:numFmt w:val="lowerLetter"/>
+      <w:lvlText w:val="%8."/>
+      <w:lvlJc w:val="left"/>
+      <w:pPr>
+        <w:ind w:hanging="360" w:left="2880"/>
+      </w:pPr>
+    </w:lvl>
+    <w:lvl w:ilvl="8">
+      <w:start w:val="1"/>
+      <w:numFmt w:val="lowerRoman"/>
+      <w:lvlText w:val="%9."/>
+      <w:lvlJc w:val="left"/>
+      <w:pPr>
+        <w:ind w:hanging="360" w:left="3240"/>
+      </w:pPr>
+    </w:lvl>
+  </w:abstractNum>
+  <w:abstractNum w15:restartNumberingAfterBreak="0" w:abstractNumId="16">
+    <w:nsid w:val="289B7C2A"/>
+    <w:multiLevelType w:val="multilevel"/>
+    <w:tmpl w:val="4B88F872"/>
+    <w:numStyleLink w:val="Defaultol"/>
+  </w:abstractNum>
+  <w:abstractNum w15:restartNumberingAfterBreak="0" w:abstractNumId="17">
+    <w:nsid w:val="324A70B7"/>
+    <w:multiLevelType w:val="multilevel"/>
+    <w:tmpl w:val="4B88F872"/>
+    <w:styleLink w:val="Defaultol"/>
+    <w:lvl w:ilvl="0">
+      <w:start w:val="1"/>
+      <w:numFmt w:val="decimal"/>
+      <w:lvlText w:val="%1."/>
+      <w:lvlJc w:val="left"/>
+      <w:pPr>
+        <w:ind w:hanging="360" w:left="360"/>
+      </w:pPr>
+    </w:lvl>
+    <w:lvl w:ilvl="1">
+      <w:start w:val="1"/>
+      <w:numFmt w:val="decimal"/>
+      <w:lvlText w:val="%1.%2."/>
+      <w:lvlJc w:val="left"/>
+      <w:pPr>
+        <w:ind w:hanging="432" w:left="792"/>
+      </w:pPr>
+    </w:lvl>
+    <w:lvl w:ilvl="2">
+      <w:start w:val="1"/>
+      <w:numFmt w:val="decimal"/>
+      <w:lvlText w:val="%1.%2.%3."/>
+      <w:lvlJc w:val="left"/>
+      <w:pPr>
+        <w:ind w:hanging="504" w:left="1224"/>
+      </w:pPr>
+    </w:lvl>
+    <w:lvl w:ilvl="3">
+      <w:start w:val="1"/>
+      <w:numFmt w:val="decimal"/>
+      <w:lvlText w:val="%1.%2.%3.%4."/>
+      <w:lvlJc w:val="left"/>
+      <w:pPr>
+        <w:ind w:hanging="648" w:left="1728"/>
+      </w:pPr>
+    </w:lvl>
+    <w:lvl w:ilvl="4">
+      <w:start w:val="1"/>
+      <w:numFmt w:val="decimal"/>
+      <w:lvlText w:val="%1.%2.%3.%4.%5."/>
+      <w:lvlJc w:val="left"/>
+      <w:pPr>
+        <w:ind w:hanging="792" w:left="2232"/>
+      </w:pPr>
+    </w:lvl>
+    <w:lvl w:ilvl="5">
+      <w:start w:val="1"/>
+      <w:numFmt w:val="decimal"/>
+      <w:lvlText w:val="%1.%2.%3.%4.%5.%6."/>
+      <w:lvlJc w:val="left"/>
+      <w:pPr>
+        <w:ind w:hanging="936" w:left="2736"/>
+      </w:pPr>
+    </w:lvl>
+    <w:lvl w:ilvl="6">
+      <w:start w:val="1"/>
+      <w:numFmt w:val="decimal"/>
+      <w:lvlText w:val="%1.%2.%3.%4.%5.%6.%7."/>
+      <w:lvlJc w:val="left"/>
+      <w:pPr>
+        <w:ind w:hanging="1080" w:left="3240"/>
+      </w:pPr>
+    </w:lvl>
+    <w:lvl w:ilvl="7">
+      <w:start w:val="1"/>
+      <w:numFmt w:val="decimal"/>
+      <w:lvlText w:val="%1.%2.%3.%4.%5.%6.%7.%8."/>
+      <w:lvlJc w:val="left"/>
+      <w:pPr>
+        <w:ind w:hanging="1224" w:left="3744"/>
+      </w:pPr>
+    </w:lvl>
+    <w:lvl w:ilvl="8">
+      <w:start w:val="1"/>
+      <w:numFmt w:val="decimal"/>
+      <w:lvlText w:val="%1.%2.%3.%4.%5.%6.%7.%8.%9."/>
+      <w:lvlJc w:val="left"/>
+      <w:pPr>
+        <w:ind w:hanging="1440" w:left="4320"/>
+      </w:pPr>
+    </w:lvl>
+  </w:abstractNum>
+  <w:abstractNum w15:restartNumberingAfterBreak="0" w:abstractNumId="18">
+    <w:nsid w:val="3A441560"/>
+    <w:multiLevelType w:val="multilevel"/>
+    <w:tmpl w:val="B1F2FF90"/>
+    <w:lvl w:ilvl="0">
+      <w:start w:val="1"/>
+      <w:numFmt w:val="decimal"/>
+      <w:lvlText w:val="%1."/>
+      <w:lvlJc w:val="left"/>
+      <w:pPr>
+        <w:ind w:hanging="360" w:left="360"/>
+      </w:pPr>
+    </w:lvl>
+    <w:lvl w:ilvl="1">
+      <w:start w:val="1"/>
+      <w:numFmt w:val="decimal"/>
+      <w:lvlText w:val="%1.%2."/>
+      <w:lvlJc w:val="left"/>
+      <w:pPr>
+        <w:ind w:hanging="432" w:left="792"/>
+      </w:pPr>
+    </w:lvl>
+    <w:lvl w:ilvl="2">
+      <w:start w:val="1"/>
+      <w:numFmt w:val="decimal"/>
+      <w:lvlText w:val="%1.%2.%3."/>
+      <w:lvlJc w:val="left"/>
+      <w:pPr>
+        <w:ind w:hanging="504" w:left="1224"/>
+      </w:pPr>
+    </w:lvl>
+    <w:lvl w:ilvl="3">
+      <w:start w:val="1"/>
+      <w:numFmt w:val="decimal"/>
+      <w:lvlText w:val="%1.%2.%3.%4."/>
+      <w:lvlJc w:val="left"/>
+      <w:pPr>
+        <w:ind w:hanging="648" w:left="1728"/>
+      </w:pPr>
+    </w:lvl>
+    <w:lvl w:ilvl="4">
+      <w:start w:val="1"/>
+      <w:numFmt w:val="decimal"/>
+      <w:lvlText w:val="%1.%2.%3.%4.%5."/>
+      <w:lvlJc w:val="left"/>
+      <w:pPr>
+        <w:ind w:hanging="792" w:left="2232"/>
+      </w:pPr>
+    </w:lvl>
+    <w:lvl w:ilvl="5">
+      <w:start w:val="1"/>
+      <w:numFmt w:val="decimal"/>
+      <w:lvlText w:val="%1.%2.%3.%4.%5.%6."/>
+      <w:lvlJc w:val="left"/>
+      <w:pPr>
+        <w:ind w:hanging="936" w:left="2736"/>
+      </w:pPr>
+    </w:lvl>
+    <w:lvl w:ilvl="6">
+      <w:start w:val="1"/>
+      <w:numFmt w:val="decimal"/>
+      <w:lvlText w:val="%1.%2.%3.%4.%5.%6.%7."/>
+      <w:lvlJc w:val="left"/>
+      <w:pPr>
+        <w:ind w:hanging="1080" w:left="3240"/>
+      </w:pPr>
+    </w:lvl>
+    <w:lvl w:ilvl="7">
+      <w:start w:val="1"/>
+      <w:numFmt w:val="decimal"/>
+      <w:lvlText w:val="%1.%2.%3.%4.%5.%6.%7.%8."/>
+      <w:lvlJc w:val="left"/>
+      <w:pPr>
+        <w:ind w:hanging="1224" w:left="3744"/>
+      </w:pPr>
+    </w:lvl>
+    <w:lvl w:ilvl="8">
+      <w:start w:val="1"/>
+      <w:numFmt w:val="decimal"/>
+      <w:lvlText w:val="%1.%2.%3.%4.%5.%6.%7.%8.%9."/>
+      <w:lvlJc w:val="left"/>
+      <w:pPr>
+        <w:ind w:hanging="1440" w:left="4320"/>
+      </w:pPr>
+    </w:lvl>
+  </w:abstractNum>
+  <w:abstractNum w15:restartNumberingAfterBreak="0" w:abstractNumId="19">
+    <w:nsid w:val="3DCC70B2"/>
+    <w:multiLevelType w:val="multilevel"/>
+    <w:tmpl w:val="163C7B76"/>
+    <w:lvl w:ilvl="0">
+      <w:start w:val="1"/>
+      <w:numFmt w:val="decimal"/>
+      <w:lvlText w:val="%1."/>
+      <w:lvlJc w:val="left"/>
+      <w:pPr>
+        <w:ind w:hanging="360" w:left="360"/>
+      </w:pPr>
+    </w:lvl>
+    <w:lvl w:ilvl="1">
+      <w:start w:val="1"/>
+      <w:numFmt w:val="decimal"/>
+      <w:lvlText w:val="%1.%2."/>
+      <w:lvlJc w:val="left"/>
+      <w:pPr>
+        <w:ind w:hanging="432" w:left="792"/>
+      </w:pPr>
+    </w:lvl>
+    <w:lvl w:ilvl="2">
+      <w:start w:val="1"/>
+      <w:numFmt w:val="decimal"/>
+      <w:lvlText w:val="%1.%2.%3."/>
+      <w:lvlJc w:val="left"/>
+      <w:pPr>
+        <w:ind w:hanging="504" w:left="1224"/>
+      </w:pPr>
+    </w:lvl>
+    <w:lvl w:ilvl="3">
+      <w:start w:val="1"/>
+      <w:numFmt w:val="decimal"/>
+      <w:lvlText w:val="%1.%2.%3.%4."/>
+      <w:lvlJc w:val="left"/>
+      <w:pPr>
+        <w:ind w:hanging="648" w:left="1728"/>
+      </w:pPr>
+    </w:lvl>
+    <w:lvl w:ilvl="4">
+      <w:start w:val="1"/>
+      <w:numFmt w:val="decimal"/>
+      <w:lvlText w:val="%1.%2.%3.%4.%5."/>
+      <w:lvlJc w:val="left"/>
+      <w:pPr>
+        <w:ind w:hanging="792" w:left="2232"/>
+      </w:pPr>
+    </w:lvl>
+    <w:lvl w:ilvl="5">
+      <w:start w:val="1"/>
+      <w:numFmt w:val="decimal"/>
+      <w:lvlText w:val="%1.%2.%3.%4.%5.%6."/>
+      <w:lvlJc w:val="left"/>
+      <w:pPr>
+        <w:ind w:hanging="936" w:left="2736"/>
+      </w:pPr>
+    </w:lvl>
+    <w:lvl w:ilvl="6">
+      <w:start w:val="1"/>
+      <w:numFmt w:val="decimal"/>
+      <w:lvlText w:val="%1.%2.%3.%4.%5.%6.%7."/>
+      <w:lvlJc w:val="left"/>
+      <w:pPr>
+        <w:ind w:hanging="1080" w:left="3240"/>
+      </w:pPr>
+    </w:lvl>
+    <w:lvl w:ilvl="7">
+      <w:start w:val="1"/>
+      <w:numFmt w:val="decimal"/>
+      <w:lvlText w:val="%1.%2.%3.%4.%5.%6.%7.%8."/>
+      <w:lvlJc w:val="left"/>
+      <w:pPr>
+        <w:ind w:hanging="1224" w:left="3744"/>
+      </w:pPr>
+    </w:lvl>
+    <w:lvl w:ilvl="8">
+      <w:start w:val="1"/>
+      <w:numFmt w:val="decimal"/>
+      <w:lvlText w:val="%1.%2.%3.%4.%5.%6.%7.%8.%9."/>
+      <w:lvlJc w:val="left"/>
+      <w:pPr>
+        <w:ind w:hanging="1440" w:left="4320"/>
+      </w:pPr>
+    </w:lvl>
+  </w:abstractNum>
+  <w:abstractNum w15:restartNumberingAfterBreak="0" w:abstractNumId="20">
+    <w:nsid w:val="635D1FEA"/>
+    <w:multiLevelType w:val="multilevel"/>
+    <w:tmpl w:val="13A28040"/>
+    <w:lvl w:ilvl="0">
+      <w:start w:val="1"/>
+      <w:numFmt w:val="decimal"/>
+      <w:lvlText w:val="%1."/>
+      <w:lvlJc w:val="left"/>
+      <w:pPr>
+        <w:ind w:hanging="360" w:left="360"/>
+      </w:pPr>
+    </w:lvl>
+    <w:lvl w:ilvl="1">
+      <w:start w:val="1"/>
+      <w:numFmt w:val="decimal"/>
+      <w:lvlText w:val="%1.%2."/>
+      <w:lvlJc w:val="left"/>
+      <w:pPr>
+        <w:ind w:hanging="432" w:left="792"/>
+      </w:pPr>
+    </w:lvl>
+    <w:lvl w:ilvl="2">
+      <w:start w:val="1"/>
+      <w:numFmt w:val="decimal"/>
+      <w:lvlText w:val="%1.%2.%3."/>
+      <w:lvlJc w:val="left"/>
+      <w:pPr>
+        <w:ind w:hanging="504" w:left="1224"/>
+      </w:pPr>
+    </w:lvl>
+    <w:lvl w:ilvl="3">
+      <w:start w:val="1"/>
+      <w:numFmt w:val="decimal"/>
+      <w:lvlText w:val="%1.%2.%3.%4."/>
+      <w:lvlJc w:val="left"/>
+      <w:pPr>
+        <w:ind w:hanging="648" w:left="1728"/>
+      </w:pPr>
+    </w:lvl>
+    <w:lvl w:ilvl="4">
+      <w:start w:val="1"/>
+      <w:numFmt w:val="decimal"/>
+      <w:lvlText w:val="%1.%2.%3.%4.%5."/>
+      <w:lvlJc w:val="left"/>
+      <w:pPr>
+        <w:ind w:hanging="792" w:left="2232"/>
+      </w:pPr>
+    </w:lvl>
+    <w:lvl w:ilvl="5">
+      <w:start w:val="1"/>
+      <w:numFmt w:val="decimal"/>
+      <w:lvlText w:val="%1.%2.%3.%4.%5.%6."/>
+      <w:lvlJc w:val="left"/>
+      <w:pPr>
+        <w:ind w:hanging="936" w:left="2736"/>
+      </w:pPr>
+    </w:lvl>
+    <w:lvl w:ilvl="6">
+      <w:start w:val="1"/>
+      <w:numFmt w:val="decimal"/>
+      <w:lvlText w:val="%1.%2.%3.%4.%5.%6.%7."/>
+      <w:lvlJc w:val="left"/>
+      <w:pPr>
+        <w:ind w:hanging="1080" w:left="3240"/>
+      </w:pPr>
+    </w:lvl>
+    <w:lvl w:ilvl="7">
+      <w:start w:val="1"/>
+      <w:numFmt w:val="decimal"/>
+      <w:lvlText w:val="%1.%2.%3.%4.%5.%6.%7.%8."/>
+      <w:lvlJc w:val="left"/>
+      <w:pPr>
+        <w:ind w:hanging="1224" w:left="3744"/>
+      </w:pPr>
+    </w:lvl>
+    <w:lvl w:ilvl="8">
+      <w:start w:val="1"/>
+      <w:numFmt w:val="decimal"/>
+      <w:lvlText w:val="%1.%2.%3.%4.%5.%6.%7.%8.%9."/>
+      <w:lvlJc w:val="left"/>
+      <w:pPr>
+        <w:ind w:hanging="1440" w:left="4320"/>
+      </w:pPr>
+    </w:lvl>
+  </w:abstractNum>
+  <w:abstractNum w15:restartNumberingAfterBreak="0" w:abstractNumId="21">
+    <w:nsid w:val="66F16620"/>
+    <w:multiLevelType w:val="multilevel"/>
+    <w:tmpl w:val="92960A8E"/>
+    <w:lvl w:ilvl="0">
+      <w:start w:val="1"/>
+      <w:numFmt w:val="decimal"/>
+      <w:lvlText w:val="%1."/>
+      <w:lvlJc w:val="left"/>
+      <w:pPr>
+        <w:ind w:hanging="360" w:left="360"/>
+      </w:pPr>
+    </w:lvl>
+    <w:lvl w:ilvl="1">
+      <w:start w:val="1"/>
+      <w:numFmt w:val="decimal"/>
+      <w:lvlText w:val="%1.%2."/>
+      <w:lvlJc w:val="left"/>
+      <w:pPr>
+        <w:ind w:hanging="432" w:left="792"/>
+      </w:pPr>
+    </w:lvl>
+    <w:lvl w:ilvl="2">
+      <w:start w:val="1"/>
+      <w:numFmt w:val="decimal"/>
+      <w:lvlText w:val="%1.%2.%3."/>
+      <w:lvlJc w:val="left"/>
+      <w:pPr>
+        <w:ind w:hanging="504" w:left="1224"/>
+      </w:pPr>
+    </w:lvl>
+    <w:lvl w:ilvl="3">
+      <w:start w:val="1"/>
+      <w:numFmt w:val="decimal"/>
+      <w:lvlText w:val="%1.%2.%3.%4."/>
+      <w:lvlJc w:val="left"/>
+      <w:pPr>
+        <w:ind w:hanging="648" w:left="1728"/>
+      </w:pPr>
+    </w:lvl>
+    <w:lvl w:ilvl="4">
+      <w:start w:val="1"/>
+      <w:numFmt w:val="decimal"/>
+      <w:lvlText w:val="%1.%2.%3.%4.%5."/>
+      <w:lvlJc w:val="left"/>
+      <w:pPr>
+        <w:ind w:hanging="792" w:left="2232"/>
+      </w:pPr>
+    </w:lvl>
+    <w:lvl w:ilvl="5">
+      <w:start w:val="1"/>
+      <w:numFmt w:val="decimal"/>
+      <w:lvlText w:val="%1.%2.%3.%4.%5.%6."/>
+      <w:lvlJc w:val="left"/>
+      <w:pPr>
+        <w:ind w:hanging="936" w:left="2736"/>
+      </w:pPr>
+    </w:lvl>
+    <w:lvl w:ilvl="6">
+      <w:start w:val="1"/>
+      <w:numFmt w:val="decimal"/>
+      <w:lvlText w:val="%1.%2.%3.%4.%5.%6.%7."/>
+      <w:lvlJc w:val="left"/>
+      <w:pPr>
+        <w:ind w:hanging="1080" w:left="3240"/>
+      </w:pPr>
+    </w:lvl>
+    <w:lvl w:ilvl="7">
+      <w:start w:val="1"/>
+      <w:numFmt w:val="decimal"/>
+      <w:lvlText w:val="%1.%2.%3.%4.%5.%6.%7.%8."/>
+      <w:lvlJc w:val="left"/>
+      <w:pPr>
+        <w:ind w:hanging="1224" w:left="3744"/>
+      </w:pPr>
+    </w:lvl>
+    <w:lvl w:ilvl="8">
+      <w:start w:val="1"/>
+      <w:numFmt w:val="decimal"/>
+      <w:lvlText w:val="%1.%2.%3.%4.%5.%6.%7.%8.%9."/>
+      <w:lvlJc w:val="left"/>
+      <w:pPr>
+        <w:ind w:hanging="1440" w:left="4320"/>
+      </w:pPr>
+    </w:lvl>
+  </w:abstractNum>
+  <w:abstractNum w15:restartNumberingAfterBreak="0" w:abstractNumId="22">
+    <w:nsid w:val="76F44708"/>
+    <w:multiLevelType w:val="multilevel"/>
+    <w:tmpl w:val="31C4A1B8"/>
+    <w:lvl w:ilvl="0">
+      <w:start w:val="1"/>
+      <w:numFmt w:val="decimal"/>
+      <w:lvlText w:val="%1."/>
+      <w:lvlJc w:val="left"/>
+      <w:pPr>
+        <w:ind w:hanging="360" w:left="360"/>
+      </w:pPr>
+    </w:lvl>
+    <w:lvl w:ilvl="1">
+      <w:start w:val="1"/>
+      <w:numFmt w:val="decimal"/>
+      <w:lvlText w:val="%1.%2."/>
+      <w:lvlJc w:val="left"/>
+      <w:pPr>
+        <w:ind w:hanging="432" w:left="792"/>
+      </w:pPr>
+    </w:lvl>
+    <w:lvl w:ilvl="2">
+      <w:start w:val="1"/>
+      <w:numFmt w:val="decimal"/>
+      <w:lvlText w:val="%1.%2.%3."/>
+      <w:lvlJc w:val="left"/>
+      <w:pPr>
+        <w:ind w:hanging="504" w:left="1224"/>
+      </w:pPr>
+    </w:lvl>
+    <w:lvl w:ilvl="3">
+      <w:start w:val="1"/>
+      <w:numFmt w:val="decimal"/>
+      <w:lvlText w:val="%1.%2.%3.%4."/>
+      <w:lvlJc w:val="left"/>
+      <w:pPr>
+        <w:ind w:hanging="648" w:left="1728"/>
+      </w:pPr>
+    </w:lvl>
+    <w:lvl w:ilvl="4">
+      <w:start w:val="1"/>
+      <w:numFmt w:val="decimal"/>
+      <w:lvlText w:val="%1.%2.%3.%4.%5."/>
+      <w:lvlJc w:val="left"/>
+      <w:pPr>
+        <w:ind w:hanging="792" w:left="2232"/>
+      </w:pPr>
+    </w:lvl>
+    <w:lvl w:ilvl="5">
+      <w:start w:val="1"/>
+      <w:numFmt w:val="decimal"/>
+      <w:lvlText w:val="%1.%2.%3.%4.%5.%6."/>
+      <w:lvlJc w:val="left"/>
+      <w:pPr>
+        <w:ind w:hanging="936" w:left="2736"/>
+      </w:pPr>
+    </w:lvl>
+    <w:lvl w:ilvl="6">
+      <w:start w:val="1"/>
+      <w:numFmt w:val="decimal"/>
+      <w:lvlText w:val="%1.%2.%3.%4.%5.%6.%7."/>
+      <w:lvlJc w:val="left"/>
+      <w:pPr>
+        <w:ind w:hanging="1080" w:left="3240"/>
+      </w:pPr>
+    </w:lvl>
+    <w:lvl w:ilvl="7">
+      <w:start w:val="1"/>
+      <w:numFmt w:val="decimal"/>
+      <w:lvlText w:val="%1.%2.%3.%4.%5.%6.%7.%8."/>
+      <w:lvlJc w:val="left"/>
+      <w:pPr>
+        <w:ind w:hanging="1224" w:left="3744"/>
+      </w:pPr>
+    </w:lvl>
+    <w:lvl w:ilvl="8">
+      <w:start w:val="1"/>
+      <w:numFmt w:val="decimal"/>
+      <w:lvlText w:val="%1.%2.%3.%4.%5.%6.%7.%8.%9."/>
+      <w:lvlJc w:val="left"/>
+      <w:pPr>
+        <w:ind w:hanging="1440" w:left="4320"/>
+      </w:pPr>
+    </w:lvl>
+  </w:abstractNum>
+  <w:abstractNum w15:restartNumberingAfterBreak="0" w:abstractNumId="23">
+    <w:nsid w:val="78191783"/>
+    <w:multiLevelType w:val="multilevel"/>
+    <w:tmpl w:val="4B88F872"/>
+    <w:lvl w:ilvl="0">
+      <w:start w:val="1"/>
+      <w:numFmt w:val="decimal"/>
+      <w:pStyle w:val="Titre1"/>
+      <w:lvlText w:val="%1."/>
+      <w:lvlJc w:val="left"/>
+      <w:pPr>
+        <w:ind w:hanging="360" w:left="360"/>
+      </w:pPr>
+    </w:lvl>
+    <w:lvl w:ilvl="1">
+      <w:start w:val="1"/>
+      <w:numFmt w:val="decimal"/>
+      <w:pStyle w:val="Titre2"/>
+      <w:lvlText w:val="%1.%2."/>
+      <w:lvlJc w:val="left"/>
+      <w:pPr>
+        <w:ind w:hanging="432" w:left="792"/>
+      </w:pPr>
+    </w:lvl>
+    <w:lvl w:ilvl="2">
+      <w:start w:val="1"/>
+      <w:numFmt w:val="decimal"/>
+      <w:pStyle w:val="Titre3"/>
+      <w:lvlText w:val="%1.%2.%3."/>
+      <w:lvlJc w:val="left"/>
+      <w:pPr>
+        <w:ind w:hanging="504" w:left="1224"/>
+      </w:pPr>
+    </w:lvl>
+    <w:lvl w:ilvl="3">
+      <w:start w:val="1"/>
+      <w:numFmt w:val="decimal"/>
+      <w:pStyle w:val="Titre4"/>
+      <w:lvlText w:val="%1.%2.%3.%4."/>
+      <w:lvlJc w:val="left"/>
+      <w:pPr>
+        <w:ind w:hanging="648" w:left="1728"/>
+      </w:pPr>
+    </w:lvl>
+    <w:lvl w:ilvl="4">
+      <w:start w:val="1"/>
+      <w:numFmt w:val="decimal"/>
+      <w:pStyle w:val="Titre5"/>
+      <w:lvlText w:val="%1.%2.%3.%4.%5."/>
+      <w:lvlJc w:val="left"/>
+      <w:pPr>
+        <w:ind w:hanging="792" w:left="2232"/>
+      </w:pPr>
+    </w:lvl>
+    <w:lvl w:ilvl="5">
+      <w:start w:val="1"/>
+      <w:numFmt w:val="decimal"/>
+      <w:pStyle w:val="Titre6"/>
+      <w:lvlText w:val="%1.%2.%3.%4.%5.%6."/>
+      <w:lvlJc w:val="left"/>
+      <w:pPr>
+        <w:ind w:hanging="936" w:left="2736"/>
+      </w:pPr>
+    </w:lvl>
+    <w:lvl w:ilvl="6">
+      <w:start w:val="1"/>
+      <w:numFmt w:val="decimal"/>
+      <w:pStyle w:val="Titre7"/>
+      <w:lvlText w:val="%1.%2.%3.%4.%5.%6.%7."/>
+      <w:lvlJc w:val="left"/>
+      <w:pPr>
+        <w:ind w:hanging="1080" w:left="3240"/>
+      </w:pPr>
+    </w:lvl>
+    <w:lvl w:ilvl="7">
+      <w:start w:val="1"/>
+      <w:numFmt w:val="decimal"/>
+      <w:pStyle w:val="Titre8"/>
+      <w:lvlText w:val="%1.%2.%3.%4.%5.%6.%7.%8."/>
+      <w:lvlJc w:val="left"/>
+      <w:pPr>
+        <w:ind w:hanging="1224" w:left="3744"/>
+      </w:pPr>
+    </w:lvl>
+    <w:lvl w:ilvl="8">
+      <w:start w:val="1"/>
+      <w:numFmt w:val="decimal"/>
+      <w:pStyle w:val="Titre9"/>
+      <w:lvlText w:val="%1.%2.%3.%4.%5.%6.%7.%8.%9."/>
+      <w:lvlJc w:val="left"/>
+      <w:pPr>
+        <w:ind w:hanging="1440" w:left="4320"/>
+      </w:pPr>
+    </w:lvl>
+  </w:abstractNum>
+  <w:abstractNum w15:restartNumberingAfterBreak="0" w:abstractNumId="24">
+    <w:nsid w:val="7ECB79CB"/>
+    <w:multiLevelType w:val="multilevel"/>
+    <w:tmpl w:val="CDF26E9E"/>
+    <w:lvl w:ilvl="0">
+      <w:start w:val="1"/>
+      <w:numFmt w:val="decimal"/>
+      <w:lvlText w:val="%1."/>
+      <w:lvlJc w:val="left"/>
+      <w:pPr>
+        <w:ind w:hanging="360" w:left="360"/>
+      </w:pPr>
+    </w:lvl>
+    <w:lvl w:ilvl="1">
+      <w:start w:val="1"/>
+      <w:numFmt w:val="decimal"/>
+      <w:lvlText w:val="%1.%2."/>
+      <w:lvlJc w:val="left"/>
+      <w:pPr>
+        <w:ind w:hanging="432" w:left="792"/>
+      </w:pPr>
+    </w:lvl>
+    <w:lvl w:ilvl="2">
+      <w:start w:val="1"/>
+      <w:numFmt w:val="decimal"/>
+      <w:lvlText w:val="%1.%2.%3."/>
+      <w:lvlJc w:val="left"/>
+      <w:pPr>
+        <w:ind w:hanging="504" w:left="1224"/>
+      </w:pPr>
+    </w:lvl>
+    <w:lvl w:ilvl="3">
+      <w:start w:val="1"/>
+      <w:numFmt w:val="decimal"/>
+      <w:lvlText w:val="%1.%2.%3.%4."/>
+      <w:lvlJc w:val="left"/>
+      <w:pPr>
+        <w:ind w:hanging="648" w:left="1728"/>
+      </w:pPr>
+    </w:lvl>
+    <w:lvl w:ilvl="4">
+      <w:start w:val="1"/>
+      <w:numFmt w:val="decimal"/>
+      <w:lvlText w:val="%1.%2.%3.%4.%5."/>
+      <w:lvlJc w:val="left"/>
+      <w:pPr>
+        <w:ind w:hanging="792" w:left="2232"/>
+      </w:pPr>
+    </w:lvl>
+    <w:lvl w:ilvl="5">
+      <w:start w:val="1"/>
+      <w:numFmt w:val="decimal"/>
+      <w:lvlText w:val="%1.%2.%3.%4.%5.%6."/>
+      <w:lvlJc w:val="left"/>
+      <w:pPr>
+        <w:ind w:hanging="936" w:left="2736"/>
+      </w:pPr>
+    </w:lvl>
+    <w:lvl w:ilvl="6">
+      <w:start w:val="1"/>
+      <w:numFmt w:val="decimal"/>
+      <w:lvlText w:val="%1.%2.%3.%4.%5.%6.%7."/>
+      <w:lvlJc w:val="left"/>
+      <w:pPr>
+        <w:ind w:hanging="1080" w:left="3240"/>
+      </w:pPr>
+    </w:lvl>
+    <w:lvl w:ilvl="7">
+      <w:start w:val="1"/>
+      <w:numFmt w:val="decimal"/>
+      <w:lvlText w:val="%1.%2.%3.%4.%5.%6.%7.%8."/>
+      <w:lvlJc w:val="left"/>
+      <w:pPr>
+        <w:ind w:hanging="1224" w:left="3744"/>
+      </w:pPr>
+    </w:lvl>
+    <w:lvl w:ilvl="8">
+      <w:start w:val="1"/>
+      <w:numFmt w:val="decimal"/>
+      <w:lvlText w:val="%1.%2.%3.%4.%5.%6.%7.%8.%9."/>
+      <w:lvlJc w:val="left"/>
+      <w:pPr>
+        <w:ind w:hanging="1440" w:left="4320"/>
+      </w:pPr>
+    </w:lvl>
+  </w:abstractNum>
   <w:abstractNum w:abstractNumId="990">
     <w:nsid w:val="0000A990"/>
     <w:multiLevelType w:val="multilevel"/>
@@ -8604,6 +13104,81 @@
       </w:pPr>
     </w:lvl>
   </w:abstractNum>
+  <w:num w16cid:durableId="1303920866" w:numId="1">
+    <w:abstractNumId w:val="12"/>
+  </w:num>
+  <w:num w16cid:durableId="370619249" w:numId="2">
+    <w:abstractNumId w:val="4"/>
+  </w:num>
+  <w:num w16cid:durableId="1579317320" w:numId="3">
+    <w:abstractNumId w:val="5"/>
+  </w:num>
+  <w:num w16cid:durableId="227770361" w:numId="4">
+    <w:abstractNumId w:val="6"/>
+  </w:num>
+  <w:num w16cid:durableId="567961276" w:numId="5">
+    <w:abstractNumId w:val="7"/>
+  </w:num>
+  <w:num w16cid:durableId="445463846" w:numId="6">
+    <w:abstractNumId w:val="9"/>
+  </w:num>
+  <w:num w16cid:durableId="1839886680" w:numId="7">
+    <w:abstractNumId w:val="0"/>
+  </w:num>
+  <w:num w16cid:durableId="1598489038" w:numId="8">
+    <w:abstractNumId w:val="1"/>
+  </w:num>
+  <w:num w16cid:durableId="425031245" w:numId="9">
+    <w:abstractNumId w:val="2"/>
+  </w:num>
+  <w:num w16cid:durableId="115832037" w:numId="10">
+    <w:abstractNumId w:val="3"/>
+  </w:num>
+  <w:num w16cid:durableId="550314296" w:numId="11">
+    <w:abstractNumId w:val="8"/>
+  </w:num>
+  <w:num w16cid:durableId="572743150" w:numId="12">
+    <w:abstractNumId w:val="22"/>
+  </w:num>
+  <w:num w16cid:durableId="1911959498" w:numId="13">
+    <w:abstractNumId w:val="21"/>
+  </w:num>
+  <w:num w16cid:durableId="1400664278" w:numId="14">
+    <w:abstractNumId w:val="20"/>
+  </w:num>
+  <w:num w16cid:durableId="797575161" w:numId="15">
+    <w:abstractNumId w:val="19"/>
+  </w:num>
+  <w:num w16cid:durableId="1332903906" w:numId="16">
+    <w:abstractNumId w:val="13"/>
+  </w:num>
+  <w:num w16cid:durableId="293290679" w:numId="17">
+    <w:abstractNumId w:val="14"/>
+  </w:num>
+  <w:num w16cid:durableId="204610571" w:numId="18">
+    <w:abstractNumId w:val="24"/>
+  </w:num>
+  <w:num w16cid:durableId="218170936" w:numId="19">
+    <w:abstractNumId w:val="18"/>
+  </w:num>
+  <w:num w16cid:durableId="1539315709" w:numId="20">
+    <w:abstractNumId w:val="23"/>
+  </w:num>
+  <w:num w16cid:durableId="684096350" w:numId="21">
+    <w:abstractNumId w:val="11"/>
+  </w:num>
+  <w:num w16cid:durableId="1375154319" w:numId="22">
+    <w:abstractNumId w:val="15"/>
+  </w:num>
+  <w:num w16cid:durableId="489449184" w:numId="23">
+    <w:abstractNumId w:val="17"/>
+  </w:num>
+  <w:num w16cid:durableId="701327074" w:numId="24">
+    <w:abstractNumId w:val="10"/>
+  </w:num>
+  <w:num w16cid:durableId="1360856025" w:numId="25">
+    <w:abstractNumId w:val="16"/>
+  </w:num>
   <w:num w:numId="1000">
     <w:abstractNumId w:val="990"/>
   </w:num>
@@ -8632,6 +13207,9 @@
     <w:abstractNumId w:val="991"/>
   </w:num>
   <w:num w:numId="1009">
+    <w:abstractNumId w:val="991"/>
+  </w:num>
+  <w:num w:numId="1010">
     <w:abstractNumId w:val="99411"/>
     <w:lvlOverride w:ilvl="0">
       <w:startOverride w:val="1"/>
@@ -8661,10 +13239,10 @@
       <w:startOverride w:val="1"/>
     </w:lvlOverride>
   </w:num>
-  <w:num w:numId="1010">
+  <w:num w:numId="1011">
     <w:abstractNumId w:val="991"/>
   </w:num>
-  <w:num w:numId="1011">
+  <w:num w:numId="1012">
     <w:abstractNumId w:val="99411"/>
     <w:lvlOverride w:ilvl="0">
       <w:startOverride w:val="1"/>
@@ -8694,9 +13272,6 @@
       <w:startOverride w:val="1"/>
     </w:lvlOverride>
   </w:num>
-  <w:num w:numId="1012">
-    <w:abstractNumId w:val="991"/>
-  </w:num>
   <w:num w:numId="1013">
     <w:abstractNumId w:val="991"/>
   </w:num>
@@ -8713,6 +13288,9 @@
     <w:abstractNumId w:val="991"/>
   </w:num>
   <w:num w:numId="1018">
+    <w:abstractNumId w:val="991"/>
+  </w:num>
+  <w:num w:numId="1019">
     <w:abstractNumId w:val="99411"/>
     <w:lvlOverride w:ilvl="0">
       <w:startOverride w:val="1"/>
@@ -8742,20 +13320,20 @@
       <w:startOverride w:val="1"/>
     </w:lvlOverride>
   </w:num>
-  <w:num w:numId="1019">
-    <w:abstractNumId w:val="991"/>
-  </w:num>
   <w:num w:numId="1020">
     <w:abstractNumId w:val="991"/>
   </w:num>
   <w:num w:numId="1021">
     <w:abstractNumId w:val="991"/>
   </w:num>
+  <w:num w:numId="1022">
+    <w:abstractNumId w:val="991"/>
+  </w:num>
 </w:numbering>
 </file>
 
 <file path=word/styles.xml><?xml version="1.0" encoding="utf-8"?>
-<w:styles xmlns:r="http://schemas.openxmlformats.org/officeDocument/2006/relationships" xmlns:w="http://schemas.openxmlformats.org/wordprocessingml/2006/main">
+<w:styles xmlns:mc="http://schemas.openxmlformats.org/markup-compatibility/2006" xmlns:r="http://schemas.openxmlformats.org/officeDocument/2006/relationships" xmlns:w="http://schemas.openxmlformats.org/wordprocessingml/2006/main" xmlns:w14="http://schemas.microsoft.com/office/word/2010/wordml" xmlns:w15="http://schemas.microsoft.com/office/word/2012/wordml" xmlns:w16="http://schemas.microsoft.com/office/word/2018/wordml" xmlns:w16cex="http://schemas.microsoft.com/office/word/2018/wordml/cex" xmlns:w16cid="http://schemas.microsoft.com/office/word/2016/wordml/cid" xmlns:w16sdtdh="http://schemas.microsoft.com/office/word/2020/wordml/sdtdatahash" xmlns:w16se="http://schemas.microsoft.com/office/word/2015/wordml/symex" mc:Ignorable="w14 w15 w16se w16cid w16 w16cex w16sdtdh">
   <w:docDefaults>
     <w:rPrDefault>
       <w:rPr>
@@ -8771,15 +13349,600 @@
       </w:pPr>
     </w:pPrDefault>
   </w:docDefaults>
-  <w:latentStyles w:count="276" w:defLockedState="0" w:defQFormat="0" w:defSemiHidden="0" w:defUIPriority="0" w:defUnhideWhenUsed="0"/>
+  <w:latentStyles w:count="376" w:defLockedState="0" w:defQFormat="0" w:defSemiHidden="0" w:defUIPriority="0" w:defUnhideWhenUsed="0">
+    <w:lsdException w:name="heading 5" w:semiHidden="1" w:unhideWhenUsed="1"/>
+    <w:lsdException w:name="index 2" w:semiHidden="1" w:unhideWhenUsed="1"/>
+    <w:lsdException w:name="index 3" w:semiHidden="1" w:unhideWhenUsed="1"/>
+    <w:lsdException w:name="index 4" w:semiHidden="1" w:unhideWhenUsed="1"/>
+    <w:lsdException w:name="index 5" w:semiHidden="1" w:unhideWhenUsed="1"/>
+    <w:lsdException w:name="index 6" w:semiHidden="1" w:unhideWhenUsed="1"/>
+    <w:lsdException w:name="index 7" w:semiHidden="1" w:unhideWhenUsed="1"/>
+    <w:lsdException w:name="index 8" w:semiHidden="1" w:unhideWhenUsed="1"/>
+    <w:lsdException w:name="index 9" w:semiHidden="1" w:unhideWhenUsed="1"/>
+    <w:lsdException w:name="toc 1" w:semiHidden="1" w:unhideWhenUsed="1"/>
+    <w:lsdException w:name="toc 2" w:semiHidden="1" w:unhideWhenUsed="1"/>
+    <w:lsdException w:name="toc 3" w:semiHidden="1" w:unhideWhenUsed="1"/>
+    <w:lsdException w:name="toc 4" w:semiHidden="1" w:unhideWhenUsed="1"/>
+    <w:lsdException w:name="toc 5" w:semiHidden="1" w:unhideWhenUsed="1"/>
+    <w:lsdException w:name="toc 6" w:semiHidden="1" w:unhideWhenUsed="1"/>
+    <w:lsdException w:name="toc 7" w:semiHidden="1" w:unhideWhenUsed="1"/>
+    <w:lsdException w:name="toc 8" w:semiHidden="1" w:unhideWhenUsed="1"/>
+    <w:lsdException w:name="toc 9" w:semiHidden="1" w:unhideWhenUsed="1"/>
+    <w:lsdException w:name="Normal Indent" w:semiHidden="1" w:unhideWhenUsed="1"/>
+    <w:lsdException w:name="footnote text" w:semiHidden="1" w:unhideWhenUsed="1"/>
+    <w:lsdException w:name="annotation text" w:semiHidden="1" w:unhideWhenUsed="1"/>
+    <w:lsdException w:name="header" w:semiHidden="1" w:unhideWhenUsed="1"/>
+    <w:lsdException w:name="footer" w:semiHidden="1" w:unhideWhenUsed="1"/>
+    <w:lsdException w:name="index heading" w:semiHidden="1" w:unhideWhenUsed="1"/>
+    <w:lsdException w:name="caption" w:semiHidden="1" w:unhideWhenUsed="1"/>
+    <w:lsdException w:name="table of figures" w:semiHidden="1" w:unhideWhenUsed="1"/>
+    <w:lsdException w:name="envelope address" w:semiHidden="1" w:unhideWhenUsed="1"/>
+    <w:lsdException w:name="envelope return" w:semiHidden="1" w:unhideWhenUsed="1"/>
+    <w:lsdException w:name="footnote reference" w:semiHidden="1" w:unhideWhenUsed="1"/>
+    <w:lsdException w:name="annotation reference" w:semiHidden="1" w:unhideWhenUsed="1"/>
+    <w:lsdException w:name="line number" w:semiHidden="1" w:unhideWhenUsed="1"/>
+    <w:lsdException w:name="page number" w:semiHidden="1" w:unhideWhenUsed="1"/>
+    <w:lsdException w:name="endnote reference" w:semiHidden="1" w:unhideWhenUsed="1"/>
+    <w:lsdException w:name="endnote text" w:semiHidden="1" w:unhideWhenUsed="1"/>
+    <w:lsdException w:name="table of authorities" w:semiHidden="1" w:unhideWhenUsed="1"/>
+    <w:lsdException w:name="macro" w:semiHidden="1" w:unhideWhenUsed="1"/>
+    <w:lsdException w:name="toa heading" w:semiHidden="1" w:unhideWhenUsed="1"/>
+    <w:lsdException w:name="List" w:semiHidden="1" w:unhideWhenUsed="1"/>
+    <w:lsdException w:name="List Bullet" w:semiHidden="1" w:unhideWhenUsed="1"/>
+    <w:lsdException w:name="List Number" w:semiHidden="1" w:unhideWhenUsed="1"/>
+    <w:lsdException w:name="List 2" w:semiHidden="1" w:unhideWhenUsed="1"/>
+    <w:lsdException w:name="List 3" w:semiHidden="1" w:unhideWhenUsed="1"/>
+    <w:lsdException w:name="List 4" w:semiHidden="1" w:unhideWhenUsed="1"/>
+    <w:lsdException w:name="List Bullet 2" w:semiHidden="1" w:unhideWhenUsed="1"/>
+    <w:lsdException w:name="List Bullet 3" w:semiHidden="1" w:unhideWhenUsed="1"/>
+    <w:lsdException w:name="List Number 2" w:semiHidden="1" w:unhideWhenUsed="1"/>
+    <w:lsdException w:name="List Number 3" w:semiHidden="1" w:unhideWhenUsed="1"/>
+    <w:lsdException w:name="List Number 4" w:semiHidden="1" w:unhideWhenUsed="1"/>
+    <w:lsdException w:name="List Number 5" w:semiHidden="1" w:unhideWhenUsed="1"/>
+    <w:lsdException w:name="Closing" w:semiHidden="1" w:unhideWhenUsed="1"/>
+    <w:lsdException w:name="Signature" w:semiHidden="1" w:unhideWhenUsed="1"/>
+    <w:lsdException w:name="Default Paragraph Font" w:semiHidden="1" w:unhideWhenUsed="1"/>
+    <w:lsdException w:name="Body Text" w:semiHidden="1" w:unhideWhenUsed="1"/>
+    <w:lsdException w:name="Body Text Indent" w:semiHidden="1" w:unhideWhenUsed="1"/>
+    <w:lsdException w:name="List Continue" w:semiHidden="1" w:unhideWhenUsed="1"/>
+    <w:lsdException w:name="List Continue 2" w:semiHidden="1" w:unhideWhenUsed="1"/>
+    <w:lsdException w:name="List Continue 3" w:semiHidden="1" w:unhideWhenUsed="1"/>
+    <w:lsdException w:name="List Continue 4" w:semiHidden="1" w:unhideWhenUsed="1"/>
+    <w:lsdException w:name="List Continue 5" w:semiHidden="1" w:unhideWhenUsed="1"/>
+    <w:lsdException w:name="Message Header" w:semiHidden="1" w:unhideWhenUsed="1"/>
+    <w:lsdException w:name="Salutation" w:semiHidden="1" w:unhideWhenUsed="1"/>
+    <w:lsdException w:name="Date" w:semiHidden="1" w:unhideWhenUsed="1"/>
+    <w:lsdException w:name="Body Text First Indent" w:semiHidden="1" w:unhideWhenUsed="1"/>
+    <w:lsdException w:name="Body Text Indent 2" w:semiHidden="1" w:unhideWhenUsed="1"/>
+    <w:lsdException w:name="Body Text Indent 3" w:semiHidden="1" w:unhideWhenUsed="1"/>
+    <w:lsdException w:name="Block Text" w:semiHidden="1" w:unhideWhenUsed="1"/>
+    <w:lsdException w:name="Hyperlink" w:semiHidden="1" w:unhideWhenUsed="1"/>
+    <w:lsdException w:name="FollowedHyperlink" w:semiHidden="1" w:unhideWhenUsed="1"/>
+    <w:lsdException w:name="Document Map" w:semiHidden="1" w:unhideWhenUsed="1"/>
+    <w:lsdException w:name="Plain Text" w:semiHidden="1" w:unhideWhenUsed="1"/>
+    <w:lsdException w:name="E-mail Signature" w:semiHidden="1" w:unhideWhenUsed="1"/>
+    <w:lsdException w:name="HTML Top of Form" w:semiHidden="1" w:unhideWhenUsed="1"/>
+    <w:lsdException w:name="HTML Bottom of Form" w:semiHidden="1" w:unhideWhenUsed="1"/>
+    <w:lsdException w:name="Normal (Web)" w:semiHidden="1" w:unhideWhenUsed="1"/>
+    <w:lsdException w:name="HTML Acronym" w:semiHidden="1" w:unhideWhenUsed="1"/>
+    <w:lsdException w:name="HTML Address" w:semiHidden="1" w:unhideWhenUsed="1"/>
+    <w:lsdException w:name="HTML Cite" w:semiHidden="1" w:unhideWhenUsed="1"/>
+    <w:lsdException w:name="HTML Code" w:semiHidden="1" w:unhideWhenUsed="1"/>
+    <w:lsdException w:name="HTML Definition" w:semiHidden="1" w:unhideWhenUsed="1"/>
+    <w:lsdException w:name="HTML Keyboard" w:semiHidden="1" w:unhideWhenUsed="1"/>
+    <w:lsdException w:name="HTML Preformatted" w:semiHidden="1" w:unhideWhenUsed="1"/>
+    <w:lsdException w:name="HTML Sample" w:semiHidden="1" w:unhideWhenUsed="1"/>
+    <w:lsdException w:name="HTML Typewriter" w:semiHidden="1" w:unhideWhenUsed="1"/>
+    <w:lsdException w:name="HTML Variable" w:semiHidden="1" w:unhideWhenUsed="1"/>
+    <w:lsdException w:name="Normal Table" w:semiHidden="1" w:unhideWhenUsed="1"/>
+    <w:lsdException w:name="annotation subject" w:semiHidden="1" w:unhideWhenUsed="1"/>
+    <w:lsdException w:name="No List" w:semiHidden="1" w:unhideWhenUsed="1"/>
+    <w:lsdException w:name="Outline List 1" w:semiHidden="1" w:unhideWhenUsed="1"/>
+    <w:lsdException w:name="Outline List 2" w:semiHidden="1" w:unhideWhenUsed="1"/>
+    <w:lsdException w:name="Outline List 3" w:semiHidden="1" w:unhideWhenUsed="1"/>
+    <w:lsdException w:name="Table Simple 1" w:semiHidden="1" w:unhideWhenUsed="1"/>
+    <w:lsdException w:name="Table Simple 2" w:semiHidden="1" w:unhideWhenUsed="1"/>
+    <w:lsdException w:name="Table Simple 3" w:semiHidden="1" w:unhideWhenUsed="1"/>
+    <w:lsdException w:name="Table Classic 1" w:semiHidden="1" w:unhideWhenUsed="1"/>
+    <w:lsdException w:name="Table Classic 2" w:semiHidden="1" w:unhideWhenUsed="1"/>
+    <w:lsdException w:name="Table Classic 3" w:semiHidden="1" w:unhideWhenUsed="1"/>
+    <w:lsdException w:name="Table Classic 4" w:semiHidden="1" w:unhideWhenUsed="1"/>
+    <w:lsdException w:name="Table Colorful 1" w:semiHidden="1" w:unhideWhenUsed="1"/>
+    <w:lsdException w:name="Table Colorful 2" w:semiHidden="1" w:unhideWhenUsed="1"/>
+    <w:lsdException w:name="Table Colorful 3" w:semiHidden="1" w:unhideWhenUsed="1"/>
+    <w:lsdException w:name="Table Columns 1" w:semiHidden="1" w:unhideWhenUsed="1"/>
+    <w:lsdException w:name="Table Columns 2" w:semiHidden="1" w:unhideWhenUsed="1"/>
+    <w:lsdException w:name="Table Columns 3" w:semiHidden="1" w:unhideWhenUsed="1"/>
+    <w:lsdException w:name="Table Columns 4" w:semiHidden="1" w:unhideWhenUsed="1"/>
+    <w:lsdException w:name="Table Columns 5" w:semiHidden="1" w:unhideWhenUsed="1"/>
+    <w:lsdException w:name="Table Grid 1" w:semiHidden="1" w:unhideWhenUsed="1"/>
+    <w:lsdException w:name="Table Grid 2" w:semiHidden="1" w:unhideWhenUsed="1"/>
+    <w:lsdException w:name="Table Grid 3" w:semiHidden="1" w:unhideWhenUsed="1"/>
+    <w:lsdException w:name="Table Grid 4" w:semiHidden="1" w:unhideWhenUsed="1"/>
+    <w:lsdException w:name="Table Grid 5" w:semiHidden="1" w:unhideWhenUsed="1"/>
+    <w:lsdException w:name="Table Grid 6" w:semiHidden="1" w:unhideWhenUsed="1"/>
+    <w:lsdException w:name="Table Grid 7" w:semiHidden="1" w:unhideWhenUsed="1"/>
+    <w:lsdException w:name="Table Grid 8" w:semiHidden="1" w:unhideWhenUsed="1"/>
+    <w:lsdException w:name="Table List 1" w:semiHidden="1" w:unhideWhenUsed="1"/>
+    <w:lsdException w:name="Table List 2" w:semiHidden="1" w:unhideWhenUsed="1"/>
+    <w:lsdException w:name="Table List 3" w:semiHidden="1" w:unhideWhenUsed="1"/>
+    <w:lsdException w:name="Table List 4" w:semiHidden="1" w:unhideWhenUsed="1"/>
+    <w:lsdException w:name="Table List 5" w:semiHidden="1" w:unhideWhenUsed="1"/>
+    <w:lsdException w:name="Table List 6" w:semiHidden="1" w:unhideWhenUsed="1"/>
+    <w:lsdException w:name="Table List 7" w:semiHidden="1" w:unhideWhenUsed="1"/>
+    <w:lsdException w:name="Table List 8" w:semiHidden="1" w:unhideWhenUsed="1"/>
+    <w:lsdException w:name="Table 3D effects 1" w:semiHidden="1" w:unhideWhenUsed="1"/>
+    <w:lsdException w:name="Table 3D effects 2" w:semiHidden="1" w:unhideWhenUsed="1"/>
+    <w:lsdException w:name="Table 3D effects 3" w:semiHidden="1" w:unhideWhenUsed="1"/>
+    <w:lsdException w:name="Table Contemporary" w:semiHidden="1" w:unhideWhenUsed="1"/>
+    <w:lsdException w:name="Table Elegant" w:semiHidden="1" w:unhideWhenUsed="1"/>
+    <w:lsdException w:name="Table Professional" w:semiHidden="1" w:unhideWhenUsed="1"/>
+    <w:lsdException w:name="Table Subtle 1" w:semiHidden="1" w:unhideWhenUsed="1"/>
+    <w:lsdException w:name="Table Subtle 2" w:semiHidden="1" w:unhideWhenUsed="1"/>
+    <w:lsdException w:name="Table Web 1" w:semiHidden="1" w:unhideWhenUsed="1"/>
+    <w:lsdException w:name="Table Web 2" w:semiHidden="1" w:unhideWhenUsed="1"/>
+    <w:lsdException w:name="Table Web 3" w:semiHidden="1" w:unhideWhenUsed="1"/>
+    <w:lsdException w:name="Balloon Text" w:semiHidden="1" w:unhideWhenUsed="1"/>
+    <w:lsdException w:name="Table Theme" w:semiHidden="1" w:unhideWhenUsed="1"/>
+    <w:lsdException w:name="Placeholder Text" w:semiHidden="1"/>
+    <w:lsdException w:name="Light Shading"/>
+    <w:lsdException w:name="Light List"/>
+    <w:lsdException w:name="Light Grid"/>
+    <w:lsdException w:name="Medium Shading 1"/>
+    <w:lsdException w:name="Medium Shading 2"/>
+    <w:lsdException w:name="Medium List 1"/>
+    <w:lsdException w:name="Medium List 2"/>
+    <w:lsdException w:name="Medium Grid 1"/>
+    <w:lsdException w:name="Medium Grid 2"/>
+    <w:lsdException w:name="Medium Grid 3"/>
+    <w:lsdException w:name="Dark List"/>
+    <w:lsdException w:name="Colorful Shading"/>
+    <w:lsdException w:name="Colorful List"/>
+    <w:lsdException w:name="Colorful Grid"/>
+    <w:lsdException w:name="Light Shading Accent 1"/>
+    <w:lsdException w:name="Light List Accent 1"/>
+    <w:lsdException w:name="Light Grid Accent 1"/>
+    <w:lsdException w:name="Medium Shading 1 Accent 1"/>
+    <w:lsdException w:name="Medium Shading 2 Accent 1"/>
+    <w:lsdException w:name="Medium List 1 Accent 1"/>
+    <w:lsdException w:name="Revision" w:semiHidden="1"/>
+    <w:lsdException w:name="Medium List 2 Accent 1"/>
+    <w:lsdException w:name="Medium Grid 1 Accent 1"/>
+    <w:lsdException w:name="Medium Grid 2 Accent 1"/>
+    <w:lsdException w:name="Medium Grid 3 Accent 1"/>
+    <w:lsdException w:name="Dark List Accent 1"/>
+    <w:lsdException w:name="Colorful Shading Accent 1"/>
+    <w:lsdException w:name="Colorful List Accent 1"/>
+    <w:lsdException w:name="Colorful Grid Accent 1"/>
+    <w:lsdException w:name="Light Shading Accent 2"/>
+    <w:lsdException w:name="Light List Accent 2"/>
+    <w:lsdException w:name="Light Grid Accent 2"/>
+    <w:lsdException w:name="Medium Shading 1 Accent 2"/>
+    <w:lsdException w:name="Medium Shading 2 Accent 2"/>
+    <w:lsdException w:name="Medium List 1 Accent 2"/>
+    <w:lsdException w:name="Medium List 2 Accent 2"/>
+    <w:lsdException w:name="Medium Grid 1 Accent 2"/>
+    <w:lsdException w:name="Medium Grid 2 Accent 2"/>
+    <w:lsdException w:name="Medium Grid 3 Accent 2"/>
+    <w:lsdException w:name="Dark List Accent 2"/>
+    <w:lsdException w:name="Colorful Shading Accent 2"/>
+    <w:lsdException w:name="Colorful List Accent 2"/>
+    <w:lsdException w:name="Colorful Grid Accent 2"/>
+    <w:lsdException w:name="Light Shading Accent 3"/>
+    <w:lsdException w:name="Light List Accent 3"/>
+    <w:lsdException w:name="Light Grid Accent 3"/>
+    <w:lsdException w:name="Medium Shading 1 Accent 3"/>
+    <w:lsdException w:name="Medium Shading 2 Accent 3"/>
+    <w:lsdException w:name="Medium List 1 Accent 3"/>
+    <w:lsdException w:name="Medium List 2 Accent 3"/>
+    <w:lsdException w:name="Medium Grid 1 Accent 3"/>
+    <w:lsdException w:name="Medium Grid 2 Accent 3"/>
+    <w:lsdException w:name="Medium Grid 3 Accent 3"/>
+    <w:lsdException w:name="Dark List Accent 3"/>
+    <w:lsdException w:name="Colorful Shading Accent 3"/>
+    <w:lsdException w:name="Colorful List Accent 3"/>
+    <w:lsdException w:name="Colorful Grid Accent 3"/>
+    <w:lsdException w:name="Light Shading Accent 4"/>
+    <w:lsdException w:name="Light List Accent 4"/>
+    <w:lsdException w:name="Light Grid Accent 4"/>
+    <w:lsdException w:name="Medium Shading 1 Accent 4"/>
+    <w:lsdException w:name="Medium Shading 2 Accent 4"/>
+    <w:lsdException w:name="Medium List 1 Accent 4"/>
+    <w:lsdException w:name="Medium List 2 Accent 4"/>
+    <w:lsdException w:name="Medium Grid 1 Accent 4"/>
+    <w:lsdException w:name="Medium Grid 2 Accent 4"/>
+    <w:lsdException w:name="Medium Grid 3 Accent 4"/>
+    <w:lsdException w:name="Dark List Accent 4"/>
+    <w:lsdException w:name="Colorful Shading Accent 4"/>
+    <w:lsdException w:name="Colorful List Accent 4"/>
+    <w:lsdException w:name="Colorful Grid Accent 4"/>
+    <w:lsdException w:name="Light Shading Accent 5"/>
+    <w:lsdException w:name="Light List Accent 5"/>
+    <w:lsdException w:name="Light Grid Accent 5"/>
+    <w:lsdException w:name="Medium Shading 1 Accent 5"/>
+    <w:lsdException w:name="Medium Shading 2 Accent 5"/>
+    <w:lsdException w:name="Medium List 1 Accent 5"/>
+    <w:lsdException w:name="Medium List 2 Accent 5"/>
+    <w:lsdException w:name="Medium Grid 1 Accent 5"/>
+    <w:lsdException w:name="Medium Grid 2 Accent 5"/>
+    <w:lsdException w:name="Medium Grid 3 Accent 5"/>
+    <w:lsdException w:name="Dark List Accent 5"/>
+    <w:lsdException w:name="Colorful Shading Accent 5"/>
+    <w:lsdException w:name="Colorful List Accent 5"/>
+    <w:lsdException w:name="Colorful Grid Accent 5"/>
+    <w:lsdException w:name="Light Shading Accent 6"/>
+    <w:lsdException w:name="Light List Accent 6"/>
+    <w:lsdException w:name="Light Grid Accent 6"/>
+    <w:lsdException w:name="Medium Shading 1 Accent 6"/>
+    <w:lsdException w:name="Medium Shading 2 Accent 6"/>
+    <w:lsdException w:name="Medium List 1 Accent 6"/>
+    <w:lsdException w:name="Medium List 2 Accent 6"/>
+    <w:lsdException w:name="Medium Grid 1 Accent 6"/>
+    <w:lsdException w:name="Medium Grid 2 Accent 6"/>
+    <w:lsdException w:name="Medium Grid 3 Accent 6"/>
+    <w:lsdException w:name="Dark List Accent 6"/>
+    <w:lsdException w:name="Colorful Shading Accent 6"/>
+    <w:lsdException w:name="Colorful List Accent 6"/>
+    <w:lsdException w:name="Colorful Grid Accent 6"/>
+    <w:lsdException w:name="Bibliography" w:semiHidden="1" w:unhideWhenUsed="1"/>
+    <w:lsdException w:name="TOC Heading" w:semiHidden="1" w:unhideWhenUsed="1"/>
+    <w:lsdException w:name="Grid Table 4" w:uiPriority="49"/>
+    <w:lsdException w:name="Grid Table 5 Dark" w:uiPriority="50"/>
+    <w:lsdException w:name="Grid Table 6 Colorful" w:uiPriority="51"/>
+    <w:lsdException w:name="Grid Table 7 Colorful" w:uiPriority="52"/>
+    <w:lsdException w:name="Grid Table 1 Light Accent 1" w:uiPriority="46"/>
+    <w:lsdException w:name="Grid Table 2 Accent 1" w:uiPriority="47"/>
+    <w:lsdException w:name="Grid Table 3 Accent 1" w:uiPriority="48"/>
+    <w:lsdException w:name="Grid Table 4 Accent 1" w:uiPriority="49"/>
+    <w:lsdException w:name="Grid Table 5 Dark Accent 1" w:uiPriority="50"/>
+    <w:lsdException w:name="Grid Table 6 Colorful Accent 1" w:uiPriority="51"/>
+    <w:lsdException w:name="Grid Table 7 Colorful Accent 1" w:uiPriority="52"/>
+    <w:lsdException w:name="Grid Table 1 Light Accent 2" w:uiPriority="46"/>
+    <w:lsdException w:name="Grid Table 2 Accent 2" w:uiPriority="47"/>
+    <w:lsdException w:name="Grid Table 3 Accent 2" w:uiPriority="48"/>
+    <w:lsdException w:name="Grid Table 4 Accent 2" w:uiPriority="49"/>
+    <w:lsdException w:name="Grid Table 5 Dark Accent 2" w:uiPriority="50"/>
+    <w:lsdException w:name="Grid Table 6 Colorful Accent 2" w:uiPriority="51"/>
+    <w:lsdException w:name="Grid Table 7 Colorful Accent 2" w:uiPriority="52"/>
+    <w:lsdException w:name="Grid Table 1 Light Accent 3" w:uiPriority="46"/>
+    <w:lsdException w:name="Grid Table 2 Accent 3" w:uiPriority="47"/>
+    <w:lsdException w:name="Grid Table 3 Accent 3" w:uiPriority="48"/>
+    <w:lsdException w:name="Grid Table 4 Accent 3" w:uiPriority="49"/>
+    <w:lsdException w:name="Grid Table 5 Dark Accent 3" w:uiPriority="50"/>
+    <w:lsdException w:name="Grid Table 6 Colorful Accent 3" w:uiPriority="51"/>
+    <w:lsdException w:name="Grid Table 7 Colorful Accent 3" w:uiPriority="52"/>
+    <w:lsdException w:name="Grid Table 1 Light Accent 4" w:uiPriority="46"/>
+    <w:lsdException w:name="Grid Table 2 Accent 4" w:uiPriority="47"/>
+    <w:lsdException w:name="Grid Table 3 Accent 4" w:uiPriority="48"/>
+    <w:lsdException w:name="Grid Table 4 Accent 4" w:uiPriority="49"/>
+    <w:lsdException w:name="Grid Table 5 Dark Accent 4" w:uiPriority="50"/>
+    <w:lsdException w:name="Grid Table 6 Colorful Accent 4" w:uiPriority="51"/>
+    <w:lsdException w:name="Grid Table 7 Colorful Accent 4" w:uiPriority="52"/>
+    <w:lsdException w:name="Grid Table 1 Light Accent 5" w:uiPriority="46"/>
+    <w:lsdException w:name="Grid Table 2 Accent 5" w:uiPriority="47"/>
+    <w:lsdException w:name="Grid Table 3 Accent 5" w:uiPriority="48"/>
+    <w:lsdException w:name="Grid Table 4 Accent 5" w:uiPriority="49"/>
+    <w:lsdException w:name="Grid Table 5 Dark Accent 5" w:uiPriority="50"/>
+    <w:lsdException w:name="Grid Table 6 Colorful Accent 5" w:uiPriority="51"/>
+    <w:lsdException w:name="Grid Table 7 Colorful Accent 5" w:uiPriority="52"/>
+    <w:lsdException w:name="Grid Table 1 Light Accent 6" w:uiPriority="46"/>
+    <w:lsdException w:name="Grid Table 2 Accent 6" w:uiPriority="47"/>
+    <w:lsdException w:name="Grid Table 3 Accent 6" w:uiPriority="48"/>
+    <w:lsdException w:name="Grid Table 4 Accent 6" w:uiPriority="49"/>
+    <w:lsdException w:name="Grid Table 5 Dark Accent 6" w:uiPriority="50"/>
+    <w:lsdException w:name="Grid Table 6 Colorful Accent 6" w:uiPriority="51"/>
+    <w:lsdException w:name="Grid Table 7 Colorful Accent 6" w:uiPriority="52"/>
+    <w:lsdException w:name="List Table 1 Light" w:uiPriority="46"/>
+    <w:lsdException w:name="List Table 2" w:uiPriority="47"/>
+    <w:lsdException w:name="List Table 3" w:uiPriority="48"/>
+    <w:lsdException w:name="List Table 4" w:uiPriority="49"/>
+    <w:lsdException w:name="List Table 5 Dark" w:uiPriority="50"/>
+    <w:lsdException w:name="List Table 6 Colorful" w:uiPriority="51"/>
+    <w:lsdException w:name="List Table 7 Colorful" w:uiPriority="52"/>
+    <w:lsdException w:name="List Table 1 Light Accent 1" w:uiPriority="46"/>
+    <w:lsdException w:name="List Table 2 Accent 1" w:uiPriority="47"/>
+    <w:lsdException w:name="List Table 3 Accent 1" w:uiPriority="48"/>
+    <w:lsdException w:name="List Table 4 Accent 1" w:uiPriority="49"/>
+    <w:lsdException w:name="List Table 5 Dark Accent 1" w:uiPriority="50"/>
+    <w:lsdException w:name="List Table 6 Colorful Accent 1" w:uiPriority="51"/>
+    <w:lsdException w:name="List Table 7 Colorful Accent 1" w:uiPriority="52"/>
+    <w:lsdException w:name="List Table 1 Light Accent 2" w:uiPriority="46"/>
+    <w:lsdException w:name="List Table 2 Accent 2" w:uiPriority="47"/>
+    <w:lsdException w:name="List Table 3 Accent 2" w:uiPriority="48"/>
+    <w:lsdException w:name="List Table 4 Accent 2" w:uiPriority="49"/>
+    <w:lsdException w:name="List Table 5 Dark Accent 2" w:uiPriority="50"/>
+    <w:lsdException w:name="List Table 6 Colorful Accent 2" w:uiPriority="51"/>
+    <w:lsdException w:name="List Table 7 Colorful Accent 2" w:uiPriority="52"/>
+    <w:lsdException w:name="List Table 1 Light Accent 3" w:uiPriority="46"/>
+    <w:lsdException w:name="List Table 2 Accent 3" w:uiPriority="47"/>
+    <w:lsdException w:name="List Table 3 Accent 3" w:uiPriority="48"/>
+    <w:lsdException w:name="List Table 4 Accent 3" w:uiPriority="49"/>
+    <w:lsdException w:name="List Table 5 Dark Accent 3" w:uiPriority="50"/>
+    <w:lsdException w:name="List Table 6 Colorful Accent 3" w:uiPriority="51"/>
+    <w:lsdException w:name="List Table 7 Colorful Accent 3" w:uiPriority="52"/>
+    <w:lsdException w:name="List Table 1 Light Accent 4" w:uiPriority="46"/>
+    <w:lsdException w:name="List Table 2 Accent 4" w:uiPriority="47"/>
+    <w:lsdException w:name="List Table 3 Accent 4" w:uiPriority="48"/>
+    <w:lsdException w:name="List Table 4 Accent 4" w:uiPriority="49"/>
+    <w:lsdException w:name="List Table 5 Dark Accent 4" w:uiPriority="50"/>
+    <w:lsdException w:name="List Table 6 Colorful Accent 4" w:uiPriority="51"/>
+    <w:lsdException w:name="List Table 7 Colorful Accent 4" w:uiPriority="52"/>
+    <w:lsdException w:name="List Table 1 Light Accent 5" w:uiPriority="46"/>
+    <w:lsdException w:name="List Table 2 Accent 5" w:uiPriority="47"/>
+    <w:lsdException w:name="List Table 3 Accent 5" w:uiPriority="48"/>
+    <w:lsdException w:name="List Table 4 Accent 5" w:uiPriority="49"/>
+    <w:lsdException w:name="List Table 5 Dark Accent 5" w:uiPriority="50"/>
+    <w:lsdException w:name="List Table 6 Colorful Accent 5" w:uiPriority="51"/>
+    <w:lsdException w:name="List Table 7 Colorful Accent 5" w:uiPriority="52"/>
+    <w:lsdException w:name="List Table 1 Light Accent 6" w:uiPriority="46"/>
+    <w:lsdException w:name="List Table 2 Accent 6" w:uiPriority="47"/>
+    <w:lsdException w:name="List Table 3 Accent 6" w:uiPriority="48"/>
+    <w:lsdException w:name="List Table 4 Accent 6" w:uiPriority="49"/>
+    <w:lsdException w:name="List Table 5 Dark Accent 6" w:uiPriority="50"/>
+    <w:lsdException w:name="List Table 6 Colorful Accent 6" w:uiPriority="51"/>
+    <w:lsdException w:name="List Table 7 Colorful Accent 6" w:uiPriority="52"/>
+    <w:lsdException w:name="Mention" w:semiHidden="1" w:uiPriority="99" w:unhideWhenUsed="1"/>
+    <w:lsdException w:name="Smart Hyperlink" w:semiHidden="1" w:uiPriority="99" w:unhideWhenUsed="1"/>
+    <w:lsdException w:name="Hashtag" w:semiHidden="1" w:uiPriority="99" w:unhideWhenUsed="1"/>
+    <w:lsdException w:name="Unresolved Mention" w:semiHidden="1" w:uiPriority="99" w:unhideWhenUsed="1"/>
+    <w:lsdException w:name="Smart Link" w:semiHidden="1" w:uiPriority="99" w:unhideWhenUsed="1"/>
+  </w:latentStyles>
   <w:style w:default="1" w:styleId="Normal" w:type="paragraph">
     <w:name w:val="Normal"/>
     <w:qFormat/>
   </w:style>
-  <w:style w:styleId="BodyText" w:type="paragraph">
+  <w:style w:styleId="Titre1" w:type="paragraph">
+    <w:name w:val="heading 1"/>
+    <w:basedOn w:val="Normal"/>
+    <w:next w:val="Corpsdetexte"/>
+    <w:uiPriority w:val="9"/>
+    <w:qFormat/>
+    <w:rsid w:val="009137D8"/>
+    <w:pPr>
+      <w:keepNext/>
+      <w:keepLines/>
+      <w:numPr>
+        <w:numId w:val="20"/>
+      </w:numPr>
+      <w:spacing w:after="0" w:before="480"/>
+      <w:outlineLvl w:val="0"/>
+    </w:pPr>
+    <w:rPr>
+      <w:rFonts w:asciiTheme="majorHAnsi" w:cstheme="majorBidi" w:eastAsiaTheme="majorEastAsia" w:hAnsiTheme="majorHAnsi"/>
+      <w:b/>
+      <w:bCs/>
+      <w:color w:themeColor="text1" w:val="000000"/>
+      <w:sz w:val="32"/>
+      <w:szCs w:val="32"/>
+    </w:rPr>
+  </w:style>
+  <w:style w:styleId="Titre2" w:type="paragraph">
+    <w:name w:val="heading 2"/>
+    <w:basedOn w:val="Normal"/>
+    <w:next w:val="Corpsdetexte"/>
+    <w:uiPriority w:val="9"/>
+    <w:unhideWhenUsed/>
+    <w:qFormat/>
+    <w:rsid w:val="009137D8"/>
+    <w:pPr>
+      <w:keepNext/>
+      <w:keepLines/>
+      <w:numPr>
+        <w:ilvl w:val="1"/>
+        <w:numId w:val="20"/>
+      </w:numPr>
+      <w:spacing w:after="0" w:before="200"/>
+      <w:outlineLvl w:val="1"/>
+    </w:pPr>
+    <w:rPr>
+      <w:rFonts w:asciiTheme="majorHAnsi" w:cstheme="majorBidi" w:eastAsiaTheme="majorEastAsia" w:hAnsiTheme="majorHAnsi"/>
+      <w:b/>
+      <w:bCs/>
+      <w:color w:themeColor="text1" w:val="000000"/>
+      <w:sz w:val="32"/>
+      <w:szCs w:val="32"/>
+    </w:rPr>
+  </w:style>
+  <w:style w:styleId="Titre3" w:type="paragraph">
+    <w:name w:val="heading 3"/>
+    <w:basedOn w:val="Normal"/>
+    <w:next w:val="Corpsdetexte"/>
+    <w:uiPriority w:val="9"/>
+    <w:unhideWhenUsed/>
+    <w:qFormat/>
+    <w:rsid w:val="009137D8"/>
+    <w:pPr>
+      <w:keepNext/>
+      <w:keepLines/>
+      <w:numPr>
+        <w:ilvl w:val="2"/>
+        <w:numId w:val="20"/>
+      </w:numPr>
+      <w:spacing w:after="0" w:before="200"/>
+      <w:outlineLvl w:val="2"/>
+    </w:pPr>
+    <w:rPr>
+      <w:rFonts w:asciiTheme="majorHAnsi" w:cstheme="majorBidi" w:eastAsiaTheme="majorEastAsia" w:hAnsiTheme="majorHAnsi"/>
+      <w:b/>
+      <w:bCs/>
+      <w:color w:themeColor="text1" w:val="000000"/>
+      <w:sz w:val="28"/>
+      <w:szCs w:val="28"/>
+    </w:rPr>
+  </w:style>
+  <w:style w:styleId="Titre4" w:type="paragraph">
+    <w:name w:val="heading 4"/>
+    <w:basedOn w:val="Normal"/>
+    <w:next w:val="Corpsdetexte"/>
+    <w:uiPriority w:val="9"/>
+    <w:unhideWhenUsed/>
+    <w:qFormat/>
+    <w:rsid w:val="009137D8"/>
+    <w:pPr>
+      <w:keepNext/>
+      <w:keepLines/>
+      <w:numPr>
+        <w:ilvl w:val="3"/>
+        <w:numId w:val="20"/>
+      </w:numPr>
+      <w:spacing w:after="0" w:before="200"/>
+      <w:outlineLvl w:val="3"/>
+    </w:pPr>
+    <w:rPr>
+      <w:rFonts w:asciiTheme="majorHAnsi" w:cstheme="majorBidi" w:eastAsiaTheme="majorEastAsia" w:hAnsiTheme="majorHAnsi"/>
+      <w:b/>
+      <w:bCs/>
+      <w:color w:themeColor="text1" w:val="000000"/>
+    </w:rPr>
+  </w:style>
+  <w:style w:styleId="Titre5" w:type="paragraph">
+    <w:name w:val="heading 5"/>
+    <w:basedOn w:val="Normal"/>
+    <w:next w:val="Corpsdetexte"/>
+    <w:uiPriority w:val="9"/>
+    <w:unhideWhenUsed/>
+    <w:qFormat/>
+    <w:rsid w:val="009137D8"/>
+    <w:pPr>
+      <w:keepNext/>
+      <w:keepLines/>
+      <w:numPr>
+        <w:ilvl w:val="4"/>
+        <w:numId w:val="20"/>
+      </w:numPr>
+      <w:spacing w:after="0" w:before="200"/>
+      <w:outlineLvl w:val="4"/>
+    </w:pPr>
+    <w:rPr>
+      <w:rFonts w:asciiTheme="majorHAnsi" w:cstheme="majorBidi" w:eastAsiaTheme="majorEastAsia" w:hAnsiTheme="majorHAnsi"/>
+      <w:i/>
+      <w:iCs/>
+      <w:color w:themeColor="text1" w:val="000000"/>
+    </w:rPr>
+  </w:style>
+  <w:style w:styleId="Titre6" w:type="paragraph">
+    <w:name w:val="heading 6"/>
+    <w:basedOn w:val="Normal"/>
+    <w:next w:val="Corpsdetexte"/>
+    <w:uiPriority w:val="9"/>
+    <w:unhideWhenUsed/>
+    <w:qFormat/>
+    <w:rsid w:val="009137D8"/>
+    <w:pPr>
+      <w:keepNext/>
+      <w:keepLines/>
+      <w:numPr>
+        <w:ilvl w:val="5"/>
+        <w:numId w:val="20"/>
+      </w:numPr>
+      <w:spacing w:after="0" w:before="200"/>
+      <w:outlineLvl w:val="5"/>
+    </w:pPr>
+    <w:rPr>
+      <w:rFonts w:asciiTheme="majorHAnsi" w:cstheme="majorBidi" w:eastAsiaTheme="majorEastAsia" w:hAnsiTheme="majorHAnsi"/>
+      <w:color w:themeColor="text1" w:val="000000"/>
+    </w:rPr>
+  </w:style>
+  <w:style w:styleId="Titre7" w:type="paragraph">
+    <w:name w:val="heading 7"/>
+    <w:basedOn w:val="Normal"/>
+    <w:next w:val="Corpsdetexte"/>
+    <w:uiPriority w:val="9"/>
+    <w:unhideWhenUsed/>
+    <w:qFormat/>
+    <w:rsid w:val="009137D8"/>
+    <w:pPr>
+      <w:keepNext/>
+      <w:keepLines/>
+      <w:numPr>
+        <w:ilvl w:val="6"/>
+        <w:numId w:val="20"/>
+      </w:numPr>
+      <w:spacing w:after="0" w:before="200"/>
+      <w:outlineLvl w:val="6"/>
+    </w:pPr>
+    <w:rPr>
+      <w:rFonts w:asciiTheme="majorHAnsi" w:cstheme="majorBidi" w:eastAsiaTheme="majorEastAsia" w:hAnsiTheme="majorHAnsi"/>
+      <w:color w:themeColor="text1" w:val="000000"/>
+    </w:rPr>
+  </w:style>
+  <w:style w:styleId="Titre8" w:type="paragraph">
+    <w:name w:val="heading 8"/>
+    <w:basedOn w:val="Normal"/>
+    <w:next w:val="Corpsdetexte"/>
+    <w:uiPriority w:val="9"/>
+    <w:unhideWhenUsed/>
+    <w:qFormat/>
+    <w:rsid w:val="009137D8"/>
+    <w:pPr>
+      <w:keepNext/>
+      <w:keepLines/>
+      <w:numPr>
+        <w:ilvl w:val="7"/>
+        <w:numId w:val="20"/>
+      </w:numPr>
+      <w:spacing w:after="0" w:before="200"/>
+      <w:outlineLvl w:val="7"/>
+    </w:pPr>
+    <w:rPr>
+      <w:rFonts w:asciiTheme="majorHAnsi" w:cstheme="majorBidi" w:eastAsiaTheme="majorEastAsia" w:hAnsiTheme="majorHAnsi"/>
+      <w:color w:themeColor="text1" w:val="000000"/>
+    </w:rPr>
+  </w:style>
+  <w:style w:styleId="Titre9" w:type="paragraph">
+    <w:name w:val="heading 9"/>
+    <w:basedOn w:val="Normal"/>
+    <w:next w:val="Corpsdetexte"/>
+    <w:uiPriority w:val="9"/>
+    <w:unhideWhenUsed/>
+    <w:qFormat/>
+    <w:rsid w:val="009137D8"/>
+    <w:pPr>
+      <w:keepNext/>
+      <w:keepLines/>
+      <w:numPr>
+        <w:ilvl w:val="8"/>
+        <w:numId w:val="20"/>
+      </w:numPr>
+      <w:spacing w:after="0" w:before="200"/>
+      <w:outlineLvl w:val="8"/>
+    </w:pPr>
+    <w:rPr>
+      <w:rFonts w:asciiTheme="majorHAnsi" w:cstheme="majorBidi" w:eastAsiaTheme="majorEastAsia" w:hAnsiTheme="majorHAnsi"/>
+      <w:color w:themeColor="text1" w:val="000000"/>
+    </w:rPr>
+  </w:style>
+  <w:style w:default="1" w:styleId="Policepardfaut" w:type="character">
+    <w:name w:val="Default Paragraph Font"/>
+    <w:uiPriority w:val="1"/>
+    <w:semiHidden/>
+    <w:unhideWhenUsed/>
+  </w:style>
+  <w:style w:default="1" w:styleId="TableauNormal" w:type="table">
+    <w:name w:val="Normal Table"/>
+    <w:uiPriority w:val="99"/>
+    <w:semiHidden/>
+    <w:unhideWhenUsed/>
+    <w:tblPr>
+      <w:tblInd w:type="dxa" w:w="0"/>
+      <w:tblCellMar>
+        <w:top w:type="dxa" w:w="0"/>
+        <w:left w:type="dxa" w:w="108"/>
+        <w:bottom w:type="dxa" w:w="0"/>
+        <w:right w:type="dxa" w:w="108"/>
+      </w:tblCellMar>
+    </w:tblPr>
+  </w:style>
+  <w:style w:default="1" w:styleId="Aucuneliste" w:type="numbering">
+    <w:name w:val="No List"/>
+    <w:uiPriority w:val="99"/>
+    <w:semiHidden/>
+    <w:unhideWhenUsed/>
+  </w:style>
+  <w:style w:styleId="Corpsdetexte" w:type="paragraph">
     <w:name w:val="Body Text"/>
     <w:basedOn w:val="Normal"/>
-    <w:link w:val="BodyTextChar"/>
+    <w:link w:val="CorpsdetexteCar"/>
     <w:qFormat/>
     <w:pPr>
       <w:spacing w:after="180" w:before="180"/>
@@ -8787,91 +13950,62 @@
   </w:style>
   <w:style w:customStyle="1" w:styleId="FirstParagraph" w:type="paragraph">
     <w:name w:val="First Paragraph"/>
-    <w:basedOn w:val="BodyText"/>
-    <w:next w:val="BodyText"/>
+    <w:basedOn w:val="Corpsdetexte"/>
+    <w:next w:val="Corpsdetexte"/>
     <w:qFormat/>
   </w:style>
   <w:style w:customStyle="1" w:styleId="Compact" w:type="paragraph">
     <w:name w:val="Compact"/>
-    <w:basedOn w:val="BodyText"/>
+    <w:basedOn w:val="Corpsdetexte"/>
     <w:qFormat/>
     <w:pPr>
       <w:spacing w:after="36" w:before="36"/>
     </w:pPr>
   </w:style>
-  <w:style w:styleId="Title" w:type="paragraph">
+  <w:style w:styleId="Titre" w:type="paragraph">
     <w:name w:val="Title"/>
     <w:basedOn w:val="Normal"/>
-    <w:next w:val="BodyText"/>
-    <w:link w:val="TitleChar"/>
-    <w:uiPriority w:val="10"/>
+    <w:next w:val="Corpsdetexte"/>
     <w:qFormat/>
-    <w:rsid w:val="00A10FD9"/>
+    <w:rsid w:val="009137D8"/>
     <w:pPr>
-      <w:spacing w:after="80" w:line="240" w:lineRule="auto"/>
-      <w:contextualSpacing/>
+      <w:keepNext/>
+      <w:keepLines/>
+      <w:pBdr>
+        <w:bottom w:color="auto" w:space="1" w:sz="4" w:val="single"/>
+      </w:pBdr>
+      <w:spacing w:after="240" w:before="480"/>
       <w:jc w:val="center"/>
     </w:pPr>
     <w:rPr>
       <w:rFonts w:asciiTheme="majorHAnsi" w:cstheme="majorBidi" w:eastAsiaTheme="majorEastAsia" w:hAnsiTheme="majorHAnsi"/>
-      <w:spacing w:val="-10"/>
-      <w:kern w:val="28"/>
-      <w:sz w:val="56"/>
-      <w:szCs w:val="56"/>
+      <w:b/>
+      <w:bCs/>
+      <w:color w:themeColor="text1" w:val="000000"/>
+      <w:sz w:val="36"/>
+      <w:szCs w:val="36"/>
     </w:rPr>
   </w:style>
-  <w:style w:customStyle="1" w:styleId="TitleChar" w:type="character">
-    <w:name w:val="Title Char"/>
-    <w:basedOn w:val="DefaultParagraphFont"/>
-    <w:link w:val="Title"/>
-    <w:uiPriority w:val="10"/>
-    <w:rsid w:val="00A10FD9"/>
-    <w:rPr>
-      <w:rFonts w:asciiTheme="majorHAnsi" w:cstheme="majorBidi" w:eastAsiaTheme="majorEastAsia" w:hAnsiTheme="majorHAnsi"/>
-      <w:spacing w:val="-10"/>
-      <w:kern w:val="28"/>
-      <w:sz w:val="56"/>
-      <w:szCs w:val="56"/>
-    </w:rPr>
-  </w:style>
-  <w:style w:styleId="Subtitle" w:type="paragraph">
+  <w:style w:styleId="Sous-titre" w:type="paragraph">
     <w:name w:val="Subtitle"/>
-    <w:basedOn w:val="Normal"/>
-    <w:next w:val="BodyText"/>
-    <w:link w:val="SubtitleChar"/>
-    <w:uiPriority w:val="11"/>
+    <w:basedOn w:val="Titre"/>
+    <w:next w:val="Corpsdetexte"/>
     <w:qFormat/>
-    <w:rsid w:val="00A10FD9"/>
+    <w:rsid w:val="009137D8"/>
     <w:pPr>
-      <w:numPr>
-        <w:ilvl w:val="1"/>
-      </w:numPr>
+      <w:pBdr>
+        <w:bottom w:color="auto" w:space="0" w:sz="0" w:val="none"/>
+      </w:pBdr>
+      <w:spacing w:before="240"/>
     </w:pPr>
     <w:rPr>
-      <w:rFonts w:cstheme="majorBidi" w:eastAsiaTheme="majorEastAsia"/>
-      <w:color w:themeColor="text1" w:themeTint="A6" w:val="595959"/>
-      <w:spacing w:val="15"/>
-      <w:sz w:val="28"/>
-      <w:szCs w:val="28"/>
-    </w:rPr>
-  </w:style>
-  <w:style w:customStyle="1" w:styleId="SubtitleChar" w:type="character">
-    <w:name w:val="Subtitle Char"/>
-    <w:basedOn w:val="DefaultParagraphFont"/>
-    <w:link w:val="Subtitle"/>
-    <w:uiPriority w:val="11"/>
-    <w:rsid w:val="00A10FD9"/>
-    <w:rPr>
-      <w:rFonts w:cstheme="majorBidi" w:eastAsiaTheme="majorEastAsia"/>
-      <w:color w:themeColor="text1" w:themeTint="A6" w:val="595959"/>
-      <w:spacing w:val="15"/>
-      <w:sz w:val="28"/>
-      <w:szCs w:val="28"/>
+      <w:sz w:val="30"/>
+      <w:szCs w:val="30"/>
     </w:rPr>
   </w:style>
   <w:style w:customStyle="1" w:styleId="Author" w:type="paragraph">
     <w:name w:val="Author"/>
-    <w:next w:val="BodyText"/>
+    <w:next w:val="Corpsdetexte"/>
     <w:qFormat/>
     <w:pPr>
       <w:keepNext/>
@@ -8881,7 +14015,7 @@
   </w:style>
   <w:style w:styleId="Date" w:type="paragraph">
     <w:name w:val="Date"/>
-    <w:next w:val="BodyText"/>
+    <w:next w:val="Corpsdetexte"/>
     <w:qFormat/>
     <w:pPr>
       <w:keepNext/>
@@ -8889,410 +14023,62 @@
       <w:jc w:val="center"/>
     </w:pPr>
   </w:style>
-  <w:style w:customStyle="1" w:styleId="AbstractTitle" w:type="paragraph">
-    <w:name w:val="Abstract Title"/>
+  <w:style w:customStyle="1" w:styleId="Abstract" w:type="paragraph">
+    <w:name w:val="Abstract"/>
     <w:basedOn w:val="Normal"/>
-    <w:next w:val="Abstract"/>
+    <w:next w:val="Corpsdetexte"/>
     <w:qFormat/>
     <w:pPr>
       <w:keepNext/>
       <w:keepLines/>
-      <w:spacing w:after="0" w:before="300"/>
-      <w:jc w:val="center"/>
-    </w:pPr>
-    <w:rPr>
-      <w:b/>
-      <w:color w:val="345A8A"/>
-      <w:sz w:val="20"/>
-      <w:szCs w:val="20"/>
-    </w:rPr>
-  </w:style>
-  <w:style w:customStyle="1" w:styleId="Abstract" w:type="paragraph">
-    <w:name w:val="Abstract"/>
-    <w:basedOn w:val="Normal"/>
-    <w:next w:val="BodyText"/>
-    <w:qFormat/>
-    <w:pPr>
-      <w:keepNext/>
-      <w:keepLines/>
-      <w:spacing w:after="300" w:before="100"/>
+      <w:spacing w:after="300" w:before="300"/>
     </w:pPr>
     <w:rPr>
       <w:sz w:val="20"/>
       <w:szCs w:val="20"/>
     </w:rPr>
   </w:style>
-  <w:style w:styleId="Bibliography" w:type="paragraph">
+  <w:style w:styleId="Bibliographie" w:type="paragraph">
     <w:name w:val="Bibliography"/>
     <w:basedOn w:val="Normal"/>
-    <w:next w:val="Bibliography"/>
     <w:qFormat/>
-    <w:pPr/>
-    <w:rPr/>
   </w:style>
-  <w:style w:styleId="Heading1" w:type="paragraph">
-    <w:name w:val="heading 1"/>
-    <w:basedOn w:val="Normal"/>
-    <w:next w:val="BodyText"/>
-    <w:link w:val="Heading1Char"/>
-    <w:uiPriority w:val="9"/>
-    <w:qFormat/>
-    <w:rsid w:val="00A10FD9"/>
-    <w:pPr>
-      <w:keepNext/>
-      <w:keepLines/>
-      <w:spacing w:after="80" w:before="360"/>
-      <w:outlineLvl w:val="0"/>
-    </w:pPr>
-    <w:rPr>
-      <w:rFonts w:asciiTheme="majorHAnsi" w:cstheme="majorBidi" w:eastAsiaTheme="majorEastAsia" w:hAnsiTheme="majorHAnsi"/>
-      <w:color w:themeColor="accent1" w:themeShade="BF" w:val="0F4761"/>
-      <w:sz w:val="40"/>
-      <w:szCs w:val="40"/>
-    </w:rPr>
-  </w:style>
-  <w:style w:styleId="Heading2" w:type="paragraph">
-    <w:name w:val="heading 2"/>
-    <w:basedOn w:val="Normal"/>
-    <w:next w:val="BodyText"/>
-    <w:link w:val="Heading2Char"/>
-    <w:uiPriority w:val="9"/>
-    <w:semiHidden/>
-    <w:unhideWhenUsed/>
-    <w:qFormat/>
-    <w:rsid w:val="00A10FD9"/>
-    <w:pPr>
-      <w:keepNext/>
-      <w:keepLines/>
-      <w:spacing w:after="80" w:before="160"/>
-      <w:outlineLvl w:val="1"/>
-    </w:pPr>
-    <w:rPr>
-      <w:rFonts w:asciiTheme="majorHAnsi" w:cstheme="majorBidi" w:eastAsiaTheme="majorEastAsia" w:hAnsiTheme="majorHAnsi"/>
-      <w:color w:themeColor="accent1" w:themeShade="BF" w:val="0F4761"/>
-      <w:sz w:val="32"/>
-      <w:szCs w:val="32"/>
-    </w:rPr>
-  </w:style>
-  <w:style w:styleId="Heading3" w:type="paragraph">
-    <w:name w:val="heading 3"/>
-    <w:basedOn w:val="Normal"/>
-    <w:next w:val="BodyText"/>
-    <w:link w:val="Heading3Char"/>
-    <w:uiPriority w:val="9"/>
-    <w:semiHidden/>
-    <w:unhideWhenUsed/>
-    <w:qFormat/>
-    <w:rsid w:val="00A10FD9"/>
-    <w:pPr>
-      <w:keepNext/>
-      <w:keepLines/>
-      <w:spacing w:after="80" w:before="160"/>
-      <w:outlineLvl w:val="2"/>
-    </w:pPr>
-    <w:rPr>
-      <w:rFonts w:cstheme="majorBidi" w:eastAsiaTheme="majorEastAsia"/>
-      <w:color w:themeColor="accent1" w:themeShade="BF" w:val="0F4761"/>
-      <w:sz w:val="28"/>
-      <w:szCs w:val="28"/>
-    </w:rPr>
-  </w:style>
-  <w:style w:styleId="Heading4" w:type="paragraph">
-    <w:name w:val="heading 4"/>
-    <w:basedOn w:val="Normal"/>
-    <w:next w:val="BodyText"/>
-    <w:link w:val="Heading4Char"/>
-    <w:uiPriority w:val="9"/>
-    <w:semiHidden/>
-    <w:unhideWhenUsed/>
-    <w:qFormat/>
-    <w:rsid w:val="00A10FD9"/>
-    <w:pPr>
-      <w:keepNext/>
-      <w:keepLines/>
-      <w:spacing w:after="40" w:before="80"/>
-      <w:outlineLvl w:val="3"/>
-    </w:pPr>
-    <w:rPr>
-      <w:rFonts w:cstheme="majorBidi" w:eastAsiaTheme="majorEastAsia"/>
-      <w:i/>
-      <w:iCs/>
-      <w:color w:themeColor="accent1" w:themeShade="BF" w:val="0F4761"/>
-    </w:rPr>
-  </w:style>
-  <w:style w:styleId="Heading5" w:type="paragraph">
-    <w:name w:val="heading 5"/>
-    <w:basedOn w:val="Normal"/>
-    <w:next w:val="BodyText"/>
-    <w:link w:val="Heading5Char"/>
-    <w:uiPriority w:val="9"/>
-    <w:semiHidden/>
-    <w:unhideWhenUsed/>
-    <w:qFormat/>
-    <w:rsid w:val="00A10FD9"/>
-    <w:pPr>
-      <w:keepNext/>
-      <w:keepLines/>
-      <w:spacing w:after="40" w:before="80"/>
-      <w:outlineLvl w:val="4"/>
-    </w:pPr>
-    <w:rPr>
-      <w:rFonts w:cstheme="majorBidi" w:eastAsiaTheme="majorEastAsia"/>
-      <w:color w:themeColor="accent1" w:themeShade="BF" w:val="0F4761"/>
-    </w:rPr>
-  </w:style>
-  <w:style w:styleId="Heading6" w:type="paragraph">
-    <w:name w:val="heading 6"/>
-    <w:basedOn w:val="Normal"/>
-    <w:next w:val="BodyText"/>
-    <w:link w:val="Heading6Char"/>
-    <w:uiPriority w:val="9"/>
-    <w:semiHidden/>
-    <w:unhideWhenUsed/>
-    <w:qFormat/>
-    <w:rsid w:val="00A10FD9"/>
-    <w:pPr>
-      <w:keepNext/>
-      <w:keepLines/>
-      <w:spacing w:after="0" w:before="40"/>
-      <w:outlineLvl w:val="5"/>
-    </w:pPr>
-    <w:rPr>
-      <w:rFonts w:cstheme="majorBidi" w:eastAsiaTheme="majorEastAsia"/>
-      <w:i/>
-      <w:iCs/>
-      <w:color w:themeColor="text1" w:themeTint="A6" w:val="595959"/>
-    </w:rPr>
-  </w:style>
-  <w:style w:styleId="Heading7" w:type="paragraph">
-    <w:name w:val="heading 7"/>
-    <w:basedOn w:val="Normal"/>
-    <w:next w:val="BodyText"/>
-    <w:link w:val="Heading7Char"/>
-    <w:uiPriority w:val="9"/>
-    <w:semiHidden/>
-    <w:unhideWhenUsed/>
-    <w:qFormat/>
-    <w:rsid w:val="00A10FD9"/>
-    <w:pPr>
-      <w:keepNext/>
-      <w:keepLines/>
-      <w:spacing w:after="0" w:before="40"/>
-      <w:outlineLvl w:val="6"/>
-    </w:pPr>
-    <w:rPr>
-      <w:rFonts w:cstheme="majorBidi" w:eastAsiaTheme="majorEastAsia"/>
-      <w:color w:themeColor="text1" w:themeTint="A6" w:val="595959"/>
-    </w:rPr>
-  </w:style>
-  <w:style w:styleId="Heading8" w:type="paragraph">
-    <w:name w:val="heading 8"/>
-    <w:basedOn w:val="Normal"/>
-    <w:next w:val="BodyText"/>
-    <w:link w:val="Heading8Char"/>
-    <w:uiPriority w:val="9"/>
-    <w:semiHidden/>
-    <w:unhideWhenUsed/>
-    <w:qFormat/>
-    <w:rsid w:val="00A10FD9"/>
-    <w:pPr>
-      <w:keepNext/>
-      <w:keepLines/>
-      <w:spacing w:after="0"/>
-      <w:outlineLvl w:val="7"/>
-    </w:pPr>
-    <w:rPr>
-      <w:rFonts w:cstheme="majorBidi" w:eastAsiaTheme="majorEastAsia"/>
-      <w:i/>
-      <w:iCs/>
-      <w:color w:themeColor="text1" w:themeTint="D8" w:val="272727"/>
-    </w:rPr>
-  </w:style>
-  <w:style w:styleId="Heading9" w:type="paragraph">
-    <w:name w:val="heading 9"/>
-    <w:basedOn w:val="Normal"/>
-    <w:next w:val="BodyText"/>
-    <w:link w:val="Heading9Char"/>
-    <w:uiPriority w:val="9"/>
-    <w:semiHidden/>
-    <w:unhideWhenUsed/>
-    <w:qFormat/>
-    <w:rsid w:val="00A10FD9"/>
-    <w:pPr>
-      <w:keepNext/>
-      <w:keepLines/>
-      <w:spacing w:after="0"/>
-      <w:outlineLvl w:val="8"/>
-    </w:pPr>
-    <w:rPr>
-      <w:rFonts w:cstheme="majorBidi" w:eastAsiaTheme="majorEastAsia"/>
-      <w:color w:themeColor="text1" w:themeTint="D8" w:val="272727"/>
-    </w:rPr>
-  </w:style>
-  <w:style w:customStyle="1" w:styleId="Heading1Char" w:type="character">
-    <w:name w:val="Heading 1 Char"/>
-    <w:basedOn w:val="DefaultParagraphFont"/>
-    <w:link w:val="Heading1"/>
-    <w:uiPriority w:val="9"/>
-    <w:rsid w:val="00A10FD9"/>
-    <w:rPr>
-      <w:rFonts w:asciiTheme="majorHAnsi" w:cstheme="majorBidi" w:eastAsiaTheme="majorEastAsia" w:hAnsiTheme="majorHAnsi"/>
-      <w:color w:themeColor="accent1" w:themeShade="BF" w:val="0F4761"/>
-      <w:sz w:val="40"/>
-      <w:szCs w:val="40"/>
-    </w:rPr>
-  </w:style>
-  <w:style w:customStyle="1" w:styleId="Heading2Char" w:type="character">
-    <w:name w:val="Heading 2 Char"/>
-    <w:basedOn w:val="DefaultParagraphFont"/>
-    <w:link w:val="Heading2"/>
-    <w:uiPriority w:val="9"/>
-    <w:semiHidden/>
-    <w:rsid w:val="00A10FD9"/>
-    <w:rPr>
-      <w:rFonts w:asciiTheme="majorHAnsi" w:cstheme="majorBidi" w:eastAsiaTheme="majorEastAsia" w:hAnsiTheme="majorHAnsi"/>
-      <w:color w:themeColor="accent1" w:themeShade="BF" w:val="0F4761"/>
-      <w:sz w:val="32"/>
-      <w:szCs w:val="32"/>
-    </w:rPr>
-  </w:style>
-  <w:style w:customStyle="1" w:styleId="Heading3Char" w:type="character">
-    <w:name w:val="Heading 3 Char"/>
-    <w:basedOn w:val="DefaultParagraphFont"/>
-    <w:link w:val="Heading3"/>
-    <w:uiPriority w:val="9"/>
-    <w:semiHidden/>
-    <w:rsid w:val="00A10FD9"/>
-    <w:rPr>
-      <w:rFonts w:cstheme="majorBidi" w:eastAsiaTheme="majorEastAsia"/>
-      <w:color w:themeColor="accent1" w:themeShade="BF" w:val="0F4761"/>
-      <w:sz w:val="28"/>
-      <w:szCs w:val="28"/>
-    </w:rPr>
-  </w:style>
-  <w:style w:customStyle="1" w:styleId="Heading4Char" w:type="character">
-    <w:name w:val="Heading 4 Char"/>
-    <w:basedOn w:val="DefaultParagraphFont"/>
-    <w:link w:val="Heading4"/>
-    <w:uiPriority w:val="9"/>
-    <w:semiHidden/>
-    <w:rsid w:val="00A10FD9"/>
-    <w:rPr>
-      <w:rFonts w:cstheme="majorBidi" w:eastAsiaTheme="majorEastAsia"/>
-      <w:i/>
-      <w:iCs/>
-      <w:color w:themeColor="accent1" w:themeShade="BF" w:val="0F4761"/>
-    </w:rPr>
-  </w:style>
-  <w:style w:customStyle="1" w:styleId="Heading5Char" w:type="character">
-    <w:name w:val="Heading 5 Char"/>
-    <w:basedOn w:val="DefaultParagraphFont"/>
-    <w:link w:val="Heading5"/>
-    <w:uiPriority w:val="9"/>
-    <w:semiHidden/>
-    <w:rsid w:val="00A10FD9"/>
-    <w:rPr>
-      <w:rFonts w:cstheme="majorBidi" w:eastAsiaTheme="majorEastAsia"/>
-      <w:color w:themeColor="accent1" w:themeShade="BF" w:val="0F4761"/>
-    </w:rPr>
-  </w:style>
-  <w:style w:customStyle="1" w:styleId="Heading6Char" w:type="character">
-    <w:name w:val="Heading 6 Char"/>
-    <w:basedOn w:val="DefaultParagraphFont"/>
-    <w:link w:val="Heading6"/>
-    <w:uiPriority w:val="9"/>
-    <w:semiHidden/>
-    <w:rsid w:val="00A10FD9"/>
-    <w:rPr>
-      <w:rFonts w:cstheme="majorBidi" w:eastAsiaTheme="majorEastAsia"/>
-      <w:i/>
-      <w:iCs/>
-      <w:color w:themeColor="text1" w:themeTint="A6" w:val="595959"/>
-    </w:rPr>
-  </w:style>
-  <w:style w:customStyle="1" w:styleId="Heading7Char" w:type="character">
-    <w:name w:val="Heading 7 Char"/>
-    <w:basedOn w:val="DefaultParagraphFont"/>
-    <w:link w:val="Heading7"/>
-    <w:uiPriority w:val="9"/>
-    <w:semiHidden/>
-    <w:rsid w:val="00A10FD9"/>
-    <w:rPr>
-      <w:rFonts w:cstheme="majorBidi" w:eastAsiaTheme="majorEastAsia"/>
-      <w:color w:themeColor="text1" w:themeTint="A6" w:val="595959"/>
-    </w:rPr>
-  </w:style>
-  <w:style w:customStyle="1" w:styleId="Heading8Char" w:type="character">
-    <w:name w:val="Heading 8 Char"/>
-    <w:basedOn w:val="DefaultParagraphFont"/>
-    <w:link w:val="Heading8"/>
-    <w:uiPriority w:val="9"/>
-    <w:semiHidden/>
-    <w:rsid w:val="00A10FD9"/>
-    <w:rPr>
-      <w:rFonts w:cstheme="majorBidi" w:eastAsiaTheme="majorEastAsia"/>
-      <w:i/>
-      <w:iCs/>
-      <w:color w:themeColor="text1" w:themeTint="D8" w:val="272727"/>
-    </w:rPr>
-  </w:style>
-  <w:style w:customStyle="1" w:styleId="Heading9Char" w:type="character">
-    <w:name w:val="Heading 9 Char"/>
-    <w:basedOn w:val="DefaultParagraphFont"/>
-    <w:link w:val="Heading9"/>
-    <w:uiPriority w:val="9"/>
-    <w:semiHidden/>
-    <w:rsid w:val="00A10FD9"/>
-    <w:rPr>
-      <w:rFonts w:cstheme="majorBidi" w:eastAsiaTheme="majorEastAsia"/>
-      <w:color w:themeColor="text1" w:themeTint="D8" w:val="272727"/>
-    </w:rPr>
-  </w:style>
-  <w:style w:styleId="BlockText" w:type="paragraph">
+  <w:style w:styleId="Normalcentr" w:type="paragraph">
     <w:name w:val="Block Text"/>
-    <w:basedOn w:val="BodyText"/>
-    <w:next w:val="BodyText"/>
+    <w:basedOn w:val="Corpsdetexte"/>
+    <w:next w:val="Corpsdetexte"/>
     <w:uiPriority w:val="9"/>
     <w:unhideWhenUsed/>
     <w:qFormat/>
     <w:pPr>
       <w:spacing w:after="100" w:before="100"/>
-      <w:ind w:firstLine="0" w:left="480" w:right="480"/>
     </w:pPr>
+    <w:rPr>
+      <w:rFonts w:asciiTheme="majorHAnsi" w:cstheme="majorBidi" w:eastAsiaTheme="majorEastAsia" w:hAnsiTheme="majorHAnsi"/>
+      <w:bCs/>
+      <w:sz w:val="20"/>
+      <w:szCs w:val="20"/>
+    </w:rPr>
   </w:style>
-  <w:style w:styleId="FootnoteText" w:type="paragraph">
-    <w:name w:val="Footnote Text"/>
+  <w:style w:styleId="Notedebasdepage" w:type="paragraph">
+    <w:name w:val="footnote text"/>
     <w:basedOn w:val="Normal"/>
-    <w:next w:val="FootnoteText"/>
     <w:uiPriority w:val="9"/>
     <w:unhideWhenUsed/>
     <w:qFormat/>
   </w:style>
-  <w:style w:styleId="FootnoteBlockText" w:type="paragraph">
-    <w:name w:val="Footnote Block Text"/>
-    <w:basedOn w:val="FootnoteText"/>
-    <w:next w:val="FootnoteText"/>
-    <w:uiPriority w:val="9"/>
-    <w:unhideWhenUsed/>
-    <w:qFormat/>
-    <w:pPr>
-      <w:spacing w:after="100" w:before="100"/>
-      <w:ind w:firstLine="0" w:left="480" w:right="480"/>
-    </w:pPr>
-  </w:style>
-  <w:style w:default="1" w:styleId="DefaultParagraphFont" w:type="character">
-    <w:name w:val="Default Paragraph Font"/>
-    <w:semiHidden/>
-    <w:unhideWhenUsed/>
-  </w:style>
-  <w:style w:default="1" w:styleId="Table" w:type="table">
+  <w:style w:customStyle="1" w:styleId="Table" w:type="table">
     <w:name w:val="Table"/>
-    <w:basedOn w:val="TableNormal"/>
     <w:semiHidden/>
     <w:unhideWhenUsed/>
     <w:qFormat/>
+    <w:rsid w:val="00A33FE1"/>
     <w:tblPr>
+      <w:tblStyleRowBandSize w:val="1"/>
       <w:tblInd w:type="dxa" w:w="0"/>
+      <w:tblBorders>
+        <w:bottom w:color="000000" w:space="0" w:sz="4" w:themeColor="text1" w:val="single"/>
+      </w:tblBorders>
       <w:tblCellMar>
         <w:top w:type="dxa" w:w="0"/>
         <w:left w:type="dxa" w:w="108"/>
@@ -9300,19 +14086,38 @@
         <w:right w:type="dxa" w:w="108"/>
       </w:tblCellMar>
     </w:tblPr>
+    <w:tcPr>
+      <w:shd w:color="auto" w:fill="auto" w:val="clear"/>
+    </w:tcPr>
     <w:tblStylePr w:type="firstRow">
+      <w:rPr>
+        <w:b/>
+      </w:rPr>
       <w:tblPr>
-        <w:jc w:val="left"/>
-        <w:tblInd w:type="dxa" w:w="0"/>
+        <w:jc w:val="center"/>
       </w:tblPr>
       <w:trPr>
-        <w:jc w:val="left"/>
+        <w:jc w:val="center"/>
       </w:trPr>
       <w:tcPr>
         <w:tcBorders>
-          <w:bottom w:val="single"/>
+          <w:bottom w:color="000000" w:space="0" w:sz="4" w:themeColor="text1" w:val="single"/>
         </w:tcBorders>
-        <w:vAlign w:val="bottom"/>
+      </w:tcPr>
+    </w:tblStylePr>
+    <w:tblStylePr w:type="firstCol">
+      <w:tblPr/>
+      <w:tcPr>
+        <w:tcBorders>
+          <w:right w:color="000000" w:space="0" w:sz="4" w:themeColor="text1" w:val="single"/>
+        </w:tcBorders>
+        <w:shd w:color="auto" w:fill="auto" w:val="clear"/>
+      </w:tcPr>
+    </w:tblStylePr>
+    <w:tblStylePr w:type="band1Horz">
+      <w:tblPr/>
+      <w:tcPr>
+        <w:shd w:color="auto" w:fill="EEECE1" w:themeFill="background2" w:val="clear"/>
       </w:tcPr>
     </w:tblStylePr>
   </w:style>
@@ -9333,12 +14138,12 @@
     <w:name w:val="Definition"/>
     <w:basedOn w:val="Normal"/>
   </w:style>
-  <w:style w:styleId="Caption" w:type="paragraph">
-    <w:name w:val="Caption"/>
+  <w:style w:styleId="Lgende" w:type="paragraph">
+    <w:name w:val="caption"/>
     <w:basedOn w:val="Normal"/>
-    <w:link w:val="BodyTextChar"/>
+    <w:link w:val="LgendeCar"/>
     <w:pPr>
-      <w:spacing w:after="120" w:before="0"/>
+      <w:spacing w:after="120"/>
     </w:pPr>
     <w:rPr>
       <w:i/>
@@ -9346,74 +14151,179 @@
   </w:style>
   <w:style w:customStyle="1" w:styleId="TableCaption" w:type="paragraph">
     <w:name w:val="Table Caption"/>
-    <w:basedOn w:val="Caption"/>
+    <w:basedOn w:val="Lgende"/>
+    <w:rsid w:val="00A33FE1"/>
     <w:pPr>
-      <w:keepNext/>
+      <w:jc w:val="center"/>
     </w:pPr>
   </w:style>
   <w:style w:customStyle="1" w:styleId="ImageCaption" w:type="paragraph">
     <w:name w:val="Image Caption"/>
-    <w:basedOn w:val="Caption"/>
+    <w:basedOn w:val="Lgende"/>
+    <w:rsid w:val="00A33FE1"/>
+    <w:pPr>
+      <w:widowControl w:val="0"/>
+      <w:jc w:val="center"/>
+    </w:pPr>
   </w:style>
   <w:style w:customStyle="1" w:styleId="Figure" w:type="paragraph">
     <w:name w:val="Figure"/>
     <w:basedOn w:val="Normal"/>
+    <w:rsid w:val="009B2D46"/>
+    <w:pPr>
+      <w:keepNext/>
+      <w:keepLines/>
+      <w:spacing w:before="60"/>
+      <w:jc w:val="center"/>
+    </w:pPr>
   </w:style>
   <w:style w:customStyle="1" w:styleId="CaptionedFigure" w:type="paragraph">
     <w:name w:val="Captioned Figure"/>
     <w:basedOn w:val="Figure"/>
+    <w:rsid w:val="00A33FE1"/>
     <w:pPr>
-      <w:keepNext/>
+      <w:keepNext w:val="0"/>
+      <w:keepLines w:val="0"/>
+      <w:widowControl w:val="0"/>
     </w:pPr>
   </w:style>
-  <w:style w:customStyle="1" w:styleId="BodyTextChar" w:type="character">
-    <w:name w:val="Body Text Char"/>
-    <w:basedOn w:val="DefaultParagraphFont"/>
-    <w:link w:val="BodyText"/>
+  <w:style w:customStyle="1" w:styleId="LgendeCar" w:type="character">
+    <w:name w:val="Légende Car"/>
+    <w:basedOn w:val="Policepardfaut"/>
+    <w:link w:val="Lgende"/>
   </w:style>
   <w:style w:customStyle="1" w:styleId="VerbatimChar" w:type="character">
     <w:name w:val="Verbatim Char"/>
-    <w:basedOn w:val="BodyTextChar"/>
+    <w:basedOn w:val="LgendeCar"/>
+    <w:rsid w:val="009137D8"/>
     <w:rPr>
       <w:rFonts w:ascii="Consolas" w:hAnsi="Consolas"/>
+      <w:color w:val="C00000"/>
       <w:sz w:val="22"/>
+      <w:u w:val="none"/>
+      <w:bdr w:color="auto" w:space="0" w:sz="0" w:val="none"/>
+      <w:shd w:color="auto" w:fill="F2F2F2" w:themeFill="background1" w:themeFillShade="F2" w:val="clear"/>
     </w:rPr>
   </w:style>
-  <w:style w:customStyle="1" w:styleId="SectionNumber" w:type="character">
-    <w:name w:val="Section Number"/>
-    <w:basedOn w:val="BodyTextChar"/>
-  </w:style>
-  <w:style w:styleId="FootnoteReference" w:type="character">
-    <w:name w:val="Footnote Reference"/>
-    <w:basedOn w:val="BodyTextChar"/>
+  <w:style w:styleId="Appelnotedebasdep" w:type="character">
+    <w:name w:val="footnote reference"/>
+    <w:basedOn w:val="LgendeCar"/>
     <w:rPr>
       <w:vertAlign w:val="superscript"/>
     </w:rPr>
   </w:style>
-  <w:style w:styleId="Hyperlink" w:type="character">
+  <w:style w:styleId="Lienhypertexte" w:type="character">
     <w:name w:val="Hyperlink"/>
-    <w:basedOn w:val="BodyTextChar"/>
+    <w:basedOn w:val="LgendeCar"/>
+    <w:rsid w:val="009137D8"/>
     <w:rPr>
-      <w:color w:themeColor="accent1" w:val="4F81BD"/>
+      <w:color w:val="C00000"/>
     </w:rPr>
   </w:style>
-  <w:style w:styleId="TOCHeading" w:type="paragraph">
+  <w:style w:styleId="En-ttedetabledesmatires" w:type="paragraph">
     <w:name w:val="TOC Heading"/>
-    <w:basedOn w:val="Heading1"/>
-    <w:next w:val="BodyText"/>
+    <w:basedOn w:val="Titre1"/>
+    <w:next w:val="Corpsdetexte"/>
     <w:uiPriority w:val="39"/>
     <w:unhideWhenUsed/>
     <w:qFormat/>
+    <w:rsid w:val="009137D8"/>
     <w:pPr>
+      <w:numPr>
+        <w:numId w:val="0"/>
+      </w:numPr>
       <w:spacing w:before="240" w:line="259" w:lineRule="auto"/>
+      <w:jc w:val="center"/>
       <w:outlineLvl w:val="9"/>
     </w:pPr>
     <w:rPr>
-      <w:rFonts w:asciiTheme="majorHAnsi" w:cstheme="majorBidi" w:eastAsiaTheme="majorEastAsia" w:hAnsiTheme="majorHAnsi"/>
       <w:b w:val="0"/>
       <w:bCs w:val="0"/>
-      <w:color w:themeColor="accent1" w:themeShade="BF" w:val="365F91"/>
     </w:rPr>
+  </w:style>
+  <w:style w:customStyle="1" w:styleId="CorpsdetexteCar" w:type="character">
+    <w:name w:val="Corps de texte Car"/>
+    <w:basedOn w:val="Policepardfaut"/>
+    <w:link w:val="Corpsdetexte"/>
+    <w:rsid w:val="009137D8"/>
+  </w:style>
+  <w:style w:styleId="Paragraphedeliste" w:type="paragraph">
+    <w:name w:val="List Paragraph"/>
+    <w:basedOn w:val="Normal"/>
+    <w:rsid w:val="005E0C3D"/>
+    <w:pPr>
+      <w:ind w:left="720"/>
+      <w:contextualSpacing/>
+    </w:pPr>
+  </w:style>
+  <w:style w:customStyle="1" w:styleId="Defaultul" w:type="numbering">
+    <w:name w:val="Default ul"/>
+    <w:basedOn w:val="Aucuneliste"/>
+    <w:uiPriority w:val="99"/>
+    <w:rsid w:val="005E0C3D"/>
+    <w:pPr>
+      <w:numPr>
+        <w:numId w:val="22"/>
+      </w:numPr>
+    </w:pPr>
+  </w:style>
+  <w:style w:customStyle="1" w:styleId="Defaultol" w:type="numbering">
+    <w:name w:val="Default ol"/>
+    <w:basedOn w:val="Aucuneliste"/>
+    <w:uiPriority w:val="99"/>
+    <w:rsid w:val="005E0C3D"/>
+    <w:pPr>
+      <w:numPr>
+        <w:numId w:val="23"/>
+      </w:numPr>
+    </w:pPr>
+  </w:style>
+  <w:style w:styleId="Pieddepage" w:type="paragraph">
+    <w:name w:val="footer"/>
+    <w:basedOn w:val="Normal"/>
+    <w:link w:val="PieddepageCar"/>
+    <w:unhideWhenUsed/>
+    <w:rsid w:val="00676DF8"/>
+    <w:pPr>
+      <w:tabs>
+        <w:tab w:pos="4536" w:val="center"/>
+        <w:tab w:pos="9072" w:val="right"/>
+      </w:tabs>
+      <w:spacing w:after="0"/>
+    </w:pPr>
+  </w:style>
+  <w:style w:customStyle="1" w:styleId="PieddepageCar" w:type="character">
+    <w:name w:val="Pied de page Car"/>
+    <w:basedOn w:val="Policepardfaut"/>
+    <w:link w:val="Pieddepage"/>
+    <w:rsid w:val="00676DF8"/>
+  </w:style>
+  <w:style w:styleId="Numrodepage" w:type="character">
+    <w:name w:val="page number"/>
+    <w:basedOn w:val="Policepardfaut"/>
+    <w:semiHidden/>
+    <w:unhideWhenUsed/>
+    <w:rsid w:val="00676DF8"/>
+  </w:style>
+  <w:style w:styleId="En-tte" w:type="paragraph">
+    <w:name w:val="header"/>
+    <w:basedOn w:val="Normal"/>
+    <w:link w:val="En-tteCar"/>
+    <w:unhideWhenUsed/>
+    <w:rsid w:val="003F65B2"/>
+    <w:pPr>
+      <w:tabs>
+        <w:tab w:pos="4536" w:val="center"/>
+        <w:tab w:pos="9072" w:val="right"/>
+      </w:tabs>
+      <w:spacing w:after="0"/>
+    </w:pPr>
+  </w:style>
+  <w:style w:customStyle="1" w:styleId="En-tteCar" w:type="character">
+    <w:name w:val="En-tête Car"/>
+    <w:basedOn w:val="Policepardfaut"/>
+    <w:link w:val="En-tte"/>
+    <w:rsid w:val="003F65B2"/>
   </w:style>
   <w:style w:type="paragraph" w:customStyle="1" w:styleId="SourceCode">
     <w:name w:val="Source Code"/>
@@ -9699,44 +14609,44 @@
         <a:sysClr val="window" lastClr="FFFFFF"/>
       </a:lt1>
       <a:dk2>
-        <a:srgbClr val="0E2841"/>
+        <a:srgbClr val="1F497D"/>
       </a:dk2>
       <a:lt2>
-        <a:srgbClr val="E8E8E8"/>
+        <a:srgbClr val="EEECE1"/>
       </a:lt2>
       <a:accent1>
-        <a:srgbClr val="156082"/>
+        <a:srgbClr val="4F81BD"/>
       </a:accent1>
       <a:accent2>
-        <a:srgbClr val="E97132"/>
+        <a:srgbClr val="C0504D"/>
       </a:accent2>
       <a:accent3>
-        <a:srgbClr val="196B24"/>
+        <a:srgbClr val="9BBB59"/>
       </a:accent3>
       <a:accent4>
-        <a:srgbClr val="0F9ED5"/>
+        <a:srgbClr val="8064A2"/>
       </a:accent4>
       <a:accent5>
-        <a:srgbClr val="A02B93"/>
+        <a:srgbClr val="4BACC6"/>
       </a:accent5>
       <a:accent6>
-        <a:srgbClr val="4EA72E"/>
+        <a:srgbClr val="F79646"/>
       </a:accent6>
       <a:hlink>
-        <a:srgbClr val="467886"/>
+        <a:srgbClr val="0000FF"/>
       </a:hlink>
       <a:folHlink>
-        <a:srgbClr val="96607D"/>
+        <a:srgbClr val="800080"/>
       </a:folHlink>
     </a:clrScheme>
     <a:fontScheme name="Office">
       <a:majorFont>
-        <a:latin typeface="Aptos Display" panose="02110004020202020204"/>
+        <a:latin typeface="Calibri"/>
         <a:ea typeface=""/>
         <a:cs typeface=""/>
-        <a:font script="Jpan" typeface="游ゴシック Light"/>
+        <a:font script="Jpan" typeface="ＭＳ ゴシック"/>
         <a:font script="Hang" typeface="맑은 고딕"/>
-        <a:font script="Hans" typeface="等线 Light"/>
+        <a:font script="Hans" typeface="宋体"/>
         <a:font script="Hant" typeface="新細明體"/>
         <a:font script="Arab" typeface="Times New Roman"/>
         <a:font script="Hebr" typeface="Times New Roman"/>
@@ -9763,32 +14673,14 @@
         <a:font script="Mong" typeface="Mongolian Baiti"/>
         <a:font script="Viet" typeface="Times New Roman"/>
         <a:font script="Uigh" typeface="Microsoft Uighur"/>
-        <a:font script="Geor" typeface="Sylfaen"/>
-        <a:font script="Armn" typeface="Arial"/>
-        <a:font script="Bugi" typeface="Leelawadee UI"/>
-        <a:font script="Bopo" typeface="Microsoft JhengHei"/>
-        <a:font script="Java" typeface="Javanese Text"/>
-        <a:font script="Lisu" typeface="Segoe UI"/>
-        <a:font script="Mymr" typeface="Myanmar Text"/>
-        <a:font script="Nkoo" typeface="Ebrima"/>
-        <a:font script="Olck" typeface="Nirmala UI"/>
-        <a:font script="Osma" typeface="Ebrima"/>
-        <a:font script="Phag" typeface="Phagspa"/>
-        <a:font script="Syrn" typeface="Estrangelo Edessa"/>
-        <a:font script="Syrj" typeface="Estrangelo Edessa"/>
-        <a:font script="Syre" typeface="Estrangelo Edessa"/>
-        <a:font script="Sora" typeface="Nirmala UI"/>
-        <a:font script="Tale" typeface="Microsoft Tai Le"/>
-        <a:font script="Talu" typeface="Microsoft New Tai Lue"/>
-        <a:font script="Tfng" typeface="Ebrima"/>
       </a:majorFont>
       <a:minorFont>
-        <a:latin typeface="Aptos" panose="02110004020202020204"/>
+        <a:latin typeface="Cambria"/>
         <a:ea typeface=""/>
         <a:cs typeface=""/>
-        <a:font script="Jpan" typeface="游明朝"/>
+        <a:font script="Jpan" typeface="ＭＳ 明朝"/>
         <a:font script="Hang" typeface="맑은 고딕"/>
-        <a:font script="Hans" typeface="等线"/>
+        <a:font script="Hans" typeface="宋体"/>
         <a:font script="Hant" typeface="新細明體"/>
         <a:font script="Arab" typeface="Arial"/>
         <a:font script="Hebr" typeface="Arial"/>
@@ -9815,24 +14707,6 @@
         <a:font script="Mong" typeface="Mongolian Baiti"/>
         <a:font script="Viet" typeface="Arial"/>
         <a:font script="Uigh" typeface="Microsoft Uighur"/>
-        <a:font script="Geor" typeface="Sylfaen"/>
-        <a:font script="Armn" typeface="Arial"/>
-        <a:font script="Bugi" typeface="Leelawadee UI"/>
-        <a:font script="Bopo" typeface="Microsoft JhengHei"/>
-        <a:font script="Java" typeface="Javanese Text"/>
-        <a:font script="Lisu" typeface="Segoe UI"/>
-        <a:font script="Mymr" typeface="Myanmar Text"/>
-        <a:font script="Nkoo" typeface="Ebrima"/>
-        <a:font script="Olck" typeface="Nirmala UI"/>
-        <a:font script="Osma" typeface="Ebrima"/>
-        <a:font script="Phag" typeface="Phagspa"/>
-        <a:font script="Syrn" typeface="Estrangelo Edessa"/>
-        <a:font script="Syrj" typeface="Estrangelo Edessa"/>
-        <a:font script="Syre" typeface="Estrangelo Edessa"/>
-        <a:font script="Sora" typeface="Nirmala UI"/>
-        <a:font script="Tale" typeface="Microsoft Tai Le"/>
-        <a:font script="Talu" typeface="Microsoft New Tai Lue"/>
-        <a:font script="Tfng" typeface="Ebrima"/>
       </a:minorFont>
     </a:fontScheme>
     <a:fmtScheme name="Office">
@@ -9844,141 +14718,200 @@
           <a:gsLst>
             <a:gs pos="0">
               <a:schemeClr val="phClr">
-                <a:lumMod val="110000"/>
-                <a:satMod val="105000"/>
-                <a:tint val="67000"/>
+                <a:tint val="50000"/>
+                <a:satMod val="300000"/>
               </a:schemeClr>
             </a:gs>
-            <a:gs pos="50000">
+            <a:gs pos="35000">
               <a:schemeClr val="phClr">
-                <a:lumMod val="105000"/>
-                <a:satMod val="103000"/>
-                <a:tint val="73000"/>
+                <a:tint val="37000"/>
+                <a:satMod val="300000"/>
               </a:schemeClr>
             </a:gs>
             <a:gs pos="100000">
               <a:schemeClr val="phClr">
-                <a:lumMod val="105000"/>
-                <a:satMod val="109000"/>
-                <a:tint val="81000"/>
+                <a:tint val="15000"/>
+                <a:satMod val="350000"/>
               </a:schemeClr>
             </a:gs>
           </a:gsLst>
-          <a:lin ang="5400000" scaled="0"/>
+          <a:lin ang="16200000" scaled="1"/>
         </a:gradFill>
         <a:gradFill rotWithShape="1">
           <a:gsLst>
             <a:gs pos="0">
               <a:schemeClr val="phClr">
-                <a:satMod val="103000"/>
-                <a:lumMod val="102000"/>
-                <a:tint val="94000"/>
-              </a:schemeClr>
-            </a:gs>
-            <a:gs pos="50000">
-              <a:schemeClr val="phClr">
-                <a:satMod val="110000"/>
-                <a:lumMod val="100000"/>
+                <a:tint val="100000"/>
                 <a:shade val="100000"/>
+                <a:satMod val="130000"/>
               </a:schemeClr>
             </a:gs>
             <a:gs pos="100000">
               <a:schemeClr val="phClr">
-                <a:lumMod val="99000"/>
-                <a:satMod val="120000"/>
-                <a:shade val="78000"/>
+                <a:tint val="50000"/>
+                <a:shade val="100000"/>
+                <a:satMod val="350000"/>
               </a:schemeClr>
             </a:gs>
           </a:gsLst>
-          <a:lin ang="5400000" scaled="0"/>
+          <a:lin ang="16200000" scaled="0"/>
         </a:gradFill>
       </a:fillStyleLst>
       <a:lnStyleLst>
-        <a:ln w="6350" cap="flat" cmpd="sng" algn="ctr">
+        <a:ln w="9525" cap="flat" cmpd="sng" algn="ctr">
+          <a:solidFill>
+            <a:schemeClr val="phClr">
+              <a:shade val="95000"/>
+              <a:satMod val="105000"/>
+            </a:schemeClr>
+          </a:solidFill>
+          <a:prstDash val="solid"/>
+        </a:ln>
+        <a:ln w="25400" cap="flat" cmpd="sng" algn="ctr">
           <a:solidFill>
             <a:schemeClr val="phClr"/>
           </a:solidFill>
           <a:prstDash val="solid"/>
-          <a:miter lim="800000"/>
         </a:ln>
-        <a:ln w="12700" cap="flat" cmpd="sng" algn="ctr">
+        <a:ln w="38100" cap="flat" cmpd="sng" algn="ctr">
           <a:solidFill>
             <a:schemeClr val="phClr"/>
           </a:solidFill>
           <a:prstDash val="solid"/>
-          <a:miter lim="800000"/>
-        </a:ln>
-        <a:ln w="19050" cap="flat" cmpd="sng" algn="ctr">
-          <a:solidFill>
-            <a:schemeClr val="phClr"/>
-          </a:solidFill>
-          <a:prstDash val="solid"/>
-          <a:miter lim="800000"/>
         </a:ln>
       </a:lnStyleLst>
       <a:effectStyleLst>
         <a:effectStyle>
-          <a:effectLst/>
-        </a:effectStyle>
-        <a:effectStyle>
-          <a:effectLst/>
+          <a:effectLst>
+            <a:outerShdw blurRad="40000" dist="20000" dir="5400000" rotWithShape="0">
+              <a:srgbClr val="000000">
+                <a:alpha val="38000"/>
+              </a:srgbClr>
+            </a:outerShdw>
+          </a:effectLst>
         </a:effectStyle>
         <a:effectStyle>
           <a:effectLst>
-            <a:outerShdw blurRad="57150" dist="19050" dir="5400000" algn="ctr" rotWithShape="0">
+            <a:outerShdw blurRad="40000" dist="23000" dir="5400000" rotWithShape="0">
               <a:srgbClr val="000000">
-                <a:alpha val="63000"/>
+                <a:alpha val="35000"/>
               </a:srgbClr>
             </a:outerShdw>
           </a:effectLst>
+        </a:effectStyle>
+        <a:effectStyle>
+          <a:effectLst>
+            <a:outerShdw blurRad="40000" dist="23000" dir="5400000" rotWithShape="0">
+              <a:srgbClr val="000000">
+                <a:alpha val="35000"/>
+              </a:srgbClr>
+            </a:outerShdw>
+          </a:effectLst>
+          <a:scene3d>
+            <a:camera prst="orthographicFront">
+              <a:rot lat="0" lon="0" rev="0"/>
+            </a:camera>
+            <a:lightRig rig="threePt" dir="t">
+              <a:rot lat="0" lon="0" rev="1200000"/>
+            </a:lightRig>
+          </a:scene3d>
+          <a:sp3d>
+            <a:bevelT w="63500" h="25400"/>
+          </a:sp3d>
         </a:effectStyle>
       </a:effectStyleLst>
       <a:bgFillStyleLst>
         <a:solidFill>
           <a:schemeClr val="phClr"/>
         </a:solidFill>
-        <a:solidFill>
-          <a:schemeClr val="phClr">
-            <a:tint val="95000"/>
-            <a:satMod val="170000"/>
-          </a:schemeClr>
-        </a:solidFill>
         <a:gradFill rotWithShape="1">
           <a:gsLst>
             <a:gs pos="0">
               <a:schemeClr val="phClr">
-                <a:tint val="93000"/>
-                <a:satMod val="150000"/>
-                <a:shade val="98000"/>
-                <a:lumMod val="102000"/>
+                <a:tint val="40000"/>
+                <a:satMod val="350000"/>
               </a:schemeClr>
             </a:gs>
-            <a:gs pos="50000">
+            <a:gs pos="40000">
               <a:schemeClr val="phClr">
-                <a:tint val="98000"/>
-                <a:satMod val="130000"/>
-                <a:shade val="90000"/>
-                <a:lumMod val="103000"/>
+                <a:tint val="45000"/>
+                <a:shade val="99000"/>
+                <a:satMod val="350000"/>
               </a:schemeClr>
             </a:gs>
             <a:gs pos="100000">
               <a:schemeClr val="phClr">
-                <a:shade val="63000"/>
-                <a:satMod val="120000"/>
+                <a:shade val="20000"/>
+                <a:satMod val="255000"/>
               </a:schemeClr>
             </a:gs>
           </a:gsLst>
-          <a:lin ang="5400000" scaled="0"/>
+          <a:path path="circle">
+            <a:fillToRect l="50000" t="-80000" r="50000" b="180000"/>
+          </a:path>
+        </a:gradFill>
+        <a:gradFill rotWithShape="1">
+          <a:gsLst>
+            <a:gs pos="0">
+              <a:schemeClr val="phClr">
+                <a:tint val="80000"/>
+                <a:satMod val="300000"/>
+              </a:schemeClr>
+            </a:gs>
+            <a:gs pos="100000">
+              <a:schemeClr val="phClr">
+                <a:shade val="30000"/>
+                <a:satMod val="200000"/>
+              </a:schemeClr>
+            </a:gs>
+          </a:gsLst>
+          <a:path path="circle">
+            <a:fillToRect l="50000" t="50000" r="50000" b="50000"/>
+          </a:path>
         </a:gradFill>
       </a:bgFillStyleLst>
     </a:fmtScheme>
   </a:themeElements>
-  <a:objectDefaults/>
+  <a:objectDefaults>
+    <a:spDef>
+      <a:spPr/>
+      <a:bodyPr/>
+      <a:lstStyle/>
+      <a:style>
+        <a:lnRef idx="1">
+          <a:schemeClr val="accent1"/>
+        </a:lnRef>
+        <a:fillRef idx="3">
+          <a:schemeClr val="accent1"/>
+        </a:fillRef>
+        <a:effectRef idx="2">
+          <a:schemeClr val="accent1"/>
+        </a:effectRef>
+        <a:fontRef idx="minor">
+          <a:schemeClr val="lt1"/>
+        </a:fontRef>
+      </a:style>
+    </a:spDef>
+    <a:lnDef>
+      <a:spPr/>
+      <a:bodyPr/>
+      <a:lstStyle/>
+      <a:style>
+        <a:lnRef idx="2">
+          <a:schemeClr val="accent1"/>
+        </a:lnRef>
+        <a:fillRef idx="0">
+          <a:schemeClr val="accent1"/>
+        </a:fillRef>
+        <a:effectRef idx="1">
+          <a:schemeClr val="accent1"/>
+        </a:effectRef>
+        <a:fontRef idx="minor">
+          <a:schemeClr val="tx1"/>
+        </a:fontRef>
+      </a:style>
+    </a:lnDef>
+  </a:objectDefaults>
   <a:extraClrSchemeLst/>
-  <a:extLst>
-    <a:ext uri="{05A4C25C-085E-4340-85A3-A5531E510DB2}">
-      <thm15:themeFamily xmlns:thm15="http://schemas.microsoft.com/office/thememl/2012/main" name="Office Theme" id="{2E142A2C-CD16-42D6-873A-C26D2A0506FA}" vid="{1BDDFF52-6CD6-40A5-AB3C-68EB2F1E4D0A}"/>
-    </a:ext>
-  </a:extLst>
 </a:theme>
 </file>